--- a/Windows程序设计-期末作业2026.docx
+++ b/Windows程序设计-期末作业2026.docx
@@ -2545,43 +2545,48 @@
       <w:pPr>
         <w:jc w:val="center"/>
       </w:pPr>
+    </w:p>
+    <w:p>
+      <w:pPr>
+        <w:jc w:val="center"/>
+      </w:pPr>
       <w:r>
         <w:drawing>
-          <wp:inline distT="0" distB="0" distL="114300" distR="114300">
-            <wp:extent cx="1696720" cy="1009650"/>
+          <wp:inline distT="0" distB="0" distL="0" distR="0">
+            <wp:extent cx="4572000" cy="3226561"/>
             <wp:effectExtent l="0" t="0" r="0" b="0"/>
-            <wp:docPr id="2" name="Picture 2"/>
+            <wp:docPr id="12" name="Picture 12"/>
             <wp:cNvGraphicFramePr>
-              <a:graphicFrameLocks xmlns:a="http://schemas.openxmlformats.org/drawingml/2006/main" noChangeAspect="1"/>
+              <ns2:graphicFrameLocks xmlns:ns2="http://schemas.openxmlformats.org/drawingml/2006/main" noChangeAspect="1"/>
             </wp:cNvGraphicFramePr>
-            <a:graphic xmlns:a="http://schemas.openxmlformats.org/drawingml/2006/main">
-              <a:graphicData uri="http://schemas.openxmlformats.org/drawingml/2006/picture">
-                <pic:pic xmlns:pic="http://schemas.openxmlformats.org/drawingml/2006/picture">
-                  <pic:nvPicPr>
-                    <pic:cNvPr id="2" name="Picture 2"/>
-                    <pic:cNvPicPr>
-                      <a:picLocks noChangeAspect="1"/>
-                    </pic:cNvPicPr>
-                  </pic:nvPicPr>
-                  <pic:blipFill>
-                    <a:blip r:embed="rId8"/>
-                    <a:srcRect l="9938" t="17833" r="48827" b="38546"/>
-                    <a:stretch>
-                      <a:fillRect/>
-                    </a:stretch>
-                  </pic:blipFill>
-                  <pic:spPr>
-                    <a:xfrm>
-                      <a:off x="0" y="0"/>
-                      <a:ext cx="1696720" cy="1009650"/>
-                    </a:xfrm>
-                    <a:prstGeom prst="rect">
-                      <a:avLst/>
-                    </a:prstGeom>
-                  </pic:spPr>
-                </pic:pic>
-              </a:graphicData>
-            </a:graphic>
+            <ns3:graphic xmlns:ns3="http://schemas.openxmlformats.org/drawingml/2006/main">
+              <ns3:graphicData uri="http://schemas.openxmlformats.org/drawingml/2006/picture">
+                <ns4:pic xmlns:ns4="http://schemas.openxmlformats.org/drawingml/2006/picture">
+                  <ns4:nvPicPr>
+                    <ns4:cNvPr id="12" name="Picture 12"/>
+                    <ns4:cNvPicPr>
+                      <ns3:picLocks noChangeAspect="1"/>
+                    </ns4:cNvPicPr>
+                  </ns4:nvPicPr>
+                  <ns4:blipFill>
+                    <ns3:blip r:embed="rId12"/>
+                    <ns3:srcRect/>
+                    <ns3:stretch>
+                      <ns3:fillRect/>
+                    </ns3:stretch>
+                  </ns4:blipFill>
+                  <ns4:spPr>
+                    <ns3:xfrm>
+                      <ns3:off x="0" y="0"/>
+                      <ns3:ext cx="4572000" cy="3226561"/>
+                    </ns3:xfrm>
+                    <ns3:prstGeom prst="rect">
+                      <ns3:avLst/>
+                    </ns3:prstGeom>
+                  </ns4:spPr>
+                </ns4:pic>
+              </ns3:graphicData>
+            </ns3:graphic>
           </wp:inline>
         </w:drawing>
       </w:r>
@@ -2596,49 +2601,6 @@
           <w:sz w:val="18"/>
         </w:rPr>
         <w:t>图1：多媒体播放器应用程序主界面</w:t>
-      </w:r>
-    </w:p>
-    <w:p>
-      <w:pPr>
-        <w:jc w:val="center"/>
-      </w:pPr>
-      <w:r>
-        <w:rPr/>
-        <wp:drawing>
-          <wp:inline>
-            <wp:extent cx="4572000" cy="3226561"/>
-            <wp:effectExtent l="0" t="0" r="0" b="0"/>
-            <wp:docPr id="5" name="Picture"/>
-            <ns0:graphic xmlns:ns0="http://schemas.openxmlformats.org/drawingml/2006/main">
-              <ns0:graphicData uri="http://schemas.openxmlformats.org/drawingml/2006/picture">
-                <ns1:pic xmlns:ns1="http://schemas.openxmlformats.org/drawingml/2006/picture">
-                  <ns1:nvPicPr>
-                    <ns1:cNvPr id="5" name="Screenshot"/>
-                    <ns1:cNvPicPr/>
-                  </ns1:nvPicPr>
-                  <ns1:blipFill>
-                    <ns0:blip r:embed="rId11" cstate="print"/>
-                    <ns0:stretch>
-                      <ns0:fillRect/>
-                    </ns0:stretch>
-                  </ns1:blipFill>
-                  <ns1:spPr>
-                    <ns0:xfrm ext="l">
-                      <ns0:off x="0" y="0"/>
-                      <ns0:ext cx="4572000" cy="3226561"/>
-                    </ns0:xfrm>
-                    <ns0:prstGeom prst="rect">
-                      <ns0:noFill/>
-                    </ns0:prstGeom>
-                    <ns0:ln>
-                      <ns0:noFill/>
-                    </ns0:ln>
-                  </ns1:spPr>
-                </ns1:pic>
-              </ns0:graphicData>
-            </ns0:graphic>
-          </wp:inline>
-        </wp:drawing>
       </w:r>
     </w:p>
     <w:p>

--- a/Windows程序设计-期末作业2026.docx
+++ b/Windows程序设计-期末作业2026.docx
@@ -1633,50 +1633,691 @@
     </w:p>
     <w:p>
       <w:pPr>
-        <w:ind w:firstLine="480"/>
-      </w:pPr>
-      <w:r>
-        <w:rPr>
-          <w:rFonts w:eastAsia="宋体" w:ascii="宋体"/>
-          <w:sz w:val="18"/>
-          <w:szCs w:val="18"/>
-        </w:rPr>
-        <w:t xml:space="preserve">（以下为PlayerService核心代码，详见Services/PlayerService.cs）：</w:t>
-      </w:r>
-    </w:p>
-    <w:p>
-      <w:pPr/>
-      <w:r>
-        <w:rPr>
-          <w:rFonts w:eastAsia="Consolas" w:ascii="Consolas"/>
-          <w:sz w:val="14"/>
-          <w:szCs w:val="14"/>
-        </w:rPr>
-        <w:t xml:space="preserve">public class PlayerService : IDisposable
-{
-    private IWavePlayer? _waveOutDevice;  // 音频输出设备
-    private WaveStream? _audioStream;     // 音频流（基类，支持多态：AudioFileReader/MediaFoundationReader）
-    private float _volume = 0.8f;
+        <w:rPr>
+          <w:rFonts w:hint="eastAsia" w:ascii="Times New Roman" w:hAnsi="Times New Roman" w:eastAsia="宋体"/>
+          <w:sz w:val="21"/>
+          <w:szCs w:val="21"/>
+        </w:rPr>
+      </w:pPr>
+      <w:r>
+        <w:rPr>
+          <w:rFonts w:hint="eastAsia" w:ascii="Times New Roman" w:hAnsi="Times New Roman" w:eastAsia="宋体"/>
+          <w:sz w:val="21"/>
+          <w:szCs w:val="21"/>
+        </w:rPr>
+        <w:t>（以下为PlayerService核心代码，详见Services/PlayerService.cs）：</w:t>
+      </w:r>
+    </w:p>
+    <w:p>
+      <w:pPr>
+        <w:rPr>
+          <w:rFonts w:hint="eastAsia" w:ascii="Times New Roman" w:hAnsi="Times New Roman" w:eastAsia="宋体"/>
+          <w:sz w:val="21"/>
+          <w:szCs w:val="21"/>
+        </w:rPr>
+      </w:pPr>
+      <w:r>
+        <w:rPr>
+          <w:rFonts w:hint="eastAsia" w:ascii="Times New Roman" w:hAnsi="Times New Roman" w:eastAsia="宋体"/>
+          <w:sz w:val="21"/>
+          <w:szCs w:val="21"/>
+        </w:rPr>
+        <w:t>public class PlayerService : IDisposable
+</w:t>
+      </w:r>
+    </w:p>
+    <w:p>
+      <w:pPr>
+        <w:rPr>
+          <w:rFonts w:hint="eastAsia" w:ascii="Times New Roman" w:hAnsi="Times New Roman" w:eastAsia="宋体"/>
+          <w:sz w:val="21"/>
+          <w:szCs w:val="21"/>
+        </w:rPr>
+      </w:pPr>
+      <w:r>
+        <w:rPr>
+          <w:rFonts w:hint="eastAsia" w:ascii="Times New Roman" w:hAnsi="Times New Roman" w:eastAsia="宋体"/>
+          <w:sz w:val="21"/>
+          <w:szCs w:val="21"/>
+        </w:rPr>
+        <w:t xml:space="preserve">{
+  </w:t>
+      </w:r>
+    </w:p>
+    <w:p>
+      <w:pPr>
+        <w:ind w:left="420" w:leftChars="0" w:firstLine="420" w:firstLineChars="0"/>
+        <w:rPr>
+          <w:rFonts w:hint="eastAsia" w:ascii="Times New Roman" w:hAnsi="Times New Roman" w:eastAsia="宋体"/>
+          <w:sz w:val="21"/>
+          <w:szCs w:val="21"/>
+        </w:rPr>
+      </w:pPr>
+      <w:r>
+        <w:rPr>
+          <w:rFonts w:hint="eastAsia" w:ascii="Times New Roman" w:hAnsi="Times New Roman" w:eastAsia="宋体"/>
+          <w:sz w:val="21"/>
+          <w:szCs w:val="21"/>
+        </w:rPr>
+        <w:t xml:space="preserve">private IWavePlayer? _waveOutDevice;  // 音频输出设备
+    </w:t>
+      </w:r>
+    </w:p>
+    <w:p>
+      <w:pPr>
+        <w:ind w:left="420" w:leftChars="0" w:firstLine="420" w:firstLineChars="0"/>
+        <w:rPr>
+          <w:rFonts w:hint="eastAsia" w:ascii="Times New Roman" w:hAnsi="Times New Roman" w:eastAsia="宋体"/>
+          <w:sz w:val="21"/>
+          <w:szCs w:val="21"/>
+        </w:rPr>
+      </w:pPr>
+      <w:r>
+        <w:rPr>
+          <w:rFonts w:hint="eastAsia" w:ascii="Times New Roman" w:hAnsi="Times New Roman" w:eastAsia="宋体"/>
+          <w:sz w:val="21"/>
+          <w:szCs w:val="21"/>
+        </w:rPr>
+        <w:t xml:space="preserve">private WaveStream? _audioStream;     // 音频流   </w:t>
+      </w:r>
+    </w:p>
+    <w:p>
+      <w:pPr>
+        <w:ind w:left="420" w:leftChars="0" w:firstLine="420" w:firstLineChars="0"/>
+        <w:rPr>
+          <w:rFonts w:hint="eastAsia" w:ascii="Times New Roman" w:hAnsi="Times New Roman" w:eastAsia="宋体"/>
+          <w:sz w:val="21"/>
+          <w:szCs w:val="21"/>
+        </w:rPr>
+      </w:pPr>
+      <w:r>
+        <w:rPr>
+          <w:rFonts w:hint="eastAsia" w:ascii="Times New Roman" w:hAnsi="Times New Roman" w:eastAsia="宋体"/>
+          <w:sz w:val="21"/>
+          <w:szCs w:val="21"/>
+        </w:rPr>
+        <w:t xml:space="preserve">private float _volume = 0.8f;
     /// 加载本地文件
-    public void LoadAndPlay(string filePath) {
-        Stop(); CleanupStream();
-        if (!File.Exists(filePath)) { ErrorOccurred?.Invoke(...); return; }
-        _audioStream = new AudioFileReader(filePath);  // 本地文件读取器
-        SetupPlayback();
-    }
-    /// 加载网络流（流媒体处理）
-    public void LoadAndPlayUrl(string url) {
-        Stop(); CleanupStream();
-        _audioStream = new MediaFoundationReader(url);  // 网络流读取器
-        SetupPlayback();
-    }
-    /// 使用WaveChannel32包装器实现统一音量控制
-    private void SetupPlayback() {
-        var vp = new WaveChannel32(_audioStream) { Volume = _volume };
-        _waveOutDevice.Init(vp);
-        _waveOutDevice.Play();
-    }
-}</w:t>
+    </w:t>
+      </w:r>
+    </w:p>
+    <w:p>
+      <w:pPr>
+        <w:ind w:firstLine="420" w:firstLineChars="0"/>
+        <w:rPr>
+          <w:rFonts w:hint="eastAsia" w:ascii="Times New Roman" w:hAnsi="Times New Roman" w:eastAsia="宋体"/>
+          <w:sz w:val="21"/>
+          <w:szCs w:val="21"/>
+        </w:rPr>
+      </w:pPr>
+      <w:r>
+        <w:rPr>
+          <w:rFonts w:hint="eastAsia" w:ascii="Times New Roman" w:hAnsi="Times New Roman" w:eastAsia="宋体"/>
+          <w:sz w:val="21"/>
+          <w:szCs w:val="21"/>
+        </w:rPr>
+        <w:t xml:space="preserve">public void LoadAndPlay(string filePath) </w:t>
+      </w:r>
+    </w:p>
+    <w:p>
+      <w:pPr>
+        <w:ind w:firstLine="420" w:firstLineChars="0"/>
+        <w:rPr>
+          <w:rFonts w:hint="eastAsia" w:ascii="Times New Roman" w:hAnsi="Times New Roman" w:eastAsia="宋体"/>
+          <w:sz w:val="21"/>
+          <w:szCs w:val="21"/>
+        </w:rPr>
+      </w:pPr>
+      <w:r>
+        <w:rPr>
+          <w:rFonts w:hint="eastAsia" w:ascii="Times New Roman" w:hAnsi="Times New Roman" w:eastAsia="宋体"/>
+          <w:sz w:val="21"/>
+          <w:szCs w:val="21"/>
+        </w:rPr>
+        <w:t xml:space="preserve">{
+        </w:t>
+      </w:r>
+    </w:p>
+    <w:p>
+      <w:pPr>
+        <w:ind w:left="420" w:leftChars="0" w:firstLine="420" w:firstLineChars="0"/>
+        <w:rPr>
+          <w:rFonts w:hint="eastAsia" w:ascii="Times New Roman" w:hAnsi="Times New Roman" w:eastAsia="宋体"/>
+          <w:sz w:val="21"/>
+          <w:szCs w:val="21"/>
+        </w:rPr>
+      </w:pPr>
+      <w:r>
+        <w:rPr>
+          <w:rFonts w:hint="eastAsia" w:ascii="Times New Roman" w:hAnsi="Times New Roman" w:eastAsia="宋体"/>
+          <w:sz w:val="21"/>
+          <w:szCs w:val="21"/>
+        </w:rPr>
+        <w:t xml:space="preserve">Stop(); </w:t>
+      </w:r>
+    </w:p>
+    <w:p>
+      <w:pPr>
+        <w:ind w:left="420" w:leftChars="0" w:firstLine="420" w:firstLineChars="0"/>
+        <w:rPr>
+          <w:rFonts w:hint="eastAsia" w:ascii="Times New Roman" w:hAnsi="Times New Roman" w:eastAsia="宋体"/>
+          <w:sz w:val="21"/>
+          <w:szCs w:val="21"/>
+        </w:rPr>
+      </w:pPr>
+      <w:r>
+        <w:rPr>
+          <w:rFonts w:hint="eastAsia" w:ascii="Times New Roman" w:hAnsi="Times New Roman" w:eastAsia="宋体"/>
+          <w:sz w:val="21"/>
+          <w:szCs w:val="21"/>
+        </w:rPr>
+        <w:t xml:space="preserve">CleanupStream();
+        </w:t>
+      </w:r>
+    </w:p>
+    <w:p>
+      <w:pPr>
+        <w:ind w:left="420" w:leftChars="0" w:firstLine="420" w:firstLineChars="0"/>
+        <w:rPr>
+          <w:rFonts w:hint="eastAsia" w:ascii="Times New Roman" w:hAnsi="Times New Roman" w:eastAsia="宋体"/>
+          <w:sz w:val="21"/>
+          <w:szCs w:val="21"/>
+        </w:rPr>
+      </w:pPr>
+      <w:r>
+        <w:rPr>
+          <w:rFonts w:hint="eastAsia" w:ascii="Times New Roman" w:hAnsi="Times New Roman" w:eastAsia="宋体"/>
+          <w:sz w:val="21"/>
+          <w:szCs w:val="21"/>
+        </w:rPr>
+        <w:t xml:space="preserve">if (!File.Exists(filePath)) </w:t>
+      </w:r>
+    </w:p>
+    <w:p>
+      <w:pPr>
+        <w:ind w:left="840" w:leftChars="0" w:firstLine="420" w:firstLineChars="0"/>
+        <w:rPr>
+          <w:rFonts w:hint="eastAsia" w:ascii="Times New Roman" w:hAnsi="Times New Roman" w:eastAsia="宋体"/>
+          <w:sz w:val="21"/>
+          <w:szCs w:val="21"/>
+        </w:rPr>
+      </w:pPr>
+      <w:r>
+        <w:rPr>
+          <w:rFonts w:hint="eastAsia" w:ascii="Times New Roman" w:hAnsi="Times New Roman" w:eastAsia="宋体"/>
+          <w:sz w:val="21"/>
+          <w:szCs w:val="21"/>
+        </w:rPr>
+        <w:t xml:space="preserve">{ </w:t>
+      </w:r>
+    </w:p>
+    <w:p>
+      <w:pPr>
+        <w:ind w:left="1260" w:leftChars="0" w:firstLine="420" w:firstLineChars="0"/>
+        <w:rPr>
+          <w:rFonts w:hint="eastAsia" w:ascii="Times New Roman" w:hAnsi="Times New Roman" w:eastAsia="宋体"/>
+          <w:sz w:val="21"/>
+          <w:szCs w:val="21"/>
+        </w:rPr>
+      </w:pPr>
+      <w:r>
+        <w:rPr>
+          <w:rFonts w:hint="eastAsia" w:ascii="Times New Roman" w:hAnsi="Times New Roman" w:eastAsia="宋体"/>
+          <w:sz w:val="21"/>
+          <w:szCs w:val="21"/>
+        </w:rPr>
+        <w:t>ErrorOccurred?.Invoke(...);</w:t>
+      </w:r>
+    </w:p>
+    <w:p>
+      <w:pPr>
+        <w:ind w:left="1260" w:leftChars="0" w:firstLine="420" w:firstLineChars="0"/>
+        <w:rPr>
+          <w:rFonts w:hint="eastAsia" w:ascii="Times New Roman" w:hAnsi="Times New Roman" w:eastAsia="宋体"/>
+          <w:sz w:val="21"/>
+          <w:szCs w:val="21"/>
+        </w:rPr>
+      </w:pPr>
+      <w:r>
+        <w:rPr>
+          <w:rFonts w:hint="eastAsia" w:ascii="Times New Roman" w:hAnsi="Times New Roman" w:eastAsia="宋体"/>
+          <w:sz w:val="21"/>
+          <w:szCs w:val="21"/>
+        </w:rPr>
+        <w:t xml:space="preserve"> return; </w:t>
+      </w:r>
+    </w:p>
+    <w:p>
+      <w:pPr>
+        <w:ind w:left="840" w:leftChars="0" w:firstLine="420" w:firstLineChars="0"/>
+        <w:rPr>
+          <w:rFonts w:hint="eastAsia" w:ascii="Times New Roman" w:hAnsi="Times New Roman" w:eastAsia="宋体"/>
+          <w:sz w:val="21"/>
+          <w:szCs w:val="21"/>
+        </w:rPr>
+      </w:pPr>
+      <w:r>
+        <w:rPr>
+          <w:rFonts w:hint="eastAsia" w:ascii="Times New Roman" w:hAnsi="Times New Roman" w:eastAsia="宋体"/>
+          <w:sz w:val="21"/>
+          <w:szCs w:val="21"/>
+        </w:rPr>
+        <w:t xml:space="preserve">}
+        </w:t>
+      </w:r>
+    </w:p>
+    <w:p>
+      <w:pPr>
+        <w:ind w:firstLine="420" w:firstLineChars="0"/>
+        <w:rPr>
+          <w:rFonts w:hint="eastAsia" w:ascii="Times New Roman" w:hAnsi="Times New Roman" w:eastAsia="宋体"/>
+          <w:sz w:val="21"/>
+          <w:szCs w:val="21"/>
+        </w:rPr>
+      </w:pPr>
+      <w:r>
+        <w:rPr>
+          <w:rFonts w:hint="eastAsia" w:ascii="Times New Roman" w:hAnsi="Times New Roman" w:eastAsia="宋体"/>
+          <w:sz w:val="21"/>
+          <w:szCs w:val="21"/>
+        </w:rPr>
+        <w:t xml:space="preserve">_audioStream = new AudioFileReader(filePath);  // 本地文件读取器
+        </w:t>
+      </w:r>
+      <w:r>
+        <w:rPr>
+          <w:rFonts w:hint="eastAsia"/>
+          <w:sz w:val="21"/>
+          <w:szCs w:val="21"/>
+          <w:lang w:val="en-US" w:eastAsia="zh-CN"/>
+        </w:rPr>
+        <w:tab/>
+      </w:r>
+      <w:r>
+        <w:rPr>
+          <w:rFonts w:hint="eastAsia" w:ascii="Times New Roman" w:hAnsi="Times New Roman" w:eastAsia="宋体"/>
+          <w:sz w:val="21"/>
+          <w:szCs w:val="21"/>
+        </w:rPr>
+        <w:t xml:space="preserve">SetupPlayback();
+    </w:t>
+      </w:r>
+    </w:p>
+    <w:p>
+      <w:pPr>
+        <w:ind w:firstLine="420" w:firstLineChars="0"/>
+        <w:rPr>
+          <w:rFonts w:hint="eastAsia" w:ascii="Times New Roman" w:hAnsi="Times New Roman" w:eastAsia="宋体"/>
+          <w:sz w:val="21"/>
+          <w:szCs w:val="21"/>
+        </w:rPr>
+      </w:pPr>
+      <w:r>
+        <w:rPr>
+          <w:rFonts w:hint="eastAsia" w:ascii="Times New Roman" w:hAnsi="Times New Roman" w:eastAsia="宋体"/>
+          <w:sz w:val="21"/>
+          <w:szCs w:val="21"/>
+        </w:rPr>
+        <w:t xml:space="preserve">}
+  </w:t>
+      </w:r>
+    </w:p>
+    <w:p>
+      <w:pPr>
+        <w:ind w:firstLine="420" w:firstLineChars="0"/>
+        <w:rPr>
+          <w:rFonts w:hint="eastAsia" w:ascii="Times New Roman" w:hAnsi="Times New Roman" w:eastAsia="宋体"/>
+          <w:sz w:val="21"/>
+          <w:szCs w:val="21"/>
+        </w:rPr>
+      </w:pPr>
+      <w:r>
+        <w:rPr>
+          <w:rFonts w:hint="eastAsia" w:ascii="Times New Roman" w:hAnsi="Times New Roman" w:eastAsia="宋体"/>
+          <w:sz w:val="21"/>
+          <w:szCs w:val="21"/>
+        </w:rPr>
+        <w:t xml:space="preserve">/// 加载网络流（流媒体处理）
+    </w:t>
+      </w:r>
+    </w:p>
+    <w:p>
+      <w:pPr>
+        <w:ind w:firstLine="420" w:firstLineChars="0"/>
+        <w:rPr>
+          <w:rFonts w:hint="eastAsia" w:ascii="Times New Roman" w:hAnsi="Times New Roman" w:eastAsia="宋体"/>
+          <w:sz w:val="21"/>
+          <w:szCs w:val="21"/>
+        </w:rPr>
+      </w:pPr>
+      <w:r>
+        <w:rPr>
+          <w:rFonts w:hint="eastAsia" w:ascii="Times New Roman" w:hAnsi="Times New Roman" w:eastAsia="宋体"/>
+          <w:sz w:val="21"/>
+          <w:szCs w:val="21"/>
+        </w:rPr>
+        <w:t xml:space="preserve">public void LoadAndPlayUrl(string url) </w:t>
+      </w:r>
+    </w:p>
+    <w:p>
+      <w:pPr>
+        <w:ind w:firstLine="420" w:firstLineChars="0"/>
+        <w:rPr>
+          <w:rFonts w:hint="eastAsia" w:ascii="Times New Roman" w:hAnsi="Times New Roman" w:eastAsia="宋体"/>
+          <w:sz w:val="21"/>
+          <w:szCs w:val="21"/>
+        </w:rPr>
+      </w:pPr>
+      <w:r>
+        <w:rPr>
+          <w:rFonts w:hint="eastAsia" w:ascii="Times New Roman" w:hAnsi="Times New Roman" w:eastAsia="宋体"/>
+          <w:sz w:val="21"/>
+          <w:szCs w:val="21"/>
+        </w:rPr>
+        <w:t xml:space="preserve">{
+        </w:t>
+      </w:r>
+    </w:p>
+    <w:p>
+      <w:pPr>
+        <w:ind w:left="420" w:leftChars="0" w:firstLine="420" w:firstLineChars="0"/>
+        <w:rPr>
+          <w:rFonts w:hint="eastAsia" w:ascii="Times New Roman" w:hAnsi="Times New Roman" w:eastAsia="宋体"/>
+          <w:sz w:val="21"/>
+          <w:szCs w:val="21"/>
+        </w:rPr>
+      </w:pPr>
+      <w:r>
+        <w:rPr>
+          <w:rFonts w:hint="eastAsia" w:ascii="Times New Roman" w:hAnsi="Times New Roman" w:eastAsia="宋体"/>
+          <w:sz w:val="21"/>
+          <w:szCs w:val="21"/>
+        </w:rPr>
+        <w:t>Stop();</w:t>
+      </w:r>
+    </w:p>
+    <w:p>
+      <w:pPr>
+        <w:ind w:left="420" w:leftChars="0" w:firstLine="420" w:firstLineChars="0"/>
+        <w:rPr>
+          <w:rFonts w:hint="eastAsia" w:ascii="Times New Roman" w:hAnsi="Times New Roman" w:eastAsia="宋体"/>
+          <w:sz w:val="21"/>
+          <w:szCs w:val="21"/>
+        </w:rPr>
+      </w:pPr>
+      <w:r>
+        <w:rPr>
+          <w:rFonts w:hint="eastAsia" w:ascii="Times New Roman" w:hAnsi="Times New Roman" w:eastAsia="宋体"/>
+          <w:sz w:val="21"/>
+          <w:szCs w:val="21"/>
+        </w:rPr>
+        <w:t xml:space="preserve">CleanupStream();
+        </w:t>
+      </w:r>
+    </w:p>
+    <w:p>
+      <w:pPr>
+        <w:ind w:left="420" w:leftChars="0" w:firstLine="420" w:firstLineChars="0"/>
+        <w:rPr>
+          <w:rFonts w:hint="eastAsia" w:ascii="Times New Roman" w:hAnsi="Times New Roman" w:eastAsia="宋体"/>
+          <w:sz w:val="21"/>
+          <w:szCs w:val="21"/>
+        </w:rPr>
+      </w:pPr>
+      <w:r>
+        <w:rPr>
+          <w:rFonts w:hint="eastAsia" w:ascii="Times New Roman" w:hAnsi="Times New Roman" w:eastAsia="宋体"/>
+          <w:sz w:val="21"/>
+          <w:szCs w:val="21"/>
+        </w:rPr>
+        <w:t xml:space="preserve">_audioStream = new MediaFoundationReader(url);  // 网络流读取器
+        </w:t>
+      </w:r>
+      <w:r>
+        <w:rPr>
+          <w:rFonts w:hint="eastAsia"/>
+          <w:sz w:val="21"/>
+          <w:szCs w:val="21"/>
+          <w:lang w:val="en-US" w:eastAsia="zh-CN"/>
+        </w:rPr>
+        <w:tab/>
+      </w:r>
+      <w:r>
+        <w:rPr>
+          <w:rFonts w:hint="eastAsia" w:ascii="Times New Roman" w:hAnsi="Times New Roman" w:eastAsia="宋体"/>
+          <w:sz w:val="21"/>
+          <w:szCs w:val="21"/>
+        </w:rPr>
+        <w:t xml:space="preserve">SetupPlayback();
+    </w:t>
+      </w:r>
+    </w:p>
+    <w:p>
+      <w:pPr>
+        <w:ind w:firstLine="420" w:firstLineChars="0"/>
+        <w:rPr>
+          <w:rFonts w:hint="eastAsia" w:ascii="Times New Roman" w:hAnsi="Times New Roman" w:eastAsia="宋体"/>
+          <w:sz w:val="21"/>
+          <w:szCs w:val="21"/>
+        </w:rPr>
+      </w:pPr>
+      <w:r>
+        <w:rPr>
+          <w:rFonts w:hint="eastAsia" w:ascii="Times New Roman" w:hAnsi="Times New Roman" w:eastAsia="宋体"/>
+          <w:sz w:val="21"/>
+          <w:szCs w:val="21"/>
+        </w:rPr>
+        <w:t xml:space="preserve">}
+   </w:t>
+      </w:r>
+    </w:p>
+    <w:p>
+      <w:pPr>
+        <w:ind w:firstLine="420" w:firstLineChars="0"/>
+        <w:rPr>
+          <w:rFonts w:hint="eastAsia" w:ascii="Times New Roman" w:hAnsi="Times New Roman" w:eastAsia="宋体"/>
+          <w:sz w:val="21"/>
+          <w:szCs w:val="21"/>
+        </w:rPr>
+      </w:pPr>
+      <w:r>
+        <w:rPr>
+          <w:rFonts w:hint="eastAsia" w:ascii="Times New Roman" w:hAnsi="Times New Roman" w:eastAsia="宋体"/>
+          <w:sz w:val="21"/>
+          <w:szCs w:val="21"/>
+        </w:rPr>
+        <w:t xml:space="preserve"> /// 使用WaveChannel32包装器实现统一音量控制
+   </w:t>
+      </w:r>
+    </w:p>
+    <w:p>
+      <w:pPr>
+        <w:rPr>
+          <w:rFonts w:hint="eastAsia" w:ascii="Times New Roman" w:hAnsi="Times New Roman" w:eastAsia="宋体"/>
+          <w:sz w:val="21"/>
+          <w:szCs w:val="21"/>
+        </w:rPr>
+      </w:pPr>
+      <w:r>
+        <w:rPr>
+          <w:rFonts w:hint="eastAsia" w:ascii="Times New Roman" w:hAnsi="Times New Roman" w:eastAsia="宋体"/>
+          <w:sz w:val="21"/>
+          <w:szCs w:val="21"/>
+        </w:rPr>
+        <w:t xml:space="preserve"> </w:t>
+      </w:r>
+      <w:r>
+        <w:rPr>
+          <w:rFonts w:hint="eastAsia"/>
+          <w:sz w:val="21"/>
+          <w:szCs w:val="21"/>
+          <w:lang w:val="en-US" w:eastAsia="zh-CN"/>
+        </w:rPr>
+        <w:tab/>
+      </w:r>
+      <w:r>
+        <w:rPr>
+          <w:rFonts w:hint="eastAsia" w:ascii="Times New Roman" w:hAnsi="Times New Roman" w:eastAsia="宋体"/>
+          <w:sz w:val="21"/>
+          <w:szCs w:val="21"/>
+        </w:rPr>
+        <w:t xml:space="preserve">private void SetupPlayback() </w:t>
+      </w:r>
+    </w:p>
+    <w:p>
+      <w:pPr>
+        <w:ind w:firstLine="420" w:firstLineChars="0"/>
+        <w:rPr>
+          <w:rFonts w:hint="eastAsia" w:ascii="Times New Roman" w:hAnsi="Times New Roman" w:eastAsia="宋体"/>
+          <w:sz w:val="21"/>
+          <w:szCs w:val="21"/>
+        </w:rPr>
+      </w:pPr>
+      <w:r>
+        <w:rPr>
+          <w:rFonts w:hint="eastAsia" w:ascii="Times New Roman" w:hAnsi="Times New Roman" w:eastAsia="宋体"/>
+          <w:sz w:val="21"/>
+          <w:szCs w:val="21"/>
+        </w:rPr>
+        <w:t xml:space="preserve">{
+        </w:t>
+      </w:r>
+    </w:p>
+    <w:p>
+      <w:pPr>
+        <w:ind w:left="420" w:leftChars="0" w:firstLine="420" w:firstLineChars="0"/>
+        <w:rPr>
+          <w:rFonts w:hint="eastAsia" w:ascii="Times New Roman" w:hAnsi="Times New Roman" w:eastAsia="宋体"/>
+          <w:sz w:val="21"/>
+          <w:szCs w:val="21"/>
+        </w:rPr>
+      </w:pPr>
+      <w:r>
+        <w:rPr>
+          <w:rFonts w:hint="eastAsia" w:ascii="Times New Roman" w:hAnsi="Times New Roman" w:eastAsia="宋体"/>
+          <w:sz w:val="21"/>
+          <w:szCs w:val="21"/>
+        </w:rPr>
+        <w:t xml:space="preserve">var vp = new WaveChannel32(_audioStream) </w:t>
+      </w:r>
+    </w:p>
+    <w:p>
+      <w:pPr>
+        <w:ind w:left="420" w:leftChars="0" w:firstLine="420" w:firstLineChars="0"/>
+        <w:rPr>
+          <w:rFonts w:hint="eastAsia" w:ascii="Times New Roman" w:hAnsi="Times New Roman" w:eastAsia="宋体"/>
+          <w:sz w:val="21"/>
+          <w:szCs w:val="21"/>
+        </w:rPr>
+      </w:pPr>
+      <w:r>
+        <w:rPr>
+          <w:rFonts w:hint="eastAsia" w:ascii="Times New Roman" w:hAnsi="Times New Roman" w:eastAsia="宋体"/>
+          <w:sz w:val="21"/>
+          <w:szCs w:val="21"/>
+        </w:rPr>
+        <w:t xml:space="preserve">{ Volume = _volume };
+       </w:t>
+      </w:r>
+    </w:p>
+    <w:p>
+      <w:pPr>
+        <w:rPr>
+          <w:rFonts w:hint="eastAsia" w:ascii="Times New Roman" w:hAnsi="Times New Roman" w:eastAsia="宋体"/>
+          <w:sz w:val="21"/>
+          <w:szCs w:val="21"/>
+        </w:rPr>
+      </w:pPr>
+      <w:r>
+        <w:rPr>
+          <w:rFonts w:hint="eastAsia" w:ascii="Times New Roman" w:hAnsi="Times New Roman" w:eastAsia="宋体"/>
+          <w:sz w:val="21"/>
+          <w:szCs w:val="21"/>
+        </w:rPr>
+        <w:t xml:space="preserve"> </w:t>
+      </w:r>
+      <w:r>
+        <w:rPr>
+          <w:rFonts w:hint="eastAsia"/>
+          <w:sz w:val="21"/>
+          <w:szCs w:val="21"/>
+          <w:lang w:val="en-US" w:eastAsia="zh-CN"/>
+        </w:rPr>
+        <w:tab/>
+        <w:t/>
+      </w:r>
+      <w:r>
+        <w:rPr>
+          <w:rFonts w:hint="eastAsia"/>
+          <w:sz w:val="21"/>
+          <w:szCs w:val="21"/>
+          <w:lang w:val="en-US" w:eastAsia="zh-CN"/>
+        </w:rPr>
+        <w:tab/>
+      </w:r>
+      <w:r>
+        <w:rPr>
+          <w:rFonts w:hint="eastAsia" w:ascii="Times New Roman" w:hAnsi="Times New Roman" w:eastAsia="宋体"/>
+          <w:sz w:val="21"/>
+          <w:szCs w:val="21"/>
+        </w:rPr>
+        <w:t xml:space="preserve">_waveOutDevice.Init(vp);
+      </w:t>
+      </w:r>
+    </w:p>
+    <w:p>
+      <w:pPr>
+        <w:ind w:left="420" w:leftChars="0" w:firstLine="420" w:firstLineChars="0"/>
+        <w:rPr>
+          <w:rFonts w:hint="eastAsia" w:ascii="Times New Roman" w:hAnsi="Times New Roman" w:eastAsia="宋体"/>
+          <w:sz w:val="21"/>
+          <w:szCs w:val="21"/>
+        </w:rPr>
+      </w:pPr>
+      <w:r>
+        <w:rPr>
+          <w:rFonts w:hint="eastAsia" w:ascii="Times New Roman" w:hAnsi="Times New Roman" w:eastAsia="宋体"/>
+          <w:sz w:val="21"/>
+          <w:szCs w:val="21"/>
+        </w:rPr>
+        <w:t xml:space="preserve">_waveOutDevice.Play();
+   </w:t>
+      </w:r>
+    </w:p>
+    <w:p>
+      <w:pPr>
+        <w:ind w:firstLine="420" w:firstLineChars="0"/>
+        <w:rPr>
+          <w:rFonts w:hint="eastAsia" w:ascii="Times New Roman" w:hAnsi="Times New Roman" w:eastAsia="宋体"/>
+          <w:sz w:val="21"/>
+          <w:szCs w:val="21"/>
+        </w:rPr>
+      </w:pPr>
+      <w:r>
+        <w:rPr>
+          <w:rFonts w:hint="eastAsia" w:ascii="Times New Roman" w:hAnsi="Times New Roman" w:eastAsia="宋体"/>
+          <w:sz w:val="21"/>
+          <w:szCs w:val="21"/>
+        </w:rPr>
+        <w:t>}
+</w:t>
+      </w:r>
+    </w:p>
+    <w:p>
+      <w:pPr>
+        <w:rPr>
+          <w:rFonts w:hint="eastAsia" w:ascii="Times New Roman" w:hAnsi="Times New Roman" w:eastAsia="宋体"/>
+          <w:sz w:val="21"/>
+          <w:szCs w:val="21"/>
+        </w:rPr>
+      </w:pPr>
+      <w:r>
+        <w:rPr>
+          <w:rFonts w:hint="eastAsia" w:ascii="Times New Roman" w:hAnsi="Times New Roman" w:eastAsia="宋体"/>
+          <w:sz w:val="21"/>
+          <w:szCs w:val="21"/>
+        </w:rPr>
+        <w:t>}</w:t>
       </w:r>
     </w:p>
     <w:p>
@@ -1727,87 +2368,490 @@
     </w:p>
     <w:p>
       <w:pPr>
-        <w:ind w:firstLine="480"/>
-      </w:pPr>
-      <w:r>
-        <w:rPr>
-          <w:rFonts w:eastAsia="宋体" w:ascii="宋体"/>
-          <w:sz w:val="18"/>
-          <w:szCs w:val="18"/>
-        </w:rPr>
-        <w:t xml:space="preserve">（以下为DatabaseService核心代码，详见Services/DatabaseService.cs）：</w:t>
-      </w:r>
-    </w:p>
-    <w:p>
-      <w:pPr/>
-      <w:r>
-        <w:rPr>
-          <w:rFonts w:eastAsia="Consolas" w:ascii="Consolas"/>
-          <w:sz w:val="14"/>
-          <w:szCs w:val="14"/>
-        </w:rPr>
-        <w:t xml:space="preserve">public class DatabaseService : IDisposable
-{
-    /// 初始化数据库连接并创建Songs表
-    public void Initialize() {
-        _connection = new SQLiteConnection(_connectionString);
-        _connection.Open();
-        string sql = @"CREATE TABLE IF NOT EXISTS Songs (
-            Id INTEGER PRIMARY KEY AUTOINCREMENT,
-            Title TEXT NOT NULL, Artist TEXT,
-            FilePath TEXT, Url TEXT,
-            Duration REAL DEFAULT 0,
-            CoverArt BLOB DEFAULT NULL)";  // BLOB存储封面图片
+        <w:rPr>
+          <w:rFonts w:hint="eastAsia" w:ascii="Times New Roman" w:hAnsi="Times New Roman" w:eastAsia="宋体"/>
+          <w:sz w:val="21"/>
+          <w:szCs w:val="21"/>
+        </w:rPr>
+      </w:pPr>
+      <w:r>
+        <w:rPr>
+          <w:rFonts w:hint="eastAsia" w:ascii="Times New Roman" w:hAnsi="Times New Roman" w:eastAsia="宋体"/>
+          <w:sz w:val="21"/>
+          <w:szCs w:val="21"/>
+        </w:rPr>
+        <w:t>（以下为DatabaseService核心代码，详见Services/DatabaseService.cs）：</w:t>
+      </w:r>
+    </w:p>
+    <w:p>
+      <w:pPr>
+        <w:rPr>
+          <w:rFonts w:hint="eastAsia" w:ascii="Times New Roman" w:hAnsi="Times New Roman" w:eastAsia="宋体"/>
+          <w:sz w:val="21"/>
+          <w:szCs w:val="21"/>
+        </w:rPr>
+      </w:pPr>
+      <w:r>
+        <w:rPr>
+          <w:rFonts w:hint="eastAsia" w:ascii="Times New Roman" w:hAnsi="Times New Roman" w:eastAsia="宋体"/>
+          <w:sz w:val="21"/>
+          <w:szCs w:val="21"/>
+        </w:rPr>
+        <w:t>public class DatabaseService : IDisposable
+</w:t>
+      </w:r>
+    </w:p>
+    <w:p>
+      <w:pPr>
+        <w:rPr>
+          <w:rFonts w:hint="eastAsia" w:ascii="Times New Roman" w:hAnsi="Times New Roman" w:eastAsia="宋体"/>
+          <w:sz w:val="21"/>
+          <w:szCs w:val="21"/>
+        </w:rPr>
+      </w:pPr>
+      <w:r>
+        <w:rPr>
+          <w:rFonts w:hint="eastAsia" w:ascii="Times New Roman" w:hAnsi="Times New Roman" w:eastAsia="宋体"/>
+          <w:sz w:val="21"/>
+          <w:szCs w:val="21"/>
+        </w:rPr>
+        <w:t xml:space="preserve">{
+    </w:t>
+      </w:r>
+    </w:p>
+    <w:p>
+      <w:pPr>
+        <w:ind w:firstLine="420" w:firstLineChars="0"/>
+        <w:rPr>
+          <w:rFonts w:hint="eastAsia" w:ascii="Times New Roman" w:hAnsi="Times New Roman" w:eastAsia="宋体"/>
+          <w:sz w:val="21"/>
+          <w:szCs w:val="21"/>
+        </w:rPr>
+      </w:pPr>
+      <w:r>
+        <w:rPr>
+          <w:rFonts w:hint="eastAsia" w:ascii="Times New Roman" w:hAnsi="Times New Roman" w:eastAsia="宋体"/>
+          <w:sz w:val="21"/>
+          <w:szCs w:val="21"/>
+        </w:rPr>
+        <w:t xml:space="preserve">/// 初始化数据库连接并创建Songs表
+    </w:t>
+      </w:r>
+    </w:p>
+    <w:p>
+      <w:pPr>
+        <w:ind w:firstLine="420" w:firstLineChars="0"/>
+        <w:rPr>
+          <w:rFonts w:hint="eastAsia" w:ascii="Times New Roman" w:hAnsi="Times New Roman" w:eastAsia="宋体"/>
+          <w:sz w:val="21"/>
+          <w:szCs w:val="21"/>
+        </w:rPr>
+      </w:pPr>
+      <w:r>
+        <w:rPr>
+          <w:rFonts w:hint="eastAsia" w:ascii="Times New Roman" w:hAnsi="Times New Roman" w:eastAsia="宋体"/>
+          <w:sz w:val="21"/>
+          <w:szCs w:val="21"/>
+        </w:rPr>
+        <w:t xml:space="preserve">public void Initialize() </w:t>
+      </w:r>
+    </w:p>
+    <w:p>
+      <w:pPr>
+        <w:ind w:firstLine="420" w:firstLineChars="0"/>
+        <w:rPr>
+          <w:rFonts w:hint="eastAsia" w:ascii="Times New Roman" w:hAnsi="Times New Roman" w:eastAsia="宋体"/>
+          <w:sz w:val="21"/>
+          <w:szCs w:val="21"/>
+        </w:rPr>
+      </w:pPr>
+      <w:r>
+        <w:rPr>
+          <w:rFonts w:hint="eastAsia" w:ascii="Times New Roman" w:hAnsi="Times New Roman" w:eastAsia="宋体"/>
+          <w:sz w:val="21"/>
+          <w:szCs w:val="21"/>
+        </w:rPr>
+        <w:t xml:space="preserve">{
+        </w:t>
+      </w:r>
+    </w:p>
+    <w:p>
+      <w:pPr>
+        <w:ind w:left="420" w:leftChars="0" w:firstLine="420" w:firstLineChars="0"/>
+        <w:rPr>
+          <w:rFonts w:hint="eastAsia" w:ascii="Times New Roman" w:hAnsi="Times New Roman" w:eastAsia="宋体"/>
+          <w:sz w:val="21"/>
+          <w:szCs w:val="21"/>
+        </w:rPr>
+      </w:pPr>
+      <w:r>
+        <w:rPr>
+          <w:rFonts w:hint="eastAsia" w:ascii="Times New Roman" w:hAnsi="Times New Roman" w:eastAsia="宋体"/>
+          <w:sz w:val="21"/>
+          <w:szCs w:val="21"/>
+        </w:rPr>
+        <w:t xml:space="preserve">_connection = new SQLiteConnection(_connectionString);
+        </w:t>
+      </w:r>
+    </w:p>
+    <w:p>
+      <w:pPr>
+        <w:ind w:left="420" w:leftChars="0" w:firstLine="420" w:firstLineChars="0"/>
+        <w:rPr>
+          <w:rFonts w:hint="eastAsia" w:ascii="Times New Roman" w:hAnsi="Times New Roman" w:eastAsia="宋体"/>
+          <w:sz w:val="21"/>
+          <w:szCs w:val="21"/>
+        </w:rPr>
+      </w:pPr>
+      <w:r>
+        <w:rPr>
+          <w:rFonts w:hint="eastAsia" w:ascii="Times New Roman" w:hAnsi="Times New Roman" w:eastAsia="宋体"/>
+          <w:sz w:val="21"/>
+          <w:szCs w:val="21"/>
+        </w:rPr>
+        <w:t xml:space="preserve">_connection.Open();
+        </w:t>
+      </w:r>
+    </w:p>
+    <w:p>
+      <w:pPr>
+        <w:ind w:left="420" w:leftChars="0" w:firstLine="420" w:firstLineChars="0"/>
+        <w:rPr>
+          <w:rFonts w:hint="eastAsia" w:ascii="Times New Roman" w:hAnsi="Times New Roman" w:eastAsia="宋体"/>
+          <w:sz w:val="21"/>
+          <w:szCs w:val="21"/>
+        </w:rPr>
+      </w:pPr>
+      <w:r>
+        <w:rPr>
+          <w:rFonts w:hint="eastAsia" w:ascii="Times New Roman" w:hAnsi="Times New Roman" w:eastAsia="宋体"/>
+          <w:sz w:val="21"/>
+          <w:szCs w:val="21"/>
+        </w:rPr>
+        <w:t xml:space="preserve">string sql = @"CREATE TABLE IF NOT EXISTS Songs (Id INTEGER PRIMARY </w:t>
+      </w:r>
+      <w:r>
+        <w:rPr>
+          <w:rFonts w:hint="eastAsia"/>
+          <w:sz w:val="21"/>
+          <w:szCs w:val="21"/>
+          <w:lang w:val="en-US" w:eastAsia="zh-CN"/>
+        </w:rPr>
+        <w:tab/>
+      </w:r>
+      <w:r>
+        <w:rPr>
+          <w:rFonts w:hint="eastAsia" w:ascii="Times New Roman" w:hAnsi="Times New Roman" w:eastAsia="宋体"/>
+          <w:sz w:val="21"/>
+          <w:szCs w:val="21"/>
+        </w:rPr>
+        <w:t xml:space="preserve">KEY AUTOINCREMENT,Title TEXT NOT NULL, Artist TEXT,FilePath TEXT, </w:t>
+      </w:r>
+      <w:r>
+        <w:rPr>
+          <w:rFonts w:hint="eastAsia"/>
+          <w:sz w:val="21"/>
+          <w:szCs w:val="21"/>
+          <w:lang w:val="en-US" w:eastAsia="zh-CN"/>
+        </w:rPr>
+        <w:tab/>
+      </w:r>
+      <w:r>
+        <w:rPr>
+          <w:rFonts w:hint="eastAsia" w:ascii="Times New Roman" w:hAnsi="Times New Roman" w:eastAsia="宋体"/>
+          <w:sz w:val="21"/>
+          <w:szCs w:val="21"/>
+        </w:rPr>
+        <w:t xml:space="preserve">Url TEXT,Duration REAL DEFAULT 0,CoverArt BLOB DEFAULT NULL)"; </w:t>
+      </w:r>
+    </w:p>
+    <w:p>
+      <w:pPr>
+        <w:ind w:left="420" w:leftChars="0" w:firstLine="420" w:firstLineChars="0"/>
+        <w:rPr>
+          <w:rFonts w:hint="eastAsia" w:ascii="Times New Roman" w:hAnsi="Times New Roman" w:eastAsia="宋体"/>
+          <w:sz w:val="21"/>
+          <w:szCs w:val="21"/>
+        </w:rPr>
+      </w:pPr>
+      <w:r>
+        <w:rPr>
+          <w:rFonts w:hint="eastAsia" w:ascii="Times New Roman" w:hAnsi="Times New Roman" w:eastAsia="宋体"/>
+          <w:sz w:val="21"/>
+          <w:szCs w:val="21"/>
+        </w:rPr>
+        <w:t xml:space="preserve">// BLOB存储封面图片
+        </w:t>
+      </w:r>
+    </w:p>
+    <w:p>
+      <w:pPr>
+        <w:ind w:left="420" w:leftChars="0" w:firstLine="420" w:firstLineChars="0"/>
+        <w:rPr>
+          <w:rFonts w:hint="eastAsia" w:ascii="Times New Roman" w:hAnsi="Times New Roman" w:eastAsia="宋体"/>
+          <w:sz w:val="21"/>
+          <w:szCs w:val="21"/>
+        </w:rPr>
+      </w:pPr>
+      <w:r>
+        <w:rPr>
+          <w:rFonts w:hint="eastAsia" w:ascii="Times New Roman" w:hAnsi="Times New Roman" w:eastAsia="宋体"/>
+          <w:sz w:val="21"/>
+          <w:szCs w:val="21"/>
+        </w:rPr>
+        <w:t xml:space="preserve">using var cmd = new SQLiteCommand(sql, _connection);
+        </w:t>
+      </w:r>
+    </w:p>
+    <w:p>
+      <w:pPr>
+        <w:ind w:left="420" w:leftChars="0" w:firstLine="420" w:firstLineChars="0"/>
+        <w:rPr>
+          <w:rFonts w:hint="eastAsia" w:ascii="Times New Roman" w:hAnsi="Times New Roman" w:eastAsia="宋体"/>
+          <w:sz w:val="21"/>
+          <w:szCs w:val="21"/>
+        </w:rPr>
+      </w:pPr>
+      <w:r>
+        <w:rPr>
+          <w:rFonts w:hint="eastAsia" w:ascii="Times New Roman" w:hAnsi="Times New Roman" w:eastAsia="宋体"/>
+          <w:sz w:val="21"/>
+          <w:szCs w:val="21"/>
+        </w:rPr>
+        <w:t xml:space="preserve">cmd.ExecuteNonQuery();
+    </w:t>
+      </w:r>
+    </w:p>
+    <w:p>
+      <w:pPr>
+        <w:ind w:firstLine="420" w:firstLineChars="0"/>
+        <w:rPr>
+          <w:rFonts w:hint="eastAsia" w:ascii="Times New Roman" w:hAnsi="Times New Roman" w:eastAsia="宋体"/>
+          <w:sz w:val="21"/>
+          <w:szCs w:val="21"/>
+        </w:rPr>
+      </w:pPr>
+      <w:r>
+        <w:rPr>
+          <w:rFonts w:hint="eastAsia" w:ascii="Times New Roman" w:hAnsi="Times New Roman" w:eastAsia="宋体"/>
+          <w:sz w:val="21"/>
+          <w:szCs w:val="21"/>
+        </w:rPr>
+        <w:t xml:space="preserve">}
+    </w:t>
+      </w:r>
+    </w:p>
+    <w:p>
+      <w:pPr>
+        <w:ind w:firstLine="420" w:firstLineChars="0"/>
+        <w:rPr>
+          <w:rFonts w:hint="eastAsia" w:ascii="Times New Roman" w:hAnsi="Times New Roman" w:eastAsia="宋体"/>
+          <w:sz w:val="21"/>
+          <w:szCs w:val="21"/>
+        </w:rPr>
+      </w:pPr>
+      <w:r>
+        <w:rPr>
+          <w:rFonts w:hint="eastAsia" w:ascii="Times New Roman" w:hAnsi="Times New Roman" w:eastAsia="宋体"/>
+          <w:sz w:val="21"/>
+          <w:szCs w:val="21"/>
+        </w:rPr>
+        <w:t xml:space="preserve">/// 参数化添加歌曲（防SQL注入）
+    </w:t>
+      </w:r>
+    </w:p>
+    <w:p>
+      <w:pPr>
+        <w:ind w:firstLine="420" w:firstLineChars="0"/>
+        <w:rPr>
+          <w:rFonts w:hint="eastAsia" w:ascii="Times New Roman" w:hAnsi="Times New Roman" w:eastAsia="宋体"/>
+          <w:sz w:val="21"/>
+          <w:szCs w:val="21"/>
+        </w:rPr>
+      </w:pPr>
+      <w:r>
+        <w:rPr>
+          <w:rFonts w:hint="eastAsia" w:ascii="Times New Roman" w:hAnsi="Times New Roman" w:eastAsia="宋体"/>
+          <w:sz w:val="21"/>
+          <w:szCs w:val="21"/>
+        </w:rPr>
+        <w:t xml:space="preserve">public int AddSong(Song song) </w:t>
+      </w:r>
+    </w:p>
+    <w:p>
+      <w:pPr>
+        <w:ind w:firstLine="420" w:firstLineChars="0"/>
+        <w:rPr>
+          <w:rFonts w:hint="eastAsia" w:ascii="Times New Roman" w:hAnsi="Times New Roman" w:eastAsia="宋体"/>
+          <w:sz w:val="21"/>
+          <w:szCs w:val="21"/>
+        </w:rPr>
+      </w:pPr>
+      <w:r>
+        <w:rPr>
+          <w:rFonts w:hint="eastAsia" w:ascii="Times New Roman" w:hAnsi="Times New Roman" w:eastAsia="宋体"/>
+          <w:sz w:val="21"/>
+          <w:szCs w:val="21"/>
+        </w:rPr>
+        <w:t xml:space="preserve">{
+        </w:t>
+      </w:r>
+    </w:p>
+    <w:p>
+      <w:pPr>
+        <w:ind w:left="420" w:leftChars="0" w:firstLine="420" w:firstLineChars="0"/>
+        <w:rPr>
+          <w:rFonts w:hint="eastAsia" w:ascii="Times New Roman" w:hAnsi="Times New Roman" w:eastAsia="宋体"/>
+          <w:sz w:val="21"/>
+          <w:szCs w:val="21"/>
+        </w:rPr>
+      </w:pPr>
+      <w:r>
+        <w:rPr>
+          <w:rFonts w:hint="eastAsia" w:ascii="Times New Roman" w:hAnsi="Times New Roman" w:eastAsia="宋体"/>
+          <w:sz w:val="21"/>
+          <w:szCs w:val="21"/>
+        </w:rPr>
+        <w:t xml:space="preserve">string sql = @"INSERT INTO Songs (...) VALUES (@T,@A,@F,@U,@D,@I,@C)";
         using var cmd = new SQLiteCommand(sql, _connection);
-        cmd.ExecuteNonQuery();
-    }
-    /// 参数化添加歌曲（防SQL注入）
-    public int AddSong(Song song) {
-        string sql = @"INSERT INTO Songs (...) VALUES (@T,@A,@F,@U,@D,@I,@C)";
-        using var cmd = new SQLiteCommand(sql, _connection);
-        cmd.Parameters.AddWithValue("@T", song.Title);  // 参数化查询
-        return (int)_connection.LastInsertRowId;
-    }
-}</w:t>
-      </w:r>
-    </w:p>
-    <w:p>
-      <w:pPr/>
-      <w:r>
-        <w:rPr>
-          <w:rFonts w:eastAsia="宋体" w:ascii="宋体"/>
+        </w:t>
+      </w:r>
+      <w:r>
+        <w:rPr>
+          <w:rFonts w:hint="eastAsia"/>
+          <w:sz w:val="21"/>
+          <w:szCs w:val="21"/>
+          <w:lang w:val="en-US" w:eastAsia="zh-CN"/>
+        </w:rPr>
+        <w:tab/>
+      </w:r>
+      <w:r>
+        <w:rPr>
+          <w:rFonts w:hint="eastAsia" w:ascii="Times New Roman" w:hAnsi="Times New Roman" w:eastAsia="宋体"/>
+          <w:sz w:val="21"/>
+          <w:szCs w:val="21"/>
+        </w:rPr>
+        <w:t xml:space="preserve">cmd.Parameters.AddWithValue("@T", song.Title);  </w:t>
+      </w:r>
+    </w:p>
+    <w:p>
+      <w:pPr>
+        <w:ind w:left="420" w:leftChars="0" w:firstLine="420" w:firstLineChars="0"/>
+        <w:rPr>
+          <w:rFonts w:hint="eastAsia" w:ascii="Times New Roman" w:hAnsi="Times New Roman" w:eastAsia="宋体"/>
+          <w:sz w:val="21"/>
+          <w:szCs w:val="21"/>
+        </w:rPr>
+      </w:pPr>
+      <w:r>
+        <w:rPr>
+          <w:rFonts w:hint="eastAsia" w:ascii="Times New Roman" w:hAnsi="Times New Roman" w:eastAsia="宋体"/>
+          <w:sz w:val="21"/>
+          <w:szCs w:val="21"/>
+        </w:rPr>
+        <w:t xml:space="preserve">// 参数化查询
+        </w:t>
+      </w:r>
+    </w:p>
+    <w:p>
+      <w:pPr>
+        <w:ind w:left="420" w:leftChars="0" w:firstLine="420" w:firstLineChars="0"/>
+        <w:rPr>
+          <w:rFonts w:hint="eastAsia" w:ascii="Times New Roman" w:hAnsi="Times New Roman" w:eastAsia="宋体"/>
+          <w:sz w:val="21"/>
+          <w:szCs w:val="21"/>
+        </w:rPr>
+      </w:pPr>
+      <w:r>
+        <w:rPr>
+          <w:rFonts w:hint="eastAsia" w:ascii="Times New Roman" w:hAnsi="Times New Roman" w:eastAsia="宋体"/>
+          <w:sz w:val="21"/>
+          <w:szCs w:val="21"/>
+        </w:rPr>
+        <w:t xml:space="preserve">return (int)_connection.LastInsertRowId;
+    </w:t>
+      </w:r>
+    </w:p>
+    <w:p>
+      <w:pPr>
+        <w:ind w:firstLine="420" w:firstLineChars="0"/>
+        <w:rPr>
+          <w:rFonts w:hint="eastAsia" w:ascii="Times New Roman" w:hAnsi="Times New Roman" w:eastAsia="宋体"/>
+          <w:sz w:val="21"/>
+          <w:szCs w:val="21"/>
+        </w:rPr>
+      </w:pPr>
+      <w:r>
+        <w:rPr>
+          <w:rFonts w:hint="eastAsia" w:ascii="Times New Roman" w:hAnsi="Times New Roman" w:eastAsia="宋体"/>
+          <w:sz w:val="21"/>
+          <w:szCs w:val="21"/>
+        </w:rPr>
+        <w:t>}
+</w:t>
+      </w:r>
+    </w:p>
+    <w:p>
+      <w:pPr>
+        <w:rPr>
+          <w:rFonts w:hint="eastAsia" w:ascii="Times New Roman" w:hAnsi="Times New Roman" w:eastAsia="宋体"/>
+          <w:sz w:val="21"/>
+          <w:szCs w:val="21"/>
+        </w:rPr>
+      </w:pPr>
+      <w:r>
+        <w:rPr>
+          <w:rFonts w:hint="eastAsia" w:ascii="Times New Roman" w:hAnsi="Times New Roman" w:eastAsia="宋体"/>
+          <w:sz w:val="21"/>
+          <w:szCs w:val="21"/>
+        </w:rPr>
+        <w:t>}</w:t>
+      </w:r>
+    </w:p>
+    <w:p>
+      <w:pPr>
+        <w:rPr>
+          <w:rFonts w:hint="eastAsia" w:ascii="Times New Roman" w:hAnsi="Times New Roman" w:eastAsia="宋体"/>
+          <w:sz w:val="21"/>
+          <w:szCs w:val="21"/>
+        </w:rPr>
+      </w:pPr>
+    </w:p>
+    <w:p>
+      <w:r>
+        <w:rPr>
+          <w:rFonts w:ascii="宋体" w:eastAsia="宋体"/>
+          <w:b/>
+          <w:bCs/>
           <w:sz w:val="24"/>
           <w:szCs w:val="24"/>
+        </w:rPr>
+        <w:t>1.1.8 流媒体处理</w:t>
+      </w:r>
+    </w:p>
+    <w:p>
+      <w:pPr>
+        <w:ind w:firstLine="480"/>
+      </w:pPr>
+      <w:r>
+        <w:rPr>
+          <w:rFonts w:ascii="宋体" w:eastAsia="宋体"/>
+          <w:sz w:val="21"/>
+          <w:szCs w:val="21"/>
+        </w:rPr>
+        <w:t>流媒体处理是多媒体应用的重要扩展方向，实现音频/视频数据的实时传输与播放。项目中NetworkService基于HttpClient实现了网络音频流的渐进式下载和缓存播放功能，通过ResponseHeadersRead模式实现边下载边播放的流式体验。核心技术包括：HTTP Range请求实现断点续传、SHA256哈希缓存避免重复下载、CancellationToken支持下载取消控制、ProgressStream包装类实现实时进度报告。此外，MediaFoundationReader支持直接打开网络URL进行流式解码播放，无需完全下载即可开始播放。在网络连接方面，超时设置（30秒）和异常处理保证了程序的健壮性。通过流媒体处理的实践，加深了对HTTP协议流式传输、异步I/O模型和缓存策略的理解。</w:t>
+      </w:r>
+    </w:p>
+    <w:p>
+      <w:r>
+        <w:rPr>
+          <w:rFonts w:ascii="宋体" w:eastAsia="宋体"/>
           <w:b/>
           <w:bCs/>
-        </w:rPr>
-        <w:t xml:space="preserve">1.1.8 流媒体处理</w:t>
-      </w:r>
-    </w:p>
-    <w:p>
-      <w:pPr>
-        <w:ind w:firstLine="480"/>
-      </w:pPr>
-      <w:r>
-        <w:rPr>
-          <w:rFonts w:eastAsia="宋体" w:ascii="宋体"/>
-          <w:sz w:val="21"/>
-          <w:szCs w:val="21"/>
-        </w:rPr>
-        <w:t xml:space="preserve">流媒体处理是多媒体应用的重要扩展方向，实现音频/视频数据的实时传输与播放。项目中NetworkService基于HttpClient实现了网络音频流的渐进式下载和缓存播放功能，通过ResponseHeadersRead模式实现边下载边播放的流式体验。核心技术包括：HTTP Range请求实现断点续传、SHA256哈希缓存避免重复下载、CancellationToken支持下载取消控制、ProgressStream包装类实现实时进度报告。此外，MediaFoundationReader支持直接打开网络URL进行流式解码播放，无需完全下载即可开始播放。在网络连接方面，超时设置（30秒）和异常处理保证了程序的健壮性。通过流媒体处理的实践，加深了对HTTP协议流式传输、异步I/O模型和缓存策略的理解。</w:t>
-      </w:r>
-    </w:p>
-    <w:p>
-      <w:pPr/>
-      <w:r>
-        <w:rPr>
-          <w:rFonts w:eastAsia="宋体" w:ascii="宋体"/>
           <w:sz w:val="24"/>
           <w:szCs w:val="24"/>
-          <w:b/>
-          <w:bCs/>
-        </w:rPr>
-        <w:t xml:space="preserve">1.1.9 图像处理</w:t>
+        </w:rPr>
+        <w:t>1.1.9 图像处理</w:t>
       </w:r>
     </w:p>
     <w:p>
@@ -1816,11 +2860,11 @@
       </w:pPr>
       <w:r>
         <w:rPr>
-          <w:rFonts w:eastAsia="宋体" w:ascii="宋体"/>
-          <w:sz w:val="21"/>
-          <w:szCs w:val="21"/>
-        </w:rPr>
-        <w:t xml:space="preserve">图像处理涉及位图操作、格式转换、缩放显示等核心技术。项目中在MainForm中使用PictureBox控件以Zoom模式展示歌曲专辑封面，通过Image.FromStream将二进制封面数据（BLOB）解码为可显示图像。自动搜索同目录下的封面图片文件（支持.jpg/.jpeg/.png/.bmp格式）并加载显示。在数据库层，封面图像以BLOB类型存储在SQLite中，支持序列化和反序列化。使用System.Drawing.Common命名空间下的Bitmap和Graphics类进行基本的图像操作。图像处理的技术要点包括：内存流管理（using模式确保资源释放）、异常处理（损坏图片不导致崩溃）、缩放显示模式（Zoom保持宽高比）。这些技术为后续实现更复杂的图像特效（如频谱可视化）奠定了基础。</w:t>
+          <w:rFonts w:ascii="宋体" w:eastAsia="宋体"/>
+          <w:sz w:val="21"/>
+          <w:szCs w:val="21"/>
+        </w:rPr>
+        <w:t>图像处理涉及位图操作、格式转换、缩放显示等核心技术。项目中在MainForm中使用PictureBox控件以Zoom模式展示歌曲专辑封面，通过Image.FromStream将二进制封面数据（BLOB）解码为可显示图像。自动搜索同目录下的封面图片文件（支持.jpg/.jpeg/.png/.bmp格式）并加载显示。在数据库层，封面图像以BLOB类型存储在SQLite中，支持序列化和反序列化。使用System.Drawing.Common命名空间下的Bitmap和Graphics类进行基本的图像操作。图像处理的技术要点包括：内存流管理（using模式确保资源释放）、异常处理（损坏图片不导致崩溃）、缩放显示模式（Zoom保持宽高比）。这些技术为后续实现更复杂的图像特效（如频谱可视化）奠定了基础。</w:t>
       </w:r>
     </w:p>
     <w:p>
@@ -1983,10 +3027,10 @@
     <w:p>
       <w:r>
         <w:rPr>
-          <w:rFonts w:eastAsia="宋体" w:ascii="宋体"/>
-          <w:sz w:val="21"/>
-        </w:rPr>
-        <w:t xml:space="preserve">（注：图2展示了播放器的暗色主题UI布局及控件使用效果）</w:t>
+          <w:rFonts w:ascii="宋体" w:eastAsia="宋体"/>
+          <w:sz w:val="21"/>
+        </w:rPr>
+        <w:t>（注：图2展示了播放器的暗色主题UI布局及控件使用效果）</w:t>
       </w:r>
     </w:p>
     <w:p>
@@ -2193,6 +3237,97 @@
       </w:r>
     </w:p>
     <w:p>
+      <w:pPr/>
+      <w:r>
+        <w:rPr>
+          <w:rFonts w:eastAsia="宋体" w:ascii="宋体"/>
+          <w:sz w:val="24"/>
+          <w:szCs w:val="24"/>
+          <w:b/>
+          <w:bCs/>
+        </w:rPr>
+        <w:t xml:space="preserve">项目方案说明（Project_Proposal.md）</w:t>
+      </w:r>
+    </w:p>
+    <w:p>
+      <w:pPr>
+        <w:ind w:firstLine="480"/>
+      </w:pPr>
+      <w:r>
+        <w:rPr>
+          <w:rFonts w:eastAsia="宋体" w:ascii="宋体"/>
+          <w:sz w:val="21"/>
+          <w:szCs w:val="21"/>
+        </w:rPr>
+        <w:t xml:space="preserve">（1）项目背景：随着数字化音乐和播客内容的普及，用户需要一个轻量级、易用的桌面音频播放器来管理本地音乐文件和在线音频资源。本项目基于Windows Forms开发多媒体播放器，综合运用了C#语法、WinForm控件、并发控制、网络连接、文件处理、多媒体处理、流媒体处理、数据库连接与处理、图像处理等课程核心技术，具有实际应用价值。</w:t>
+      </w:r>
+    </w:p>
+    <w:p>
+      <w:pPr>
+        <w:ind w:firstLine="480"/>
+      </w:pPr>
+      <w:r>
+        <w:rPr>
+          <w:rFonts w:eastAsia="宋体" w:ascii="宋体"/>
+          <w:sz w:val="21"/>
+          <w:szCs w:val="21"/>
+        </w:rPr>
+        <w:t xml:space="preserve">（2）功能需求分析：核心功能包括音频播放控制（播放/暂停/停止/上一曲/下一曲/进度拖拽）、本地文件支持（.mp3/.wav/.flac等格式）、网络流媒体播放（HTTP/HTTPS URL在线播放）、播放列表管理（SQLite持久化存储）、音量控制（滑动条调节）、网络文件缓存（后台下载加速二次播放）、三种播放模式切换（顺序播放/单曲循环/随机播放）、M3U播放列表导出。非功能需求包括异步UI更新确保响应性、数据持久化保证重启恢复、网络超时（30秒）处理、异常捕获与用户提示。</w:t>
+      </w:r>
+    </w:p>
+    <w:p>
+      <w:pPr>
+        <w:ind w:firstLine="480"/>
+      </w:pPr>
+      <w:r>
+        <w:rPr>
+          <w:rFonts w:eastAsia="宋体" w:ascii="宋体"/>
+          <w:sz w:val="21"/>
+          <w:szCs w:val="21"/>
+        </w:rPr>
+        <w:t xml:space="preserve">（3）技术选型理由：C#/.NET 9.0为课程核心语言，最新稳定版本，性能优异且与Windows平台原生集成；Windows Forms为课程重点学习的UI框架，控件丰富且开发效率高；NAudio 2.2.1为成熟的.NET音频处理库，支持MP3/WAV/FLAC等多种格式及网络流播放；System.Data.SQLite为轻量级嵌入式数据库，无需单独安装服务，适合桌面应用的本地存储；异步编程(async/await)确保耗时操作不阻塞UI线程。</w:t>
+      </w:r>
+    </w:p>
+    <w:p>
+      <w:pPr>
+        <w:ind w:firstLine="480"/>
+      </w:pPr>
+      <w:r>
+        <w:rPr>
+          <w:rFonts w:eastAsia="宋体" w:ascii="宋体"/>
+          <w:sz w:val="21"/>
+          <w:szCs w:val="21"/>
+        </w:rPr>
+        <w:t xml:space="preserve">（4）系统架构设计：项目采用经典分层架构，包含三层：UI层（MainForm）负责用户交互与事件响应，使用SplitContainer实现双栏布局，ListView展示播放列表；服务层包含PlayerService（基于NAudio的音频播放控制）、DatabaseService（基于SQLite的数据持久化）、NetworkService（基于HttpClient的网络下载与缓存）；数据模型层（Song.cs）定义歌曲数据结构。各层通过事件机制和接口依赖实现解耦，提高可维护性。详见Project_Proposal.md中的架构图。</w:t>
+      </w:r>
+    </w:p>
+    <w:p>
+      <w:pPr>
+        <w:ind w:firstLine="480"/>
+      </w:pPr>
+      <w:r>
+        <w:rPr>
+          <w:rFonts w:eastAsia="宋体" w:ascii="宋体"/>
+          <w:sz w:val="21"/>
+          <w:szCs w:val="21"/>
+        </w:rPr>
+        <w:t xml:space="preserve">（5）开发环境说明：操作系统Windows 11 (10.0.26200)，.NET SDK 9.0.315，编程语言C# 12，框架版本.NET 9.0-windows，开发工具VS Code / Claude Code CLI，包管理NuGet（NAudio 2.2.1, System.Data.SQLite.Core 1.0.119）。</w:t>
+      </w:r>
+    </w:p>
+    <w:p>
+      <w:pPr>
+        <w:ind w:firstLine="480"/>
+      </w:pPr>
+      <w:r>
+        <w:rPr>
+          <w:rFonts w:eastAsia="宋体" w:ascii="宋体"/>
+          <w:sz w:val="21"/>
+          <w:szCs w:val="21"/>
+        </w:rPr>
+        <w:t xml:space="preserve">（6）项目克隆地址：https://github.com/J-Y-R/windows.git（master分支），项目源码位于MediaPlayer/目录下，Project_Proposal.md和Testing_Report.md已随源码提交。</w:t>
+      </w:r>
+    </w:p>
+    <w:p>
       <w:pPr>
         <w:ind w:left="420" w:leftChars="200"/>
         <w:rPr>
@@ -2219,6 +3354,8 @@
         </w:rPr>
         <w:t>以下展示核心功能模块的关键代码说明：</w:t>
       </w:r>
+      <w:bookmarkStart w:id="0" w:name="_GoBack"/>
+      <w:bookmarkEnd w:id="0"/>
     </w:p>
     <w:p>
       <w:r>
@@ -2234,6 +3371,779 @@
     </w:p>
     <w:p>
       <w:pPr>
+        <w:ind w:firstLine="480"/>
+      </w:pPr>
+      <w:r>
+        <w:rPr>
+          <w:rFonts w:eastAsia="宋体" w:ascii="宋体"/>
+          <w:sz w:val="18"/>
+          <w:szCs w:val="18"/>
+        </w:rPr>
+        <w:t xml:space="preserve">以下为PlayerService核心代码（详见Services/PlayerService.cs），包含详细中文注释：</w:t>
+      </w:r>
+    </w:p>
+    <w:p>
+      <w:r>
+        <w:rPr>
+          <w:rFonts w:eastAsia="宋体" w:ascii="Consolas" w:hAnsi="Consolas"/>
+          <w:sz w:val="14"/>
+          <w:szCs w:val="14"/>
+        </w:rPr>
+        <w:t xml:space="preserve">}</w:t>
+      </w:r>
+    </w:p>
+    <w:p>
+      <w:r>
+        <w:rPr>
+          <w:rFonts w:eastAsia="宋体" w:ascii="Consolas" w:hAnsi="Consolas"/>
+          <w:sz w:val="14"/>
+          <w:szCs w:val="14"/>
+        </w:rPr>
+        <w:t xml:space="preserve">    }</w:t>
+      </w:r>
+    </w:p>
+    <w:p>
+      <w:r>
+        <w:rPr>
+          <w:rFonts w:eastAsia="宋体" w:ascii="Consolas" w:hAnsi="Consolas"/>
+          <w:sz w:val="14"/>
+          <w:szCs w:val="14"/>
+        </w:rPr>
+        <w:t xml:space="preserve">        }</w:t>
+      </w:r>
+    </w:p>
+    <w:p>
+      <w:r>
+        <w:rPr>
+          <w:rFonts w:eastAsia="宋体" w:ascii="Consolas" w:hAnsi="Consolas"/>
+          <w:sz w:val="14"/>
+          <w:szCs w:val="14"/>
+        </w:rPr>
+        <w:t xml:space="preserve">            PlayStateChanged?.Invoke(true);  // 通知UI更新按钮状态</w:t>
+      </w:r>
+    </w:p>
+    <w:p>
+      <w:r>
+        <w:rPr>
+          <w:rFonts w:eastAsia="宋体" w:ascii="Consolas" w:hAnsi="Consolas"/>
+          <w:sz w:val="14"/>
+          <w:szCs w:val="14"/>
+        </w:rPr>
+        <w:t xml:space="preserve">            _isPaused = false;</w:t>
+      </w:r>
+    </w:p>
+    <w:p>
+      <w:r>
+        <w:rPr>
+          <w:rFonts w:eastAsia="宋体" w:ascii="Consolas" w:hAnsi="Consolas"/>
+          <w:sz w:val="14"/>
+          <w:szCs w:val="14"/>
+        </w:rPr>
+        <w:t xml:space="preserve">            _isPlaying = true;</w:t>
+      </w:r>
+    </w:p>
+    <w:p>
+      <w:r>
+        <w:rPr>
+          <w:rFonts w:eastAsia="宋体" w:ascii="Consolas" w:hAnsi="Consolas"/>
+          <w:sz w:val="14"/>
+          <w:szCs w:val="14"/>
+        </w:rPr>
+        <w:t xml:space="preserve">            _waveOutDevice.Play();     // 开始播放</w:t>
+      </w:r>
+    </w:p>
+    <w:p>
+      <w:r>
+        <w:rPr>
+          <w:rFonts w:eastAsia="宋体" w:ascii="Consolas" w:hAnsi="Consolas"/>
+          <w:sz w:val="14"/>
+          <w:szCs w:val="14"/>
+        </w:rPr>
+        <w:t xml:space="preserve">            _waveOutDevice.Init(vp);   // 初始化输出设备</w:t>
+      </w:r>
+    </w:p>
+    <w:p>
+      <w:r>
+        <w:rPr>
+          <w:rFonts w:eastAsia="宋体" w:ascii="Consolas" w:hAnsi="Consolas"/>
+          <w:sz w:val="14"/>
+          <w:szCs w:val="14"/>
+        </w:rPr>
+        <w:t xml:space="preserve">            };</w:t>
+      </w:r>
+    </w:p>
+    <w:p>
+      <w:r>
+        <w:rPr>
+          <w:rFonts w:eastAsia="宋体" w:ascii="Consolas" w:hAnsi="Consolas"/>
+          <w:sz w:val="14"/>
+          <w:szCs w:val="14"/>
+        </w:rPr>
+        <w:t xml:space="preserve">                PadWithZeroes = false   // 停止时立即截断</w:t>
+      </w:r>
+    </w:p>
+    <w:p>
+      <w:r>
+        <w:rPr>
+          <w:rFonts w:eastAsia="宋体" w:ascii="Consolas" w:hAnsi="Consolas"/>
+          <w:sz w:val="14"/>
+          <w:szCs w:val="14"/>
+        </w:rPr>
+        <w:t xml:space="preserve">                Volume = _volume,</w:t>
+      </w:r>
+    </w:p>
+    <w:p>
+      <w:r>
+        <w:rPr>
+          <w:rFonts w:eastAsia="宋体" w:ascii="Consolas" w:hAnsi="Consolas"/>
+          <w:sz w:val="14"/>
+          <w:szCs w:val="14"/>
+        </w:rPr>
+        <w:t xml:space="preserve">            {</w:t>
+      </w:r>
+    </w:p>
+    <w:p>
+      <w:r>
+        <w:rPr>
+          <w:rFonts w:eastAsia="宋体" w:ascii="Consolas" w:hAnsi="Consolas"/>
+          <w:sz w:val="14"/>
+          <w:szCs w:val="14"/>
+        </w:rPr>
+        <w:t xml:space="preserve">            var vp = new WaveChannel32(_audioStream)</w:t>
+      </w:r>
+    </w:p>
+    <w:p>
+      <w:r>
+        <w:rPr>
+          <w:rFonts w:eastAsia="宋体" w:ascii="Consolas" w:hAnsi="Consolas"/>
+          <w:sz w:val="14"/>
+          <w:szCs w:val="14"/>
+        </w:rPr>
+        <w:t xml:space="preserve">            // 音量包装器：在不修改原始音频数据的情况下调整音量</w:t>
+      </w:r>
+    </w:p>
+    <w:p>
+      <w:r>
+        <w:rPr>
+          <w:rFonts w:eastAsia="宋体" w:ascii="Consolas" w:hAnsi="Consolas"/>
+          <w:sz w:val="14"/>
+          <w:szCs w:val="14"/>
+        </w:rPr>
+        <w:t xml:space="preserve">            }</w:t>
+      </w:r>
+    </w:p>
+    <w:p>
+      <w:r>
+        <w:rPr>
+          <w:rFonts w:eastAsia="宋体" w:ascii="Consolas" w:hAnsi="Consolas"/>
+          <w:sz w:val="14"/>
+          <w:szCs w:val="14"/>
+        </w:rPr>
+        <w:t xml:space="preserve">                _waveOutDevice.PlaybackStopped += OnPlaybackStopped;</w:t>
+      </w:r>
+    </w:p>
+    <w:p>
+      <w:r>
+        <w:rPr>
+          <w:rFonts w:eastAsia="宋体" w:ascii="Consolas" w:hAnsi="Consolas"/>
+          <w:sz w:val="14"/>
+          <w:szCs w:val="14"/>
+        </w:rPr>
+        <w:t xml:space="preserve">                _waveOutDevice = new WaveOutEvent();</w:t>
+      </w:r>
+    </w:p>
+    <w:p>
+      <w:r>
+        <w:rPr>
+          <w:rFonts w:eastAsia="宋体" w:ascii="Consolas" w:hAnsi="Consolas"/>
+          <w:sz w:val="14"/>
+          <w:szCs w:val="14"/>
+        </w:rPr>
+        <w:t xml:space="preserve">            {   // 首次使用时创建WaveOutEvent输出到默认音频设备</w:t>
+      </w:r>
+    </w:p>
+    <w:p>
+      <w:r>
+        <w:rPr>
+          <w:rFonts w:eastAsia="宋体" w:ascii="Consolas" w:hAnsi="Consolas"/>
+          <w:sz w:val="14"/>
+          <w:szCs w:val="14"/>
+        </w:rPr>
+        <w:t xml:space="preserve">            if (_waveOutDevice == null)</w:t>
+      </w:r>
+    </w:p>
+    <w:p>
+      <w:r>
+        <w:rPr>
+          <w:rFonts w:eastAsia="宋体" w:ascii="Consolas" w:hAnsi="Consolas"/>
+          <w:sz w:val="14"/>
+          <w:szCs w:val="14"/>
+        </w:rPr>
+        <w:t xml:space="preserve">        {</w:t>
+      </w:r>
+    </w:p>
+    <w:p>
+      <w:r>
+        <w:rPr>
+          <w:rFonts w:eastAsia="宋体" w:ascii="Consolas" w:hAnsi="Consolas"/>
+          <w:sz w:val="14"/>
+          <w:szCs w:val="14"/>
+        </w:rPr>
+        <w:t xml:space="preserve">        private void SetupPlayback()</w:t>
+      </w:r>
+    </w:p>
+    <w:p>
+      <w:r>
+        <w:rPr>
+          <w:rFonts w:eastAsia="宋体" w:ascii="Consolas" w:hAnsi="Consolas"/>
+          <w:sz w:val="14"/>
+          <w:szCs w:val="14"/>
+        </w:rPr>
+        <w:t xml:space="preserve">        /// &lt;/summary&gt;</w:t>
+      </w:r>
+    </w:p>
+    <w:p>
+      <w:r>
+        <w:rPr>
+          <w:rFonts w:eastAsia="宋体" w:ascii="Consolas" w:hAnsi="Consolas"/>
+          <w:sz w:val="14"/>
+          <w:szCs w:val="14"/>
+        </w:rPr>
+        <w:t xml:space="preserve">        /// WaveChannel32包装原始流，在输出前调整音量</w:t>
+      </w:r>
+    </w:p>
+    <w:p>
+      <w:r>
+        <w:rPr>
+          <w:rFonts w:eastAsia="宋体" w:ascii="Consolas" w:hAnsi="Consolas"/>
+          <w:sz w:val="14"/>
+          <w:szCs w:val="14"/>
+        </w:rPr>
+        <w:t xml:space="preserve">        /// 设置播放管道：音频流 -&gt; WaveChannel32(音量) -&gt; 输出设备</w:t>
+      </w:r>
+    </w:p>
+    <w:p>
+      <w:r>
+        <w:rPr>
+          <w:rFonts w:eastAsia="宋体" w:ascii="Consolas" w:hAnsi="Consolas"/>
+          <w:sz w:val="14"/>
+          <w:szCs w:val="14"/>
+        </w:rPr>
+        <w:t xml:space="preserve">        /// &lt;summary&gt;</w:t>
+      </w:r>
+    </w:p>
+    <w:p>
+      <w:r>
+        <w:rPr>
+          <w:rFonts w:eastAsia="宋体" w:ascii="Consolas" w:hAnsi="Consolas"/>
+          <w:sz w:val="14"/>
+          <w:szCs w:val="14"/>
+        </w:rPr>
+        <w:t xml:space="preserve"/>
+      </w:r>
+    </w:p>
+    <w:p>
+      <w:r>
+        <w:rPr>
+          <w:rFonts w:eastAsia="宋体" w:ascii="Consolas" w:hAnsi="Consolas"/>
+          <w:sz w:val="14"/>
+          <w:szCs w:val="14"/>
+        </w:rPr>
+        <w:t xml:space="preserve">        }</w:t>
+      </w:r>
+    </w:p>
+    <w:p>
+      <w:r>
+        <w:rPr>
+          <w:rFonts w:eastAsia="宋体" w:ascii="Consolas" w:hAnsi="Consolas"/>
+          <w:sz w:val="14"/>
+          <w:szCs w:val="14"/>
+        </w:rPr>
+        <w:t xml:space="preserve">            SetupPlayback();</w:t>
+      </w:r>
+    </w:p>
+    <w:p>
+      <w:r>
+        <w:rPr>
+          <w:rFonts w:eastAsia="宋体" w:ascii="Consolas" w:hAnsi="Consolas"/>
+          <w:sz w:val="14"/>
+          <w:szCs w:val="14"/>
+        </w:rPr>
+        <w:t xml:space="preserve">            _audioStream = new MediaFoundationReader(url);  // 网络流读取器</w:t>
+      </w:r>
+    </w:p>
+    <w:p>
+      <w:r>
+        <w:rPr>
+          <w:rFonts w:eastAsia="宋体" w:ascii="Consolas" w:hAnsi="Consolas"/>
+          <w:sz w:val="14"/>
+          <w:szCs w:val="14"/>
+        </w:rPr>
+        <w:t xml:space="preserve">            CleanupStream();</w:t>
+      </w:r>
+    </w:p>
+    <w:p>
+      <w:r>
+        <w:rPr>
+          <w:rFonts w:eastAsia="宋体" w:ascii="Consolas" w:hAnsi="Consolas"/>
+          <w:sz w:val="14"/>
+          <w:szCs w:val="14"/>
+        </w:rPr>
+        <w:t xml:space="preserve">            Stop();</w:t>
+      </w:r>
+    </w:p>
+    <w:p>
+      <w:r>
+        <w:rPr>
+          <w:rFonts w:eastAsia="宋体" w:ascii="Consolas" w:hAnsi="Consolas"/>
+          <w:sz w:val="14"/>
+          <w:szCs w:val="14"/>
+        </w:rPr>
+        <w:t xml:space="preserve">        {</w:t>
+      </w:r>
+    </w:p>
+    <w:p>
+      <w:r>
+        <w:rPr>
+          <w:rFonts w:eastAsia="宋体" w:ascii="Consolas" w:hAnsi="Consolas"/>
+          <w:sz w:val="14"/>
+          <w:szCs w:val="14"/>
+        </w:rPr>
+        <w:t xml:space="preserve">        public void LoadAndPlayUrl(string url)</w:t>
+      </w:r>
+    </w:p>
+    <w:p>
+      <w:r>
+        <w:rPr>
+          <w:rFonts w:eastAsia="宋体" w:ascii="Consolas" w:hAnsi="Consolas"/>
+          <w:sz w:val="14"/>
+          <w:szCs w:val="14"/>
+        </w:rPr>
+        <w:t xml:space="preserve">        /// &lt;/summary&gt;</w:t>
+      </w:r>
+    </w:p>
+    <w:p>
+      <w:r>
+        <w:rPr>
+          <w:rFonts w:eastAsia="宋体" w:ascii="Consolas" w:hAnsi="Consolas"/>
+          <w:sz w:val="14"/>
+          <w:szCs w:val="14"/>
+        </w:rPr>
+        <w:t xml:space="preserve">        /// MediaFoundationReader支持Http流式解码，无需完全下载即可播放</w:t>
+      </w:r>
+    </w:p>
+    <w:p>
+      <w:r>
+        <w:rPr>
+          <w:rFonts w:eastAsia="宋体" w:ascii="Consolas" w:hAnsi="Consolas"/>
+          <w:sz w:val="14"/>
+          <w:szCs w:val="14"/>
+        </w:rPr>
+        <w:t xml:space="preserve">        /// 加载并播放网络音频流(流媒体处理)</w:t>
+      </w:r>
+    </w:p>
+    <w:p>
+      <w:r>
+        <w:rPr>
+          <w:rFonts w:eastAsia="宋体" w:ascii="Consolas" w:hAnsi="Consolas"/>
+          <w:sz w:val="14"/>
+          <w:szCs w:val="14"/>
+        </w:rPr>
+        <w:t xml:space="preserve">        /// &lt;summary&gt;</w:t>
+      </w:r>
+    </w:p>
+    <w:p>
+      <w:r>
+        <w:rPr>
+          <w:rFonts w:eastAsia="宋体" w:ascii="Consolas" w:hAnsi="Consolas"/>
+          <w:sz w:val="14"/>
+          <w:szCs w:val="14"/>
+        </w:rPr>
+        <w:t xml:space="preserve"/>
+      </w:r>
+    </w:p>
+    <w:p>
+      <w:r>
+        <w:rPr>
+          <w:rFonts w:eastAsia="宋体" w:ascii="Consolas" w:hAnsi="Consolas"/>
+          <w:sz w:val="14"/>
+          <w:szCs w:val="14"/>
+        </w:rPr>
+        <w:t xml:space="preserve">        }</w:t>
+      </w:r>
+    </w:p>
+    <w:p>
+      <w:r>
+        <w:rPr>
+          <w:rFonts w:eastAsia="宋体" w:ascii="Consolas" w:hAnsi="Consolas"/>
+          <w:sz w:val="14"/>
+          <w:szCs w:val="14"/>
+        </w:rPr>
+        <w:t xml:space="preserve">            SetupPlayback();     // 初始化管道并开始播放</w:t>
+      </w:r>
+    </w:p>
+    <w:p>
+      <w:r>
+        <w:rPr>
+          <w:rFonts w:eastAsia="宋体" w:ascii="Consolas" w:hAnsi="Consolas"/>
+          <w:sz w:val="14"/>
+          <w:szCs w:val="14"/>
+        </w:rPr>
+        <w:t xml:space="preserve">            _audioStream = new AudioFileReader(filePath);  // 本地文件读取器</w:t>
+      </w:r>
+    </w:p>
+    <w:p>
+      <w:r>
+        <w:rPr>
+          <w:rFonts w:eastAsia="宋体" w:ascii="Consolas" w:hAnsi="Consolas"/>
+          <w:sz w:val="14"/>
+          <w:szCs w:val="14"/>
+        </w:rPr>
+        <w:t xml:space="preserve">            }</w:t>
+      </w:r>
+    </w:p>
+    <w:p>
+      <w:r>
+        <w:rPr>
+          <w:rFonts w:eastAsia="宋体" w:ascii="Consolas" w:hAnsi="Consolas"/>
+          <w:sz w:val="14"/>
+          <w:szCs w:val="14"/>
+        </w:rPr>
+        <w:t xml:space="preserve">                return;</w:t>
+      </w:r>
+    </w:p>
+    <w:p>
+      <w:r>
+        <w:rPr>
+          <w:rFonts w:eastAsia="宋体" w:ascii="Consolas" w:hAnsi="Consolas"/>
+          <w:sz w:val="14"/>
+          <w:szCs w:val="14"/>
+        </w:rPr>
+        <w:t xml:space="preserve">                ErrorOccurred?.Invoke($"文件不存在：{filePath}");</w:t>
+      </w:r>
+    </w:p>
+    <w:p>
+      <w:r>
+        <w:rPr>
+          <w:rFonts w:eastAsia="宋体" w:ascii="Consolas" w:hAnsi="Consolas"/>
+          <w:sz w:val="14"/>
+          <w:szCs w:val="14"/>
+        </w:rPr>
+        <w:t xml:space="preserve">            {   // 文件不存在时通过事件通知UI显示错误</w:t>
+      </w:r>
+    </w:p>
+    <w:p>
+      <w:r>
+        <w:rPr>
+          <w:rFonts w:eastAsia="宋体" w:ascii="Consolas" w:hAnsi="Consolas"/>
+          <w:sz w:val="14"/>
+          <w:szCs w:val="14"/>
+        </w:rPr>
+        <w:t xml:space="preserve">            if (!File.Exists(filePath))</w:t>
+      </w:r>
+    </w:p>
+    <w:p>
+      <w:r>
+        <w:rPr>
+          <w:rFonts w:eastAsia="宋体" w:ascii="Consolas" w:hAnsi="Consolas"/>
+          <w:sz w:val="14"/>
+          <w:szCs w:val="14"/>
+        </w:rPr>
+        <w:t xml:space="preserve">            CleanupStream();     // 释放前一音频流资源</w:t>
+      </w:r>
+    </w:p>
+    <w:p>
+      <w:r>
+        <w:rPr>
+          <w:rFonts w:eastAsia="宋体" w:ascii="Consolas" w:hAnsi="Consolas"/>
+          <w:sz w:val="14"/>
+          <w:szCs w:val="14"/>
+        </w:rPr>
+        <w:t xml:space="preserve">            Stop();              // 先停止当前播放</w:t>
+      </w:r>
+    </w:p>
+    <w:p>
+      <w:r>
+        <w:rPr>
+          <w:rFonts w:eastAsia="宋体" w:ascii="Consolas" w:hAnsi="Consolas"/>
+          <w:sz w:val="14"/>
+          <w:szCs w:val="14"/>
+        </w:rPr>
+        <w:t xml:space="preserve">        {</w:t>
+      </w:r>
+    </w:p>
+    <w:p>
+      <w:r>
+        <w:rPr>
+          <w:rFonts w:eastAsia="宋体" w:ascii="Consolas" w:hAnsi="Consolas"/>
+          <w:sz w:val="14"/>
+          <w:szCs w:val="14"/>
+        </w:rPr>
+        <w:t xml:space="preserve">        public void LoadAndPlay(string filePath)</w:t>
+      </w:r>
+    </w:p>
+    <w:p>
+      <w:r>
+        <w:rPr>
+          <w:rFonts w:eastAsia="宋体" w:ascii="Consolas" w:hAnsi="Consolas"/>
+          <w:sz w:val="14"/>
+          <w:szCs w:val="14"/>
+        </w:rPr>
+        <w:t xml:space="preserve">        /// &lt;/summary&gt;</w:t>
+      </w:r>
+    </w:p>
+    <w:p>
+      <w:r>
+        <w:rPr>
+          <w:rFonts w:eastAsia="宋体" w:ascii="Consolas" w:hAnsi="Consolas"/>
+          <w:sz w:val="14"/>
+          <w:szCs w:val="14"/>
+        </w:rPr>
+        <w:t xml:space="preserve">        /// 使用AudioFileReader读取，支持MP3/WAV/FLAC等格式</w:t>
+      </w:r>
+    </w:p>
+    <w:p>
+      <w:r>
+        <w:rPr>
+          <w:rFonts w:eastAsia="宋体" w:ascii="Consolas" w:hAnsi="Consolas"/>
+          <w:sz w:val="14"/>
+          <w:szCs w:val="14"/>
+        </w:rPr>
+        <w:t xml:space="preserve">        /// 加载并播放本地音频文件</w:t>
+      </w:r>
+    </w:p>
+    <w:p>
+      <w:r>
+        <w:rPr>
+          <w:rFonts w:eastAsia="宋体" w:ascii="Consolas" w:hAnsi="Consolas"/>
+          <w:sz w:val="14"/>
+          <w:szCs w:val="14"/>
+        </w:rPr>
+        <w:t xml:space="preserve">        /// &lt;summary&gt;</w:t>
+      </w:r>
+    </w:p>
+    <w:p>
+      <w:r>
+        <w:rPr>
+          <w:rFonts w:eastAsia="宋体" w:ascii="Consolas" w:hAnsi="Consolas"/>
+          <w:sz w:val="14"/>
+          <w:szCs w:val="14"/>
+        </w:rPr>
+        <w:t xml:space="preserve"/>
+      </w:r>
+    </w:p>
+    <w:p>
+      <w:r>
+        <w:rPr>
+          <w:rFonts w:eastAsia="宋体" w:ascii="Consolas" w:hAnsi="Consolas"/>
+          <w:sz w:val="14"/>
+          <w:szCs w:val="14"/>
+        </w:rPr>
+        <w:t xml:space="preserve">        public event Action&lt;string&gt;? ErrorOccurred;     // 错误通知</w:t>
+      </w:r>
+    </w:p>
+    <w:p>
+      <w:r>
+        <w:rPr>
+          <w:rFonts w:eastAsia="宋体" w:ascii="Consolas" w:hAnsi="Consolas"/>
+          <w:sz w:val="14"/>
+          <w:szCs w:val="14"/>
+        </w:rPr>
+        <w:t xml:space="preserve">        public event Action? PlaybackStopped;           // 播放停止</w:t>
+      </w:r>
+    </w:p>
+    <w:p>
+      <w:r>
+        <w:rPr>
+          <w:rFonts w:eastAsia="宋体" w:ascii="Consolas" w:hAnsi="Consolas"/>
+          <w:sz w:val="14"/>
+          <w:szCs w:val="14"/>
+        </w:rPr>
+        <w:t xml:space="preserve">        public event Action&lt;bool&gt;? PlayStateChanged;    // 播放状态变化</w:t>
+      </w:r>
+    </w:p>
+    <w:p>
+      <w:r>
+        <w:rPr>
+          <w:rFonts w:eastAsia="宋体" w:ascii="Consolas" w:hAnsi="Consolas"/>
+          <w:sz w:val="14"/>
+          <w:szCs w:val="14"/>
+        </w:rPr>
+        <w:t xml:space="preserve">        public event Action&lt;double&gt;? PositionChanged;   // 播放位置变化</w:t>
+      </w:r>
+    </w:p>
+    <w:p>
+      <w:r>
+        <w:rPr>
+          <w:rFonts w:eastAsia="宋体" w:ascii="Consolas" w:hAnsi="Consolas"/>
+          <w:sz w:val="14"/>
+          <w:szCs w:val="14"/>
+        </w:rPr>
+        <w:t xml:space="preserve">        // ===== 事件定义：UI层订阅这些事件实现自动更新 =====</w:t>
+      </w:r>
+    </w:p>
+    <w:p>
+      <w:r>
+        <w:rPr>
+          <w:rFonts w:eastAsia="宋体" w:ascii="Consolas" w:hAnsi="Consolas"/>
+          <w:sz w:val="14"/>
+          <w:szCs w:val="14"/>
+        </w:rPr>
+        <w:t xml:space="preserve"/>
+      </w:r>
+    </w:p>
+    <w:p>
+      <w:r>
+        <w:rPr>
+          <w:rFonts w:eastAsia="宋体" w:ascii="Consolas" w:hAnsi="Consolas"/>
+          <w:sz w:val="14"/>
+          <w:szCs w:val="14"/>
+        </w:rPr>
+        <w:t xml:space="preserve">        private float _volume = 0.8f;         // 音量范围0.0~1.0</w:t>
+      </w:r>
+    </w:p>
+    <w:p>
+      <w:r>
+        <w:rPr>
+          <w:rFonts w:eastAsia="宋体" w:ascii="Consolas" w:hAnsi="Consolas"/>
+          <w:sz w:val="14"/>
+          <w:szCs w:val="14"/>
+        </w:rPr>
+        <w:t xml:space="preserve">        private WaveStream? _audioStream;     // 音频流(基类，支持多态扩展)</w:t>
+      </w:r>
+    </w:p>
+    <w:p>
+      <w:r>
+        <w:rPr>
+          <w:rFonts w:eastAsia="宋体" w:ascii="Consolas" w:hAnsi="Consolas"/>
+          <w:sz w:val="14"/>
+          <w:szCs w:val="14"/>
+        </w:rPr>
+        <w:t xml:space="preserve">        private IWavePlayer? _waveOutDevice;  // 音频输出设备(抽象接口)</w:t>
+      </w:r>
+    </w:p>
+    <w:p>
+      <w:r>
+        <w:rPr>
+          <w:rFonts w:eastAsia="宋体" w:ascii="Consolas" w:hAnsi="Consolas"/>
+          <w:sz w:val="14"/>
+          <w:szCs w:val="14"/>
+        </w:rPr>
+        <w:t xml:space="preserve">    {</w:t>
+      </w:r>
+    </w:p>
+    <w:p>
+      <w:r>
+        <w:rPr>
+          <w:rFonts w:eastAsia="宋体" w:ascii="Consolas" w:hAnsi="Consolas"/>
+          <w:sz w:val="14"/>
+          <w:szCs w:val="14"/>
+        </w:rPr>
+        <w:t xml:space="preserve">    public class PlayerService : IDisposable</w:t>
+      </w:r>
+    </w:p>
+    <w:p>
+      <w:r>
+        <w:rPr>
+          <w:rFonts w:eastAsia="宋体" w:ascii="Consolas" w:hAnsi="Consolas"/>
+          <w:sz w:val="14"/>
+          <w:szCs w:val="14"/>
+        </w:rPr>
+        <w:t xml:space="preserve">    /// &lt;/summary&gt;</w:t>
+      </w:r>
+    </w:p>
+    <w:p>
+      <w:r>
+        <w:rPr>
+          <w:rFonts w:eastAsia="宋体" w:ascii="Consolas" w:hAnsi="Consolas"/>
+          <w:sz w:val="14"/>
+          <w:szCs w:val="14"/>
+        </w:rPr>
+        <w:t xml:space="preserve">    /// WaveChannel32包装器统一控制音量，事件机制解耦UI更新</w:t>
+      </w:r>
+    </w:p>
+    <w:p>
+      <w:r>
+        <w:rPr>
+          <w:rFonts w:eastAsia="宋体" w:ascii="Consolas" w:hAnsi="Consolas"/>
+          <w:sz w:val="14"/>
+          <w:szCs w:val="14"/>
+        </w:rPr>
+        <w:t xml:space="preserve">    /// AudioFileReader处理本地文件，MediaFoundationReader处理网络流</w:t>
+      </w:r>
+    </w:p>
+    <w:p>
+      <w:r>
+        <w:rPr>
+          <w:rFonts w:eastAsia="宋体" w:ascii="Consolas" w:hAnsi="Consolas"/>
+          <w:sz w:val="14"/>
+          <w:szCs w:val="14"/>
+        </w:rPr>
+        <w:t xml:space="preserve">    /// 设计思路：使用IWavePlayer抽象输出设备，WaveStream基类支持多态</w:t>
+      </w:r>
+    </w:p>
+    <w:p>
+      <w:r>
+        <w:rPr>
+          <w:rFonts w:eastAsia="宋体" w:ascii="Consolas" w:hAnsi="Consolas"/>
+          <w:sz w:val="14"/>
+          <w:szCs w:val="14"/>
+        </w:rPr>
+        <w:t xml:space="preserve">    /// 播放器服务类 - 封装NAudio实现音频播放控制</w:t>
+      </w:r>
+    </w:p>
+    <w:p>
+      <w:r>
+        <w:rPr>
+          <w:rFonts w:eastAsia="宋体" w:ascii="Consolas" w:hAnsi="Consolas"/>
+          <w:sz w:val="14"/>
+          <w:szCs w:val="14"/>
+        </w:rPr>
+        <w:t xml:space="preserve">    /// &lt;summary&gt;</w:t>
+      </w:r>
+    </w:p>
+    <w:p>
+      <w:r>
+        <w:rPr>
+          <w:rFonts w:eastAsia="宋体" w:ascii="Consolas" w:hAnsi="Consolas"/>
+          <w:sz w:val="14"/>
+          <w:szCs w:val="14"/>
+        </w:rPr>
+        <w:t xml:space="preserve">{</w:t>
+      </w:r>
+    </w:p>
+    <w:p>
+      <w:r>
+        <w:rPr>
+          <w:rFonts w:eastAsia="宋体" w:ascii="Consolas" w:hAnsi="Consolas"/>
+          <w:sz w:val="14"/>
+          <w:szCs w:val="14"/>
+        </w:rPr>
+        <w:t xml:space="preserve">namespace MediaPlayer.Services</w:t>
+      </w:r>
+    </w:p>
+    <w:p>
+      <w:r>
+        <w:rPr>
+          <w:rFonts w:eastAsia="宋体" w:ascii="Consolas" w:hAnsi="Consolas"/>
+          <w:sz w:val="14"/>
+          <w:szCs w:val="14"/>
+        </w:rPr>
+        <w:t xml:space="preserve"/>
+      </w:r>
+    </w:p>
+    <w:p>
+      <w:r>
+        <w:rPr>
+          <w:rFonts w:eastAsia="宋体" w:ascii="Consolas" w:hAnsi="Consolas"/>
+          <w:sz w:val="14"/>
+          <w:szCs w:val="14"/>
+        </w:rPr>
+        <w:t xml:space="preserve">using NAudio.Wave;</w:t>
+      </w:r>
+    </w:p>
+    <w:p>
+      <w:pPr>
         <w:ind w:firstLine="420" w:firstLineChars="0"/>
         <w:rPr>
           <w:rFonts w:ascii="Times New Roman" w:hAnsi="Times New Roman" w:eastAsia="宋体"/>
@@ -2273,6 +4183,709 @@
     </w:p>
     <w:p>
       <w:pPr>
+        <w:ind w:firstLine="480"/>
+      </w:pPr>
+      <w:r>
+        <w:rPr>
+          <w:rFonts w:eastAsia="宋体" w:ascii="宋体"/>
+          <w:sz w:val="18"/>
+          <w:szCs w:val="18"/>
+        </w:rPr>
+        <w:t xml:space="preserve">以下为DatabaseService核心代码（详见Services/DatabaseService.cs），包含详细中文注释：</w:t>
+      </w:r>
+    </w:p>
+    <w:p>
+      <w:r>
+        <w:rPr>
+          <w:rFonts w:eastAsia="宋体" w:ascii="Consolas" w:hAnsi="Consolas"/>
+          <w:sz w:val="14"/>
+          <w:szCs w:val="14"/>
+        </w:rPr>
+        <w:t xml:space="preserve">}</w:t>
+      </w:r>
+    </w:p>
+    <w:p>
+      <w:r>
+        <w:rPr>
+          <w:rFonts w:eastAsia="宋体" w:ascii="Consolas" w:hAnsi="Consolas"/>
+          <w:sz w:val="14"/>
+          <w:szCs w:val="14"/>
+        </w:rPr>
+        <w:t xml:space="preserve">    }</w:t>
+      </w:r>
+    </w:p>
+    <w:p>
+      <w:r>
+        <w:rPr>
+          <w:rFonts w:eastAsia="宋体" w:ascii="Consolas" w:hAnsi="Consolas"/>
+          <w:sz w:val="14"/>
+          <w:szCs w:val="14"/>
+        </w:rPr>
+        <w:t xml:space="preserve">        }</w:t>
+      </w:r>
+    </w:p>
+    <w:p>
+      <w:r>
+        <w:rPr>
+          <w:rFonts w:eastAsia="宋体" w:ascii="Consolas" w:hAnsi="Consolas"/>
+          <w:sz w:val="14"/>
+          <w:szCs w:val="14"/>
+        </w:rPr>
+        <w:t xml:space="preserve">            return (int)_connection.LastInsertRowId;  // 返回新记录ID</w:t>
+      </w:r>
+    </w:p>
+    <w:p>
+      <w:r>
+        <w:rPr>
+          <w:rFonts w:eastAsia="宋体" w:ascii="Consolas" w:hAnsi="Consolas"/>
+          <w:sz w:val="14"/>
+          <w:szCs w:val="14"/>
+        </w:rPr>
+        <w:t xml:space="preserve">            cmd.ExecuteNonQuery();</w:t>
+      </w:r>
+    </w:p>
+    <w:p>
+      <w:r>
+        <w:rPr>
+          <w:rFonts w:eastAsia="宋体" w:ascii="Consolas" w:hAnsi="Consolas"/>
+          <w:sz w:val="14"/>
+          <w:szCs w:val="14"/>
+        </w:rPr>
+        <w:t xml:space="preserve">            cmd.Parameters.AddWithValue("@C", song.CoverArt ?? (object)DBNull.Value);</w:t>
+      </w:r>
+    </w:p>
+    <w:p>
+      <w:r>
+        <w:rPr>
+          <w:rFonts w:eastAsia="宋体" w:ascii="Consolas" w:hAnsi="Consolas"/>
+          <w:sz w:val="14"/>
+          <w:szCs w:val="14"/>
+        </w:rPr>
+        <w:t xml:space="preserve">            cmd.Parameters.AddWithValue("@I", song.IsLocal ? 1 : 0);</w:t>
+      </w:r>
+    </w:p>
+    <w:p>
+      <w:r>
+        <w:rPr>
+          <w:rFonts w:eastAsia="宋体" w:ascii="Consolas" w:hAnsi="Consolas"/>
+          <w:sz w:val="14"/>
+          <w:szCs w:val="14"/>
+        </w:rPr>
+        <w:t xml:space="preserve">            cmd.Parameters.AddWithValue("@D", song.Duration);</w:t>
+      </w:r>
+    </w:p>
+    <w:p>
+      <w:r>
+        <w:rPr>
+          <w:rFonts w:eastAsia="宋体" w:ascii="Consolas" w:hAnsi="Consolas"/>
+          <w:sz w:val="14"/>
+          <w:szCs w:val="14"/>
+        </w:rPr>
+        <w:t xml:space="preserve">            cmd.Parameters.AddWithValue("@U", song.Url);</w:t>
+      </w:r>
+    </w:p>
+    <w:p>
+      <w:r>
+        <w:rPr>
+          <w:rFonts w:eastAsia="宋体" w:ascii="Consolas" w:hAnsi="Consolas"/>
+          <w:sz w:val="14"/>
+          <w:szCs w:val="14"/>
+        </w:rPr>
+        <w:t xml:space="preserve">            cmd.Parameters.AddWithValue("@F", song.FilePath);</w:t>
+      </w:r>
+    </w:p>
+    <w:p>
+      <w:r>
+        <w:rPr>
+          <w:rFonts w:eastAsia="宋体" w:ascii="Consolas" w:hAnsi="Consolas"/>
+          <w:sz w:val="14"/>
+          <w:szCs w:val="14"/>
+        </w:rPr>
+        <w:t xml:space="preserve">            cmd.Parameters.AddWithValue("@A", song.Artist);</w:t>
+      </w:r>
+    </w:p>
+    <w:p>
+      <w:r>
+        <w:rPr>
+          <w:rFonts w:eastAsia="宋体" w:ascii="Consolas" w:hAnsi="Consolas"/>
+          <w:sz w:val="14"/>
+          <w:szCs w:val="14"/>
+        </w:rPr>
+        <w:t xml:space="preserve">            cmd.Parameters.AddWithValue("@T", song.Title);</w:t>
+      </w:r>
+    </w:p>
+    <w:p>
+      <w:r>
+        <w:rPr>
+          <w:rFonts w:eastAsia="宋体" w:ascii="Consolas" w:hAnsi="Consolas"/>
+          <w:sz w:val="14"/>
+          <w:szCs w:val="14"/>
+        </w:rPr>
+        <w:t xml:space="preserve">            // 参数化查询：用户输入与SQL语句严格分离</w:t>
+      </w:r>
+    </w:p>
+    <w:p>
+      <w:r>
+        <w:rPr>
+          <w:rFonts w:eastAsia="宋体" w:ascii="Consolas" w:hAnsi="Consolas"/>
+          <w:sz w:val="14"/>
+          <w:szCs w:val="14"/>
+        </w:rPr>
+        <w:t xml:space="preserve">            using var cmd = new SQLiteCommand(sql, _connection);</w:t>
+      </w:r>
+    </w:p>
+    <w:p>
+      <w:r>
+        <w:rPr>
+          <w:rFonts w:eastAsia="宋体" w:ascii="Consolas" w:hAnsi="Consolas"/>
+          <w:sz w:val="14"/>
+          <w:szCs w:val="14"/>
+        </w:rPr>
+        <w:t xml:space="preserve">                VALUES (@T, @A, @F, @U, @D, @I, @C)";</w:t>
+      </w:r>
+    </w:p>
+    <w:p>
+      <w:r>
+        <w:rPr>
+          <w:rFonts w:eastAsia="宋体" w:ascii="Consolas" w:hAnsi="Consolas"/>
+          <w:sz w:val="14"/>
+          <w:szCs w:val="14"/>
+        </w:rPr>
+        <w:t xml:space="preserve">                (Title, Artist, FilePath, Url, Duration, IsLocal, CoverArt)</w:t>
+      </w:r>
+    </w:p>
+    <w:p>
+      <w:r>
+        <w:rPr>
+          <w:rFonts w:eastAsia="宋体" w:ascii="Consolas" w:hAnsi="Consolas"/>
+          <w:sz w:val="14"/>
+          <w:szCs w:val="14"/>
+        </w:rPr>
+        <w:t xml:space="preserve">            string sql = @"INSERT INTO Songs</w:t>
+      </w:r>
+    </w:p>
+    <w:p>
+      <w:r>
+        <w:rPr>
+          <w:rFonts w:eastAsia="宋体" w:ascii="Consolas" w:hAnsi="Consolas"/>
+          <w:sz w:val="14"/>
+          <w:szCs w:val="14"/>
+        </w:rPr>
+        <w:t xml:space="preserve">        {</w:t>
+      </w:r>
+    </w:p>
+    <w:p>
+      <w:r>
+        <w:rPr>
+          <w:rFonts w:eastAsia="宋体" w:ascii="Consolas" w:hAnsi="Consolas"/>
+          <w:sz w:val="14"/>
+          <w:szCs w:val="14"/>
+        </w:rPr>
+        <w:t xml:space="preserve">        public int AddSong(Song song)</w:t>
+      </w:r>
+    </w:p>
+    <w:p>
+      <w:r>
+        <w:rPr>
+          <w:rFonts w:eastAsia="宋体" w:ascii="Consolas" w:hAnsi="Consolas"/>
+          <w:sz w:val="14"/>
+          <w:szCs w:val="14"/>
+        </w:rPr>
+        <w:t xml:space="preserve">        /// &lt;summary&gt;添加歌曲（参数化查询，杜绝SQL注入）&lt;/summary&gt;</w:t>
+      </w:r>
+    </w:p>
+    <w:p>
+      <w:r>
+        <w:rPr>
+          <w:rFonts w:eastAsia="宋体" w:ascii="Consolas" w:hAnsi="Consolas"/>
+          <w:sz w:val="14"/>
+          <w:szCs w:val="14"/>
+        </w:rPr>
+        <w:t xml:space="preserve"/>
+      </w:r>
+    </w:p>
+    <w:p>
+      <w:r>
+        <w:rPr>
+          <w:rFonts w:eastAsia="宋体" w:ascii="Consolas" w:hAnsi="Consolas"/>
+          <w:sz w:val="14"/>
+          <w:szCs w:val="14"/>
+        </w:rPr>
+        <w:t xml:space="preserve">        }</w:t>
+      </w:r>
+    </w:p>
+    <w:p>
+      <w:r>
+        <w:rPr>
+          <w:rFonts w:eastAsia="宋体" w:ascii="Consolas" w:hAnsi="Consolas"/>
+          <w:sz w:val="14"/>
+          <w:szCs w:val="14"/>
+        </w:rPr>
+        <w:t xml:space="preserve">            cmd.ExecuteNonQuery();</w:t>
+      </w:r>
+    </w:p>
+    <w:p>
+      <w:r>
+        <w:rPr>
+          <w:rFonts w:eastAsia="宋体" w:ascii="Consolas" w:hAnsi="Consolas"/>
+          <w:sz w:val="14"/>
+          <w:szCs w:val="14"/>
+        </w:rPr>
+        <w:t xml:space="preserve">            using var cmd = new SQLiteCommand(sql, _connection);</w:t>
+      </w:r>
+    </w:p>
+    <w:p>
+      <w:r>
+        <w:rPr>
+          <w:rFonts w:eastAsia="宋体" w:ascii="Consolas" w:hAnsi="Consolas"/>
+          <w:sz w:val="14"/>
+          <w:szCs w:val="14"/>
+        </w:rPr>
+        <w:t xml:space="preserve">            )";</w:t>
+      </w:r>
+    </w:p>
+    <w:p>
+      <w:r>
+        <w:rPr>
+          <w:rFonts w:eastAsia="宋体" w:ascii="Consolas" w:hAnsi="Consolas"/>
+          <w:sz w:val="14"/>
+          <w:szCs w:val="14"/>
+        </w:rPr>
+        <w:t xml:space="preserve">                PlaylistOrder INTEGER DEFAULT 0  -- 排序序号</w:t>
+      </w:r>
+    </w:p>
+    <w:p>
+      <w:r>
+        <w:rPr>
+          <w:rFonts w:eastAsia="宋体" w:ascii="Consolas" w:hAnsi="Consolas"/>
+          <w:sz w:val="14"/>
+          <w:szCs w:val="14"/>
+        </w:rPr>
+        <w:t xml:space="preserve">                CoverArt BLOB DEFAULT NULL,  -- 封面图片(二进制)</w:t>
+      </w:r>
+    </w:p>
+    <w:p>
+      <w:r>
+        <w:rPr>
+          <w:rFonts w:eastAsia="宋体" w:ascii="Consolas" w:hAnsi="Consolas"/>
+          <w:sz w:val="14"/>
+          <w:szCs w:val="14"/>
+        </w:rPr>
+        <w:t xml:space="preserve">                IsLocal INTEGER DEFAULT 1,   -- 是否本地文件</w:t>
+      </w:r>
+    </w:p>
+    <w:p>
+      <w:r>
+        <w:rPr>
+          <w:rFonts w:eastAsia="宋体" w:ascii="Consolas" w:hAnsi="Consolas"/>
+          <w:sz w:val="14"/>
+          <w:szCs w:val="14"/>
+        </w:rPr>
+        <w:t xml:space="preserve">                Duration REAL DEFAULT 0,     -- 时长(秒)</w:t>
+      </w:r>
+    </w:p>
+    <w:p>
+      <w:r>
+        <w:rPr>
+          <w:rFonts w:eastAsia="宋体" w:ascii="Consolas" w:hAnsi="Consolas"/>
+          <w:sz w:val="14"/>
+          <w:szCs w:val="14"/>
+        </w:rPr>
+        <w:t xml:space="preserve">                Url TEXT DEFAULT '',          -- 网络URL</w:t>
+      </w:r>
+    </w:p>
+    <w:p>
+      <w:r>
+        <w:rPr>
+          <w:rFonts w:eastAsia="宋体" w:ascii="Consolas" w:hAnsi="Consolas"/>
+          <w:sz w:val="14"/>
+          <w:szCs w:val="14"/>
+        </w:rPr>
+        <w:t xml:space="preserve">                FilePath TEXT DEFAULT '',     -- 本地文件路径</w:t>
+      </w:r>
+    </w:p>
+    <w:p>
+      <w:r>
+        <w:rPr>
+          <w:rFonts w:eastAsia="宋体" w:ascii="Consolas" w:hAnsi="Consolas"/>
+          <w:sz w:val="14"/>
+          <w:szCs w:val="14"/>
+        </w:rPr>
+        <w:t xml:space="preserve">                Album TEXT DEFAULT '',        -- 专辑名</w:t>
+      </w:r>
+    </w:p>
+    <w:p>
+      <w:r>
+        <w:rPr>
+          <w:rFonts w:eastAsia="宋体" w:ascii="Consolas" w:hAnsi="Consolas"/>
+          <w:sz w:val="14"/>
+          <w:szCs w:val="14"/>
+        </w:rPr>
+        <w:t xml:space="preserve">                Artist TEXT DEFAULT '',       -- 艺术家</w:t>
+      </w:r>
+    </w:p>
+    <w:p>
+      <w:r>
+        <w:rPr>
+          <w:rFonts w:eastAsia="宋体" w:ascii="Consolas" w:hAnsi="Consolas"/>
+          <w:sz w:val="14"/>
+          <w:szCs w:val="14"/>
+        </w:rPr>
+        <w:t xml:space="preserve">                Title TEXT NOT NULL,         -- 歌曲标题</w:t>
+      </w:r>
+    </w:p>
+    <w:p>
+      <w:r>
+        <w:rPr>
+          <w:rFonts w:eastAsia="宋体" w:ascii="Consolas" w:hAnsi="Consolas"/>
+          <w:sz w:val="14"/>
+          <w:szCs w:val="14"/>
+        </w:rPr>
+        <w:t xml:space="preserve">                Id INTEGER PRIMARY KEY AUTOINCREMENT,</w:t>
+      </w:r>
+    </w:p>
+    <w:p>
+      <w:r>
+        <w:rPr>
+          <w:rFonts w:eastAsia="宋体" w:ascii="Consolas" w:hAnsi="Consolas"/>
+          <w:sz w:val="14"/>
+          <w:szCs w:val="14"/>
+        </w:rPr>
+        <w:t xml:space="preserve">            string sql = @"CREATE TABLE IF NOT EXISTS Songs (</w:t>
+      </w:r>
+    </w:p>
+    <w:p>
+      <w:r>
+        <w:rPr>
+          <w:rFonts w:eastAsia="宋体" w:ascii="Consolas" w:hAnsi="Consolas"/>
+          <w:sz w:val="14"/>
+          <w:szCs w:val="14"/>
+        </w:rPr>
+        <w:t xml:space="preserve">            _connection.Open();</w:t>
+      </w:r>
+    </w:p>
+    <w:p>
+      <w:r>
+        <w:rPr>
+          <w:rFonts w:eastAsia="宋体" w:ascii="Consolas" w:hAnsi="Consolas"/>
+          <w:sz w:val="14"/>
+          <w:szCs w:val="14"/>
+        </w:rPr>
+        <w:t xml:space="preserve">            _connection = new SQLiteConnection(_connectionString);</w:t>
+      </w:r>
+    </w:p>
+    <w:p>
+      <w:r>
+        <w:rPr>
+          <w:rFonts w:eastAsia="宋体" w:ascii="Consolas" w:hAnsi="Consolas"/>
+          <w:sz w:val="14"/>
+          <w:szCs w:val="14"/>
+        </w:rPr>
+        <w:t xml:space="preserve">        {</w:t>
+      </w:r>
+    </w:p>
+    <w:p>
+      <w:r>
+        <w:rPr>
+          <w:rFonts w:eastAsia="宋体" w:ascii="Consolas" w:hAnsi="Consolas"/>
+          <w:sz w:val="14"/>
+          <w:szCs w:val="14"/>
+        </w:rPr>
+        <w:t xml:space="preserve">        public void Initialize()</w:t>
+      </w:r>
+    </w:p>
+    <w:p>
+      <w:r>
+        <w:rPr>
+          <w:rFonts w:eastAsia="宋体" w:ascii="Consolas" w:hAnsi="Consolas"/>
+          <w:sz w:val="14"/>
+          <w:szCs w:val="14"/>
+        </w:rPr>
+        <w:t xml:space="preserve">        ///   CoverArt - BLOB类型存储封面图片二进制数据</w:t>
+      </w:r>
+    </w:p>
+    <w:p>
+      <w:r>
+        <w:rPr>
+          <w:rFonts w:eastAsia="宋体" w:ascii="Consolas" w:hAnsi="Consolas"/>
+          <w:sz w:val="14"/>
+          <w:szCs w:val="14"/>
+        </w:rPr>
+        <w:t xml:space="preserve">        ///   FilePath/Url - 本地路径或网络URL</w:t>
+      </w:r>
+    </w:p>
+    <w:p>
+      <w:r>
+        <w:rPr>
+          <w:rFonts w:eastAsia="宋体" w:ascii="Consolas" w:hAnsi="Consolas"/>
+          <w:sz w:val="14"/>
+          <w:szCs w:val="14"/>
+        </w:rPr>
+        <w:t xml:space="preserve">        ///   Title/Artist/Album - 歌曲元数据</w:t>
+      </w:r>
+    </w:p>
+    <w:p>
+      <w:r>
+        <w:rPr>
+          <w:rFonts w:eastAsia="宋体" w:ascii="Consolas" w:hAnsi="Consolas"/>
+          <w:sz w:val="14"/>
+          <w:szCs w:val="14"/>
+        </w:rPr>
+        <w:t xml:space="preserve">        ///   Id - 自增主键，唯一标识每首歌曲</w:t>
+      </w:r>
+    </w:p>
+    <w:p>
+      <w:r>
+        <w:rPr>
+          <w:rFonts w:eastAsia="宋体" w:ascii="Consolas" w:hAnsi="Consolas"/>
+          <w:sz w:val="14"/>
+          <w:szCs w:val="14"/>
+        </w:rPr>
+        <w:t xml:space="preserve">        /// 字段设计：</w:t>
+      </w:r>
+    </w:p>
+    <w:p>
+      <w:r>
+        <w:rPr>
+          <w:rFonts w:eastAsia="宋体" w:ascii="Consolas" w:hAnsi="Consolas"/>
+          <w:sz w:val="14"/>
+          <w:szCs w:val="14"/>
+        </w:rPr>
+        <w:t xml:space="preserve">        /// &lt;summary&gt;初始化数据库连接并创建Songs表结构&lt;/summary&gt;</w:t>
+      </w:r>
+    </w:p>
+    <w:p>
+      <w:r>
+        <w:rPr>
+          <w:rFonts w:eastAsia="宋体" w:ascii="Consolas" w:hAnsi="Consolas"/>
+          <w:sz w:val="14"/>
+          <w:szCs w:val="14"/>
+        </w:rPr>
+        <w:t xml:space="preserve"/>
+      </w:r>
+    </w:p>
+    <w:p>
+      <w:r>
+        <w:rPr>
+          <w:rFonts w:eastAsia="宋体" w:ascii="Consolas" w:hAnsi="Consolas"/>
+          <w:sz w:val="14"/>
+          <w:szCs w:val="14"/>
+        </w:rPr>
+        <w:t xml:space="preserve">        }</w:t>
+      </w:r>
+    </w:p>
+    <w:p>
+      <w:r>
+        <w:rPr>
+          <w:rFonts w:eastAsia="宋体" w:ascii="Consolas" w:hAnsi="Consolas"/>
+          <w:sz w:val="14"/>
+          <w:szCs w:val="14"/>
+        </w:rPr>
+        <w:t xml:space="preserve">            _connectionString = $"Data Source={dbPath};Version=3;";</w:t>
+      </w:r>
+    </w:p>
+    <w:p>
+      <w:r>
+        <w:rPr>
+          <w:rFonts w:eastAsia="宋体" w:ascii="Consolas" w:hAnsi="Consolas"/>
+          <w:sz w:val="14"/>
+          <w:szCs w:val="14"/>
+        </w:rPr>
+        <w:t xml:space="preserve">                AppDomain.CurrentDomain.BaseDirectory, "MediaPlayer.db");</w:t>
+      </w:r>
+    </w:p>
+    <w:p>
+      <w:r>
+        <w:rPr>
+          <w:rFonts w:eastAsia="宋体" w:ascii="Consolas" w:hAnsi="Consolas"/>
+          <w:sz w:val="14"/>
+          <w:szCs w:val="14"/>
+        </w:rPr>
+        <w:t xml:space="preserve">            string dbPath = Path.Combine(</w:t>
+      </w:r>
+    </w:p>
+    <w:p>
+      <w:r>
+        <w:rPr>
+          <w:rFonts w:eastAsia="宋体" w:ascii="Consolas" w:hAnsi="Consolas"/>
+          <w:sz w:val="14"/>
+          <w:szCs w:val="14"/>
+        </w:rPr>
+        <w:t xml:space="preserve">            // 数据库文件与exe同目录，无需用户指定路径</w:t>
+      </w:r>
+    </w:p>
+    <w:p>
+      <w:r>
+        <w:rPr>
+          <w:rFonts w:eastAsia="宋体" w:ascii="Consolas" w:hAnsi="Consolas"/>
+          <w:sz w:val="14"/>
+          <w:szCs w:val="14"/>
+        </w:rPr>
+        <w:t xml:space="preserve">        {</w:t>
+      </w:r>
+    </w:p>
+    <w:p>
+      <w:r>
+        <w:rPr>
+          <w:rFonts w:eastAsia="宋体" w:ascii="Consolas" w:hAnsi="Consolas"/>
+          <w:sz w:val="14"/>
+          <w:szCs w:val="14"/>
+        </w:rPr>
+        <w:t xml:space="preserve">        public DatabaseService()</w:t>
+      </w:r>
+    </w:p>
+    <w:p>
+      <w:r>
+        <w:rPr>
+          <w:rFonts w:eastAsia="宋体" w:ascii="Consolas" w:hAnsi="Consolas"/>
+          <w:sz w:val="14"/>
+          <w:szCs w:val="14"/>
+        </w:rPr>
+        <w:t xml:space="preserve"/>
+      </w:r>
+    </w:p>
+    <w:p>
+      <w:r>
+        <w:rPr>
+          <w:rFonts w:eastAsia="宋体" w:ascii="Consolas" w:hAnsi="Consolas"/>
+          <w:sz w:val="14"/>
+          <w:szCs w:val="14"/>
+        </w:rPr>
+        <w:t xml:space="preserve">        private readonly string _connectionString;</w:t>
+      </w:r>
+    </w:p>
+    <w:p>
+      <w:r>
+        <w:rPr>
+          <w:rFonts w:eastAsia="宋体" w:ascii="Consolas" w:hAnsi="Consolas"/>
+          <w:sz w:val="14"/>
+          <w:szCs w:val="14"/>
+        </w:rPr>
+        <w:t xml:space="preserve">        private SQLiteConnection? _connection;</w:t>
+      </w:r>
+    </w:p>
+    <w:p>
+      <w:r>
+        <w:rPr>
+          <w:rFonts w:eastAsia="宋体" w:ascii="Consolas" w:hAnsi="Consolas"/>
+          <w:sz w:val="14"/>
+          <w:szCs w:val="14"/>
+        </w:rPr>
+        <w:t xml:space="preserve">    {</w:t>
+      </w:r>
+    </w:p>
+    <w:p>
+      <w:r>
+        <w:rPr>
+          <w:rFonts w:eastAsia="宋体" w:ascii="Consolas" w:hAnsi="Consolas"/>
+          <w:sz w:val="14"/>
+          <w:szCs w:val="14"/>
+        </w:rPr>
+        <w:t xml:space="preserve">    public class DatabaseService : IDisposable</w:t>
+      </w:r>
+    </w:p>
+    <w:p>
+      <w:r>
+        <w:rPr>
+          <w:rFonts w:eastAsia="宋体" w:ascii="Consolas" w:hAnsi="Consolas"/>
+          <w:sz w:val="14"/>
+          <w:szCs w:val="14"/>
+        </w:rPr>
+        <w:t xml:space="preserve">    /// &lt;/summary&gt;</w:t>
+      </w:r>
+    </w:p>
+    <w:p>
+      <w:r>
+        <w:rPr>
+          <w:rFonts w:eastAsia="宋体" w:ascii="Consolas" w:hAnsi="Consolas"/>
+          <w:sz w:val="14"/>
+          <w:szCs w:val="14"/>
+        </w:rPr>
+        <w:t xml:space="preserve">    /// 参数化查询防止SQL注入，事务保证数据一致性</w:t>
+      </w:r>
+    </w:p>
+    <w:p>
+      <w:r>
+        <w:rPr>
+          <w:rFonts w:eastAsia="宋体" w:ascii="Consolas" w:hAnsi="Consolas"/>
+          <w:sz w:val="14"/>
+          <w:szCs w:val="14"/>
+        </w:rPr>
+        <w:t xml:space="preserve">    /// 设计思路：嵌入式SQLite无需安装服务，适合桌面应用</w:t>
+      </w:r>
+    </w:p>
+    <w:p>
+      <w:r>
+        <w:rPr>
+          <w:rFonts w:eastAsia="宋体" w:ascii="Consolas" w:hAnsi="Consolas"/>
+          <w:sz w:val="14"/>
+          <w:szCs w:val="14"/>
+        </w:rPr>
+        <w:t xml:space="preserve">    /// 职责：播放列表持久化存储，增删查改操作</w:t>
+      </w:r>
+    </w:p>
+    <w:p>
+      <w:r>
+        <w:rPr>
+          <w:rFonts w:eastAsia="宋体" w:ascii="Consolas" w:hAnsi="Consolas"/>
+          <w:sz w:val="14"/>
+          <w:szCs w:val="14"/>
+        </w:rPr>
+        <w:t xml:space="preserve">    /// 数据库服务类 - 管理SQLite数据库操作</w:t>
+      </w:r>
+    </w:p>
+    <w:p>
+      <w:r>
+        <w:rPr>
+          <w:rFonts w:eastAsia="宋体" w:ascii="Consolas" w:hAnsi="Consolas"/>
+          <w:sz w:val="14"/>
+          <w:szCs w:val="14"/>
+        </w:rPr>
+        <w:t xml:space="preserve">    /// &lt;summary&gt;</w:t>
+      </w:r>
+    </w:p>
+    <w:p>
+      <w:r>
+        <w:rPr>
+          <w:rFonts w:eastAsia="宋体" w:ascii="Consolas" w:hAnsi="Consolas"/>
+          <w:sz w:val="14"/>
+          <w:szCs w:val="14"/>
+        </w:rPr>
+        <w:t xml:space="preserve">{</w:t>
+      </w:r>
+    </w:p>
+    <w:p>
+      <w:r>
+        <w:rPr>
+          <w:rFonts w:eastAsia="宋体" w:ascii="Consolas" w:hAnsi="Consolas"/>
+          <w:sz w:val="14"/>
+          <w:szCs w:val="14"/>
+        </w:rPr>
+        <w:t xml:space="preserve">namespace MediaPlayer.Services</w:t>
+      </w:r>
+    </w:p>
+    <w:p>
+      <w:r>
+        <w:rPr>
+          <w:rFonts w:eastAsia="宋体" w:ascii="Consolas" w:hAnsi="Consolas"/>
+          <w:sz w:val="14"/>
+          <w:szCs w:val="14"/>
+        </w:rPr>
+        <w:t xml:space="preserve"/>
+      </w:r>
+    </w:p>
+    <w:p>
+      <w:r>
+        <w:rPr>
+          <w:rFonts w:eastAsia="宋体" w:ascii="Consolas" w:hAnsi="Consolas"/>
+          <w:sz w:val="14"/>
+          <w:szCs w:val="14"/>
+        </w:rPr>
+        <w:t xml:space="preserve">using System.Data.SQLite;</w:t>
+      </w:r>
+    </w:p>
+    <w:p>
+      <w:pPr>
         <w:ind w:firstLine="420" w:firstLineChars="0"/>
         <w:rPr>
           <w:rFonts w:ascii="Times New Roman" w:hAnsi="Times New Roman" w:eastAsia="宋体"/>
@@ -2337,6 +4950,999 @@
     </w:p>
     <w:p>
       <w:pPr>
+        <w:ind w:firstLine="480"/>
+      </w:pPr>
+      <w:r>
+        <w:rPr>
+          <w:rFonts w:eastAsia="宋体" w:ascii="宋体"/>
+          <w:sz w:val="18"/>
+          <w:szCs w:val="18"/>
+        </w:rPr>
+        <w:t xml:space="preserve">以下为MainForm核心代码（详见MainForm.cs），包含详细中文注释：</w:t>
+      </w:r>
+    </w:p>
+    <w:p>
+      <w:r>
+        <w:rPr>
+          <w:rFonts w:eastAsia="宋体" w:ascii="Consolas" w:hAnsi="Consolas"/>
+          <w:sz w:val="14"/>
+          <w:szCs w:val="14"/>
+        </w:rPr>
+        <w:t xml:space="preserve">}</w:t>
+      </w:r>
+    </w:p>
+    <w:p>
+      <w:r>
+        <w:rPr>
+          <w:rFonts w:eastAsia="宋体" w:ascii="Consolas" w:hAnsi="Consolas"/>
+          <w:sz w:val="14"/>
+          <w:szCs w:val="14"/>
+        </w:rPr>
+        <w:t xml:space="preserve">    }</w:t>
+      </w:r>
+    </w:p>
+    <w:p>
+      <w:r>
+        <w:rPr>
+          <w:rFonts w:eastAsia="宋体" w:ascii="Consolas" w:hAnsi="Consolas"/>
+          <w:sz w:val="14"/>
+          <w:szCs w:val="14"/>
+        </w:rPr>
+        <w:t xml:space="preserve">        }</w:t>
+      </w:r>
+    </w:p>
+    <w:p>
+      <w:r>
+        <w:rPr>
+          <w:rFonts w:eastAsia="宋体" w:ascii="Consolas" w:hAnsi="Consolas"/>
+          <w:sz w:val="14"/>
+          <w:szCs w:val="14"/>
+        </w:rPr>
+        <w:t xml:space="preserve">            _playerService.SetVolume(volume);</w:t>
+      </w:r>
+    </w:p>
+    <w:p>
+      <w:r>
+        <w:rPr>
+          <w:rFonts w:eastAsia="宋体" w:ascii="Consolas" w:hAnsi="Consolas"/>
+          <w:sz w:val="14"/>
+          <w:szCs w:val="14"/>
+        </w:rPr>
+        <w:t xml:space="preserve">            float volume = trackBarVolume.Value / 100f;</w:t>
+      </w:r>
+    </w:p>
+    <w:p>
+      <w:r>
+        <w:rPr>
+          <w:rFonts w:eastAsia="宋体" w:ascii="Consolas" w:hAnsi="Consolas"/>
+          <w:sz w:val="14"/>
+          <w:szCs w:val="14"/>
+        </w:rPr>
+        <w:t xml:space="preserve">        {</w:t>
+      </w:r>
+    </w:p>
+    <w:p>
+      <w:r>
+        <w:rPr>
+          <w:rFonts w:eastAsia="宋体" w:ascii="Consolas" w:hAnsi="Consolas"/>
+          <w:sz w:val="14"/>
+          <w:szCs w:val="14"/>
+        </w:rPr>
+        <w:t xml:space="preserve">        private void TrackBarVolume_Scroll(object? sender, EventArgs e)</w:t>
+      </w:r>
+    </w:p>
+    <w:p>
+      <w:r>
+        <w:rPr>
+          <w:rFonts w:eastAsia="宋体" w:ascii="Consolas" w:hAnsi="Consolas"/>
+          <w:sz w:val="14"/>
+          <w:szCs w:val="14"/>
+        </w:rPr>
+        <w:t xml:space="preserve">        /// &lt;/summary&gt;</w:t>
+      </w:r>
+    </w:p>
+    <w:p>
+      <w:r>
+        <w:rPr>
+          <w:rFonts w:eastAsia="宋体" w:ascii="Consolas" w:hAnsi="Consolas"/>
+          <w:sz w:val="14"/>
+          <w:szCs w:val="14"/>
+        </w:rPr>
+        <w:t xml:space="preserve">        /// TrackBar范围0~100映射到PlayerService的0.0~1.0</w:t>
+      </w:r>
+    </w:p>
+    <w:p>
+      <w:r>
+        <w:rPr>
+          <w:rFonts w:eastAsia="宋体" w:ascii="Consolas" w:hAnsi="Consolas"/>
+          <w:sz w:val="14"/>
+          <w:szCs w:val="14"/>
+        </w:rPr>
+        <w:t xml:space="preserve">        /// 音量滑块值变化事件：实时调整播放音量</w:t>
+      </w:r>
+    </w:p>
+    <w:p>
+      <w:r>
+        <w:rPr>
+          <w:rFonts w:eastAsia="宋体" w:ascii="Consolas" w:hAnsi="Consolas"/>
+          <w:sz w:val="14"/>
+          <w:szCs w:val="14"/>
+        </w:rPr>
+        <w:t xml:space="preserve">        /// &lt;summary&gt;</w:t>
+      </w:r>
+    </w:p>
+    <w:p>
+      <w:r>
+        <w:rPr>
+          <w:rFonts w:eastAsia="宋体" w:ascii="Consolas" w:hAnsi="Consolas"/>
+          <w:sz w:val="14"/>
+          <w:szCs w:val="14"/>
+        </w:rPr>
+        <w:t xml:space="preserve"/>
+      </w:r>
+    </w:p>
+    <w:p>
+      <w:r>
+        <w:rPr>
+          <w:rFonts w:eastAsia="宋体" w:ascii="Consolas" w:hAnsi="Consolas"/>
+          <w:sz w:val="14"/>
+          <w:szCs w:val="14"/>
+        </w:rPr>
+        <w:t xml:space="preserve">        }</w:t>
+      </w:r>
+    </w:p>
+    <w:p>
+      <w:r>
+        <w:rPr>
+          <w:rFonts w:eastAsia="宋体" w:ascii="Consolas" w:hAnsi="Consolas"/>
+          <w:sz w:val="14"/>
+          <w:szCs w:val="14"/>
+        </w:rPr>
+        <w:t xml:space="preserve">                PlaySelectedSong(listViewPlaylist.SelectedItems[0]);</w:t>
+      </w:r>
+    </w:p>
+    <w:p>
+      <w:r>
+        <w:rPr>
+          <w:rFonts w:eastAsia="宋体" w:ascii="Consolas" w:hAnsi="Consolas"/>
+          <w:sz w:val="14"/>
+          <w:szCs w:val="14"/>
+        </w:rPr>
+        <w:t xml:space="preserve">            if (listViewPlaylist.SelectedItems.Count &gt; 0)</w:t>
+      </w:r>
+    </w:p>
+    <w:p>
+      <w:r>
+        <w:rPr>
+          <w:rFonts w:eastAsia="宋体" w:ascii="Consolas" w:hAnsi="Consolas"/>
+          <w:sz w:val="14"/>
+          <w:szCs w:val="14"/>
+        </w:rPr>
+        <w:t xml:space="preserve">        {</w:t>
+      </w:r>
+    </w:p>
+    <w:p>
+      <w:r>
+        <w:rPr>
+          <w:rFonts w:eastAsia="宋体" w:ascii="Consolas" w:hAnsi="Consolas"/>
+          <w:sz w:val="14"/>
+          <w:szCs w:val="14"/>
+        </w:rPr>
+        <w:t xml:space="preserve">        private void ListViewPlaylist_DoubleClick(object? sender, EventArgs e)</w:t>
+      </w:r>
+    </w:p>
+    <w:p>
+      <w:r>
+        <w:rPr>
+          <w:rFonts w:eastAsia="宋体" w:ascii="Consolas" w:hAnsi="Consolas"/>
+          <w:sz w:val="14"/>
+          <w:szCs w:val="14"/>
+        </w:rPr>
+        <w:t xml:space="preserve">        /// &lt;/summary&gt;</w:t>
+      </w:r>
+    </w:p>
+    <w:p>
+      <w:r>
+        <w:rPr>
+          <w:rFonts w:eastAsia="宋体" w:ascii="Consolas" w:hAnsi="Consolas"/>
+          <w:sz w:val="14"/>
+          <w:szCs w:val="14"/>
+        </w:rPr>
+        <w:t xml:space="preserve">        /// 播放列表双击事件：双击即播放该歌曲</w:t>
+      </w:r>
+    </w:p>
+    <w:p>
+      <w:r>
+        <w:rPr>
+          <w:rFonts w:eastAsia="宋体" w:ascii="Consolas" w:hAnsi="Consolas"/>
+          <w:sz w:val="14"/>
+          <w:szCs w:val="14"/>
+        </w:rPr>
+        <w:t xml:space="preserve">        /// &lt;summary&gt;</w:t>
+      </w:r>
+    </w:p>
+    <w:p>
+      <w:r>
+        <w:rPr>
+          <w:rFonts w:eastAsia="宋体" w:ascii="Consolas" w:hAnsi="Consolas"/>
+          <w:sz w:val="14"/>
+          <w:szCs w:val="14"/>
+        </w:rPr>
+        <w:t xml:space="preserve"/>
+      </w:r>
+    </w:p>
+    <w:p>
+      <w:r>
+        <w:rPr>
+          <w:rFonts w:eastAsia="宋体" w:ascii="Consolas" w:hAnsi="Consolas"/>
+          <w:sz w:val="14"/>
+          <w:szCs w:val="14"/>
+        </w:rPr>
+        <w:t xml:space="preserve">        }</w:t>
+      </w:r>
+    </w:p>
+    <w:p>
+      <w:r>
+        <w:rPr>
+          <w:rFonts w:eastAsia="宋体" w:ascii="Consolas" w:hAnsi="Consolas"/>
+          <w:sz w:val="14"/>
+          <w:szCs w:val="14"/>
+        </w:rPr>
+        <w:t xml:space="preserve">                PlaySelectedSong(listViewPlaylist.SelectedItems[0]);  // 播放选中歌曲</w:t>
+      </w:r>
+    </w:p>
+    <w:p>
+      <w:r>
+        <w:rPr>
+          <w:rFonts w:eastAsia="宋体" w:ascii="Consolas" w:hAnsi="Consolas"/>
+          <w:sz w:val="14"/>
+          <w:szCs w:val="14"/>
+        </w:rPr>
+        <w:t xml:space="preserve">            else if (listViewPlaylist.SelectedItems.Count &gt; 0)</w:t>
+      </w:r>
+    </w:p>
+    <w:p>
+      <w:r>
+        <w:rPr>
+          <w:rFonts w:eastAsia="宋体" w:ascii="Consolas" w:hAnsi="Consolas"/>
+          <w:sz w:val="14"/>
+          <w:szCs w:val="14"/>
+        </w:rPr>
+        <w:t xml:space="preserve">                _playerService.Play();               // 已暂停则继续</w:t>
+      </w:r>
+    </w:p>
+    <w:p>
+      <w:r>
+        <w:rPr>
+          <w:rFonts w:eastAsia="宋体" w:ascii="Consolas" w:hAnsi="Consolas"/>
+          <w:sz w:val="14"/>
+          <w:szCs w:val="14"/>
+        </w:rPr>
+        <w:t xml:space="preserve">            else if (_playerService.IsPaused)</w:t>
+      </w:r>
+    </w:p>
+    <w:p>
+      <w:r>
+        <w:rPr>
+          <w:rFonts w:eastAsia="宋体" w:ascii="Consolas" w:hAnsi="Consolas"/>
+          <w:sz w:val="14"/>
+          <w:szCs w:val="14"/>
+        </w:rPr>
+        <w:t xml:space="preserve">                _playerService.Pause();              // 正在播放则暂停</w:t>
+      </w:r>
+    </w:p>
+    <w:p>
+      <w:r>
+        <w:rPr>
+          <w:rFonts w:eastAsia="宋体" w:ascii="Consolas" w:hAnsi="Consolas"/>
+          <w:sz w:val="14"/>
+          <w:szCs w:val="14"/>
+        </w:rPr>
+        <w:t xml:space="preserve">            if (_playerService.IsPlaying)</w:t>
+      </w:r>
+    </w:p>
+    <w:p>
+      <w:r>
+        <w:rPr>
+          <w:rFonts w:eastAsia="宋体" w:ascii="Consolas" w:hAnsi="Consolas"/>
+          <w:sz w:val="14"/>
+          <w:szCs w:val="14"/>
+        </w:rPr>
+        <w:t xml:space="preserve">        {</w:t>
+      </w:r>
+    </w:p>
+    <w:p>
+      <w:r>
+        <w:rPr>
+          <w:rFonts w:eastAsia="宋体" w:ascii="Consolas" w:hAnsi="Consolas"/>
+          <w:sz w:val="14"/>
+          <w:szCs w:val="14"/>
+        </w:rPr>
+        <w:t xml:space="preserve">        private void BtnPlay_Click(object? sender, EventArgs e)</w:t>
+      </w:r>
+    </w:p>
+    <w:p>
+      <w:r>
+        <w:rPr>
+          <w:rFonts w:eastAsia="宋体" w:ascii="Consolas" w:hAnsi="Consolas"/>
+          <w:sz w:val="14"/>
+          <w:szCs w:val="14"/>
+        </w:rPr>
+        <w:t xml:space="preserve">        /// &lt;summary&gt;播放/暂停按钮点击事件&lt;/summary&gt;</w:t>
+      </w:r>
+    </w:p>
+    <w:p>
+      <w:r>
+        <w:rPr>
+          <w:rFonts w:eastAsia="宋体" w:ascii="Consolas" w:hAnsi="Consolas"/>
+          <w:sz w:val="14"/>
+          <w:szCs w:val="14"/>
+        </w:rPr>
+        <w:t xml:space="preserve"/>
+      </w:r>
+    </w:p>
+    <w:p>
+      <w:r>
+        <w:rPr>
+          <w:rFonts w:eastAsia="宋体" w:ascii="Consolas" w:hAnsi="Consolas"/>
+          <w:sz w:val="14"/>
+          <w:szCs w:val="14"/>
+        </w:rPr>
+        <w:t xml:space="preserve">        }</w:t>
+      </w:r>
+    </w:p>
+    <w:p>
+      <w:r>
+        <w:rPr>
+          <w:rFonts w:eastAsia="宋体" w:ascii="Consolas" w:hAnsi="Consolas"/>
+          <w:sz w:val="14"/>
+          <w:szCs w:val="14"/>
+        </w:rPr>
+        <w:t xml:space="preserve">            }</w:t>
+      </w:r>
+    </w:p>
+    <w:p>
+      <w:r>
+        <w:rPr>
+          <w:rFonts w:eastAsia="宋体" w:ascii="Consolas" w:hAnsi="Consolas"/>
+          <w:sz w:val="14"/>
+          <w:szCs w:val="14"/>
+        </w:rPr>
+        <w:t xml:space="preserve">                labelTotalTime.Text = TimeSpan.FromSeconds(total).ToString(@"mm\:ss");</w:t>
+      </w:r>
+    </w:p>
+    <w:p>
+      <w:r>
+        <w:rPr>
+          <w:rFonts w:eastAsia="宋体" w:ascii="Consolas" w:hAnsi="Consolas"/>
+          <w:sz w:val="14"/>
+          <w:szCs w:val="14"/>
+        </w:rPr>
+        <w:t xml:space="preserve">                labelCurrentTime.Text = TimeSpan.FromSeconds(current).ToString(@"mm\:ss");</w:t>
+      </w:r>
+    </w:p>
+    <w:p>
+      <w:r>
+        <w:rPr>
+          <w:rFonts w:eastAsia="宋体" w:ascii="Consolas" w:hAnsi="Consolas"/>
+          <w:sz w:val="14"/>
+          <w:szCs w:val="14"/>
+        </w:rPr>
+        <w:t xml:space="preserve">                }</w:t>
+      </w:r>
+    </w:p>
+    <w:p>
+      <w:r>
+        <w:rPr>
+          <w:rFonts w:eastAsia="宋体" w:ascii="Consolas" w:hAnsi="Consolas"/>
+          <w:sz w:val="14"/>
+          <w:szCs w:val="14"/>
+        </w:rPr>
+        <w:t xml:space="preserve">                    trackBarProgress.Value = (int)(current / total * 1000);</w:t>
+      </w:r>
+    </w:p>
+    <w:p>
+      <w:r>
+        <w:rPr>
+          <w:rFonts w:eastAsia="宋体" w:ascii="Consolas" w:hAnsi="Consolas"/>
+          <w:sz w:val="14"/>
+          <w:szCs w:val="14"/>
+        </w:rPr>
+        <w:t xml:space="preserve">                {   // 将播放位置映射到进度条范围(0~1000)</w:t>
+      </w:r>
+    </w:p>
+    <w:p>
+      <w:r>
+        <w:rPr>
+          <w:rFonts w:eastAsia="宋体" w:ascii="Consolas" w:hAnsi="Consolas"/>
+          <w:sz w:val="14"/>
+          <w:szCs w:val="14"/>
+        </w:rPr>
+        <w:t xml:space="preserve">                if (total &gt; 0)</w:t>
+      </w:r>
+    </w:p>
+    <w:p>
+      <w:r>
+        <w:rPr>
+          <w:rFonts w:eastAsia="宋体" w:ascii="Consolas" w:hAnsi="Consolas"/>
+          <w:sz w:val="14"/>
+          <w:szCs w:val="14"/>
+        </w:rPr>
+        <w:t xml:space="preserve">                double total = _playerService.TotalDuration;</w:t>
+      </w:r>
+    </w:p>
+    <w:p>
+      <w:r>
+        <w:rPr>
+          <w:rFonts w:eastAsia="宋体" w:ascii="Consolas" w:hAnsi="Consolas"/>
+          <w:sz w:val="14"/>
+          <w:szCs w:val="14"/>
+        </w:rPr>
+        <w:t xml:space="preserve">                double current = _playerService.CurrentPosition;</w:t>
+      </w:r>
+    </w:p>
+    <w:p>
+      <w:r>
+        <w:rPr>
+          <w:rFonts w:eastAsia="宋体" w:ascii="Consolas" w:hAnsi="Consolas"/>
+          <w:sz w:val="14"/>
+          <w:szCs w:val="14"/>
+        </w:rPr>
+        <w:t xml:space="preserve">            {</w:t>
+      </w:r>
+    </w:p>
+    <w:p>
+      <w:r>
+        <w:rPr>
+          <w:rFonts w:eastAsia="宋体" w:ascii="Consolas" w:hAnsi="Consolas"/>
+          <w:sz w:val="14"/>
+          <w:szCs w:val="14"/>
+        </w:rPr>
+        <w:t xml:space="preserve">            if (_playerService.IsPlaying &amp;&amp; !_isUserDraggingTrackBar)</w:t>
+      </w:r>
+    </w:p>
+    <w:p>
+      <w:r>
+        <w:rPr>
+          <w:rFonts w:eastAsia="宋体" w:ascii="Consolas" w:hAnsi="Consolas"/>
+          <w:sz w:val="14"/>
+          <w:szCs w:val="14"/>
+        </w:rPr>
+        <w:t xml:space="preserve">        {</w:t>
+      </w:r>
+    </w:p>
+    <w:p>
+      <w:r>
+        <w:rPr>
+          <w:rFonts w:eastAsia="宋体" w:ascii="Consolas" w:hAnsi="Consolas"/>
+          <w:sz w:val="14"/>
+          <w:szCs w:val="14"/>
+        </w:rPr>
+        <w:t xml:space="preserve">        private void PositionTimer_Tick(object? sender, EventArgs e)</w:t>
+      </w:r>
+    </w:p>
+    <w:p>
+      <w:r>
+        <w:rPr>
+          <w:rFonts w:eastAsia="宋体" w:ascii="Consolas" w:hAnsi="Consolas"/>
+          <w:sz w:val="14"/>
+          <w:szCs w:val="14"/>
+        </w:rPr>
+        <w:t xml:space="preserve">        /// &lt;/summary&gt;</w:t>
+      </w:r>
+    </w:p>
+    <w:p>
+      <w:r>
+        <w:rPr>
+          <w:rFonts w:eastAsia="宋体" w:ascii="Consolas" w:hAnsi="Consolas"/>
+          <w:sz w:val="14"/>
+          <w:szCs w:val="14"/>
+        </w:rPr>
+        <w:t xml:space="preserve">        /// 只有正在播放且用户未拖拽进度条时才更新</w:t>
+      </w:r>
+    </w:p>
+    <w:p>
+      <w:r>
+        <w:rPr>
+          <w:rFonts w:eastAsia="宋体" w:ascii="Consolas" w:hAnsi="Consolas"/>
+          <w:sz w:val="14"/>
+          <w:szCs w:val="14"/>
+        </w:rPr>
+        <w:t xml:space="preserve">        /// 定时器触发事件：更新进度条位置和当前时间</w:t>
+      </w:r>
+    </w:p>
+    <w:p>
+      <w:r>
+        <w:rPr>
+          <w:rFonts w:eastAsia="宋体" w:ascii="Consolas" w:hAnsi="Consolas"/>
+          <w:sz w:val="14"/>
+          <w:szCs w:val="14"/>
+        </w:rPr>
+        <w:t xml:space="preserve">        /// &lt;summary&gt;</w:t>
+      </w:r>
+    </w:p>
+    <w:p>
+      <w:r>
+        <w:rPr>
+          <w:rFonts w:eastAsia="宋体" w:ascii="Consolas" w:hAnsi="Consolas"/>
+          <w:sz w:val="14"/>
+          <w:szCs w:val="14"/>
+        </w:rPr>
+        <w:t xml:space="preserve"/>
+      </w:r>
+    </w:p>
+    <w:p>
+      <w:r>
+        <w:rPr>
+          <w:rFonts w:eastAsia="宋体" w:ascii="Consolas" w:hAnsi="Consolas"/>
+          <w:sz w:val="14"/>
+          <w:szCs w:val="14"/>
+        </w:rPr>
+        <w:t xml:space="preserve">        }</w:t>
+      </w:r>
+    </w:p>
+    <w:p>
+      <w:r>
+        <w:rPr>
+          <w:rFonts w:eastAsia="宋体" w:ascii="Consolas" w:hAnsi="Consolas"/>
+          <w:sz w:val="14"/>
+          <w:szCs w:val="14"/>
+        </w:rPr>
+        <w:t xml:space="preserve">            _positionTimer.Start();</w:t>
+      </w:r>
+    </w:p>
+    <w:p>
+      <w:r>
+        <w:rPr>
+          <w:rFonts w:eastAsia="宋体" w:ascii="Consolas" w:hAnsi="Consolas"/>
+          <w:sz w:val="14"/>
+          <w:szCs w:val="14"/>
+        </w:rPr>
+        <w:t xml:space="preserve">            _positionTimer.Tick += PositionTimer_Tick;</w:t>
+      </w:r>
+    </w:p>
+    <w:p>
+      <w:r>
+        <w:rPr>
+          <w:rFonts w:eastAsia="宋体" w:ascii="Consolas" w:hAnsi="Consolas"/>
+          <w:sz w:val="14"/>
+          <w:szCs w:val="14"/>
+        </w:rPr>
+        <w:t xml:space="preserve">            _positionTimer = new System.Windows.Forms.Timer { Interval = 500 };</w:t>
+      </w:r>
+    </w:p>
+    <w:p>
+      <w:r>
+        <w:rPr>
+          <w:rFonts w:eastAsia="宋体" w:ascii="Consolas" w:hAnsi="Consolas"/>
+          <w:sz w:val="14"/>
+          <w:szCs w:val="14"/>
+        </w:rPr>
+        <w:t xml:space="preserve">            // 定时器每500ms更新一次进度条位置</w:t>
+      </w:r>
+    </w:p>
+    <w:p>
+      <w:r>
+        <w:rPr>
+          <w:rFonts w:eastAsia="宋体" w:ascii="Consolas" w:hAnsi="Consolas"/>
+          <w:sz w:val="14"/>
+          <w:szCs w:val="14"/>
+        </w:rPr>
+        <w:t xml:space="preserve"/>
+      </w:r>
+    </w:p>
+    <w:p>
+      <w:r>
+        <w:rPr>
+          <w:rFonts w:eastAsia="宋体" w:ascii="Consolas" w:hAnsi="Consolas"/>
+          <w:sz w:val="14"/>
+          <w:szCs w:val="14"/>
+        </w:rPr>
+        <w:t xml:space="preserve">            LoadPlaylistFromDatabase();     // 从数据库恢复播放列表</w:t>
+      </w:r>
+    </w:p>
+    <w:p>
+      <w:r>
+        <w:rPr>
+          <w:rFonts w:eastAsia="宋体" w:ascii="Consolas" w:hAnsi="Consolas"/>
+          <w:sz w:val="14"/>
+          <w:szCs w:val="14"/>
+        </w:rPr>
+        <w:t xml:space="preserve">            _databaseService.Initialize();  // 创建SQLite表和连接</w:t>
+      </w:r>
+    </w:p>
+    <w:p>
+      <w:r>
+        <w:rPr>
+          <w:rFonts w:eastAsia="宋体" w:ascii="Consolas" w:hAnsi="Consolas"/>
+          <w:sz w:val="14"/>
+          <w:szCs w:val="14"/>
+        </w:rPr>
+        <w:t xml:space="preserve">        {</w:t>
+      </w:r>
+    </w:p>
+    <w:p>
+      <w:r>
+        <w:rPr>
+          <w:rFonts w:eastAsia="宋体" w:ascii="Consolas" w:hAnsi="Consolas"/>
+          <w:sz w:val="14"/>
+          <w:szCs w:val="14"/>
+        </w:rPr>
+        <w:t xml:space="preserve">        private void InitializeApp()</w:t>
+      </w:r>
+    </w:p>
+    <w:p>
+      <w:r>
+        <w:rPr>
+          <w:rFonts w:eastAsia="宋体" w:ascii="Consolas" w:hAnsi="Consolas"/>
+          <w:sz w:val="14"/>
+          <w:szCs w:val="14"/>
+        </w:rPr>
+        <w:t xml:space="preserve">        /// &lt;/summary&gt;</w:t>
+      </w:r>
+    </w:p>
+    <w:p>
+      <w:r>
+        <w:rPr>
+          <w:rFonts w:eastAsia="宋体" w:ascii="Consolas" w:hAnsi="Consolas"/>
+          <w:sz w:val="14"/>
+          <w:szCs w:val="14"/>
+        </w:rPr>
+        <w:t xml:space="preserve">        /// 初始化应用：创建数据库表、加载播放列表、启动定时器</w:t>
+      </w:r>
+    </w:p>
+    <w:p>
+      <w:r>
+        <w:rPr>
+          <w:rFonts w:eastAsia="宋体" w:ascii="Consolas" w:hAnsi="Consolas"/>
+          <w:sz w:val="14"/>
+          <w:szCs w:val="14"/>
+        </w:rPr>
+        <w:t xml:space="preserve">        /// &lt;summary&gt;</w:t>
+      </w:r>
+    </w:p>
+    <w:p>
+      <w:r>
+        <w:rPr>
+          <w:rFonts w:eastAsia="宋体" w:ascii="Consolas" w:hAnsi="Consolas"/>
+          <w:sz w:val="14"/>
+          <w:szCs w:val="14"/>
+        </w:rPr>
+        <w:t xml:space="preserve"/>
+      </w:r>
+    </w:p>
+    <w:p>
+      <w:r>
+        <w:rPr>
+          <w:rFonts w:eastAsia="宋体" w:ascii="Consolas" w:hAnsi="Consolas"/>
+          <w:sz w:val="14"/>
+          <w:szCs w:val="14"/>
+        </w:rPr>
+        <w:t xml:space="preserve">        }</w:t>
+      </w:r>
+    </w:p>
+    <w:p>
+      <w:r>
+        <w:rPr>
+          <w:rFonts w:eastAsia="宋体" w:ascii="Consolas" w:hAnsi="Consolas"/>
+          <w:sz w:val="14"/>
+          <w:szCs w:val="14"/>
+        </w:rPr>
+        <w:t xml:space="preserve">            InitializeApp();</w:t>
+      </w:r>
+    </w:p>
+    <w:p>
+      <w:r>
+        <w:rPr>
+          <w:rFonts w:eastAsia="宋体" w:ascii="Consolas" w:hAnsi="Consolas"/>
+          <w:sz w:val="14"/>
+          <w:szCs w:val="14"/>
+        </w:rPr>
+        <w:t xml:space="preserve">            // 初始化数据库并加载播放列表</w:t>
+      </w:r>
+    </w:p>
+    <w:p>
+      <w:r>
+        <w:rPr>
+          <w:rFonts w:eastAsia="宋体" w:ascii="Consolas" w:hAnsi="Consolas"/>
+          <w:sz w:val="14"/>
+          <w:szCs w:val="14"/>
+        </w:rPr>
+        <w:t xml:space="preserve"/>
+      </w:r>
+    </w:p>
+    <w:p>
+      <w:r>
+        <w:rPr>
+          <w:rFonts w:eastAsia="宋体" w:ascii="Consolas" w:hAnsi="Consolas"/>
+          <w:sz w:val="14"/>
+          <w:szCs w:val="14"/>
+        </w:rPr>
+        <w:t xml:space="preserve">            _networkService.DownloadProgressChanged += OnDownloadProgressChanged;</w:t>
+      </w:r>
+    </w:p>
+    <w:p>
+      <w:r>
+        <w:rPr>
+          <w:rFonts w:eastAsia="宋体" w:ascii="Consolas" w:hAnsi="Consolas"/>
+          <w:sz w:val="14"/>
+          <w:szCs w:val="14"/>
+        </w:rPr>
+        <w:t xml:space="preserve">            _playerService.ErrorOccurred += OnPlayerError;</w:t>
+      </w:r>
+    </w:p>
+    <w:p>
+      <w:r>
+        <w:rPr>
+          <w:rFonts w:eastAsia="宋体" w:ascii="Consolas" w:hAnsi="Consolas"/>
+          <w:sz w:val="14"/>
+          <w:szCs w:val="14"/>
+        </w:rPr>
+        <w:t xml:space="preserve">            _playerService.PlayStateChanged += OnPlayStateChanged;</w:t>
+      </w:r>
+    </w:p>
+    <w:p>
+      <w:r>
+        <w:rPr>
+          <w:rFonts w:eastAsia="宋体" w:ascii="Consolas" w:hAnsi="Consolas"/>
+          <w:sz w:val="14"/>
+          <w:szCs w:val="14"/>
+        </w:rPr>
+        <w:t xml:space="preserve">            _playerService.PositionChanged += OnPositionChanged;</w:t>
+      </w:r>
+    </w:p>
+    <w:p>
+      <w:r>
+        <w:rPr>
+          <w:rFonts w:eastAsia="宋体" w:ascii="Consolas" w:hAnsi="Consolas"/>
+          <w:sz w:val="14"/>
+          <w:szCs w:val="14"/>
+        </w:rPr>
+        <w:t xml:space="preserve">            // 注册服务事件（实现UI自动更新）</w:t>
+      </w:r>
+    </w:p>
+    <w:p>
+      <w:r>
+        <w:rPr>
+          <w:rFonts w:eastAsia="宋体" w:ascii="Consolas" w:hAnsi="Consolas"/>
+          <w:sz w:val="14"/>
+          <w:szCs w:val="14"/>
+        </w:rPr>
+        <w:t xml:space="preserve"/>
+      </w:r>
+    </w:p>
+    <w:p>
+      <w:r>
+        <w:rPr>
+          <w:rFonts w:eastAsia="宋体" w:ascii="Consolas" w:hAnsi="Consolas"/>
+          <w:sz w:val="14"/>
+          <w:szCs w:val="14"/>
+        </w:rPr>
+        <w:t xml:space="preserve">            _networkService = new NetworkService();</w:t>
+      </w:r>
+    </w:p>
+    <w:p>
+      <w:r>
+        <w:rPr>
+          <w:rFonts w:eastAsia="宋体" w:ascii="Consolas" w:hAnsi="Consolas"/>
+          <w:sz w:val="14"/>
+          <w:szCs w:val="14"/>
+        </w:rPr>
+        <w:t xml:space="preserve">            _databaseService = new DatabaseService();</w:t>
+      </w:r>
+    </w:p>
+    <w:p>
+      <w:r>
+        <w:rPr>
+          <w:rFonts w:eastAsia="宋体" w:ascii="Consolas" w:hAnsi="Consolas"/>
+          <w:sz w:val="14"/>
+          <w:szCs w:val="14"/>
+        </w:rPr>
+        <w:t xml:space="preserve">            _playerService = new PlayerService();</w:t>
+      </w:r>
+    </w:p>
+    <w:p>
+      <w:r>
+        <w:rPr>
+          <w:rFonts w:eastAsia="宋体" w:ascii="Consolas" w:hAnsi="Consolas"/>
+          <w:sz w:val="14"/>
+          <w:szCs w:val="14"/>
+        </w:rPr>
+        <w:t xml:space="preserve">            // 创建各服务组件</w:t>
+      </w:r>
+    </w:p>
+    <w:p>
+      <w:r>
+        <w:rPr>
+          <w:rFonts w:eastAsia="宋体" w:ascii="Consolas" w:hAnsi="Consolas"/>
+          <w:sz w:val="14"/>
+          <w:szCs w:val="14"/>
+        </w:rPr>
+        <w:t xml:space="preserve"/>
+      </w:r>
+    </w:p>
+    <w:p>
+      <w:r>
+        <w:rPr>
+          <w:rFonts w:eastAsia="宋体" w:ascii="Consolas" w:hAnsi="Consolas"/>
+          <w:sz w:val="14"/>
+          <w:szCs w:val="14"/>
+        </w:rPr>
+        <w:t xml:space="preserve">            InitializeComponent();  // 初始化控件布局</w:t>
+      </w:r>
+    </w:p>
+    <w:p>
+      <w:r>
+        <w:rPr>
+          <w:rFonts w:eastAsia="宋体" w:ascii="Consolas" w:hAnsi="Consolas"/>
+          <w:sz w:val="14"/>
+          <w:szCs w:val="14"/>
+        </w:rPr>
+        <w:t xml:space="preserve">        {</w:t>
+      </w:r>
+    </w:p>
+    <w:p>
+      <w:r>
+        <w:rPr>
+          <w:rFonts w:eastAsia="宋体" w:ascii="Consolas" w:hAnsi="Consolas"/>
+          <w:sz w:val="14"/>
+          <w:szCs w:val="14"/>
+        </w:rPr>
+        <w:t xml:space="preserve">        public MainForm()</w:t>
+      </w:r>
+    </w:p>
+    <w:p>
+      <w:r>
+        <w:rPr>
+          <w:rFonts w:eastAsia="宋体" w:ascii="Consolas" w:hAnsi="Consolas"/>
+          <w:sz w:val="14"/>
+          <w:szCs w:val="14"/>
+        </w:rPr>
+        <w:t xml:space="preserve"/>
+      </w:r>
+    </w:p>
+    <w:p>
+      <w:r>
+        <w:rPr>
+          <w:rFonts w:eastAsia="宋体" w:ascii="Consolas" w:hAnsi="Consolas"/>
+          <w:sz w:val="14"/>
+          <w:szCs w:val="14"/>
+        </w:rPr>
+        <w:t xml:space="preserve">        private System.Windows.Forms.Timer? _positionTimer; // 进度更新定时器</w:t>
+      </w:r>
+    </w:p>
+    <w:p>
+      <w:r>
+        <w:rPr>
+          <w:rFonts w:eastAsia="宋体" w:ascii="Consolas" w:hAnsi="Consolas"/>
+          <w:sz w:val="14"/>
+          <w:szCs w:val="14"/>
+        </w:rPr>
+        <w:t xml:space="preserve">        private readonly NetworkService _networkService;   // 网络下载服务</w:t>
+      </w:r>
+    </w:p>
+    <w:p>
+      <w:r>
+        <w:rPr>
+          <w:rFonts w:eastAsia="宋体" w:ascii="Consolas" w:hAnsi="Consolas"/>
+          <w:sz w:val="14"/>
+          <w:szCs w:val="14"/>
+        </w:rPr>
+        <w:t xml:space="preserve">        private readonly DatabaseService _databaseService; // 数据持久化服务</w:t>
+      </w:r>
+    </w:p>
+    <w:p>
+      <w:r>
+        <w:rPr>
+          <w:rFonts w:eastAsia="宋体" w:ascii="Consolas" w:hAnsi="Consolas"/>
+          <w:sz w:val="14"/>
+          <w:szCs w:val="14"/>
+        </w:rPr>
+        <w:t xml:space="preserve">        private readonly PlayerService _playerService;    // 音频播放服务</w:t>
+      </w:r>
+    </w:p>
+    <w:p>
+      <w:r>
+        <w:rPr>
+          <w:rFonts w:eastAsia="宋体" w:ascii="Consolas" w:hAnsi="Consolas"/>
+          <w:sz w:val="14"/>
+          <w:szCs w:val="14"/>
+        </w:rPr>
+        <w:t xml:space="preserve">    {</w:t>
+      </w:r>
+    </w:p>
+    <w:p>
+      <w:r>
+        <w:rPr>
+          <w:rFonts w:eastAsia="宋体" w:ascii="Consolas" w:hAnsi="Consolas"/>
+          <w:sz w:val="14"/>
+          <w:szCs w:val="14"/>
+        </w:rPr>
+        <w:t xml:space="preserve">    public partial class MainForm : Form</w:t>
+      </w:r>
+    </w:p>
+    <w:p>
+      <w:r>
+        <w:rPr>
+          <w:rFonts w:eastAsia="宋体" w:ascii="Consolas" w:hAnsi="Consolas"/>
+          <w:sz w:val="14"/>
+          <w:szCs w:val="14"/>
+        </w:rPr>
+        <w:t xml:space="preserve">    /// &lt;/summary&gt;</w:t>
+      </w:r>
+    </w:p>
+    <w:p>
+      <w:r>
+        <w:rPr>
+          <w:rFonts w:eastAsia="宋体" w:ascii="Consolas" w:hAnsi="Consolas"/>
+          <w:sz w:val="14"/>
+          <w:szCs w:val="14"/>
+        </w:rPr>
+        <w:t xml:space="preserve">    /// 跨线程访问使用InvokeRequired/Invoke模式</w:t>
+      </w:r>
+    </w:p>
+    <w:p>
+      <w:r>
+        <w:rPr>
+          <w:rFonts w:eastAsia="宋体" w:ascii="Consolas" w:hAnsi="Consolas"/>
+          <w:sz w:val="14"/>
+          <w:szCs w:val="14"/>
+        </w:rPr>
+        <w:t xml:space="preserve">    /// 异步方法确保网络操作不阻塞UI线程</w:t>
+      </w:r>
+    </w:p>
+    <w:p>
+      <w:r>
+        <w:rPr>
+          <w:rFonts w:eastAsia="宋体" w:ascii="Consolas" w:hAnsi="Consolas"/>
+          <w:sz w:val="14"/>
+          <w:szCs w:val="14"/>
+        </w:rPr>
+        <w:t xml:space="preserve">    /// 设计思路：事件驱动模型，服务层通过事件通知UI更新</w:t>
+      </w:r>
+    </w:p>
+    <w:p>
+      <w:r>
+        <w:rPr>
+          <w:rFonts w:eastAsia="宋体" w:ascii="Consolas" w:hAnsi="Consolas"/>
+          <w:sz w:val="14"/>
+          <w:szCs w:val="14"/>
+        </w:rPr>
+        <w:t xml:space="preserve">    /// 主窗体类 - 整合播放器所有UI交互逻辑</w:t>
+      </w:r>
+    </w:p>
+    <w:p>
+      <w:r>
+        <w:rPr>
+          <w:rFonts w:eastAsia="宋体" w:ascii="Consolas" w:hAnsi="Consolas"/>
+          <w:sz w:val="14"/>
+          <w:szCs w:val="14"/>
+        </w:rPr>
+        <w:t xml:space="preserve">    /// &lt;summary&gt;</w:t>
+      </w:r>
+    </w:p>
+    <w:p>
+      <w:r>
+        <w:rPr>
+          <w:rFonts w:eastAsia="宋体" w:ascii="Consolas" w:hAnsi="Consolas"/>
+          <w:sz w:val="14"/>
+          <w:szCs w:val="14"/>
+        </w:rPr>
+        <w:t xml:space="preserve">{</w:t>
+      </w:r>
+    </w:p>
+    <w:p>
+      <w:r>
+        <w:rPr>
+          <w:rFonts w:eastAsia="宋体" w:ascii="Consolas" w:hAnsi="Consolas"/>
+          <w:sz w:val="14"/>
+          <w:szCs w:val="14"/>
+        </w:rPr>
+        <w:t xml:space="preserve">namespace MediaPlayer</w:t>
+      </w:r>
+    </w:p>
+    <w:p>
+      <w:pPr>
         <w:ind w:firstLine="420" w:firstLineChars="0"/>
         <w:rPr>
           <w:rFonts w:ascii="Times New Roman" w:hAnsi="Times New Roman" w:eastAsia="宋体"/>
@@ -2412,11 +6018,11 @@
       </w:pPr>
       <w:r>
         <w:rPr>
-          <w:rFonts w:eastAsia="宋体" w:ascii="宋体"/>
-          <w:sz w:val="21"/>
-          <w:szCs w:val="21"/>
-        </w:rPr>
-        <w:t xml:space="preserve">具体的交互过程：首先向Claude发送完整需求描述，包括技术栈（.NET 9、WinForms、NAudio、SQLite）和功能列表（播放控制、播放列表、网络播放）。Claude返回了项目文件结构建议和PlayerService、DatabaseService等基础类的实现代码。但最初生成的MainForm.Designer.cs中的控件布局较为简单，需要手动调整SplitContainer的分栏比例和添加暗色主题样式设置。同时Claude未自动生成InputDialog类，需要补充添加。整体而言，Claude完成了约70%的框架代码，剩余的UI细化工作需要手动完成。</w:t>
+          <w:rFonts w:ascii="宋体" w:eastAsia="宋体"/>
+          <w:sz w:val="21"/>
+          <w:szCs w:val="21"/>
+        </w:rPr>
+        <w:t>具体的交互过程：首先向Claude发送完整需求描述，包括技术栈（.NET 9、WinForms、NAudio、SQLite）和功能列表（播放控制、播放列表、网络播放）。Claude返回了项目文件结构建议和PlayerService、DatabaseService等基础类的实现代码。但最初生成的MainForm.Designer.cs中的控件布局较为简单，需要手动调整SplitContainer的分栏比例和添加暗色主题样式设置。同时Claude未自动生成InputDialog类，需要补充添加。整体而言，Claude完成了约70%的框架代码，剩余的UI细化工作需要手动完成。</w:t>
       </w:r>
     </w:p>
     <w:p>
@@ -2553,40 +6159,40 @@
       <w:r>
         <w:drawing>
           <wp:inline distT="0" distB="0" distL="0" distR="0">
-            <wp:extent cx="4572000" cy="3226561"/>
-            <wp:effectExtent l="0" t="0" r="0" b="0"/>
+            <wp:extent cx="3257550" cy="2380615"/>
+            <wp:effectExtent l="0" t="0" r="3810" b="12065"/>
             <wp:docPr id="12" name="Picture 12"/>
             <wp:cNvGraphicFramePr>
-              <ns2:graphicFrameLocks xmlns:ns2="http://schemas.openxmlformats.org/drawingml/2006/main" noChangeAspect="1"/>
+              <a:graphicFrameLocks xmlns:a="http://schemas.openxmlformats.org/drawingml/2006/main" noChangeAspect="1"/>
             </wp:cNvGraphicFramePr>
-            <ns3:graphic xmlns:ns3="http://schemas.openxmlformats.org/drawingml/2006/main">
-              <ns3:graphicData uri="http://schemas.openxmlformats.org/drawingml/2006/picture">
-                <ns4:pic xmlns:ns4="http://schemas.openxmlformats.org/drawingml/2006/picture">
-                  <ns4:nvPicPr>
-                    <ns4:cNvPr id="12" name="Picture 12"/>
-                    <ns4:cNvPicPr>
-                      <ns3:picLocks noChangeAspect="1"/>
-                    </ns4:cNvPicPr>
-                  </ns4:nvPicPr>
-                  <ns4:blipFill>
-                    <ns3:blip r:embed="rId12"/>
-                    <ns3:srcRect/>
-                    <ns3:stretch>
-                      <ns3:fillRect/>
-                    </ns3:stretch>
-                  </ns4:blipFill>
-                  <ns4:spPr>
-                    <ns3:xfrm>
-                      <ns3:off x="0" y="0"/>
-                      <ns3:ext cx="4572000" cy="3226561"/>
-                    </ns3:xfrm>
-                    <ns3:prstGeom prst="rect">
-                      <ns3:avLst/>
-                    </ns3:prstGeom>
-                  </ns4:spPr>
-                </ns4:pic>
-              </ns3:graphicData>
-            </ns3:graphic>
+            <a:graphic xmlns:a="http://schemas.openxmlformats.org/drawingml/2006/main">
+              <a:graphicData uri="http://schemas.openxmlformats.org/drawingml/2006/picture">
+                <pic:pic xmlns:pic="http://schemas.openxmlformats.org/drawingml/2006/picture">
+                  <pic:nvPicPr>
+                    <pic:cNvPr id="12" name="Picture 12"/>
+                    <pic:cNvPicPr>
+                      <a:picLocks noChangeAspect="1"/>
+                    </pic:cNvPicPr>
+                  </pic:nvPicPr>
+                  <pic:blipFill>
+                    <a:blip r:embed="rId9"/>
+                    <a:srcRect l="24028" t="21610" r="278"/>
+                    <a:stretch>
+                      <a:fillRect/>
+                    </a:stretch>
+                  </pic:blipFill>
+                  <pic:spPr>
+                    <a:xfrm>
+                      <a:off x="0" y="0"/>
+                      <a:ext cx="3257550" cy="2380615"/>
+                    </a:xfrm>
+                    <a:prstGeom prst="rect">
+                      <a:avLst/>
+                    </a:prstGeom>
+                  </pic:spPr>
+                </pic:pic>
+              </a:graphicData>
+            </a:graphic>
           </wp:inline>
         </w:drawing>
       </w:r>
@@ -2609,11 +6215,11 @@
       </w:pPr>
       <w:r>
         <w:rPr>
-          <w:rFonts w:eastAsia="宋体" w:ascii="宋体"/>
-          <w:sz w:val="21"/>
-          <w:szCs w:val="21"/>
-        </w:rPr>
-        <w:t xml:space="preserve">图1展示了多媒体播放器的主界面布局：左侧为专辑封面显示区和歌曲信息区（标题、艺术家），右侧为播放列表（ListView控件，显示歌曲标题、艺术家、时长和来源类型）。底部为播放控制栏，包含播放/暂停、停止、上一曲/下一曲按钮，播放模式切换按钮，进度条（TrackBar）和时间显示，音量滑块。整体采用暗色主题设计风格。</w:t>
+          <w:rFonts w:ascii="宋体" w:eastAsia="宋体"/>
+          <w:sz w:val="21"/>
+          <w:szCs w:val="21"/>
+        </w:rPr>
+        <w:t>图1展示了多媒体播放器的主界面布局：左侧为专辑封面显示区和歌曲信息区（标题、艺术家），右侧为播放列表（ListView控件，显示歌曲标题、艺术家、时长和来源类型）。底部为播放控制栏，包含播放/暂停、停止、上一曲/下一曲按钮，播放模式切换按钮，进度条（TrackBar）和时间显示，音量滑块。整体采用暗色主题设计风格。</w:t>
       </w:r>
     </w:p>
     <w:p>
@@ -2625,8 +6231,6 @@
           <w:szCs w:val="21"/>
         </w:rPr>
       </w:pPr>
-      <w:bookmarkStart w:id="0" w:name="_GoBack"/>
-      <w:bookmarkEnd w:id="0"/>
     </w:p>
     <w:p>
       <w:pPr>
@@ -2738,11 +6342,11 @@
       </w:pPr>
       <w:r>
         <w:rPr>
-          <w:rFonts w:eastAsia="宋体" w:ascii="宋体"/>
-          <w:sz w:val="21"/>
-          <w:szCs w:val="21"/>
-        </w:rPr>
-        <w:t xml:space="preserve">RDD（需求驱动开发）方面，项目从用户需求出发进行需求分析，首先明确了核心用户场景：用户需要能够打开本地音频文件播放、输入网络URL在线听歌、管理播放列表。根据这些需求设计了系统架构（分层架构）和数据模型（Song类），再逐步实现各功能模块。TDD（测试驱动开发）方面，在Testing_Report.md中预先定义了28个测试用例，覆盖数据模型（TC-001~004）、数据库服务（TC-005~009）、播放器服务（TC-010~017）、网络服务（TC-018~020）的单元测试，以及集成测试（IT-001~008）、UI测试（UI-001~006）、非功能测试（NF-001~004）。每个功能模块实现后立即验证，确保代码质量。TDD实践有效减少了回归bug，在添加新功能时能够快速发现已有功能的破坏情况。</w:t>
+          <w:rFonts w:ascii="宋体" w:eastAsia="宋体"/>
+          <w:sz w:val="21"/>
+          <w:szCs w:val="21"/>
+        </w:rPr>
+        <w:t>RDD（需求驱动开发）方面，项目从用户需求出发进行需求分析，首先明确了核心用户场景：用户需要能够打开本地音频文件播放、输入网络URL在线听歌、管理播放列表。根据这些需求设计了系统架构（分层架构）和数据模型（Song类），再逐步实现各功能模块。TDD（测试驱动开发）方面，在Testing_Report.md中预先定义了28个测试用例，覆盖数据模型（TC-001~004）、数据库服务（TC-005~009）、播放器服务（TC-010~017）、网络服务（TC-018~020）的单元测试，以及集成测试（IT-001~008）、UI测试（UI-001~006）、非功能测试（NF-001~004）。每个功能模块实现后立即验证，确保代码质量。TDD实践有效减少了回归bug，在添加新功能时能够快速发现已有功能的破坏情况。</w:t>
       </w:r>
     </w:p>
     <w:p>
@@ -3100,11 +6704,11 @@
       </w:pPr>
       <w:r>
         <w:rPr>
-          <w:rFonts w:eastAsia="宋体" w:ascii="宋体"/>
-          <w:sz w:val="21"/>
-          <w:szCs w:val="21"/>
-        </w:rPr>
-        <w:t xml:space="preserve">项目GitHub仓库克隆地址：https://github.com/J-Y-R/windows.git（master分支），项目源码位于MediaPlayer/目录下。项目方案文档（Project_Proposal.md）和测试报告文档（Testing_Report.md）已随源码一同提交至Git仓库。</w:t>
+          <w:rFonts w:ascii="宋体" w:eastAsia="宋体"/>
+          <w:sz w:val="21"/>
+          <w:szCs w:val="21"/>
+        </w:rPr>
+        <w:t>项目GitHub仓库克隆地址：https://github.com/J-Y-R/windows.git（master分支），项目源码位于MediaPlayer/目录下。项目方案文档（Project_Proposal.md）和测试报告文档（Testing_Report.md）已随源码一同提交至Git仓库。</w:t>
       </w:r>
     </w:p>
     <w:p/>
@@ -3670,6 +7274,7 @@
     <w:basedOn w:val="7"/>
     <w:semiHidden/>
     <w:unhideWhenUsed/>
+    <w:qFormat/>
     <w:uiPriority w:val="99"/>
     <w:rPr>
       <w:color w:val="605E5C"/>

--- a/Windows程序设计-期末作业2026.docx
+++ b/Windows程序设计-期末作业2026.docx
@@ -354,14 +354,6 @@
         <w:gridCol w:w="2209"/>
       </w:tblGrid>
       <w:tr>
-        <w:tblPrEx>
-          <w:tblCellMar>
-            <w:top w:w="0" w:type="dxa"/>
-            <w:left w:w="108" w:type="dxa"/>
-            <w:bottom w:w="0" w:type="dxa"/>
-            <w:right w:w="108" w:type="dxa"/>
-          </w:tblCellMar>
-        </w:tblPrEx>
         <w:trPr>
           <w:cantSplit/>
           <w:trHeight w:val="20" w:hRule="atLeast"/>
@@ -2244,7 +2236,6 @@
           <w:lang w:val="en-US" w:eastAsia="zh-CN"/>
         </w:rPr>
         <w:tab/>
-        <w:t/>
       </w:r>
       <w:r>
         <w:rPr>
@@ -2832,15 +2823,30 @@
     <w:p>
       <w:pPr>
         <w:ind w:firstLine="480"/>
-      </w:pPr>
-      <w:r>
         <w:rPr>
           <w:rFonts w:ascii="宋体" w:eastAsia="宋体"/>
           <w:sz w:val="21"/>
           <w:szCs w:val="21"/>
         </w:rPr>
+      </w:pPr>
+      <w:r>
+        <w:rPr>
+          <w:rFonts w:ascii="宋体" w:eastAsia="宋体"/>
+          <w:sz w:val="21"/>
+          <w:szCs w:val="21"/>
+        </w:rPr>
         <w:t>流媒体处理是多媒体应用的重要扩展方向，实现音频/视频数据的实时传输与播放。项目中NetworkService基于HttpClient实现了网络音频流的渐进式下载和缓存播放功能，通过ResponseHeadersRead模式实现边下载边播放的流式体验。核心技术包括：HTTP Range请求实现断点续传、SHA256哈希缓存避免重复下载、CancellationToken支持下载取消控制、ProgressStream包装类实现实时进度报告。此外，MediaFoundationReader支持直接打开网络URL进行流式解码播放，无需完全下载即可开始播放。在网络连接方面，超时设置（30秒）和异常处理保证了程序的健壮性。通过流媒体处理的实践，加深了对HTTP协议流式传输、异步I/O模型和缓存策略的理解。</w:t>
       </w:r>
+    </w:p>
+    <w:p>
+      <w:pPr>
+        <w:ind w:firstLine="480"/>
+        <w:rPr>
+          <w:rFonts w:ascii="宋体" w:eastAsia="宋体"/>
+          <w:sz w:val="21"/>
+          <w:szCs w:val="21"/>
+        </w:rPr>
+      </w:pPr>
     </w:p>
     <w:p>
       <w:r>
@@ -3237,125 +3243,151 @@
       </w:r>
     </w:p>
     <w:p>
-      <w:pPr/>
-      <w:r>
-        <w:rPr>
-          <w:rFonts w:eastAsia="宋体" w:ascii="宋体"/>
-          <w:sz w:val="24"/>
-          <w:szCs w:val="24"/>
+      <w:pPr>
+        <w:rPr>
+          <w:rFonts w:hint="eastAsia" w:ascii="黑体" w:hAnsi="黑体" w:eastAsia="黑体" w:cs="黑体"/>
           <w:b/>
           <w:bCs/>
-        </w:rPr>
-        <w:t xml:space="preserve">项目方案说明（Project_Proposal.md）</w:t>
-      </w:r>
-    </w:p>
-    <w:p>
-      <w:pPr>
-        <w:ind w:firstLine="480"/>
-      </w:pPr>
-      <w:r>
-        <w:rPr>
-          <w:rFonts w:eastAsia="宋体" w:ascii="宋体"/>
-          <w:sz w:val="21"/>
-          <w:szCs w:val="21"/>
-        </w:rPr>
-        <w:t xml:space="preserve">（1）项目背景：随着数字化音乐和播客内容的普及，用户需要一个轻量级、易用的桌面音频播放器来管理本地音乐文件和在线音频资源。本项目基于Windows Forms开发多媒体播放器，综合运用了C#语法、WinForm控件、并发控制、网络连接、文件处理、多媒体处理、流媒体处理、数据库连接与处理、图像处理等课程核心技术，具有实际应用价值。</w:t>
-      </w:r>
-    </w:p>
-    <w:p>
-      <w:pPr>
-        <w:ind w:firstLine="480"/>
-      </w:pPr>
-      <w:r>
-        <w:rPr>
-          <w:rFonts w:eastAsia="宋体" w:ascii="宋体"/>
-          <w:sz w:val="21"/>
-          <w:szCs w:val="21"/>
-        </w:rPr>
-        <w:t xml:space="preserve">（2）功能需求分析：核心功能包括音频播放控制（播放/暂停/停止/上一曲/下一曲/进度拖拽）、本地文件支持（.mp3/.wav/.flac等格式）、网络流媒体播放（HTTP/HTTPS URL在线播放）、播放列表管理（SQLite持久化存储）、音量控制（滑动条调节）、网络文件缓存（后台下载加速二次播放）、三种播放模式切换（顺序播放/单曲循环/随机播放）、M3U播放列表导出。非功能需求包括异步UI更新确保响应性、数据持久化保证重启恢复、网络超时（30秒）处理、异常捕获与用户提示。</w:t>
-      </w:r>
-    </w:p>
-    <w:p>
-      <w:pPr>
-        <w:ind w:firstLine="480"/>
-      </w:pPr>
-      <w:r>
-        <w:rPr>
-          <w:rFonts w:eastAsia="宋体" w:ascii="宋体"/>
-          <w:sz w:val="21"/>
-          <w:szCs w:val="21"/>
-        </w:rPr>
-        <w:t xml:space="preserve">（3）技术选型理由：C#/.NET 9.0为课程核心语言，最新稳定版本，性能优异且与Windows平台原生集成；Windows Forms为课程重点学习的UI框架，控件丰富且开发效率高；NAudio 2.2.1为成熟的.NET音频处理库，支持MP3/WAV/FLAC等多种格式及网络流播放；System.Data.SQLite为轻量级嵌入式数据库，无需单独安装服务，适合桌面应用的本地存储；异步编程(async/await)确保耗时操作不阻塞UI线程。</w:t>
-      </w:r>
-    </w:p>
-    <w:p>
-      <w:pPr>
-        <w:ind w:firstLine="480"/>
-      </w:pPr>
-      <w:r>
-        <w:rPr>
-          <w:rFonts w:eastAsia="宋体" w:ascii="宋体"/>
-          <w:sz w:val="21"/>
-          <w:szCs w:val="21"/>
-        </w:rPr>
-        <w:t xml:space="preserve">（4）系统架构设计：项目采用经典分层架构，包含三层：UI层（MainForm）负责用户交互与事件响应，使用SplitContainer实现双栏布局，ListView展示播放列表；服务层包含PlayerService（基于NAudio的音频播放控制）、DatabaseService（基于SQLite的数据持久化）、NetworkService（基于HttpClient的网络下载与缓存）；数据模型层（Song.cs）定义歌曲数据结构。各层通过事件机制和接口依赖实现解耦，提高可维护性。详见Project_Proposal.md中的架构图。</w:t>
-      </w:r>
-    </w:p>
-    <w:p>
-      <w:pPr>
-        <w:ind w:firstLine="480"/>
-      </w:pPr>
-      <w:r>
-        <w:rPr>
-          <w:rFonts w:eastAsia="宋体" w:ascii="宋体"/>
-          <w:sz w:val="21"/>
-          <w:szCs w:val="21"/>
-        </w:rPr>
-        <w:t xml:space="preserve">（5）开发环境说明：操作系统Windows 11 (10.0.26200)，.NET SDK 9.0.315，编程语言C# 12，框架版本.NET 9.0-windows，开发工具VS Code / Claude Code CLI，包管理NuGet（NAudio 2.2.1, System.Data.SQLite.Core 1.0.119）。</w:t>
-      </w:r>
-    </w:p>
-    <w:p>
-      <w:pPr>
-        <w:ind w:firstLine="480"/>
-      </w:pPr>
-      <w:r>
-        <w:rPr>
-          <w:rFonts w:eastAsia="宋体" w:ascii="宋体"/>
-          <w:sz w:val="21"/>
-          <w:szCs w:val="21"/>
-        </w:rPr>
-        <w:t xml:space="preserve">（6）项目克隆地址：https://github.com/J-Y-R/windows.git（master分支），项目源码位于MediaPlayer/目录下，Project_Proposal.md和Testing_Report.md已随源码提交。</w:t>
-      </w:r>
-    </w:p>
-    <w:p>
-      <w:pPr>
-        <w:ind w:left="420" w:leftChars="200"/>
-        <w:rPr>
-          <w:rFonts w:hint="eastAsia" w:ascii="黑体" w:hAnsi="黑体" w:eastAsia="黑体"/>
+          <w:sz w:val="21"/>
+          <w:szCs w:val="21"/>
+        </w:rPr>
+      </w:pPr>
+      <w:r>
+        <w:rPr>
+          <w:rFonts w:hint="eastAsia" w:ascii="黑体" w:hAnsi="黑体" w:eastAsia="黑体" w:cs="黑体"/>
+          <w:b/>
           <w:bCs/>
-          <w:szCs w:val="21"/>
-        </w:rPr>
-      </w:pPr>
-      <w:r>
-        <w:rPr>
-          <w:rFonts w:hint="eastAsia" w:ascii="黑体" w:hAnsi="黑体" w:eastAsia="黑体"/>
-          <w:bCs/>
-          <w:szCs w:val="21"/>
-        </w:rPr>
-        <w:t xml:space="preserve">3.1 功能模块说明与核心代码 </w:t>
-      </w:r>
-    </w:p>
-    <w:p>
-      <w:r>
-        <w:rPr>
-          <w:rFonts w:ascii="Times New Roman" w:hAnsi="Times New Roman" w:eastAsia="宋体"/>
-          <w:sz w:val="21"/>
-          <w:szCs w:val="21"/>
-        </w:rPr>
-        <w:t>以下展示核心功能模块的关键代码说明：</w:t>
-      </w:r>
+          <w:sz w:val="21"/>
+          <w:szCs w:val="21"/>
+        </w:rPr>
+        <w:t>项目方案说明（Project_Proposal.md）</w:t>
+      </w:r>
+    </w:p>
+    <w:p>
+      <w:pPr>
+        <w:ind w:firstLine="420" w:firstLineChars="0"/>
+      </w:pPr>
       <w:bookmarkStart w:id="0" w:name="_GoBack"/>
       <w:bookmarkEnd w:id="0"/>
+      <w:r>
+        <w:rPr>
+          <w:rFonts w:ascii="宋体" w:eastAsia="宋体"/>
+          <w:sz w:val="21"/>
+          <w:szCs w:val="21"/>
+        </w:rPr>
+        <w:t>（1）项目背景：随着数字化音乐和播客内容的普及，用户需要一个轻量级、易用的桌面音频播放器来管理本地音乐文件和在线音频资源。本项目基于Windows Forms开发多媒体播放器，综合运用了C#语法、WinForm控件、并发控制、网络连接、文件处理、多媒体处理、流媒体处理、数据库连接与处理、图像处理等课程核心技术，具有实际应用价值。</w:t>
+      </w:r>
+    </w:p>
+    <w:p>
+      <w:pPr>
+        <w:ind w:firstLine="420" w:firstLineChars="0"/>
+      </w:pPr>
+      <w:r>
+        <w:rPr>
+          <w:rFonts w:ascii="宋体" w:eastAsia="宋体"/>
+          <w:sz w:val="21"/>
+          <w:szCs w:val="21"/>
+        </w:rPr>
+        <w:t>（2）功能需求分析：核心功能包括音频播放控制（播放/暂停/停止/上一曲/下一曲/进度拖拽）、本地文件支持（.mp3/.wav/.flac等格式）、网络流媒体播放（HTTP/HTTPS URL在线播放）、播放列表管理（SQLite持久化存储）、音量控制（滑动条调节）、网络文件缓存（后台下载加速二次播放）、三种播放模式切换（顺序播放/单曲循环/随机播放）、M3U播放列表导出。非功能需求包括异步UI更新确保响应性、数据持久化保证重启恢复、网络超时（30秒）处理、异常捕获与用户提示。</w:t>
+      </w:r>
+    </w:p>
+    <w:p>
+      <w:pPr>
+        <w:ind w:firstLine="420" w:firstLineChars="0"/>
+      </w:pPr>
+      <w:r>
+        <w:rPr>
+          <w:rFonts w:ascii="宋体" w:eastAsia="宋体"/>
+          <w:sz w:val="21"/>
+          <w:szCs w:val="21"/>
+        </w:rPr>
+        <w:t>（3）技术选型理由：C#/.NET 9.0为课程核心语言，最新稳定版本，性能优异且与Windows平台原生集成；Windows Forms为课程重点学习的UI框架，控件丰富且开发效率高；NAudio 2.2.1为成熟的.NET音频处理库，支持MP3/WAV/FLAC等多种格式及网络流播放；System.Data.SQLite为轻量级嵌入式数据库，无需单独安装服务，适合桌面应用的本地存储；异步编程(async/await)确保耗时操作不阻塞UI线程。</w:t>
+      </w:r>
+    </w:p>
+    <w:p>
+      <w:pPr>
+        <w:ind w:firstLine="420" w:firstLineChars="0"/>
+      </w:pPr>
+      <w:r>
+        <w:rPr>
+          <w:rFonts w:ascii="宋体" w:eastAsia="宋体"/>
+          <w:sz w:val="21"/>
+          <w:szCs w:val="21"/>
+        </w:rPr>
+        <w:t>（4）系统架构设计：项目采用经典分层架构，包含三层：UI层（MainForm）负责用户交互与事件响应，使用SplitContainer实现双栏布局，ListView展示播放列表；服务层包含PlayerService（基于NAudio的音频播放控制）、DatabaseService（基于SQLite的数据持久化）、NetworkService（基于HttpClient的网络下载与缓存）；数据模型层（Song.cs）定义歌曲数据结构。各层通过事件机制和接口依赖实现解耦，提高可维护性。详见Project_Proposal.md中的架构图。</w:t>
+      </w:r>
+    </w:p>
+    <w:p>
+      <w:pPr>
+        <w:ind w:firstLine="420" w:firstLineChars="0"/>
+      </w:pPr>
+      <w:r>
+        <w:rPr>
+          <w:rFonts w:ascii="宋体" w:eastAsia="宋体"/>
+          <w:sz w:val="21"/>
+          <w:szCs w:val="21"/>
+        </w:rPr>
+        <w:t>（5）开发环境说明：操作系统Windows 11 (10.0.26200)，.NET SDK 9.0.315，编程语言C# 12，框架版本.NET 9.0-windows，开发工具VS Code / Claude Code CLI，包管理NuGet（NAudio 2.2.1, System.Data.SQLite.Core 1.0.119）。</w:t>
+      </w:r>
+    </w:p>
+    <w:p>
+      <w:pPr>
+        <w:ind w:firstLine="420" w:firstLineChars="0"/>
+        <w:rPr>
+          <w:rFonts w:ascii="宋体" w:eastAsia="宋体"/>
+          <w:sz w:val="21"/>
+          <w:szCs w:val="21"/>
+        </w:rPr>
+      </w:pPr>
+      <w:r>
+        <w:rPr>
+          <w:rFonts w:ascii="宋体" w:eastAsia="宋体"/>
+          <w:sz w:val="21"/>
+          <w:szCs w:val="21"/>
+        </w:rPr>
+        <w:t>（6）项目克隆地址：https://github.com/J-Y-R/windows.git（master分支），项目源码位于MediaPlayer/目录下，Project_Proposal.md和Testing_Report.md已随源码提交。</w:t>
+      </w:r>
+    </w:p>
+    <w:p>
+      <w:pPr>
+        <w:ind w:firstLine="480"/>
+        <w:rPr>
+          <w:rFonts w:ascii="宋体" w:eastAsia="宋体"/>
+          <w:sz w:val="21"/>
+          <w:szCs w:val="21"/>
+        </w:rPr>
+      </w:pPr>
+    </w:p>
+    <w:p>
+      <w:pPr>
+        <w:rPr>
+          <w:rFonts w:hint="eastAsia" w:ascii="黑体" w:hAnsi="黑体" w:eastAsia="黑体" w:cs="黑体"/>
+          <w:b/>
+          <w:bCs/>
+          <w:sz w:val="21"/>
+          <w:szCs w:val="21"/>
+        </w:rPr>
+      </w:pPr>
+      <w:r>
+        <w:rPr>
+          <w:rFonts w:hint="eastAsia" w:ascii="黑体" w:hAnsi="黑体" w:eastAsia="黑体" w:cs="黑体"/>
+          <w:b/>
+          <w:bCs/>
+          <w:sz w:val="21"/>
+          <w:szCs w:val="21"/>
+        </w:rPr>
+        <w:t xml:space="preserve">3.1 功能模块说明与核心代码 </w:t>
+      </w:r>
+    </w:p>
+    <w:p>
+      <w:r>
+        <w:rPr>
+          <w:rFonts w:ascii="Times New Roman" w:hAnsi="Times New Roman" w:eastAsia="宋体"/>
+          <w:sz w:val="21"/>
+          <w:szCs w:val="21"/>
+        </w:rPr>
+        <w:t>以下展示核心功能模块的关键代码说明：</w:t>
+      </w:r>
     </w:p>
     <w:p>
       <w:r>
@@ -3371,776 +3403,1272 @@
     </w:p>
     <w:p>
       <w:pPr>
-        <w:ind w:firstLine="480"/>
-      </w:pPr>
-      <w:r>
-        <w:rPr>
-          <w:rFonts w:eastAsia="宋体" w:ascii="宋体"/>
-          <w:sz w:val="18"/>
-          <w:szCs w:val="18"/>
-        </w:rPr>
-        <w:t xml:space="preserve">以下为PlayerService核心代码（详见Services/PlayerService.cs），包含详细中文注释：</w:t>
-      </w:r>
-    </w:p>
-    <w:p>
-      <w:r>
-        <w:rPr>
-          <w:rFonts w:eastAsia="宋体" w:ascii="Consolas" w:hAnsi="Consolas"/>
-          <w:sz w:val="14"/>
-          <w:szCs w:val="14"/>
-        </w:rPr>
-        <w:t xml:space="preserve">}</w:t>
-      </w:r>
-    </w:p>
-    <w:p>
-      <w:r>
-        <w:rPr>
-          <w:rFonts w:eastAsia="宋体" w:ascii="Consolas" w:hAnsi="Consolas"/>
-          <w:sz w:val="14"/>
-          <w:szCs w:val="14"/>
+        <w:rPr>
+          <w:rFonts w:hint="eastAsia" w:ascii="Times New Roman" w:hAnsi="Times New Roman" w:eastAsia="宋体"/>
+          <w:sz w:val="21"/>
+          <w:szCs w:val="21"/>
+        </w:rPr>
+      </w:pPr>
+      <w:r>
+        <w:rPr>
+          <w:rFonts w:hint="eastAsia" w:ascii="Times New Roman" w:hAnsi="Times New Roman" w:eastAsia="宋体"/>
+          <w:sz w:val="21"/>
+          <w:szCs w:val="21"/>
+        </w:rPr>
+        <w:t>以下为PlayerService核心代码（详见Services/PlayerService.cs），包含详细中文注释：</w:t>
+      </w:r>
+    </w:p>
+    <w:p>
+      <w:pPr>
+        <w:rPr>
+          <w:rFonts w:hint="eastAsia" w:ascii="Times New Roman" w:hAnsi="Times New Roman" w:eastAsia="宋体"/>
+          <w:sz w:val="21"/>
+          <w:szCs w:val="21"/>
+        </w:rPr>
+      </w:pPr>
+      <w:r>
+        <w:rPr>
+          <w:rFonts w:hint="eastAsia" w:ascii="Times New Roman" w:hAnsi="Times New Roman" w:eastAsia="宋体"/>
+          <w:sz w:val="21"/>
+          <w:szCs w:val="21"/>
+        </w:rPr>
+        <w:t>}</w:t>
+      </w:r>
+    </w:p>
+    <w:p>
+      <w:pPr>
+        <w:rPr>
+          <w:rFonts w:hint="eastAsia" w:ascii="Times New Roman" w:hAnsi="Times New Roman" w:eastAsia="宋体"/>
+          <w:sz w:val="21"/>
+          <w:szCs w:val="21"/>
+        </w:rPr>
+      </w:pPr>
+      <w:r>
+        <w:rPr>
+          <w:rFonts w:hint="eastAsia" w:ascii="Times New Roman" w:hAnsi="Times New Roman" w:eastAsia="宋体"/>
+          <w:sz w:val="21"/>
+          <w:szCs w:val="21"/>
         </w:rPr>
         <w:t xml:space="preserve">    }</w:t>
       </w:r>
     </w:p>
     <w:p>
-      <w:r>
-        <w:rPr>
-          <w:rFonts w:eastAsia="宋体" w:ascii="Consolas" w:hAnsi="Consolas"/>
-          <w:sz w:val="14"/>
-          <w:szCs w:val="14"/>
+      <w:pPr>
+        <w:rPr>
+          <w:rFonts w:hint="eastAsia" w:ascii="Times New Roman" w:hAnsi="Times New Roman" w:eastAsia="宋体"/>
+          <w:sz w:val="21"/>
+          <w:szCs w:val="21"/>
+        </w:rPr>
+      </w:pPr>
+      <w:r>
+        <w:rPr>
+          <w:rFonts w:hint="eastAsia" w:ascii="Times New Roman" w:hAnsi="Times New Roman" w:eastAsia="宋体"/>
+          <w:sz w:val="21"/>
+          <w:szCs w:val="21"/>
         </w:rPr>
         <w:t xml:space="preserve">        }</w:t>
       </w:r>
     </w:p>
     <w:p>
-      <w:r>
-        <w:rPr>
-          <w:rFonts w:eastAsia="宋体" w:ascii="Consolas" w:hAnsi="Consolas"/>
-          <w:sz w:val="14"/>
-          <w:szCs w:val="14"/>
+      <w:pPr>
+        <w:rPr>
+          <w:rFonts w:hint="eastAsia" w:ascii="Times New Roman" w:hAnsi="Times New Roman" w:eastAsia="宋体"/>
+          <w:sz w:val="21"/>
+          <w:szCs w:val="21"/>
+        </w:rPr>
+      </w:pPr>
+      <w:r>
+        <w:rPr>
+          <w:rFonts w:hint="eastAsia" w:ascii="Times New Roman" w:hAnsi="Times New Roman" w:eastAsia="宋体"/>
+          <w:sz w:val="21"/>
+          <w:szCs w:val="21"/>
         </w:rPr>
         <w:t xml:space="preserve">            PlayStateChanged?.Invoke(true);  // 通知UI更新按钮状态</w:t>
       </w:r>
     </w:p>
     <w:p>
-      <w:r>
-        <w:rPr>
-          <w:rFonts w:eastAsia="宋体" w:ascii="Consolas" w:hAnsi="Consolas"/>
-          <w:sz w:val="14"/>
-          <w:szCs w:val="14"/>
+      <w:pPr>
+        <w:rPr>
+          <w:rFonts w:hint="eastAsia" w:ascii="Times New Roman" w:hAnsi="Times New Roman" w:eastAsia="宋体"/>
+          <w:sz w:val="21"/>
+          <w:szCs w:val="21"/>
+        </w:rPr>
+      </w:pPr>
+      <w:r>
+        <w:rPr>
+          <w:rFonts w:hint="eastAsia" w:ascii="Times New Roman" w:hAnsi="Times New Roman" w:eastAsia="宋体"/>
+          <w:sz w:val="21"/>
+          <w:szCs w:val="21"/>
         </w:rPr>
         <w:t xml:space="preserve">            _isPaused = false;</w:t>
       </w:r>
     </w:p>
     <w:p>
-      <w:r>
-        <w:rPr>
-          <w:rFonts w:eastAsia="宋体" w:ascii="Consolas" w:hAnsi="Consolas"/>
-          <w:sz w:val="14"/>
-          <w:szCs w:val="14"/>
+      <w:pPr>
+        <w:rPr>
+          <w:rFonts w:hint="eastAsia" w:ascii="Times New Roman" w:hAnsi="Times New Roman" w:eastAsia="宋体"/>
+          <w:sz w:val="21"/>
+          <w:szCs w:val="21"/>
+        </w:rPr>
+      </w:pPr>
+      <w:r>
+        <w:rPr>
+          <w:rFonts w:hint="eastAsia" w:ascii="Times New Roman" w:hAnsi="Times New Roman" w:eastAsia="宋体"/>
+          <w:sz w:val="21"/>
+          <w:szCs w:val="21"/>
         </w:rPr>
         <w:t xml:space="preserve">            _isPlaying = true;</w:t>
       </w:r>
     </w:p>
     <w:p>
-      <w:r>
-        <w:rPr>
-          <w:rFonts w:eastAsia="宋体" w:ascii="Consolas" w:hAnsi="Consolas"/>
-          <w:sz w:val="14"/>
-          <w:szCs w:val="14"/>
+      <w:pPr>
+        <w:rPr>
+          <w:rFonts w:hint="eastAsia" w:ascii="Times New Roman" w:hAnsi="Times New Roman" w:eastAsia="宋体"/>
+          <w:sz w:val="21"/>
+          <w:szCs w:val="21"/>
+        </w:rPr>
+      </w:pPr>
+      <w:r>
+        <w:rPr>
+          <w:rFonts w:hint="eastAsia" w:ascii="Times New Roman" w:hAnsi="Times New Roman" w:eastAsia="宋体"/>
+          <w:sz w:val="21"/>
+          <w:szCs w:val="21"/>
         </w:rPr>
         <w:t xml:space="preserve">            _waveOutDevice.Play();     // 开始播放</w:t>
       </w:r>
     </w:p>
     <w:p>
-      <w:r>
-        <w:rPr>
-          <w:rFonts w:eastAsia="宋体" w:ascii="Consolas" w:hAnsi="Consolas"/>
-          <w:sz w:val="14"/>
-          <w:szCs w:val="14"/>
+      <w:pPr>
+        <w:rPr>
+          <w:rFonts w:hint="eastAsia" w:ascii="Times New Roman" w:hAnsi="Times New Roman" w:eastAsia="宋体"/>
+          <w:sz w:val="21"/>
+          <w:szCs w:val="21"/>
+        </w:rPr>
+      </w:pPr>
+      <w:r>
+        <w:rPr>
+          <w:rFonts w:hint="eastAsia" w:ascii="Times New Roman" w:hAnsi="Times New Roman" w:eastAsia="宋体"/>
+          <w:sz w:val="21"/>
+          <w:szCs w:val="21"/>
         </w:rPr>
         <w:t xml:space="preserve">            _waveOutDevice.Init(vp);   // 初始化输出设备</w:t>
       </w:r>
     </w:p>
     <w:p>
-      <w:r>
-        <w:rPr>
-          <w:rFonts w:eastAsia="宋体" w:ascii="Consolas" w:hAnsi="Consolas"/>
-          <w:sz w:val="14"/>
-          <w:szCs w:val="14"/>
+      <w:pPr>
+        <w:rPr>
+          <w:rFonts w:hint="eastAsia" w:ascii="Times New Roman" w:hAnsi="Times New Roman" w:eastAsia="宋体"/>
+          <w:sz w:val="21"/>
+          <w:szCs w:val="21"/>
+        </w:rPr>
+      </w:pPr>
+      <w:r>
+        <w:rPr>
+          <w:rFonts w:hint="eastAsia" w:ascii="Times New Roman" w:hAnsi="Times New Roman" w:eastAsia="宋体"/>
+          <w:sz w:val="21"/>
+          <w:szCs w:val="21"/>
         </w:rPr>
         <w:t xml:space="preserve">            };</w:t>
       </w:r>
     </w:p>
     <w:p>
-      <w:r>
-        <w:rPr>
-          <w:rFonts w:eastAsia="宋体" w:ascii="Consolas" w:hAnsi="Consolas"/>
-          <w:sz w:val="14"/>
-          <w:szCs w:val="14"/>
+      <w:pPr>
+        <w:rPr>
+          <w:rFonts w:hint="eastAsia" w:ascii="Times New Roman" w:hAnsi="Times New Roman" w:eastAsia="宋体"/>
+          <w:sz w:val="21"/>
+          <w:szCs w:val="21"/>
+        </w:rPr>
+      </w:pPr>
+      <w:r>
+        <w:rPr>
+          <w:rFonts w:hint="eastAsia" w:ascii="Times New Roman" w:hAnsi="Times New Roman" w:eastAsia="宋体"/>
+          <w:sz w:val="21"/>
+          <w:szCs w:val="21"/>
         </w:rPr>
         <w:t xml:space="preserve">                PadWithZeroes = false   // 停止时立即截断</w:t>
       </w:r>
     </w:p>
     <w:p>
-      <w:r>
-        <w:rPr>
-          <w:rFonts w:eastAsia="宋体" w:ascii="Consolas" w:hAnsi="Consolas"/>
-          <w:sz w:val="14"/>
-          <w:szCs w:val="14"/>
+      <w:pPr>
+        <w:rPr>
+          <w:rFonts w:hint="eastAsia" w:ascii="Times New Roman" w:hAnsi="Times New Roman" w:eastAsia="宋体"/>
+          <w:sz w:val="21"/>
+          <w:szCs w:val="21"/>
+        </w:rPr>
+      </w:pPr>
+      <w:r>
+        <w:rPr>
+          <w:rFonts w:hint="eastAsia" w:ascii="Times New Roman" w:hAnsi="Times New Roman" w:eastAsia="宋体"/>
+          <w:sz w:val="21"/>
+          <w:szCs w:val="21"/>
         </w:rPr>
         <w:t xml:space="preserve">                Volume = _volume,</w:t>
       </w:r>
     </w:p>
     <w:p>
-      <w:r>
-        <w:rPr>
-          <w:rFonts w:eastAsia="宋体" w:ascii="Consolas" w:hAnsi="Consolas"/>
-          <w:sz w:val="14"/>
-          <w:szCs w:val="14"/>
+      <w:pPr>
+        <w:rPr>
+          <w:rFonts w:hint="eastAsia" w:ascii="Times New Roman" w:hAnsi="Times New Roman" w:eastAsia="宋体"/>
+          <w:sz w:val="21"/>
+          <w:szCs w:val="21"/>
+        </w:rPr>
+      </w:pPr>
+      <w:r>
+        <w:rPr>
+          <w:rFonts w:hint="eastAsia" w:ascii="Times New Roman" w:hAnsi="Times New Roman" w:eastAsia="宋体"/>
+          <w:sz w:val="21"/>
+          <w:szCs w:val="21"/>
         </w:rPr>
         <w:t xml:space="preserve">            {</w:t>
       </w:r>
     </w:p>
     <w:p>
-      <w:r>
-        <w:rPr>
-          <w:rFonts w:eastAsia="宋体" w:ascii="Consolas" w:hAnsi="Consolas"/>
-          <w:sz w:val="14"/>
-          <w:szCs w:val="14"/>
+      <w:pPr>
+        <w:rPr>
+          <w:rFonts w:hint="eastAsia" w:ascii="Times New Roman" w:hAnsi="Times New Roman" w:eastAsia="宋体"/>
+          <w:sz w:val="21"/>
+          <w:szCs w:val="21"/>
+        </w:rPr>
+      </w:pPr>
+      <w:r>
+        <w:rPr>
+          <w:rFonts w:hint="eastAsia" w:ascii="Times New Roman" w:hAnsi="Times New Roman" w:eastAsia="宋体"/>
+          <w:sz w:val="21"/>
+          <w:szCs w:val="21"/>
         </w:rPr>
         <w:t xml:space="preserve">            var vp = new WaveChannel32(_audioStream)</w:t>
       </w:r>
     </w:p>
     <w:p>
-      <w:r>
-        <w:rPr>
-          <w:rFonts w:eastAsia="宋体" w:ascii="Consolas" w:hAnsi="Consolas"/>
-          <w:sz w:val="14"/>
-          <w:szCs w:val="14"/>
+      <w:pPr>
+        <w:rPr>
+          <w:rFonts w:hint="eastAsia" w:ascii="Times New Roman" w:hAnsi="Times New Roman" w:eastAsia="宋体"/>
+          <w:sz w:val="21"/>
+          <w:szCs w:val="21"/>
+        </w:rPr>
+      </w:pPr>
+      <w:r>
+        <w:rPr>
+          <w:rFonts w:hint="eastAsia" w:ascii="Times New Roman" w:hAnsi="Times New Roman" w:eastAsia="宋体"/>
+          <w:sz w:val="21"/>
+          <w:szCs w:val="21"/>
         </w:rPr>
         <w:t xml:space="preserve">            // 音量包装器：在不修改原始音频数据的情况下调整音量</w:t>
       </w:r>
     </w:p>
     <w:p>
-      <w:r>
-        <w:rPr>
-          <w:rFonts w:eastAsia="宋体" w:ascii="Consolas" w:hAnsi="Consolas"/>
-          <w:sz w:val="14"/>
-          <w:szCs w:val="14"/>
+      <w:pPr>
+        <w:rPr>
+          <w:rFonts w:hint="eastAsia" w:ascii="Times New Roman" w:hAnsi="Times New Roman" w:eastAsia="宋体"/>
+          <w:sz w:val="21"/>
+          <w:szCs w:val="21"/>
+        </w:rPr>
+      </w:pPr>
+      <w:r>
+        <w:rPr>
+          <w:rFonts w:hint="eastAsia" w:ascii="Times New Roman" w:hAnsi="Times New Roman" w:eastAsia="宋体"/>
+          <w:sz w:val="21"/>
+          <w:szCs w:val="21"/>
         </w:rPr>
         <w:t xml:space="preserve">            }</w:t>
       </w:r>
     </w:p>
     <w:p>
-      <w:r>
-        <w:rPr>
-          <w:rFonts w:eastAsia="宋体" w:ascii="Consolas" w:hAnsi="Consolas"/>
-          <w:sz w:val="14"/>
-          <w:szCs w:val="14"/>
+      <w:pPr>
+        <w:rPr>
+          <w:rFonts w:hint="eastAsia" w:ascii="Times New Roman" w:hAnsi="Times New Roman" w:eastAsia="宋体"/>
+          <w:sz w:val="21"/>
+          <w:szCs w:val="21"/>
+        </w:rPr>
+      </w:pPr>
+      <w:r>
+        <w:rPr>
+          <w:rFonts w:hint="eastAsia" w:ascii="Times New Roman" w:hAnsi="Times New Roman" w:eastAsia="宋体"/>
+          <w:sz w:val="21"/>
+          <w:szCs w:val="21"/>
         </w:rPr>
         <w:t xml:space="preserve">                _waveOutDevice.PlaybackStopped += OnPlaybackStopped;</w:t>
       </w:r>
     </w:p>
     <w:p>
-      <w:r>
-        <w:rPr>
-          <w:rFonts w:eastAsia="宋体" w:ascii="Consolas" w:hAnsi="Consolas"/>
-          <w:sz w:val="14"/>
-          <w:szCs w:val="14"/>
+      <w:pPr>
+        <w:rPr>
+          <w:rFonts w:hint="eastAsia" w:ascii="Times New Roman" w:hAnsi="Times New Roman" w:eastAsia="宋体"/>
+          <w:sz w:val="21"/>
+          <w:szCs w:val="21"/>
+        </w:rPr>
+      </w:pPr>
+      <w:r>
+        <w:rPr>
+          <w:rFonts w:hint="eastAsia" w:ascii="Times New Roman" w:hAnsi="Times New Roman" w:eastAsia="宋体"/>
+          <w:sz w:val="21"/>
+          <w:szCs w:val="21"/>
         </w:rPr>
         <w:t xml:space="preserve">                _waveOutDevice = new WaveOutEvent();</w:t>
       </w:r>
     </w:p>
     <w:p>
-      <w:r>
-        <w:rPr>
-          <w:rFonts w:eastAsia="宋体" w:ascii="Consolas" w:hAnsi="Consolas"/>
-          <w:sz w:val="14"/>
-          <w:szCs w:val="14"/>
+      <w:pPr>
+        <w:rPr>
+          <w:rFonts w:hint="eastAsia" w:ascii="Times New Roman" w:hAnsi="Times New Roman" w:eastAsia="宋体"/>
+          <w:sz w:val="21"/>
+          <w:szCs w:val="21"/>
+        </w:rPr>
+      </w:pPr>
+      <w:r>
+        <w:rPr>
+          <w:rFonts w:hint="eastAsia" w:ascii="Times New Roman" w:hAnsi="Times New Roman" w:eastAsia="宋体"/>
+          <w:sz w:val="21"/>
+          <w:szCs w:val="21"/>
         </w:rPr>
         <w:t xml:space="preserve">            {   // 首次使用时创建WaveOutEvent输出到默认音频设备</w:t>
       </w:r>
     </w:p>
     <w:p>
-      <w:r>
-        <w:rPr>
-          <w:rFonts w:eastAsia="宋体" w:ascii="Consolas" w:hAnsi="Consolas"/>
-          <w:sz w:val="14"/>
-          <w:szCs w:val="14"/>
+      <w:pPr>
+        <w:rPr>
+          <w:rFonts w:hint="eastAsia" w:ascii="Times New Roman" w:hAnsi="Times New Roman" w:eastAsia="宋体"/>
+          <w:sz w:val="21"/>
+          <w:szCs w:val="21"/>
+        </w:rPr>
+      </w:pPr>
+      <w:r>
+        <w:rPr>
+          <w:rFonts w:hint="eastAsia" w:ascii="Times New Roman" w:hAnsi="Times New Roman" w:eastAsia="宋体"/>
+          <w:sz w:val="21"/>
+          <w:szCs w:val="21"/>
         </w:rPr>
         <w:t xml:space="preserve">            if (_waveOutDevice == null)</w:t>
       </w:r>
     </w:p>
     <w:p>
-      <w:r>
-        <w:rPr>
-          <w:rFonts w:eastAsia="宋体" w:ascii="Consolas" w:hAnsi="Consolas"/>
-          <w:sz w:val="14"/>
-          <w:szCs w:val="14"/>
+      <w:pPr>
+        <w:rPr>
+          <w:rFonts w:hint="eastAsia" w:ascii="Times New Roman" w:hAnsi="Times New Roman" w:eastAsia="宋体"/>
+          <w:sz w:val="21"/>
+          <w:szCs w:val="21"/>
+        </w:rPr>
+      </w:pPr>
+      <w:r>
+        <w:rPr>
+          <w:rFonts w:hint="eastAsia" w:ascii="Times New Roman" w:hAnsi="Times New Roman" w:eastAsia="宋体"/>
+          <w:sz w:val="21"/>
+          <w:szCs w:val="21"/>
         </w:rPr>
         <w:t xml:space="preserve">        {</w:t>
       </w:r>
     </w:p>
     <w:p>
-      <w:r>
-        <w:rPr>
-          <w:rFonts w:eastAsia="宋体" w:ascii="Consolas" w:hAnsi="Consolas"/>
-          <w:sz w:val="14"/>
-          <w:szCs w:val="14"/>
+      <w:pPr>
+        <w:rPr>
+          <w:rFonts w:hint="eastAsia" w:ascii="Times New Roman" w:hAnsi="Times New Roman" w:eastAsia="宋体"/>
+          <w:sz w:val="21"/>
+          <w:szCs w:val="21"/>
+        </w:rPr>
+      </w:pPr>
+      <w:r>
+        <w:rPr>
+          <w:rFonts w:hint="eastAsia" w:ascii="Times New Roman" w:hAnsi="Times New Roman" w:eastAsia="宋体"/>
+          <w:sz w:val="21"/>
+          <w:szCs w:val="21"/>
         </w:rPr>
         <w:t xml:space="preserve">        private void SetupPlayback()</w:t>
       </w:r>
     </w:p>
     <w:p>
-      <w:r>
-        <w:rPr>
-          <w:rFonts w:eastAsia="宋体" w:ascii="Consolas" w:hAnsi="Consolas"/>
-          <w:sz w:val="14"/>
-          <w:szCs w:val="14"/>
+      <w:pPr>
+        <w:rPr>
+          <w:rFonts w:hint="eastAsia" w:ascii="Times New Roman" w:hAnsi="Times New Roman" w:eastAsia="宋体"/>
+          <w:sz w:val="21"/>
+          <w:szCs w:val="21"/>
+        </w:rPr>
+      </w:pPr>
+      <w:r>
+        <w:rPr>
+          <w:rFonts w:hint="eastAsia" w:ascii="Times New Roman" w:hAnsi="Times New Roman" w:eastAsia="宋体"/>
+          <w:sz w:val="21"/>
+          <w:szCs w:val="21"/>
         </w:rPr>
         <w:t xml:space="preserve">        /// &lt;/summary&gt;</w:t>
       </w:r>
     </w:p>
     <w:p>
-      <w:r>
-        <w:rPr>
-          <w:rFonts w:eastAsia="宋体" w:ascii="Consolas" w:hAnsi="Consolas"/>
-          <w:sz w:val="14"/>
-          <w:szCs w:val="14"/>
+      <w:pPr>
+        <w:rPr>
+          <w:rFonts w:hint="eastAsia" w:ascii="Times New Roman" w:hAnsi="Times New Roman" w:eastAsia="宋体"/>
+          <w:sz w:val="21"/>
+          <w:szCs w:val="21"/>
+        </w:rPr>
+      </w:pPr>
+      <w:r>
+        <w:rPr>
+          <w:rFonts w:hint="eastAsia" w:ascii="Times New Roman" w:hAnsi="Times New Roman" w:eastAsia="宋体"/>
+          <w:sz w:val="21"/>
+          <w:szCs w:val="21"/>
         </w:rPr>
         <w:t xml:space="preserve">        /// WaveChannel32包装原始流，在输出前调整音量</w:t>
       </w:r>
     </w:p>
     <w:p>
-      <w:r>
-        <w:rPr>
-          <w:rFonts w:eastAsia="宋体" w:ascii="Consolas" w:hAnsi="Consolas"/>
-          <w:sz w:val="14"/>
-          <w:szCs w:val="14"/>
+      <w:pPr>
+        <w:rPr>
+          <w:rFonts w:hint="eastAsia" w:ascii="Times New Roman" w:hAnsi="Times New Roman" w:eastAsia="宋体"/>
+          <w:sz w:val="21"/>
+          <w:szCs w:val="21"/>
+        </w:rPr>
+      </w:pPr>
+      <w:r>
+        <w:rPr>
+          <w:rFonts w:hint="eastAsia" w:ascii="Times New Roman" w:hAnsi="Times New Roman" w:eastAsia="宋体"/>
+          <w:sz w:val="21"/>
+          <w:szCs w:val="21"/>
         </w:rPr>
         <w:t xml:space="preserve">        /// 设置播放管道：音频流 -&gt; WaveChannel32(音量) -&gt; 输出设备</w:t>
       </w:r>
     </w:p>
     <w:p>
-      <w:r>
-        <w:rPr>
-          <w:rFonts w:eastAsia="宋体" w:ascii="Consolas" w:hAnsi="Consolas"/>
-          <w:sz w:val="14"/>
-          <w:szCs w:val="14"/>
+      <w:pPr>
+        <w:rPr>
+          <w:rFonts w:hint="eastAsia" w:ascii="Times New Roman" w:hAnsi="Times New Roman" w:eastAsia="宋体"/>
+          <w:sz w:val="21"/>
+          <w:szCs w:val="21"/>
+        </w:rPr>
+      </w:pPr>
+      <w:r>
+        <w:rPr>
+          <w:rFonts w:hint="eastAsia" w:ascii="Times New Roman" w:hAnsi="Times New Roman" w:eastAsia="宋体"/>
+          <w:sz w:val="21"/>
+          <w:szCs w:val="21"/>
         </w:rPr>
         <w:t xml:space="preserve">        /// &lt;summary&gt;</w:t>
       </w:r>
     </w:p>
     <w:p>
-      <w:r>
-        <w:rPr>
-          <w:rFonts w:eastAsia="宋体" w:ascii="Consolas" w:hAnsi="Consolas"/>
-          <w:sz w:val="14"/>
-          <w:szCs w:val="14"/>
-        </w:rPr>
-        <w:t xml:space="preserve"/>
-      </w:r>
-    </w:p>
-    <w:p>
-      <w:r>
-        <w:rPr>
-          <w:rFonts w:eastAsia="宋体" w:ascii="Consolas" w:hAnsi="Consolas"/>
-          <w:sz w:val="14"/>
-          <w:szCs w:val="14"/>
+      <w:pPr>
+        <w:rPr>
+          <w:rFonts w:hint="eastAsia" w:ascii="Times New Roman" w:hAnsi="Times New Roman" w:eastAsia="宋体"/>
+          <w:sz w:val="21"/>
+          <w:szCs w:val="21"/>
+        </w:rPr>
+      </w:pPr>
+    </w:p>
+    <w:p>
+      <w:pPr>
+        <w:rPr>
+          <w:rFonts w:hint="eastAsia" w:ascii="Times New Roman" w:hAnsi="Times New Roman" w:eastAsia="宋体"/>
+          <w:sz w:val="21"/>
+          <w:szCs w:val="21"/>
+        </w:rPr>
+      </w:pPr>
+      <w:r>
+        <w:rPr>
+          <w:rFonts w:hint="eastAsia" w:ascii="Times New Roman" w:hAnsi="Times New Roman" w:eastAsia="宋体"/>
+          <w:sz w:val="21"/>
+          <w:szCs w:val="21"/>
         </w:rPr>
         <w:t xml:space="preserve">        }</w:t>
       </w:r>
     </w:p>
     <w:p>
-      <w:r>
-        <w:rPr>
-          <w:rFonts w:eastAsia="宋体" w:ascii="Consolas" w:hAnsi="Consolas"/>
-          <w:sz w:val="14"/>
-          <w:szCs w:val="14"/>
+      <w:pPr>
+        <w:rPr>
+          <w:rFonts w:hint="eastAsia" w:ascii="Times New Roman" w:hAnsi="Times New Roman" w:eastAsia="宋体"/>
+          <w:sz w:val="21"/>
+          <w:szCs w:val="21"/>
+        </w:rPr>
+      </w:pPr>
+      <w:r>
+        <w:rPr>
+          <w:rFonts w:hint="eastAsia" w:ascii="Times New Roman" w:hAnsi="Times New Roman" w:eastAsia="宋体"/>
+          <w:sz w:val="21"/>
+          <w:szCs w:val="21"/>
         </w:rPr>
         <w:t xml:space="preserve">            SetupPlayback();</w:t>
       </w:r>
     </w:p>
     <w:p>
-      <w:r>
-        <w:rPr>
-          <w:rFonts w:eastAsia="宋体" w:ascii="Consolas" w:hAnsi="Consolas"/>
-          <w:sz w:val="14"/>
-          <w:szCs w:val="14"/>
+      <w:pPr>
+        <w:rPr>
+          <w:rFonts w:hint="eastAsia" w:ascii="Times New Roman" w:hAnsi="Times New Roman" w:eastAsia="宋体"/>
+          <w:sz w:val="21"/>
+          <w:szCs w:val="21"/>
+        </w:rPr>
+      </w:pPr>
+      <w:r>
+        <w:rPr>
+          <w:rFonts w:hint="eastAsia" w:ascii="Times New Roman" w:hAnsi="Times New Roman" w:eastAsia="宋体"/>
+          <w:sz w:val="21"/>
+          <w:szCs w:val="21"/>
         </w:rPr>
         <w:t xml:space="preserve">            _audioStream = new MediaFoundationReader(url);  // 网络流读取器</w:t>
       </w:r>
     </w:p>
     <w:p>
-      <w:r>
-        <w:rPr>
-          <w:rFonts w:eastAsia="宋体" w:ascii="Consolas" w:hAnsi="Consolas"/>
-          <w:sz w:val="14"/>
-          <w:szCs w:val="14"/>
+      <w:pPr>
+        <w:rPr>
+          <w:rFonts w:hint="eastAsia" w:ascii="Times New Roman" w:hAnsi="Times New Roman" w:eastAsia="宋体"/>
+          <w:sz w:val="21"/>
+          <w:szCs w:val="21"/>
+        </w:rPr>
+      </w:pPr>
+      <w:r>
+        <w:rPr>
+          <w:rFonts w:hint="eastAsia" w:ascii="Times New Roman" w:hAnsi="Times New Roman" w:eastAsia="宋体"/>
+          <w:sz w:val="21"/>
+          <w:szCs w:val="21"/>
         </w:rPr>
         <w:t xml:space="preserve">            CleanupStream();</w:t>
       </w:r>
     </w:p>
     <w:p>
-      <w:r>
-        <w:rPr>
-          <w:rFonts w:eastAsia="宋体" w:ascii="Consolas" w:hAnsi="Consolas"/>
-          <w:sz w:val="14"/>
-          <w:szCs w:val="14"/>
+      <w:pPr>
+        <w:rPr>
+          <w:rFonts w:hint="eastAsia" w:ascii="Times New Roman" w:hAnsi="Times New Roman" w:eastAsia="宋体"/>
+          <w:sz w:val="21"/>
+          <w:szCs w:val="21"/>
+        </w:rPr>
+      </w:pPr>
+      <w:r>
+        <w:rPr>
+          <w:rFonts w:hint="eastAsia" w:ascii="Times New Roman" w:hAnsi="Times New Roman" w:eastAsia="宋体"/>
+          <w:sz w:val="21"/>
+          <w:szCs w:val="21"/>
         </w:rPr>
         <w:t xml:space="preserve">            Stop();</w:t>
       </w:r>
     </w:p>
     <w:p>
-      <w:r>
-        <w:rPr>
-          <w:rFonts w:eastAsia="宋体" w:ascii="Consolas" w:hAnsi="Consolas"/>
-          <w:sz w:val="14"/>
-          <w:szCs w:val="14"/>
+      <w:pPr>
+        <w:rPr>
+          <w:rFonts w:hint="eastAsia" w:ascii="Times New Roman" w:hAnsi="Times New Roman" w:eastAsia="宋体"/>
+          <w:sz w:val="21"/>
+          <w:szCs w:val="21"/>
+        </w:rPr>
+      </w:pPr>
+      <w:r>
+        <w:rPr>
+          <w:rFonts w:hint="eastAsia" w:ascii="Times New Roman" w:hAnsi="Times New Roman" w:eastAsia="宋体"/>
+          <w:sz w:val="21"/>
+          <w:szCs w:val="21"/>
         </w:rPr>
         <w:t xml:space="preserve">        {</w:t>
       </w:r>
     </w:p>
     <w:p>
-      <w:r>
-        <w:rPr>
-          <w:rFonts w:eastAsia="宋体" w:ascii="Consolas" w:hAnsi="Consolas"/>
-          <w:sz w:val="14"/>
-          <w:szCs w:val="14"/>
+      <w:pPr>
+        <w:rPr>
+          <w:rFonts w:hint="eastAsia" w:ascii="Times New Roman" w:hAnsi="Times New Roman" w:eastAsia="宋体"/>
+          <w:sz w:val="21"/>
+          <w:szCs w:val="21"/>
+        </w:rPr>
+      </w:pPr>
+      <w:r>
+        <w:rPr>
+          <w:rFonts w:hint="eastAsia" w:ascii="Times New Roman" w:hAnsi="Times New Roman" w:eastAsia="宋体"/>
+          <w:sz w:val="21"/>
+          <w:szCs w:val="21"/>
         </w:rPr>
         <w:t xml:space="preserve">        public void LoadAndPlayUrl(string url)</w:t>
       </w:r>
     </w:p>
     <w:p>
-      <w:r>
-        <w:rPr>
-          <w:rFonts w:eastAsia="宋体" w:ascii="Consolas" w:hAnsi="Consolas"/>
-          <w:sz w:val="14"/>
-          <w:szCs w:val="14"/>
+      <w:pPr>
+        <w:rPr>
+          <w:rFonts w:hint="eastAsia" w:ascii="Times New Roman" w:hAnsi="Times New Roman" w:eastAsia="宋体"/>
+          <w:sz w:val="21"/>
+          <w:szCs w:val="21"/>
+        </w:rPr>
+      </w:pPr>
+      <w:r>
+        <w:rPr>
+          <w:rFonts w:hint="eastAsia" w:ascii="Times New Roman" w:hAnsi="Times New Roman" w:eastAsia="宋体"/>
+          <w:sz w:val="21"/>
+          <w:szCs w:val="21"/>
         </w:rPr>
         <w:t xml:space="preserve">        /// &lt;/summary&gt;</w:t>
       </w:r>
     </w:p>
     <w:p>
-      <w:r>
-        <w:rPr>
-          <w:rFonts w:eastAsia="宋体" w:ascii="Consolas" w:hAnsi="Consolas"/>
-          <w:sz w:val="14"/>
-          <w:szCs w:val="14"/>
+      <w:pPr>
+        <w:rPr>
+          <w:rFonts w:hint="eastAsia" w:ascii="Times New Roman" w:hAnsi="Times New Roman" w:eastAsia="宋体"/>
+          <w:sz w:val="21"/>
+          <w:szCs w:val="21"/>
+        </w:rPr>
+      </w:pPr>
+      <w:r>
+        <w:rPr>
+          <w:rFonts w:hint="eastAsia" w:ascii="Times New Roman" w:hAnsi="Times New Roman" w:eastAsia="宋体"/>
+          <w:sz w:val="21"/>
+          <w:szCs w:val="21"/>
         </w:rPr>
         <w:t xml:space="preserve">        /// MediaFoundationReader支持Http流式解码，无需完全下载即可播放</w:t>
       </w:r>
     </w:p>
     <w:p>
-      <w:r>
-        <w:rPr>
-          <w:rFonts w:eastAsia="宋体" w:ascii="Consolas" w:hAnsi="Consolas"/>
-          <w:sz w:val="14"/>
-          <w:szCs w:val="14"/>
+      <w:pPr>
+        <w:rPr>
+          <w:rFonts w:hint="eastAsia" w:ascii="Times New Roman" w:hAnsi="Times New Roman" w:eastAsia="宋体"/>
+          <w:sz w:val="21"/>
+          <w:szCs w:val="21"/>
+        </w:rPr>
+      </w:pPr>
+      <w:r>
+        <w:rPr>
+          <w:rFonts w:hint="eastAsia" w:ascii="Times New Roman" w:hAnsi="Times New Roman" w:eastAsia="宋体"/>
+          <w:sz w:val="21"/>
+          <w:szCs w:val="21"/>
         </w:rPr>
         <w:t xml:space="preserve">        /// 加载并播放网络音频流(流媒体处理)</w:t>
       </w:r>
     </w:p>
     <w:p>
-      <w:r>
-        <w:rPr>
-          <w:rFonts w:eastAsia="宋体" w:ascii="Consolas" w:hAnsi="Consolas"/>
-          <w:sz w:val="14"/>
-          <w:szCs w:val="14"/>
+      <w:pPr>
+        <w:rPr>
+          <w:rFonts w:hint="eastAsia" w:ascii="Times New Roman" w:hAnsi="Times New Roman" w:eastAsia="宋体"/>
+          <w:sz w:val="21"/>
+          <w:szCs w:val="21"/>
+        </w:rPr>
+      </w:pPr>
+      <w:r>
+        <w:rPr>
+          <w:rFonts w:hint="eastAsia" w:ascii="Times New Roman" w:hAnsi="Times New Roman" w:eastAsia="宋体"/>
+          <w:sz w:val="21"/>
+          <w:szCs w:val="21"/>
         </w:rPr>
         <w:t xml:space="preserve">        /// &lt;summary&gt;</w:t>
       </w:r>
     </w:p>
     <w:p>
-      <w:r>
-        <w:rPr>
-          <w:rFonts w:eastAsia="宋体" w:ascii="Consolas" w:hAnsi="Consolas"/>
-          <w:sz w:val="14"/>
-          <w:szCs w:val="14"/>
-        </w:rPr>
-        <w:t xml:space="preserve"/>
-      </w:r>
-    </w:p>
-    <w:p>
-      <w:r>
-        <w:rPr>
-          <w:rFonts w:eastAsia="宋体" w:ascii="Consolas" w:hAnsi="Consolas"/>
-          <w:sz w:val="14"/>
-          <w:szCs w:val="14"/>
+      <w:pPr>
+        <w:rPr>
+          <w:rFonts w:hint="eastAsia" w:ascii="Times New Roman" w:hAnsi="Times New Roman" w:eastAsia="宋体"/>
+          <w:sz w:val="21"/>
+          <w:szCs w:val="21"/>
+        </w:rPr>
+      </w:pPr>
+    </w:p>
+    <w:p>
+      <w:pPr>
+        <w:rPr>
+          <w:rFonts w:hint="eastAsia" w:ascii="Times New Roman" w:hAnsi="Times New Roman" w:eastAsia="宋体"/>
+          <w:sz w:val="21"/>
+          <w:szCs w:val="21"/>
+        </w:rPr>
+      </w:pPr>
+      <w:r>
+        <w:rPr>
+          <w:rFonts w:hint="eastAsia" w:ascii="Times New Roman" w:hAnsi="Times New Roman" w:eastAsia="宋体"/>
+          <w:sz w:val="21"/>
+          <w:szCs w:val="21"/>
         </w:rPr>
         <w:t xml:space="preserve">        }</w:t>
       </w:r>
     </w:p>
     <w:p>
-      <w:r>
-        <w:rPr>
-          <w:rFonts w:eastAsia="宋体" w:ascii="Consolas" w:hAnsi="Consolas"/>
-          <w:sz w:val="14"/>
-          <w:szCs w:val="14"/>
+      <w:pPr>
+        <w:rPr>
+          <w:rFonts w:hint="eastAsia" w:ascii="Times New Roman" w:hAnsi="Times New Roman" w:eastAsia="宋体"/>
+          <w:sz w:val="21"/>
+          <w:szCs w:val="21"/>
+        </w:rPr>
+      </w:pPr>
+      <w:r>
+        <w:rPr>
+          <w:rFonts w:hint="eastAsia" w:ascii="Times New Roman" w:hAnsi="Times New Roman" w:eastAsia="宋体"/>
+          <w:sz w:val="21"/>
+          <w:szCs w:val="21"/>
         </w:rPr>
         <w:t xml:space="preserve">            SetupPlayback();     // 初始化管道并开始播放</w:t>
       </w:r>
     </w:p>
     <w:p>
-      <w:r>
-        <w:rPr>
-          <w:rFonts w:eastAsia="宋体" w:ascii="Consolas" w:hAnsi="Consolas"/>
-          <w:sz w:val="14"/>
-          <w:szCs w:val="14"/>
+      <w:pPr>
+        <w:rPr>
+          <w:rFonts w:hint="eastAsia" w:ascii="Times New Roman" w:hAnsi="Times New Roman" w:eastAsia="宋体"/>
+          <w:sz w:val="21"/>
+          <w:szCs w:val="21"/>
+        </w:rPr>
+      </w:pPr>
+      <w:r>
+        <w:rPr>
+          <w:rFonts w:hint="eastAsia" w:ascii="Times New Roman" w:hAnsi="Times New Roman" w:eastAsia="宋体"/>
+          <w:sz w:val="21"/>
+          <w:szCs w:val="21"/>
         </w:rPr>
         <w:t xml:space="preserve">            _audioStream = new AudioFileReader(filePath);  // 本地文件读取器</w:t>
       </w:r>
     </w:p>
     <w:p>
-      <w:r>
-        <w:rPr>
-          <w:rFonts w:eastAsia="宋体" w:ascii="Consolas" w:hAnsi="Consolas"/>
-          <w:sz w:val="14"/>
-          <w:szCs w:val="14"/>
+      <w:pPr>
+        <w:rPr>
+          <w:rFonts w:hint="eastAsia" w:ascii="Times New Roman" w:hAnsi="Times New Roman" w:eastAsia="宋体"/>
+          <w:sz w:val="21"/>
+          <w:szCs w:val="21"/>
+        </w:rPr>
+      </w:pPr>
+      <w:r>
+        <w:rPr>
+          <w:rFonts w:hint="eastAsia" w:ascii="Times New Roman" w:hAnsi="Times New Roman" w:eastAsia="宋体"/>
+          <w:sz w:val="21"/>
+          <w:szCs w:val="21"/>
         </w:rPr>
         <w:t xml:space="preserve">            }</w:t>
       </w:r>
     </w:p>
     <w:p>
-      <w:r>
-        <w:rPr>
-          <w:rFonts w:eastAsia="宋体" w:ascii="Consolas" w:hAnsi="Consolas"/>
-          <w:sz w:val="14"/>
-          <w:szCs w:val="14"/>
+      <w:pPr>
+        <w:rPr>
+          <w:rFonts w:hint="eastAsia" w:ascii="Times New Roman" w:hAnsi="Times New Roman" w:eastAsia="宋体"/>
+          <w:sz w:val="21"/>
+          <w:szCs w:val="21"/>
+        </w:rPr>
+      </w:pPr>
+      <w:r>
+        <w:rPr>
+          <w:rFonts w:hint="eastAsia" w:ascii="Times New Roman" w:hAnsi="Times New Roman" w:eastAsia="宋体"/>
+          <w:sz w:val="21"/>
+          <w:szCs w:val="21"/>
         </w:rPr>
         <w:t xml:space="preserve">                return;</w:t>
       </w:r>
     </w:p>
     <w:p>
-      <w:r>
-        <w:rPr>
-          <w:rFonts w:eastAsia="宋体" w:ascii="Consolas" w:hAnsi="Consolas"/>
-          <w:sz w:val="14"/>
-          <w:szCs w:val="14"/>
+      <w:pPr>
+        <w:rPr>
+          <w:rFonts w:hint="eastAsia" w:ascii="Times New Roman" w:hAnsi="Times New Roman" w:eastAsia="宋体"/>
+          <w:sz w:val="21"/>
+          <w:szCs w:val="21"/>
+        </w:rPr>
+      </w:pPr>
+      <w:r>
+        <w:rPr>
+          <w:rFonts w:hint="eastAsia" w:ascii="Times New Roman" w:hAnsi="Times New Roman" w:eastAsia="宋体"/>
+          <w:sz w:val="21"/>
+          <w:szCs w:val="21"/>
         </w:rPr>
         <w:t xml:space="preserve">                ErrorOccurred?.Invoke($"文件不存在：{filePath}");</w:t>
       </w:r>
     </w:p>
     <w:p>
-      <w:r>
-        <w:rPr>
-          <w:rFonts w:eastAsia="宋体" w:ascii="Consolas" w:hAnsi="Consolas"/>
-          <w:sz w:val="14"/>
-          <w:szCs w:val="14"/>
+      <w:pPr>
+        <w:rPr>
+          <w:rFonts w:hint="eastAsia" w:ascii="Times New Roman" w:hAnsi="Times New Roman" w:eastAsia="宋体"/>
+          <w:sz w:val="21"/>
+          <w:szCs w:val="21"/>
+        </w:rPr>
+      </w:pPr>
+      <w:r>
+        <w:rPr>
+          <w:rFonts w:hint="eastAsia" w:ascii="Times New Roman" w:hAnsi="Times New Roman" w:eastAsia="宋体"/>
+          <w:sz w:val="21"/>
+          <w:szCs w:val="21"/>
         </w:rPr>
         <w:t xml:space="preserve">            {   // 文件不存在时通过事件通知UI显示错误</w:t>
       </w:r>
     </w:p>
     <w:p>
-      <w:r>
-        <w:rPr>
-          <w:rFonts w:eastAsia="宋体" w:ascii="Consolas" w:hAnsi="Consolas"/>
-          <w:sz w:val="14"/>
-          <w:szCs w:val="14"/>
+      <w:pPr>
+        <w:rPr>
+          <w:rFonts w:hint="eastAsia" w:ascii="Times New Roman" w:hAnsi="Times New Roman" w:eastAsia="宋体"/>
+          <w:sz w:val="21"/>
+          <w:szCs w:val="21"/>
+        </w:rPr>
+      </w:pPr>
+      <w:r>
+        <w:rPr>
+          <w:rFonts w:hint="eastAsia" w:ascii="Times New Roman" w:hAnsi="Times New Roman" w:eastAsia="宋体"/>
+          <w:sz w:val="21"/>
+          <w:szCs w:val="21"/>
         </w:rPr>
         <w:t xml:space="preserve">            if (!File.Exists(filePath))</w:t>
       </w:r>
     </w:p>
     <w:p>
-      <w:r>
-        <w:rPr>
-          <w:rFonts w:eastAsia="宋体" w:ascii="Consolas" w:hAnsi="Consolas"/>
-          <w:sz w:val="14"/>
-          <w:szCs w:val="14"/>
+      <w:pPr>
+        <w:rPr>
+          <w:rFonts w:hint="eastAsia" w:ascii="Times New Roman" w:hAnsi="Times New Roman" w:eastAsia="宋体"/>
+          <w:sz w:val="21"/>
+          <w:szCs w:val="21"/>
+        </w:rPr>
+      </w:pPr>
+      <w:r>
+        <w:rPr>
+          <w:rFonts w:hint="eastAsia" w:ascii="Times New Roman" w:hAnsi="Times New Roman" w:eastAsia="宋体"/>
+          <w:sz w:val="21"/>
+          <w:szCs w:val="21"/>
         </w:rPr>
         <w:t xml:space="preserve">            CleanupStream();     // 释放前一音频流资源</w:t>
       </w:r>
     </w:p>
     <w:p>
-      <w:r>
-        <w:rPr>
-          <w:rFonts w:eastAsia="宋体" w:ascii="Consolas" w:hAnsi="Consolas"/>
-          <w:sz w:val="14"/>
-          <w:szCs w:val="14"/>
+      <w:pPr>
+        <w:rPr>
+          <w:rFonts w:hint="eastAsia" w:ascii="Times New Roman" w:hAnsi="Times New Roman" w:eastAsia="宋体"/>
+          <w:sz w:val="21"/>
+          <w:szCs w:val="21"/>
+        </w:rPr>
+      </w:pPr>
+      <w:r>
+        <w:rPr>
+          <w:rFonts w:hint="eastAsia" w:ascii="Times New Roman" w:hAnsi="Times New Roman" w:eastAsia="宋体"/>
+          <w:sz w:val="21"/>
+          <w:szCs w:val="21"/>
         </w:rPr>
         <w:t xml:space="preserve">            Stop();              // 先停止当前播放</w:t>
       </w:r>
     </w:p>
     <w:p>
-      <w:r>
-        <w:rPr>
-          <w:rFonts w:eastAsia="宋体" w:ascii="Consolas" w:hAnsi="Consolas"/>
-          <w:sz w:val="14"/>
-          <w:szCs w:val="14"/>
+      <w:pPr>
+        <w:rPr>
+          <w:rFonts w:hint="eastAsia" w:ascii="Times New Roman" w:hAnsi="Times New Roman" w:eastAsia="宋体"/>
+          <w:sz w:val="21"/>
+          <w:szCs w:val="21"/>
+        </w:rPr>
+      </w:pPr>
+      <w:r>
+        <w:rPr>
+          <w:rFonts w:hint="eastAsia" w:ascii="Times New Roman" w:hAnsi="Times New Roman" w:eastAsia="宋体"/>
+          <w:sz w:val="21"/>
+          <w:szCs w:val="21"/>
         </w:rPr>
         <w:t xml:space="preserve">        {</w:t>
       </w:r>
     </w:p>
     <w:p>
-      <w:r>
-        <w:rPr>
-          <w:rFonts w:eastAsia="宋体" w:ascii="Consolas" w:hAnsi="Consolas"/>
-          <w:sz w:val="14"/>
-          <w:szCs w:val="14"/>
+      <w:pPr>
+        <w:rPr>
+          <w:rFonts w:hint="eastAsia" w:ascii="Times New Roman" w:hAnsi="Times New Roman" w:eastAsia="宋体"/>
+          <w:sz w:val="21"/>
+          <w:szCs w:val="21"/>
+        </w:rPr>
+      </w:pPr>
+      <w:r>
+        <w:rPr>
+          <w:rFonts w:hint="eastAsia" w:ascii="Times New Roman" w:hAnsi="Times New Roman" w:eastAsia="宋体"/>
+          <w:sz w:val="21"/>
+          <w:szCs w:val="21"/>
         </w:rPr>
         <w:t xml:space="preserve">        public void LoadAndPlay(string filePath)</w:t>
       </w:r>
     </w:p>
     <w:p>
-      <w:r>
-        <w:rPr>
-          <w:rFonts w:eastAsia="宋体" w:ascii="Consolas" w:hAnsi="Consolas"/>
-          <w:sz w:val="14"/>
-          <w:szCs w:val="14"/>
+      <w:pPr>
+        <w:rPr>
+          <w:rFonts w:hint="eastAsia" w:ascii="Times New Roman" w:hAnsi="Times New Roman" w:eastAsia="宋体"/>
+          <w:sz w:val="21"/>
+          <w:szCs w:val="21"/>
+        </w:rPr>
+      </w:pPr>
+      <w:r>
+        <w:rPr>
+          <w:rFonts w:hint="eastAsia" w:ascii="Times New Roman" w:hAnsi="Times New Roman" w:eastAsia="宋体"/>
+          <w:sz w:val="21"/>
+          <w:szCs w:val="21"/>
         </w:rPr>
         <w:t xml:space="preserve">        /// &lt;/summary&gt;</w:t>
       </w:r>
     </w:p>
     <w:p>
-      <w:r>
-        <w:rPr>
-          <w:rFonts w:eastAsia="宋体" w:ascii="Consolas" w:hAnsi="Consolas"/>
-          <w:sz w:val="14"/>
-          <w:szCs w:val="14"/>
+      <w:pPr>
+        <w:rPr>
+          <w:rFonts w:hint="eastAsia" w:ascii="Times New Roman" w:hAnsi="Times New Roman" w:eastAsia="宋体"/>
+          <w:sz w:val="21"/>
+          <w:szCs w:val="21"/>
+        </w:rPr>
+      </w:pPr>
+      <w:r>
+        <w:rPr>
+          <w:rFonts w:hint="eastAsia" w:ascii="Times New Roman" w:hAnsi="Times New Roman" w:eastAsia="宋体"/>
+          <w:sz w:val="21"/>
+          <w:szCs w:val="21"/>
         </w:rPr>
         <w:t xml:space="preserve">        /// 使用AudioFileReader读取，支持MP3/WAV/FLAC等格式</w:t>
       </w:r>
     </w:p>
     <w:p>
-      <w:r>
-        <w:rPr>
-          <w:rFonts w:eastAsia="宋体" w:ascii="Consolas" w:hAnsi="Consolas"/>
-          <w:sz w:val="14"/>
-          <w:szCs w:val="14"/>
+      <w:pPr>
+        <w:rPr>
+          <w:rFonts w:hint="eastAsia" w:ascii="Times New Roman" w:hAnsi="Times New Roman" w:eastAsia="宋体"/>
+          <w:sz w:val="21"/>
+          <w:szCs w:val="21"/>
+        </w:rPr>
+      </w:pPr>
+      <w:r>
+        <w:rPr>
+          <w:rFonts w:hint="eastAsia" w:ascii="Times New Roman" w:hAnsi="Times New Roman" w:eastAsia="宋体"/>
+          <w:sz w:val="21"/>
+          <w:szCs w:val="21"/>
         </w:rPr>
         <w:t xml:space="preserve">        /// 加载并播放本地音频文件</w:t>
       </w:r>
     </w:p>
     <w:p>
-      <w:r>
-        <w:rPr>
-          <w:rFonts w:eastAsia="宋体" w:ascii="Consolas" w:hAnsi="Consolas"/>
-          <w:sz w:val="14"/>
-          <w:szCs w:val="14"/>
+      <w:pPr>
+        <w:rPr>
+          <w:rFonts w:hint="eastAsia" w:ascii="Times New Roman" w:hAnsi="Times New Roman" w:eastAsia="宋体"/>
+          <w:sz w:val="21"/>
+          <w:szCs w:val="21"/>
+        </w:rPr>
+      </w:pPr>
+      <w:r>
+        <w:rPr>
+          <w:rFonts w:hint="eastAsia" w:ascii="Times New Roman" w:hAnsi="Times New Roman" w:eastAsia="宋体"/>
+          <w:sz w:val="21"/>
+          <w:szCs w:val="21"/>
         </w:rPr>
         <w:t xml:space="preserve">        /// &lt;summary&gt;</w:t>
       </w:r>
     </w:p>
     <w:p>
-      <w:r>
-        <w:rPr>
-          <w:rFonts w:eastAsia="宋体" w:ascii="Consolas" w:hAnsi="Consolas"/>
-          <w:sz w:val="14"/>
-          <w:szCs w:val="14"/>
-        </w:rPr>
-        <w:t xml:space="preserve"/>
-      </w:r>
-    </w:p>
-    <w:p>
-      <w:r>
-        <w:rPr>
-          <w:rFonts w:eastAsia="宋体" w:ascii="Consolas" w:hAnsi="Consolas"/>
-          <w:sz w:val="14"/>
-          <w:szCs w:val="14"/>
+      <w:pPr>
+        <w:rPr>
+          <w:rFonts w:hint="eastAsia" w:ascii="Times New Roman" w:hAnsi="Times New Roman" w:eastAsia="宋体"/>
+          <w:sz w:val="21"/>
+          <w:szCs w:val="21"/>
+        </w:rPr>
+      </w:pPr>
+    </w:p>
+    <w:p>
+      <w:pPr>
+        <w:rPr>
+          <w:rFonts w:hint="eastAsia" w:ascii="Times New Roman" w:hAnsi="Times New Roman" w:eastAsia="宋体"/>
+          <w:sz w:val="21"/>
+          <w:szCs w:val="21"/>
+        </w:rPr>
+      </w:pPr>
+      <w:r>
+        <w:rPr>
+          <w:rFonts w:hint="eastAsia" w:ascii="Times New Roman" w:hAnsi="Times New Roman" w:eastAsia="宋体"/>
+          <w:sz w:val="21"/>
+          <w:szCs w:val="21"/>
         </w:rPr>
         <w:t xml:space="preserve">        public event Action&lt;string&gt;? ErrorOccurred;     // 错误通知</w:t>
       </w:r>
     </w:p>
     <w:p>
-      <w:r>
-        <w:rPr>
-          <w:rFonts w:eastAsia="宋体" w:ascii="Consolas" w:hAnsi="Consolas"/>
-          <w:sz w:val="14"/>
-          <w:szCs w:val="14"/>
+      <w:pPr>
+        <w:rPr>
+          <w:rFonts w:hint="eastAsia" w:ascii="Times New Roman" w:hAnsi="Times New Roman" w:eastAsia="宋体"/>
+          <w:sz w:val="21"/>
+          <w:szCs w:val="21"/>
+        </w:rPr>
+      </w:pPr>
+      <w:r>
+        <w:rPr>
+          <w:rFonts w:hint="eastAsia" w:ascii="Times New Roman" w:hAnsi="Times New Roman" w:eastAsia="宋体"/>
+          <w:sz w:val="21"/>
+          <w:szCs w:val="21"/>
         </w:rPr>
         <w:t xml:space="preserve">        public event Action? PlaybackStopped;           // 播放停止</w:t>
       </w:r>
     </w:p>
     <w:p>
-      <w:r>
-        <w:rPr>
-          <w:rFonts w:eastAsia="宋体" w:ascii="Consolas" w:hAnsi="Consolas"/>
-          <w:sz w:val="14"/>
-          <w:szCs w:val="14"/>
+      <w:pPr>
+        <w:rPr>
+          <w:rFonts w:hint="eastAsia" w:ascii="Times New Roman" w:hAnsi="Times New Roman" w:eastAsia="宋体"/>
+          <w:sz w:val="21"/>
+          <w:szCs w:val="21"/>
+        </w:rPr>
+      </w:pPr>
+      <w:r>
+        <w:rPr>
+          <w:rFonts w:hint="eastAsia" w:ascii="Times New Roman" w:hAnsi="Times New Roman" w:eastAsia="宋体"/>
+          <w:sz w:val="21"/>
+          <w:szCs w:val="21"/>
         </w:rPr>
         <w:t xml:space="preserve">        public event Action&lt;bool&gt;? PlayStateChanged;    // 播放状态变化</w:t>
       </w:r>
     </w:p>
     <w:p>
-      <w:r>
-        <w:rPr>
-          <w:rFonts w:eastAsia="宋体" w:ascii="Consolas" w:hAnsi="Consolas"/>
-          <w:sz w:val="14"/>
-          <w:szCs w:val="14"/>
+      <w:pPr>
+        <w:rPr>
+          <w:rFonts w:hint="eastAsia" w:ascii="Times New Roman" w:hAnsi="Times New Roman" w:eastAsia="宋体"/>
+          <w:sz w:val="21"/>
+          <w:szCs w:val="21"/>
+        </w:rPr>
+      </w:pPr>
+      <w:r>
+        <w:rPr>
+          <w:rFonts w:hint="eastAsia" w:ascii="Times New Roman" w:hAnsi="Times New Roman" w:eastAsia="宋体"/>
+          <w:sz w:val="21"/>
+          <w:szCs w:val="21"/>
         </w:rPr>
         <w:t xml:space="preserve">        public event Action&lt;double&gt;? PositionChanged;   // 播放位置变化</w:t>
       </w:r>
     </w:p>
     <w:p>
-      <w:r>
-        <w:rPr>
-          <w:rFonts w:eastAsia="宋体" w:ascii="Consolas" w:hAnsi="Consolas"/>
-          <w:sz w:val="14"/>
-          <w:szCs w:val="14"/>
+      <w:pPr>
+        <w:rPr>
+          <w:rFonts w:hint="eastAsia" w:ascii="Times New Roman" w:hAnsi="Times New Roman" w:eastAsia="宋体"/>
+          <w:sz w:val="21"/>
+          <w:szCs w:val="21"/>
+        </w:rPr>
+      </w:pPr>
+      <w:r>
+        <w:rPr>
+          <w:rFonts w:hint="eastAsia" w:ascii="Times New Roman" w:hAnsi="Times New Roman" w:eastAsia="宋体"/>
+          <w:sz w:val="21"/>
+          <w:szCs w:val="21"/>
         </w:rPr>
         <w:t xml:space="preserve">        // ===== 事件定义：UI层订阅这些事件实现自动更新 =====</w:t>
       </w:r>
     </w:p>
     <w:p>
-      <w:r>
-        <w:rPr>
-          <w:rFonts w:eastAsia="宋体" w:ascii="Consolas" w:hAnsi="Consolas"/>
-          <w:sz w:val="14"/>
-          <w:szCs w:val="14"/>
-        </w:rPr>
-        <w:t xml:space="preserve"/>
-      </w:r>
-    </w:p>
-    <w:p>
-      <w:r>
-        <w:rPr>
-          <w:rFonts w:eastAsia="宋体" w:ascii="Consolas" w:hAnsi="Consolas"/>
-          <w:sz w:val="14"/>
-          <w:szCs w:val="14"/>
+      <w:pPr>
+        <w:rPr>
+          <w:rFonts w:hint="eastAsia" w:ascii="Times New Roman" w:hAnsi="Times New Roman" w:eastAsia="宋体"/>
+          <w:sz w:val="21"/>
+          <w:szCs w:val="21"/>
+        </w:rPr>
+      </w:pPr>
+    </w:p>
+    <w:p>
+      <w:pPr>
+        <w:rPr>
+          <w:rFonts w:hint="eastAsia" w:ascii="Times New Roman" w:hAnsi="Times New Roman" w:eastAsia="宋体"/>
+          <w:sz w:val="21"/>
+          <w:szCs w:val="21"/>
+        </w:rPr>
+      </w:pPr>
+      <w:r>
+        <w:rPr>
+          <w:rFonts w:hint="eastAsia" w:ascii="Times New Roman" w:hAnsi="Times New Roman" w:eastAsia="宋体"/>
+          <w:sz w:val="21"/>
+          <w:szCs w:val="21"/>
         </w:rPr>
         <w:t xml:space="preserve">        private float _volume = 0.8f;         // 音量范围0.0~1.0</w:t>
       </w:r>
     </w:p>
     <w:p>
-      <w:r>
-        <w:rPr>
-          <w:rFonts w:eastAsia="宋体" w:ascii="Consolas" w:hAnsi="Consolas"/>
-          <w:sz w:val="14"/>
-          <w:szCs w:val="14"/>
+      <w:pPr>
+        <w:rPr>
+          <w:rFonts w:hint="eastAsia" w:ascii="Times New Roman" w:hAnsi="Times New Roman" w:eastAsia="宋体"/>
+          <w:sz w:val="21"/>
+          <w:szCs w:val="21"/>
+        </w:rPr>
+      </w:pPr>
+      <w:r>
+        <w:rPr>
+          <w:rFonts w:hint="eastAsia" w:ascii="Times New Roman" w:hAnsi="Times New Roman" w:eastAsia="宋体"/>
+          <w:sz w:val="21"/>
+          <w:szCs w:val="21"/>
         </w:rPr>
         <w:t xml:space="preserve">        private WaveStream? _audioStream;     // 音频流(基类，支持多态扩展)</w:t>
       </w:r>
     </w:p>
     <w:p>
-      <w:r>
-        <w:rPr>
-          <w:rFonts w:eastAsia="宋体" w:ascii="Consolas" w:hAnsi="Consolas"/>
-          <w:sz w:val="14"/>
-          <w:szCs w:val="14"/>
+      <w:pPr>
+        <w:rPr>
+          <w:rFonts w:hint="eastAsia" w:ascii="Times New Roman" w:hAnsi="Times New Roman" w:eastAsia="宋体"/>
+          <w:sz w:val="21"/>
+          <w:szCs w:val="21"/>
+        </w:rPr>
+      </w:pPr>
+      <w:r>
+        <w:rPr>
+          <w:rFonts w:hint="eastAsia" w:ascii="Times New Roman" w:hAnsi="Times New Roman" w:eastAsia="宋体"/>
+          <w:sz w:val="21"/>
+          <w:szCs w:val="21"/>
         </w:rPr>
         <w:t xml:space="preserve">        private IWavePlayer? _waveOutDevice;  // 音频输出设备(抽象接口)</w:t>
       </w:r>
     </w:p>
     <w:p>
-      <w:r>
-        <w:rPr>
-          <w:rFonts w:eastAsia="宋体" w:ascii="Consolas" w:hAnsi="Consolas"/>
-          <w:sz w:val="14"/>
-          <w:szCs w:val="14"/>
+      <w:pPr>
+        <w:rPr>
+          <w:rFonts w:hint="eastAsia" w:ascii="Times New Roman" w:hAnsi="Times New Roman" w:eastAsia="宋体"/>
+          <w:sz w:val="21"/>
+          <w:szCs w:val="21"/>
+        </w:rPr>
+      </w:pPr>
+      <w:r>
+        <w:rPr>
+          <w:rFonts w:hint="eastAsia" w:ascii="Times New Roman" w:hAnsi="Times New Roman" w:eastAsia="宋体"/>
+          <w:sz w:val="21"/>
+          <w:szCs w:val="21"/>
         </w:rPr>
         <w:t xml:space="preserve">    {</w:t>
       </w:r>
     </w:p>
     <w:p>
-      <w:r>
-        <w:rPr>
-          <w:rFonts w:eastAsia="宋体" w:ascii="Consolas" w:hAnsi="Consolas"/>
-          <w:sz w:val="14"/>
-          <w:szCs w:val="14"/>
+      <w:pPr>
+        <w:rPr>
+          <w:rFonts w:hint="eastAsia" w:ascii="Times New Roman" w:hAnsi="Times New Roman" w:eastAsia="宋体"/>
+          <w:sz w:val="21"/>
+          <w:szCs w:val="21"/>
+        </w:rPr>
+      </w:pPr>
+      <w:r>
+        <w:rPr>
+          <w:rFonts w:hint="eastAsia" w:ascii="Times New Roman" w:hAnsi="Times New Roman" w:eastAsia="宋体"/>
+          <w:sz w:val="21"/>
+          <w:szCs w:val="21"/>
         </w:rPr>
         <w:t xml:space="preserve">    public class PlayerService : IDisposable</w:t>
       </w:r>
     </w:p>
     <w:p>
-      <w:r>
-        <w:rPr>
-          <w:rFonts w:eastAsia="宋体" w:ascii="Consolas" w:hAnsi="Consolas"/>
-          <w:sz w:val="14"/>
-          <w:szCs w:val="14"/>
+      <w:pPr>
+        <w:rPr>
+          <w:rFonts w:hint="eastAsia" w:ascii="Times New Roman" w:hAnsi="Times New Roman" w:eastAsia="宋体"/>
+          <w:sz w:val="21"/>
+          <w:szCs w:val="21"/>
+        </w:rPr>
+      </w:pPr>
+      <w:r>
+        <w:rPr>
+          <w:rFonts w:hint="eastAsia" w:ascii="Times New Roman" w:hAnsi="Times New Roman" w:eastAsia="宋体"/>
+          <w:sz w:val="21"/>
+          <w:szCs w:val="21"/>
         </w:rPr>
         <w:t xml:space="preserve">    /// &lt;/summary&gt;</w:t>
       </w:r>
     </w:p>
     <w:p>
-      <w:r>
-        <w:rPr>
-          <w:rFonts w:eastAsia="宋体" w:ascii="Consolas" w:hAnsi="Consolas"/>
-          <w:sz w:val="14"/>
-          <w:szCs w:val="14"/>
+      <w:pPr>
+        <w:rPr>
+          <w:rFonts w:hint="eastAsia" w:ascii="Times New Roman" w:hAnsi="Times New Roman" w:eastAsia="宋体"/>
+          <w:sz w:val="21"/>
+          <w:szCs w:val="21"/>
+        </w:rPr>
+      </w:pPr>
+      <w:r>
+        <w:rPr>
+          <w:rFonts w:hint="eastAsia" w:ascii="Times New Roman" w:hAnsi="Times New Roman" w:eastAsia="宋体"/>
+          <w:sz w:val="21"/>
+          <w:szCs w:val="21"/>
         </w:rPr>
         <w:t xml:space="preserve">    /// WaveChannel32包装器统一控制音量，事件机制解耦UI更新</w:t>
       </w:r>
     </w:p>
     <w:p>
-      <w:r>
-        <w:rPr>
-          <w:rFonts w:eastAsia="宋体" w:ascii="Consolas" w:hAnsi="Consolas"/>
-          <w:sz w:val="14"/>
-          <w:szCs w:val="14"/>
+      <w:pPr>
+        <w:rPr>
+          <w:rFonts w:hint="eastAsia" w:ascii="Times New Roman" w:hAnsi="Times New Roman" w:eastAsia="宋体"/>
+          <w:sz w:val="21"/>
+          <w:szCs w:val="21"/>
+        </w:rPr>
+      </w:pPr>
+      <w:r>
+        <w:rPr>
+          <w:rFonts w:hint="eastAsia" w:ascii="Times New Roman" w:hAnsi="Times New Roman" w:eastAsia="宋体"/>
+          <w:sz w:val="21"/>
+          <w:szCs w:val="21"/>
         </w:rPr>
         <w:t xml:space="preserve">    /// AudioFileReader处理本地文件，MediaFoundationReader处理网络流</w:t>
       </w:r>
     </w:p>
     <w:p>
-      <w:r>
-        <w:rPr>
-          <w:rFonts w:eastAsia="宋体" w:ascii="Consolas" w:hAnsi="Consolas"/>
-          <w:sz w:val="14"/>
-          <w:szCs w:val="14"/>
+      <w:pPr>
+        <w:rPr>
+          <w:rFonts w:hint="eastAsia" w:ascii="Times New Roman" w:hAnsi="Times New Roman" w:eastAsia="宋体"/>
+          <w:sz w:val="21"/>
+          <w:szCs w:val="21"/>
+        </w:rPr>
+      </w:pPr>
+      <w:r>
+        <w:rPr>
+          <w:rFonts w:hint="eastAsia" w:ascii="Times New Roman" w:hAnsi="Times New Roman" w:eastAsia="宋体"/>
+          <w:sz w:val="21"/>
+          <w:szCs w:val="21"/>
         </w:rPr>
         <w:t xml:space="preserve">    /// 设计思路：使用IWavePlayer抽象输出设备，WaveStream基类支持多态</w:t>
       </w:r>
     </w:p>
     <w:p>
-      <w:r>
-        <w:rPr>
-          <w:rFonts w:eastAsia="宋体" w:ascii="Consolas" w:hAnsi="Consolas"/>
-          <w:sz w:val="14"/>
-          <w:szCs w:val="14"/>
+      <w:pPr>
+        <w:rPr>
+          <w:rFonts w:hint="eastAsia" w:ascii="Times New Roman" w:hAnsi="Times New Roman" w:eastAsia="宋体"/>
+          <w:sz w:val="21"/>
+          <w:szCs w:val="21"/>
+        </w:rPr>
+      </w:pPr>
+      <w:r>
+        <w:rPr>
+          <w:rFonts w:hint="eastAsia" w:ascii="Times New Roman" w:hAnsi="Times New Roman" w:eastAsia="宋体"/>
+          <w:sz w:val="21"/>
+          <w:szCs w:val="21"/>
         </w:rPr>
         <w:t xml:space="preserve">    /// 播放器服务类 - 封装NAudio实现音频播放控制</w:t>
       </w:r>
     </w:p>
     <w:p>
-      <w:r>
-        <w:rPr>
-          <w:rFonts w:eastAsia="宋体" w:ascii="Consolas" w:hAnsi="Consolas"/>
-          <w:sz w:val="14"/>
-          <w:szCs w:val="14"/>
+      <w:pPr>
+        <w:rPr>
+          <w:rFonts w:hint="eastAsia" w:ascii="Times New Roman" w:hAnsi="Times New Roman" w:eastAsia="宋体"/>
+          <w:sz w:val="21"/>
+          <w:szCs w:val="21"/>
+        </w:rPr>
+      </w:pPr>
+      <w:r>
+        <w:rPr>
+          <w:rFonts w:hint="eastAsia" w:ascii="Times New Roman" w:hAnsi="Times New Roman" w:eastAsia="宋体"/>
+          <w:sz w:val="21"/>
+          <w:szCs w:val="21"/>
         </w:rPr>
         <w:t xml:space="preserve">    /// &lt;summary&gt;</w:t>
       </w:r>
     </w:p>
     <w:p>
-      <w:r>
-        <w:rPr>
-          <w:rFonts w:eastAsia="宋体" w:ascii="Consolas" w:hAnsi="Consolas"/>
-          <w:sz w:val="14"/>
-          <w:szCs w:val="14"/>
-        </w:rPr>
-        <w:t xml:space="preserve">{</w:t>
-      </w:r>
-    </w:p>
-    <w:p>
-      <w:r>
-        <w:rPr>
-          <w:rFonts w:eastAsia="宋体" w:ascii="Consolas" w:hAnsi="Consolas"/>
-          <w:sz w:val="14"/>
-          <w:szCs w:val="14"/>
-        </w:rPr>
-        <w:t xml:space="preserve">namespace MediaPlayer.Services</w:t>
-      </w:r>
-    </w:p>
-    <w:p>
-      <w:r>
-        <w:rPr>
-          <w:rFonts w:eastAsia="宋体" w:ascii="Consolas" w:hAnsi="Consolas"/>
-          <w:sz w:val="14"/>
-          <w:szCs w:val="14"/>
-        </w:rPr>
-        <w:t xml:space="preserve"/>
-      </w:r>
-    </w:p>
-    <w:p>
-      <w:r>
-        <w:rPr>
-          <w:rFonts w:eastAsia="宋体" w:ascii="Consolas" w:hAnsi="Consolas"/>
-          <w:sz w:val="14"/>
-          <w:szCs w:val="14"/>
-        </w:rPr>
-        <w:t xml:space="preserve">using NAudio.Wave;</w:t>
-      </w:r>
+      <w:pPr>
+        <w:rPr>
+          <w:rFonts w:hint="eastAsia" w:ascii="Times New Roman" w:hAnsi="Times New Roman" w:eastAsia="宋体"/>
+          <w:sz w:val="21"/>
+          <w:szCs w:val="21"/>
+        </w:rPr>
+      </w:pPr>
+      <w:r>
+        <w:rPr>
+          <w:rFonts w:hint="eastAsia" w:ascii="Times New Roman" w:hAnsi="Times New Roman" w:eastAsia="宋体"/>
+          <w:sz w:val="21"/>
+          <w:szCs w:val="21"/>
+        </w:rPr>
+        <w:t>{</w:t>
+      </w:r>
+    </w:p>
+    <w:p>
+      <w:pPr>
+        <w:rPr>
+          <w:rFonts w:hint="eastAsia" w:ascii="Times New Roman" w:hAnsi="Times New Roman" w:eastAsia="宋体"/>
+          <w:sz w:val="21"/>
+          <w:szCs w:val="21"/>
+        </w:rPr>
+      </w:pPr>
+      <w:r>
+        <w:rPr>
+          <w:rFonts w:hint="eastAsia" w:ascii="Times New Roman" w:hAnsi="Times New Roman" w:eastAsia="宋体"/>
+          <w:sz w:val="21"/>
+          <w:szCs w:val="21"/>
+        </w:rPr>
+        <w:t>namespace MediaPlayer.Services</w:t>
+      </w:r>
+    </w:p>
+    <w:p>
+      <w:pPr>
+        <w:rPr>
+          <w:rFonts w:hint="eastAsia" w:ascii="Times New Roman" w:hAnsi="Times New Roman" w:eastAsia="宋体"/>
+          <w:sz w:val="21"/>
+          <w:szCs w:val="21"/>
+        </w:rPr>
+      </w:pPr>
+      <w:r>
+        <w:rPr>
+          <w:rFonts w:hint="eastAsia" w:ascii="Times New Roman" w:hAnsi="Times New Roman" w:eastAsia="宋体"/>
+          <w:sz w:val="21"/>
+          <w:szCs w:val="21"/>
+        </w:rPr>
+        <w:t>using NAudio.Wave;</w:t>
+      </w:r>
+    </w:p>
+    <w:p>
+      <w:pPr>
+        <w:rPr>
+          <w:rFonts w:hint="eastAsia" w:ascii="Times New Roman" w:hAnsi="Times New Roman" w:eastAsia="宋体"/>
+          <w:sz w:val="21"/>
+          <w:szCs w:val="21"/>
+        </w:rPr>
+      </w:pPr>
     </w:p>
     <w:p>
       <w:pPr>
@@ -4183,706 +4711,1161 @@
     </w:p>
     <w:p>
       <w:pPr>
-        <w:ind w:firstLine="480"/>
-      </w:pPr>
-      <w:r>
-        <w:rPr>
-          <w:rFonts w:eastAsia="宋体" w:ascii="宋体"/>
-          <w:sz w:val="18"/>
-          <w:szCs w:val="18"/>
-        </w:rPr>
-        <w:t xml:space="preserve">以下为DatabaseService核心代码（详见Services/DatabaseService.cs），包含详细中文注释：</w:t>
-      </w:r>
-    </w:p>
-    <w:p>
-      <w:r>
-        <w:rPr>
-          <w:rFonts w:eastAsia="宋体" w:ascii="Consolas" w:hAnsi="Consolas"/>
-          <w:sz w:val="14"/>
-          <w:szCs w:val="14"/>
-        </w:rPr>
-        <w:t xml:space="preserve">}</w:t>
-      </w:r>
-    </w:p>
-    <w:p>
-      <w:r>
-        <w:rPr>
-          <w:rFonts w:eastAsia="宋体" w:ascii="Consolas" w:hAnsi="Consolas"/>
-          <w:sz w:val="14"/>
-          <w:szCs w:val="14"/>
+        <w:rPr>
+          <w:rFonts w:hint="eastAsia" w:ascii="Times New Roman" w:hAnsi="Times New Roman" w:eastAsia="宋体"/>
+          <w:sz w:val="21"/>
+          <w:szCs w:val="21"/>
+        </w:rPr>
+      </w:pPr>
+      <w:r>
+        <w:rPr>
+          <w:rFonts w:hint="eastAsia" w:ascii="Times New Roman" w:hAnsi="Times New Roman" w:eastAsia="宋体"/>
+          <w:sz w:val="21"/>
+          <w:szCs w:val="21"/>
+        </w:rPr>
+        <w:t>以下为DatabaseService核心代码（详见Services/DatabaseService.cs），包含详细中文注释：</w:t>
+      </w:r>
+    </w:p>
+    <w:p>
+      <w:pPr>
+        <w:rPr>
+          <w:rFonts w:hint="eastAsia" w:ascii="Times New Roman" w:hAnsi="Times New Roman" w:eastAsia="宋体"/>
+          <w:sz w:val="21"/>
+          <w:szCs w:val="21"/>
+        </w:rPr>
+      </w:pPr>
+      <w:r>
+        <w:rPr>
+          <w:rFonts w:hint="eastAsia" w:ascii="Times New Roman" w:hAnsi="Times New Roman" w:eastAsia="宋体"/>
+          <w:sz w:val="21"/>
+          <w:szCs w:val="21"/>
+        </w:rPr>
+        <w:t>}</w:t>
+      </w:r>
+    </w:p>
+    <w:p>
+      <w:pPr>
+        <w:rPr>
+          <w:rFonts w:hint="eastAsia" w:ascii="Times New Roman" w:hAnsi="Times New Roman" w:eastAsia="宋体"/>
+          <w:sz w:val="21"/>
+          <w:szCs w:val="21"/>
+        </w:rPr>
+      </w:pPr>
+      <w:r>
+        <w:rPr>
+          <w:rFonts w:hint="eastAsia" w:ascii="Times New Roman" w:hAnsi="Times New Roman" w:eastAsia="宋体"/>
+          <w:sz w:val="21"/>
+          <w:szCs w:val="21"/>
         </w:rPr>
         <w:t xml:space="preserve">    }</w:t>
       </w:r>
     </w:p>
     <w:p>
-      <w:r>
-        <w:rPr>
-          <w:rFonts w:eastAsia="宋体" w:ascii="Consolas" w:hAnsi="Consolas"/>
-          <w:sz w:val="14"/>
-          <w:szCs w:val="14"/>
+      <w:pPr>
+        <w:rPr>
+          <w:rFonts w:hint="eastAsia" w:ascii="Times New Roman" w:hAnsi="Times New Roman" w:eastAsia="宋体"/>
+          <w:sz w:val="21"/>
+          <w:szCs w:val="21"/>
+        </w:rPr>
+      </w:pPr>
+      <w:r>
+        <w:rPr>
+          <w:rFonts w:hint="eastAsia" w:ascii="Times New Roman" w:hAnsi="Times New Roman" w:eastAsia="宋体"/>
+          <w:sz w:val="21"/>
+          <w:szCs w:val="21"/>
         </w:rPr>
         <w:t xml:space="preserve">        }</w:t>
       </w:r>
     </w:p>
     <w:p>
-      <w:r>
-        <w:rPr>
-          <w:rFonts w:eastAsia="宋体" w:ascii="Consolas" w:hAnsi="Consolas"/>
-          <w:sz w:val="14"/>
-          <w:szCs w:val="14"/>
+      <w:pPr>
+        <w:rPr>
+          <w:rFonts w:hint="eastAsia" w:ascii="Times New Roman" w:hAnsi="Times New Roman" w:eastAsia="宋体"/>
+          <w:sz w:val="21"/>
+          <w:szCs w:val="21"/>
+        </w:rPr>
+      </w:pPr>
+      <w:r>
+        <w:rPr>
+          <w:rFonts w:hint="eastAsia" w:ascii="Times New Roman" w:hAnsi="Times New Roman" w:eastAsia="宋体"/>
+          <w:sz w:val="21"/>
+          <w:szCs w:val="21"/>
         </w:rPr>
         <w:t xml:space="preserve">            return (int)_connection.LastInsertRowId;  // 返回新记录ID</w:t>
       </w:r>
     </w:p>
     <w:p>
-      <w:r>
-        <w:rPr>
-          <w:rFonts w:eastAsia="宋体" w:ascii="Consolas" w:hAnsi="Consolas"/>
-          <w:sz w:val="14"/>
-          <w:szCs w:val="14"/>
+      <w:pPr>
+        <w:rPr>
+          <w:rFonts w:hint="eastAsia" w:ascii="Times New Roman" w:hAnsi="Times New Roman" w:eastAsia="宋体"/>
+          <w:sz w:val="21"/>
+          <w:szCs w:val="21"/>
+        </w:rPr>
+      </w:pPr>
+      <w:r>
+        <w:rPr>
+          <w:rFonts w:hint="eastAsia" w:ascii="Times New Roman" w:hAnsi="Times New Roman" w:eastAsia="宋体"/>
+          <w:sz w:val="21"/>
+          <w:szCs w:val="21"/>
         </w:rPr>
         <w:t xml:space="preserve">            cmd.ExecuteNonQuery();</w:t>
       </w:r>
     </w:p>
     <w:p>
-      <w:r>
-        <w:rPr>
-          <w:rFonts w:eastAsia="宋体" w:ascii="Consolas" w:hAnsi="Consolas"/>
-          <w:sz w:val="14"/>
-          <w:szCs w:val="14"/>
+      <w:pPr>
+        <w:rPr>
+          <w:rFonts w:hint="eastAsia" w:ascii="Times New Roman" w:hAnsi="Times New Roman" w:eastAsia="宋体"/>
+          <w:sz w:val="21"/>
+          <w:szCs w:val="21"/>
+        </w:rPr>
+      </w:pPr>
+      <w:r>
+        <w:rPr>
+          <w:rFonts w:hint="eastAsia" w:ascii="Times New Roman" w:hAnsi="Times New Roman" w:eastAsia="宋体"/>
+          <w:sz w:val="21"/>
+          <w:szCs w:val="21"/>
         </w:rPr>
         <w:t xml:space="preserve">            cmd.Parameters.AddWithValue("@C", song.CoverArt ?? (object)DBNull.Value);</w:t>
       </w:r>
     </w:p>
     <w:p>
-      <w:r>
-        <w:rPr>
-          <w:rFonts w:eastAsia="宋体" w:ascii="Consolas" w:hAnsi="Consolas"/>
-          <w:sz w:val="14"/>
-          <w:szCs w:val="14"/>
+      <w:pPr>
+        <w:rPr>
+          <w:rFonts w:hint="eastAsia" w:ascii="Times New Roman" w:hAnsi="Times New Roman" w:eastAsia="宋体"/>
+          <w:sz w:val="21"/>
+          <w:szCs w:val="21"/>
+        </w:rPr>
+      </w:pPr>
+      <w:r>
+        <w:rPr>
+          <w:rFonts w:hint="eastAsia" w:ascii="Times New Roman" w:hAnsi="Times New Roman" w:eastAsia="宋体"/>
+          <w:sz w:val="21"/>
+          <w:szCs w:val="21"/>
         </w:rPr>
         <w:t xml:space="preserve">            cmd.Parameters.AddWithValue("@I", song.IsLocal ? 1 : 0);</w:t>
       </w:r>
     </w:p>
     <w:p>
-      <w:r>
-        <w:rPr>
-          <w:rFonts w:eastAsia="宋体" w:ascii="Consolas" w:hAnsi="Consolas"/>
-          <w:sz w:val="14"/>
-          <w:szCs w:val="14"/>
+      <w:pPr>
+        <w:rPr>
+          <w:rFonts w:hint="eastAsia" w:ascii="Times New Roman" w:hAnsi="Times New Roman" w:eastAsia="宋体"/>
+          <w:sz w:val="21"/>
+          <w:szCs w:val="21"/>
+        </w:rPr>
+      </w:pPr>
+      <w:r>
+        <w:rPr>
+          <w:rFonts w:hint="eastAsia" w:ascii="Times New Roman" w:hAnsi="Times New Roman" w:eastAsia="宋体"/>
+          <w:sz w:val="21"/>
+          <w:szCs w:val="21"/>
         </w:rPr>
         <w:t xml:space="preserve">            cmd.Parameters.AddWithValue("@D", song.Duration);</w:t>
       </w:r>
     </w:p>
     <w:p>
-      <w:r>
-        <w:rPr>
-          <w:rFonts w:eastAsia="宋体" w:ascii="Consolas" w:hAnsi="Consolas"/>
-          <w:sz w:val="14"/>
-          <w:szCs w:val="14"/>
+      <w:pPr>
+        <w:rPr>
+          <w:rFonts w:hint="eastAsia" w:ascii="Times New Roman" w:hAnsi="Times New Roman" w:eastAsia="宋体"/>
+          <w:sz w:val="21"/>
+          <w:szCs w:val="21"/>
+        </w:rPr>
+      </w:pPr>
+      <w:r>
+        <w:rPr>
+          <w:rFonts w:hint="eastAsia" w:ascii="Times New Roman" w:hAnsi="Times New Roman" w:eastAsia="宋体"/>
+          <w:sz w:val="21"/>
+          <w:szCs w:val="21"/>
         </w:rPr>
         <w:t xml:space="preserve">            cmd.Parameters.AddWithValue("@U", song.Url);</w:t>
       </w:r>
     </w:p>
     <w:p>
-      <w:r>
-        <w:rPr>
-          <w:rFonts w:eastAsia="宋体" w:ascii="Consolas" w:hAnsi="Consolas"/>
-          <w:sz w:val="14"/>
-          <w:szCs w:val="14"/>
+      <w:pPr>
+        <w:rPr>
+          <w:rFonts w:hint="eastAsia" w:ascii="Times New Roman" w:hAnsi="Times New Roman" w:eastAsia="宋体"/>
+          <w:sz w:val="21"/>
+          <w:szCs w:val="21"/>
+        </w:rPr>
+      </w:pPr>
+      <w:r>
+        <w:rPr>
+          <w:rFonts w:hint="eastAsia" w:ascii="Times New Roman" w:hAnsi="Times New Roman" w:eastAsia="宋体"/>
+          <w:sz w:val="21"/>
+          <w:szCs w:val="21"/>
         </w:rPr>
         <w:t xml:space="preserve">            cmd.Parameters.AddWithValue("@F", song.FilePath);</w:t>
       </w:r>
     </w:p>
     <w:p>
-      <w:r>
-        <w:rPr>
-          <w:rFonts w:eastAsia="宋体" w:ascii="Consolas" w:hAnsi="Consolas"/>
-          <w:sz w:val="14"/>
-          <w:szCs w:val="14"/>
+      <w:pPr>
+        <w:rPr>
+          <w:rFonts w:hint="eastAsia" w:ascii="Times New Roman" w:hAnsi="Times New Roman" w:eastAsia="宋体"/>
+          <w:sz w:val="21"/>
+          <w:szCs w:val="21"/>
+        </w:rPr>
+      </w:pPr>
+      <w:r>
+        <w:rPr>
+          <w:rFonts w:hint="eastAsia" w:ascii="Times New Roman" w:hAnsi="Times New Roman" w:eastAsia="宋体"/>
+          <w:sz w:val="21"/>
+          <w:szCs w:val="21"/>
         </w:rPr>
         <w:t xml:space="preserve">            cmd.Parameters.AddWithValue("@A", song.Artist);</w:t>
       </w:r>
     </w:p>
     <w:p>
-      <w:r>
-        <w:rPr>
-          <w:rFonts w:eastAsia="宋体" w:ascii="Consolas" w:hAnsi="Consolas"/>
-          <w:sz w:val="14"/>
-          <w:szCs w:val="14"/>
+      <w:pPr>
+        <w:rPr>
+          <w:rFonts w:hint="eastAsia" w:ascii="Times New Roman" w:hAnsi="Times New Roman" w:eastAsia="宋体"/>
+          <w:sz w:val="21"/>
+          <w:szCs w:val="21"/>
+        </w:rPr>
+      </w:pPr>
+      <w:r>
+        <w:rPr>
+          <w:rFonts w:hint="eastAsia" w:ascii="Times New Roman" w:hAnsi="Times New Roman" w:eastAsia="宋体"/>
+          <w:sz w:val="21"/>
+          <w:szCs w:val="21"/>
         </w:rPr>
         <w:t xml:space="preserve">            cmd.Parameters.AddWithValue("@T", song.Title);</w:t>
       </w:r>
     </w:p>
     <w:p>
-      <w:r>
-        <w:rPr>
-          <w:rFonts w:eastAsia="宋体" w:ascii="Consolas" w:hAnsi="Consolas"/>
-          <w:sz w:val="14"/>
-          <w:szCs w:val="14"/>
+      <w:pPr>
+        <w:rPr>
+          <w:rFonts w:hint="eastAsia" w:ascii="Times New Roman" w:hAnsi="Times New Roman" w:eastAsia="宋体"/>
+          <w:sz w:val="21"/>
+          <w:szCs w:val="21"/>
+        </w:rPr>
+      </w:pPr>
+      <w:r>
+        <w:rPr>
+          <w:rFonts w:hint="eastAsia" w:ascii="Times New Roman" w:hAnsi="Times New Roman" w:eastAsia="宋体"/>
+          <w:sz w:val="21"/>
+          <w:szCs w:val="21"/>
         </w:rPr>
         <w:t xml:space="preserve">            // 参数化查询：用户输入与SQL语句严格分离</w:t>
       </w:r>
     </w:p>
     <w:p>
-      <w:r>
-        <w:rPr>
-          <w:rFonts w:eastAsia="宋体" w:ascii="Consolas" w:hAnsi="Consolas"/>
-          <w:sz w:val="14"/>
-          <w:szCs w:val="14"/>
+      <w:pPr>
+        <w:rPr>
+          <w:rFonts w:hint="eastAsia" w:ascii="Times New Roman" w:hAnsi="Times New Roman" w:eastAsia="宋体"/>
+          <w:sz w:val="21"/>
+          <w:szCs w:val="21"/>
+        </w:rPr>
+      </w:pPr>
+      <w:r>
+        <w:rPr>
+          <w:rFonts w:hint="eastAsia" w:ascii="Times New Roman" w:hAnsi="Times New Roman" w:eastAsia="宋体"/>
+          <w:sz w:val="21"/>
+          <w:szCs w:val="21"/>
         </w:rPr>
         <w:t xml:space="preserve">            using var cmd = new SQLiteCommand(sql, _connection);</w:t>
       </w:r>
     </w:p>
     <w:p>
-      <w:r>
-        <w:rPr>
-          <w:rFonts w:eastAsia="宋体" w:ascii="Consolas" w:hAnsi="Consolas"/>
-          <w:sz w:val="14"/>
-          <w:szCs w:val="14"/>
+      <w:pPr>
+        <w:rPr>
+          <w:rFonts w:hint="eastAsia" w:ascii="Times New Roman" w:hAnsi="Times New Roman" w:eastAsia="宋体"/>
+          <w:sz w:val="21"/>
+          <w:szCs w:val="21"/>
+        </w:rPr>
+      </w:pPr>
+      <w:r>
+        <w:rPr>
+          <w:rFonts w:hint="eastAsia" w:ascii="Times New Roman" w:hAnsi="Times New Roman" w:eastAsia="宋体"/>
+          <w:sz w:val="21"/>
+          <w:szCs w:val="21"/>
         </w:rPr>
         <w:t xml:space="preserve">                VALUES (@T, @A, @F, @U, @D, @I, @C)";</w:t>
       </w:r>
     </w:p>
     <w:p>
-      <w:r>
-        <w:rPr>
-          <w:rFonts w:eastAsia="宋体" w:ascii="Consolas" w:hAnsi="Consolas"/>
-          <w:sz w:val="14"/>
-          <w:szCs w:val="14"/>
+      <w:pPr>
+        <w:rPr>
+          <w:rFonts w:hint="eastAsia" w:ascii="Times New Roman" w:hAnsi="Times New Roman" w:eastAsia="宋体"/>
+          <w:sz w:val="21"/>
+          <w:szCs w:val="21"/>
+        </w:rPr>
+      </w:pPr>
+      <w:r>
+        <w:rPr>
+          <w:rFonts w:hint="eastAsia" w:ascii="Times New Roman" w:hAnsi="Times New Roman" w:eastAsia="宋体"/>
+          <w:sz w:val="21"/>
+          <w:szCs w:val="21"/>
         </w:rPr>
         <w:t xml:space="preserve">                (Title, Artist, FilePath, Url, Duration, IsLocal, CoverArt)</w:t>
       </w:r>
     </w:p>
     <w:p>
-      <w:r>
-        <w:rPr>
-          <w:rFonts w:eastAsia="宋体" w:ascii="Consolas" w:hAnsi="Consolas"/>
-          <w:sz w:val="14"/>
-          <w:szCs w:val="14"/>
+      <w:pPr>
+        <w:rPr>
+          <w:rFonts w:hint="eastAsia" w:ascii="Times New Roman" w:hAnsi="Times New Roman" w:eastAsia="宋体"/>
+          <w:sz w:val="21"/>
+          <w:szCs w:val="21"/>
+        </w:rPr>
+      </w:pPr>
+      <w:r>
+        <w:rPr>
+          <w:rFonts w:hint="eastAsia" w:ascii="Times New Roman" w:hAnsi="Times New Roman" w:eastAsia="宋体"/>
+          <w:sz w:val="21"/>
+          <w:szCs w:val="21"/>
         </w:rPr>
         <w:t xml:space="preserve">            string sql = @"INSERT INTO Songs</w:t>
       </w:r>
     </w:p>
     <w:p>
-      <w:r>
-        <w:rPr>
-          <w:rFonts w:eastAsia="宋体" w:ascii="Consolas" w:hAnsi="Consolas"/>
-          <w:sz w:val="14"/>
-          <w:szCs w:val="14"/>
+      <w:pPr>
+        <w:rPr>
+          <w:rFonts w:hint="eastAsia" w:ascii="Times New Roman" w:hAnsi="Times New Roman" w:eastAsia="宋体"/>
+          <w:sz w:val="21"/>
+          <w:szCs w:val="21"/>
+        </w:rPr>
+      </w:pPr>
+      <w:r>
+        <w:rPr>
+          <w:rFonts w:hint="eastAsia" w:ascii="Times New Roman" w:hAnsi="Times New Roman" w:eastAsia="宋体"/>
+          <w:sz w:val="21"/>
+          <w:szCs w:val="21"/>
         </w:rPr>
         <w:t xml:space="preserve">        {</w:t>
       </w:r>
     </w:p>
     <w:p>
-      <w:r>
-        <w:rPr>
-          <w:rFonts w:eastAsia="宋体" w:ascii="Consolas" w:hAnsi="Consolas"/>
-          <w:sz w:val="14"/>
-          <w:szCs w:val="14"/>
+      <w:pPr>
+        <w:rPr>
+          <w:rFonts w:hint="eastAsia" w:ascii="Times New Roman" w:hAnsi="Times New Roman" w:eastAsia="宋体"/>
+          <w:sz w:val="21"/>
+          <w:szCs w:val="21"/>
+        </w:rPr>
+      </w:pPr>
+      <w:r>
+        <w:rPr>
+          <w:rFonts w:hint="eastAsia" w:ascii="Times New Roman" w:hAnsi="Times New Roman" w:eastAsia="宋体"/>
+          <w:sz w:val="21"/>
+          <w:szCs w:val="21"/>
         </w:rPr>
         <w:t xml:space="preserve">        public int AddSong(Song song)</w:t>
       </w:r>
     </w:p>
     <w:p>
-      <w:r>
-        <w:rPr>
-          <w:rFonts w:eastAsia="宋体" w:ascii="Consolas" w:hAnsi="Consolas"/>
-          <w:sz w:val="14"/>
-          <w:szCs w:val="14"/>
+      <w:pPr>
+        <w:rPr>
+          <w:rFonts w:hint="eastAsia" w:ascii="Times New Roman" w:hAnsi="Times New Roman" w:eastAsia="宋体"/>
+          <w:sz w:val="21"/>
+          <w:szCs w:val="21"/>
+        </w:rPr>
+      </w:pPr>
+      <w:r>
+        <w:rPr>
+          <w:rFonts w:hint="eastAsia" w:ascii="Times New Roman" w:hAnsi="Times New Roman" w:eastAsia="宋体"/>
+          <w:sz w:val="21"/>
+          <w:szCs w:val="21"/>
         </w:rPr>
         <w:t xml:space="preserve">        /// &lt;summary&gt;添加歌曲（参数化查询，杜绝SQL注入）&lt;/summary&gt;</w:t>
       </w:r>
     </w:p>
     <w:p>
-      <w:r>
-        <w:rPr>
-          <w:rFonts w:eastAsia="宋体" w:ascii="Consolas" w:hAnsi="Consolas"/>
-          <w:sz w:val="14"/>
-          <w:szCs w:val="14"/>
-        </w:rPr>
-        <w:t xml:space="preserve"/>
-      </w:r>
-    </w:p>
-    <w:p>
-      <w:r>
-        <w:rPr>
-          <w:rFonts w:eastAsia="宋体" w:ascii="Consolas" w:hAnsi="Consolas"/>
-          <w:sz w:val="14"/>
-          <w:szCs w:val="14"/>
+      <w:pPr>
+        <w:rPr>
+          <w:rFonts w:hint="eastAsia" w:ascii="Times New Roman" w:hAnsi="Times New Roman" w:eastAsia="宋体"/>
+          <w:sz w:val="21"/>
+          <w:szCs w:val="21"/>
+        </w:rPr>
+      </w:pPr>
+    </w:p>
+    <w:p>
+      <w:pPr>
+        <w:rPr>
+          <w:rFonts w:hint="eastAsia" w:ascii="Times New Roman" w:hAnsi="Times New Roman" w:eastAsia="宋体"/>
+          <w:sz w:val="21"/>
+          <w:szCs w:val="21"/>
+        </w:rPr>
+      </w:pPr>
+      <w:r>
+        <w:rPr>
+          <w:rFonts w:hint="eastAsia" w:ascii="Times New Roman" w:hAnsi="Times New Roman" w:eastAsia="宋体"/>
+          <w:sz w:val="21"/>
+          <w:szCs w:val="21"/>
         </w:rPr>
         <w:t xml:space="preserve">        }</w:t>
       </w:r>
     </w:p>
     <w:p>
-      <w:r>
-        <w:rPr>
-          <w:rFonts w:eastAsia="宋体" w:ascii="Consolas" w:hAnsi="Consolas"/>
-          <w:sz w:val="14"/>
-          <w:szCs w:val="14"/>
+      <w:pPr>
+        <w:rPr>
+          <w:rFonts w:hint="eastAsia" w:ascii="Times New Roman" w:hAnsi="Times New Roman" w:eastAsia="宋体"/>
+          <w:sz w:val="21"/>
+          <w:szCs w:val="21"/>
+        </w:rPr>
+      </w:pPr>
+      <w:r>
+        <w:rPr>
+          <w:rFonts w:hint="eastAsia" w:ascii="Times New Roman" w:hAnsi="Times New Roman" w:eastAsia="宋体"/>
+          <w:sz w:val="21"/>
+          <w:szCs w:val="21"/>
         </w:rPr>
         <w:t xml:space="preserve">            cmd.ExecuteNonQuery();</w:t>
       </w:r>
     </w:p>
     <w:p>
-      <w:r>
-        <w:rPr>
-          <w:rFonts w:eastAsia="宋体" w:ascii="Consolas" w:hAnsi="Consolas"/>
-          <w:sz w:val="14"/>
-          <w:szCs w:val="14"/>
+      <w:pPr>
+        <w:rPr>
+          <w:rFonts w:hint="eastAsia" w:ascii="Times New Roman" w:hAnsi="Times New Roman" w:eastAsia="宋体"/>
+          <w:sz w:val="21"/>
+          <w:szCs w:val="21"/>
+        </w:rPr>
+      </w:pPr>
+      <w:r>
+        <w:rPr>
+          <w:rFonts w:hint="eastAsia" w:ascii="Times New Roman" w:hAnsi="Times New Roman" w:eastAsia="宋体"/>
+          <w:sz w:val="21"/>
+          <w:szCs w:val="21"/>
         </w:rPr>
         <w:t xml:space="preserve">            using var cmd = new SQLiteCommand(sql, _connection);</w:t>
       </w:r>
     </w:p>
     <w:p>
-      <w:r>
-        <w:rPr>
-          <w:rFonts w:eastAsia="宋体" w:ascii="Consolas" w:hAnsi="Consolas"/>
-          <w:sz w:val="14"/>
-          <w:szCs w:val="14"/>
+      <w:pPr>
+        <w:rPr>
+          <w:rFonts w:hint="eastAsia" w:ascii="Times New Roman" w:hAnsi="Times New Roman" w:eastAsia="宋体"/>
+          <w:sz w:val="21"/>
+          <w:szCs w:val="21"/>
+        </w:rPr>
+      </w:pPr>
+      <w:r>
+        <w:rPr>
+          <w:rFonts w:hint="eastAsia" w:ascii="Times New Roman" w:hAnsi="Times New Roman" w:eastAsia="宋体"/>
+          <w:sz w:val="21"/>
+          <w:szCs w:val="21"/>
         </w:rPr>
         <w:t xml:space="preserve">            )";</w:t>
       </w:r>
     </w:p>
     <w:p>
-      <w:r>
-        <w:rPr>
-          <w:rFonts w:eastAsia="宋体" w:ascii="Consolas" w:hAnsi="Consolas"/>
-          <w:sz w:val="14"/>
-          <w:szCs w:val="14"/>
+      <w:pPr>
+        <w:rPr>
+          <w:rFonts w:hint="eastAsia" w:ascii="Times New Roman" w:hAnsi="Times New Roman" w:eastAsia="宋体"/>
+          <w:sz w:val="21"/>
+          <w:szCs w:val="21"/>
+        </w:rPr>
+      </w:pPr>
+      <w:r>
+        <w:rPr>
+          <w:rFonts w:hint="eastAsia" w:ascii="Times New Roman" w:hAnsi="Times New Roman" w:eastAsia="宋体"/>
+          <w:sz w:val="21"/>
+          <w:szCs w:val="21"/>
         </w:rPr>
         <w:t xml:space="preserve">                PlaylistOrder INTEGER DEFAULT 0  -- 排序序号</w:t>
       </w:r>
     </w:p>
     <w:p>
-      <w:r>
-        <w:rPr>
-          <w:rFonts w:eastAsia="宋体" w:ascii="Consolas" w:hAnsi="Consolas"/>
-          <w:sz w:val="14"/>
-          <w:szCs w:val="14"/>
+      <w:pPr>
+        <w:rPr>
+          <w:rFonts w:hint="eastAsia" w:ascii="Times New Roman" w:hAnsi="Times New Roman" w:eastAsia="宋体"/>
+          <w:sz w:val="21"/>
+          <w:szCs w:val="21"/>
+        </w:rPr>
+      </w:pPr>
+      <w:r>
+        <w:rPr>
+          <w:rFonts w:hint="eastAsia" w:ascii="Times New Roman" w:hAnsi="Times New Roman" w:eastAsia="宋体"/>
+          <w:sz w:val="21"/>
+          <w:szCs w:val="21"/>
         </w:rPr>
         <w:t xml:space="preserve">                CoverArt BLOB DEFAULT NULL,  -- 封面图片(二进制)</w:t>
       </w:r>
     </w:p>
     <w:p>
-      <w:r>
-        <w:rPr>
-          <w:rFonts w:eastAsia="宋体" w:ascii="Consolas" w:hAnsi="Consolas"/>
-          <w:sz w:val="14"/>
-          <w:szCs w:val="14"/>
+      <w:pPr>
+        <w:rPr>
+          <w:rFonts w:hint="eastAsia" w:ascii="Times New Roman" w:hAnsi="Times New Roman" w:eastAsia="宋体"/>
+          <w:sz w:val="21"/>
+          <w:szCs w:val="21"/>
+        </w:rPr>
+      </w:pPr>
+      <w:r>
+        <w:rPr>
+          <w:rFonts w:hint="eastAsia" w:ascii="Times New Roman" w:hAnsi="Times New Roman" w:eastAsia="宋体"/>
+          <w:sz w:val="21"/>
+          <w:szCs w:val="21"/>
         </w:rPr>
         <w:t xml:space="preserve">                IsLocal INTEGER DEFAULT 1,   -- 是否本地文件</w:t>
       </w:r>
     </w:p>
     <w:p>
-      <w:r>
-        <w:rPr>
-          <w:rFonts w:eastAsia="宋体" w:ascii="Consolas" w:hAnsi="Consolas"/>
-          <w:sz w:val="14"/>
-          <w:szCs w:val="14"/>
+      <w:pPr>
+        <w:rPr>
+          <w:rFonts w:hint="eastAsia" w:ascii="Times New Roman" w:hAnsi="Times New Roman" w:eastAsia="宋体"/>
+          <w:sz w:val="21"/>
+          <w:szCs w:val="21"/>
+        </w:rPr>
+      </w:pPr>
+      <w:r>
+        <w:rPr>
+          <w:rFonts w:hint="eastAsia" w:ascii="Times New Roman" w:hAnsi="Times New Roman" w:eastAsia="宋体"/>
+          <w:sz w:val="21"/>
+          <w:szCs w:val="21"/>
         </w:rPr>
         <w:t xml:space="preserve">                Duration REAL DEFAULT 0,     -- 时长(秒)</w:t>
       </w:r>
     </w:p>
     <w:p>
-      <w:r>
-        <w:rPr>
-          <w:rFonts w:eastAsia="宋体" w:ascii="Consolas" w:hAnsi="Consolas"/>
-          <w:sz w:val="14"/>
-          <w:szCs w:val="14"/>
+      <w:pPr>
+        <w:rPr>
+          <w:rFonts w:hint="eastAsia" w:ascii="Times New Roman" w:hAnsi="Times New Roman" w:eastAsia="宋体"/>
+          <w:sz w:val="21"/>
+          <w:szCs w:val="21"/>
+        </w:rPr>
+      </w:pPr>
+      <w:r>
+        <w:rPr>
+          <w:rFonts w:hint="eastAsia" w:ascii="Times New Roman" w:hAnsi="Times New Roman" w:eastAsia="宋体"/>
+          <w:sz w:val="21"/>
+          <w:szCs w:val="21"/>
         </w:rPr>
         <w:t xml:space="preserve">                Url TEXT DEFAULT '',          -- 网络URL</w:t>
       </w:r>
     </w:p>
     <w:p>
-      <w:r>
-        <w:rPr>
-          <w:rFonts w:eastAsia="宋体" w:ascii="Consolas" w:hAnsi="Consolas"/>
-          <w:sz w:val="14"/>
-          <w:szCs w:val="14"/>
+      <w:pPr>
+        <w:rPr>
+          <w:rFonts w:hint="eastAsia" w:ascii="Times New Roman" w:hAnsi="Times New Roman" w:eastAsia="宋体"/>
+          <w:sz w:val="21"/>
+          <w:szCs w:val="21"/>
+        </w:rPr>
+      </w:pPr>
+      <w:r>
+        <w:rPr>
+          <w:rFonts w:hint="eastAsia" w:ascii="Times New Roman" w:hAnsi="Times New Roman" w:eastAsia="宋体"/>
+          <w:sz w:val="21"/>
+          <w:szCs w:val="21"/>
         </w:rPr>
         <w:t xml:space="preserve">                FilePath TEXT DEFAULT '',     -- 本地文件路径</w:t>
       </w:r>
     </w:p>
     <w:p>
-      <w:r>
-        <w:rPr>
-          <w:rFonts w:eastAsia="宋体" w:ascii="Consolas" w:hAnsi="Consolas"/>
-          <w:sz w:val="14"/>
-          <w:szCs w:val="14"/>
+      <w:pPr>
+        <w:rPr>
+          <w:rFonts w:hint="eastAsia" w:ascii="Times New Roman" w:hAnsi="Times New Roman" w:eastAsia="宋体"/>
+          <w:sz w:val="21"/>
+          <w:szCs w:val="21"/>
+        </w:rPr>
+      </w:pPr>
+      <w:r>
+        <w:rPr>
+          <w:rFonts w:hint="eastAsia" w:ascii="Times New Roman" w:hAnsi="Times New Roman" w:eastAsia="宋体"/>
+          <w:sz w:val="21"/>
+          <w:szCs w:val="21"/>
         </w:rPr>
         <w:t xml:space="preserve">                Album TEXT DEFAULT '',        -- 专辑名</w:t>
       </w:r>
     </w:p>
     <w:p>
-      <w:r>
-        <w:rPr>
-          <w:rFonts w:eastAsia="宋体" w:ascii="Consolas" w:hAnsi="Consolas"/>
-          <w:sz w:val="14"/>
-          <w:szCs w:val="14"/>
+      <w:pPr>
+        <w:rPr>
+          <w:rFonts w:hint="eastAsia" w:ascii="Times New Roman" w:hAnsi="Times New Roman" w:eastAsia="宋体"/>
+          <w:sz w:val="21"/>
+          <w:szCs w:val="21"/>
+        </w:rPr>
+      </w:pPr>
+      <w:r>
+        <w:rPr>
+          <w:rFonts w:hint="eastAsia" w:ascii="Times New Roman" w:hAnsi="Times New Roman" w:eastAsia="宋体"/>
+          <w:sz w:val="21"/>
+          <w:szCs w:val="21"/>
         </w:rPr>
         <w:t xml:space="preserve">                Artist TEXT DEFAULT '',       -- 艺术家</w:t>
       </w:r>
     </w:p>
     <w:p>
-      <w:r>
-        <w:rPr>
-          <w:rFonts w:eastAsia="宋体" w:ascii="Consolas" w:hAnsi="Consolas"/>
-          <w:sz w:val="14"/>
-          <w:szCs w:val="14"/>
+      <w:pPr>
+        <w:rPr>
+          <w:rFonts w:hint="eastAsia" w:ascii="Times New Roman" w:hAnsi="Times New Roman" w:eastAsia="宋体"/>
+          <w:sz w:val="21"/>
+          <w:szCs w:val="21"/>
+        </w:rPr>
+      </w:pPr>
+      <w:r>
+        <w:rPr>
+          <w:rFonts w:hint="eastAsia" w:ascii="Times New Roman" w:hAnsi="Times New Roman" w:eastAsia="宋体"/>
+          <w:sz w:val="21"/>
+          <w:szCs w:val="21"/>
         </w:rPr>
         <w:t xml:space="preserve">                Title TEXT NOT NULL,         -- 歌曲标题</w:t>
       </w:r>
     </w:p>
     <w:p>
-      <w:r>
-        <w:rPr>
-          <w:rFonts w:eastAsia="宋体" w:ascii="Consolas" w:hAnsi="Consolas"/>
-          <w:sz w:val="14"/>
-          <w:szCs w:val="14"/>
+      <w:pPr>
+        <w:rPr>
+          <w:rFonts w:hint="eastAsia" w:ascii="Times New Roman" w:hAnsi="Times New Roman" w:eastAsia="宋体"/>
+          <w:sz w:val="21"/>
+          <w:szCs w:val="21"/>
+        </w:rPr>
+      </w:pPr>
+      <w:r>
+        <w:rPr>
+          <w:rFonts w:hint="eastAsia" w:ascii="Times New Roman" w:hAnsi="Times New Roman" w:eastAsia="宋体"/>
+          <w:sz w:val="21"/>
+          <w:szCs w:val="21"/>
         </w:rPr>
         <w:t xml:space="preserve">                Id INTEGER PRIMARY KEY AUTOINCREMENT,</w:t>
       </w:r>
     </w:p>
     <w:p>
-      <w:r>
-        <w:rPr>
-          <w:rFonts w:eastAsia="宋体" w:ascii="Consolas" w:hAnsi="Consolas"/>
-          <w:sz w:val="14"/>
-          <w:szCs w:val="14"/>
+      <w:pPr>
+        <w:rPr>
+          <w:rFonts w:hint="eastAsia" w:ascii="Times New Roman" w:hAnsi="Times New Roman" w:eastAsia="宋体"/>
+          <w:sz w:val="21"/>
+          <w:szCs w:val="21"/>
+        </w:rPr>
+      </w:pPr>
+      <w:r>
+        <w:rPr>
+          <w:rFonts w:hint="eastAsia" w:ascii="Times New Roman" w:hAnsi="Times New Roman" w:eastAsia="宋体"/>
+          <w:sz w:val="21"/>
+          <w:szCs w:val="21"/>
         </w:rPr>
         <w:t xml:space="preserve">            string sql = @"CREATE TABLE IF NOT EXISTS Songs (</w:t>
       </w:r>
     </w:p>
     <w:p>
-      <w:r>
-        <w:rPr>
-          <w:rFonts w:eastAsia="宋体" w:ascii="Consolas" w:hAnsi="Consolas"/>
-          <w:sz w:val="14"/>
-          <w:szCs w:val="14"/>
+      <w:pPr>
+        <w:rPr>
+          <w:rFonts w:hint="eastAsia" w:ascii="Times New Roman" w:hAnsi="Times New Roman" w:eastAsia="宋体"/>
+          <w:sz w:val="21"/>
+          <w:szCs w:val="21"/>
+        </w:rPr>
+      </w:pPr>
+      <w:r>
+        <w:rPr>
+          <w:rFonts w:hint="eastAsia" w:ascii="Times New Roman" w:hAnsi="Times New Roman" w:eastAsia="宋体"/>
+          <w:sz w:val="21"/>
+          <w:szCs w:val="21"/>
         </w:rPr>
         <w:t xml:space="preserve">            _connection.Open();</w:t>
       </w:r>
     </w:p>
     <w:p>
-      <w:r>
-        <w:rPr>
-          <w:rFonts w:eastAsia="宋体" w:ascii="Consolas" w:hAnsi="Consolas"/>
-          <w:sz w:val="14"/>
-          <w:szCs w:val="14"/>
+      <w:pPr>
+        <w:rPr>
+          <w:rFonts w:hint="eastAsia" w:ascii="Times New Roman" w:hAnsi="Times New Roman" w:eastAsia="宋体"/>
+          <w:sz w:val="21"/>
+          <w:szCs w:val="21"/>
+        </w:rPr>
+      </w:pPr>
+      <w:r>
+        <w:rPr>
+          <w:rFonts w:hint="eastAsia" w:ascii="Times New Roman" w:hAnsi="Times New Roman" w:eastAsia="宋体"/>
+          <w:sz w:val="21"/>
+          <w:szCs w:val="21"/>
         </w:rPr>
         <w:t xml:space="preserve">            _connection = new SQLiteConnection(_connectionString);</w:t>
       </w:r>
     </w:p>
     <w:p>
-      <w:r>
-        <w:rPr>
-          <w:rFonts w:eastAsia="宋体" w:ascii="Consolas" w:hAnsi="Consolas"/>
-          <w:sz w:val="14"/>
-          <w:szCs w:val="14"/>
+      <w:pPr>
+        <w:rPr>
+          <w:rFonts w:hint="eastAsia" w:ascii="Times New Roman" w:hAnsi="Times New Roman" w:eastAsia="宋体"/>
+          <w:sz w:val="21"/>
+          <w:szCs w:val="21"/>
+        </w:rPr>
+      </w:pPr>
+      <w:r>
+        <w:rPr>
+          <w:rFonts w:hint="eastAsia" w:ascii="Times New Roman" w:hAnsi="Times New Roman" w:eastAsia="宋体"/>
+          <w:sz w:val="21"/>
+          <w:szCs w:val="21"/>
         </w:rPr>
         <w:t xml:space="preserve">        {</w:t>
       </w:r>
     </w:p>
     <w:p>
-      <w:r>
-        <w:rPr>
-          <w:rFonts w:eastAsia="宋体" w:ascii="Consolas" w:hAnsi="Consolas"/>
-          <w:sz w:val="14"/>
-          <w:szCs w:val="14"/>
+      <w:pPr>
+        <w:rPr>
+          <w:rFonts w:hint="eastAsia" w:ascii="Times New Roman" w:hAnsi="Times New Roman" w:eastAsia="宋体"/>
+          <w:sz w:val="21"/>
+          <w:szCs w:val="21"/>
+        </w:rPr>
+      </w:pPr>
+      <w:r>
+        <w:rPr>
+          <w:rFonts w:hint="eastAsia" w:ascii="Times New Roman" w:hAnsi="Times New Roman" w:eastAsia="宋体"/>
+          <w:sz w:val="21"/>
+          <w:szCs w:val="21"/>
         </w:rPr>
         <w:t xml:space="preserve">        public void Initialize()</w:t>
       </w:r>
     </w:p>
     <w:p>
-      <w:r>
-        <w:rPr>
-          <w:rFonts w:eastAsia="宋体" w:ascii="Consolas" w:hAnsi="Consolas"/>
-          <w:sz w:val="14"/>
-          <w:szCs w:val="14"/>
+      <w:pPr>
+        <w:rPr>
+          <w:rFonts w:hint="eastAsia" w:ascii="Times New Roman" w:hAnsi="Times New Roman" w:eastAsia="宋体"/>
+          <w:sz w:val="21"/>
+          <w:szCs w:val="21"/>
+        </w:rPr>
+      </w:pPr>
+      <w:r>
+        <w:rPr>
+          <w:rFonts w:hint="eastAsia" w:ascii="Times New Roman" w:hAnsi="Times New Roman" w:eastAsia="宋体"/>
+          <w:sz w:val="21"/>
+          <w:szCs w:val="21"/>
         </w:rPr>
         <w:t xml:space="preserve">        ///   CoverArt - BLOB类型存储封面图片二进制数据</w:t>
       </w:r>
     </w:p>
     <w:p>
-      <w:r>
-        <w:rPr>
-          <w:rFonts w:eastAsia="宋体" w:ascii="Consolas" w:hAnsi="Consolas"/>
-          <w:sz w:val="14"/>
-          <w:szCs w:val="14"/>
+      <w:pPr>
+        <w:rPr>
+          <w:rFonts w:hint="eastAsia" w:ascii="Times New Roman" w:hAnsi="Times New Roman" w:eastAsia="宋体"/>
+          <w:sz w:val="21"/>
+          <w:szCs w:val="21"/>
+        </w:rPr>
+      </w:pPr>
+      <w:r>
+        <w:rPr>
+          <w:rFonts w:hint="eastAsia" w:ascii="Times New Roman" w:hAnsi="Times New Roman" w:eastAsia="宋体"/>
+          <w:sz w:val="21"/>
+          <w:szCs w:val="21"/>
         </w:rPr>
         <w:t xml:space="preserve">        ///   FilePath/Url - 本地路径或网络URL</w:t>
       </w:r>
     </w:p>
     <w:p>
-      <w:r>
-        <w:rPr>
-          <w:rFonts w:eastAsia="宋体" w:ascii="Consolas" w:hAnsi="Consolas"/>
-          <w:sz w:val="14"/>
-          <w:szCs w:val="14"/>
+      <w:pPr>
+        <w:rPr>
+          <w:rFonts w:hint="eastAsia" w:ascii="Times New Roman" w:hAnsi="Times New Roman" w:eastAsia="宋体"/>
+          <w:sz w:val="21"/>
+          <w:szCs w:val="21"/>
+        </w:rPr>
+      </w:pPr>
+      <w:r>
+        <w:rPr>
+          <w:rFonts w:hint="eastAsia" w:ascii="Times New Roman" w:hAnsi="Times New Roman" w:eastAsia="宋体"/>
+          <w:sz w:val="21"/>
+          <w:szCs w:val="21"/>
         </w:rPr>
         <w:t xml:space="preserve">        ///   Title/Artist/Album - 歌曲元数据</w:t>
       </w:r>
     </w:p>
     <w:p>
-      <w:r>
-        <w:rPr>
-          <w:rFonts w:eastAsia="宋体" w:ascii="Consolas" w:hAnsi="Consolas"/>
-          <w:sz w:val="14"/>
-          <w:szCs w:val="14"/>
+      <w:pPr>
+        <w:rPr>
+          <w:rFonts w:hint="eastAsia" w:ascii="Times New Roman" w:hAnsi="Times New Roman" w:eastAsia="宋体"/>
+          <w:sz w:val="21"/>
+          <w:szCs w:val="21"/>
+        </w:rPr>
+      </w:pPr>
+      <w:r>
+        <w:rPr>
+          <w:rFonts w:hint="eastAsia" w:ascii="Times New Roman" w:hAnsi="Times New Roman" w:eastAsia="宋体"/>
+          <w:sz w:val="21"/>
+          <w:szCs w:val="21"/>
         </w:rPr>
         <w:t xml:space="preserve">        ///   Id - 自增主键，唯一标识每首歌曲</w:t>
       </w:r>
     </w:p>
     <w:p>
-      <w:r>
-        <w:rPr>
-          <w:rFonts w:eastAsia="宋体" w:ascii="Consolas" w:hAnsi="Consolas"/>
-          <w:sz w:val="14"/>
-          <w:szCs w:val="14"/>
+      <w:pPr>
+        <w:rPr>
+          <w:rFonts w:hint="eastAsia" w:ascii="Times New Roman" w:hAnsi="Times New Roman" w:eastAsia="宋体"/>
+          <w:sz w:val="21"/>
+          <w:szCs w:val="21"/>
+        </w:rPr>
+      </w:pPr>
+      <w:r>
+        <w:rPr>
+          <w:rFonts w:hint="eastAsia" w:ascii="Times New Roman" w:hAnsi="Times New Roman" w:eastAsia="宋体"/>
+          <w:sz w:val="21"/>
+          <w:szCs w:val="21"/>
         </w:rPr>
         <w:t xml:space="preserve">        /// 字段设计：</w:t>
       </w:r>
     </w:p>
     <w:p>
-      <w:r>
-        <w:rPr>
-          <w:rFonts w:eastAsia="宋体" w:ascii="Consolas" w:hAnsi="Consolas"/>
-          <w:sz w:val="14"/>
-          <w:szCs w:val="14"/>
+      <w:pPr>
+        <w:rPr>
+          <w:rFonts w:hint="eastAsia" w:ascii="Times New Roman" w:hAnsi="Times New Roman" w:eastAsia="宋体"/>
+          <w:sz w:val="21"/>
+          <w:szCs w:val="21"/>
+        </w:rPr>
+      </w:pPr>
+      <w:r>
+        <w:rPr>
+          <w:rFonts w:hint="eastAsia" w:ascii="Times New Roman" w:hAnsi="Times New Roman" w:eastAsia="宋体"/>
+          <w:sz w:val="21"/>
+          <w:szCs w:val="21"/>
         </w:rPr>
         <w:t xml:space="preserve">        /// &lt;summary&gt;初始化数据库连接并创建Songs表结构&lt;/summary&gt;</w:t>
       </w:r>
     </w:p>
     <w:p>
-      <w:r>
-        <w:rPr>
-          <w:rFonts w:eastAsia="宋体" w:ascii="Consolas" w:hAnsi="Consolas"/>
-          <w:sz w:val="14"/>
-          <w:szCs w:val="14"/>
-        </w:rPr>
-        <w:t xml:space="preserve"/>
-      </w:r>
-    </w:p>
-    <w:p>
-      <w:r>
-        <w:rPr>
-          <w:rFonts w:eastAsia="宋体" w:ascii="Consolas" w:hAnsi="Consolas"/>
-          <w:sz w:val="14"/>
-          <w:szCs w:val="14"/>
+      <w:pPr>
+        <w:rPr>
+          <w:rFonts w:hint="eastAsia" w:ascii="Times New Roman" w:hAnsi="Times New Roman" w:eastAsia="宋体"/>
+          <w:sz w:val="21"/>
+          <w:szCs w:val="21"/>
+        </w:rPr>
+      </w:pPr>
+    </w:p>
+    <w:p>
+      <w:pPr>
+        <w:rPr>
+          <w:rFonts w:hint="eastAsia" w:ascii="Times New Roman" w:hAnsi="Times New Roman" w:eastAsia="宋体"/>
+          <w:sz w:val="21"/>
+          <w:szCs w:val="21"/>
+        </w:rPr>
+      </w:pPr>
+      <w:r>
+        <w:rPr>
+          <w:rFonts w:hint="eastAsia" w:ascii="Times New Roman" w:hAnsi="Times New Roman" w:eastAsia="宋体"/>
+          <w:sz w:val="21"/>
+          <w:szCs w:val="21"/>
         </w:rPr>
         <w:t xml:space="preserve">        }</w:t>
       </w:r>
     </w:p>
     <w:p>
-      <w:r>
-        <w:rPr>
-          <w:rFonts w:eastAsia="宋体" w:ascii="Consolas" w:hAnsi="Consolas"/>
-          <w:sz w:val="14"/>
-          <w:szCs w:val="14"/>
+      <w:pPr>
+        <w:rPr>
+          <w:rFonts w:hint="eastAsia" w:ascii="Times New Roman" w:hAnsi="Times New Roman" w:eastAsia="宋体"/>
+          <w:sz w:val="21"/>
+          <w:szCs w:val="21"/>
+        </w:rPr>
+      </w:pPr>
+      <w:r>
+        <w:rPr>
+          <w:rFonts w:hint="eastAsia" w:ascii="Times New Roman" w:hAnsi="Times New Roman" w:eastAsia="宋体"/>
+          <w:sz w:val="21"/>
+          <w:szCs w:val="21"/>
         </w:rPr>
         <w:t xml:space="preserve">            _connectionString = $"Data Source={dbPath};Version=3;";</w:t>
       </w:r>
     </w:p>
     <w:p>
-      <w:r>
-        <w:rPr>
-          <w:rFonts w:eastAsia="宋体" w:ascii="Consolas" w:hAnsi="Consolas"/>
-          <w:sz w:val="14"/>
-          <w:szCs w:val="14"/>
+      <w:pPr>
+        <w:rPr>
+          <w:rFonts w:hint="eastAsia" w:ascii="Times New Roman" w:hAnsi="Times New Roman" w:eastAsia="宋体"/>
+          <w:sz w:val="21"/>
+          <w:szCs w:val="21"/>
+        </w:rPr>
+      </w:pPr>
+      <w:r>
+        <w:rPr>
+          <w:rFonts w:hint="eastAsia" w:ascii="Times New Roman" w:hAnsi="Times New Roman" w:eastAsia="宋体"/>
+          <w:sz w:val="21"/>
+          <w:szCs w:val="21"/>
         </w:rPr>
         <w:t xml:space="preserve">                AppDomain.CurrentDomain.BaseDirectory, "MediaPlayer.db");</w:t>
       </w:r>
     </w:p>
     <w:p>
-      <w:r>
-        <w:rPr>
-          <w:rFonts w:eastAsia="宋体" w:ascii="Consolas" w:hAnsi="Consolas"/>
-          <w:sz w:val="14"/>
-          <w:szCs w:val="14"/>
+      <w:pPr>
+        <w:rPr>
+          <w:rFonts w:hint="eastAsia" w:ascii="Times New Roman" w:hAnsi="Times New Roman" w:eastAsia="宋体"/>
+          <w:sz w:val="21"/>
+          <w:szCs w:val="21"/>
+        </w:rPr>
+      </w:pPr>
+      <w:r>
+        <w:rPr>
+          <w:rFonts w:hint="eastAsia" w:ascii="Times New Roman" w:hAnsi="Times New Roman" w:eastAsia="宋体"/>
+          <w:sz w:val="21"/>
+          <w:szCs w:val="21"/>
         </w:rPr>
         <w:t xml:space="preserve">            string dbPath = Path.Combine(</w:t>
       </w:r>
     </w:p>
     <w:p>
-      <w:r>
-        <w:rPr>
-          <w:rFonts w:eastAsia="宋体" w:ascii="Consolas" w:hAnsi="Consolas"/>
-          <w:sz w:val="14"/>
-          <w:szCs w:val="14"/>
+      <w:pPr>
+        <w:rPr>
+          <w:rFonts w:hint="eastAsia" w:ascii="Times New Roman" w:hAnsi="Times New Roman" w:eastAsia="宋体"/>
+          <w:sz w:val="21"/>
+          <w:szCs w:val="21"/>
+        </w:rPr>
+      </w:pPr>
+      <w:r>
+        <w:rPr>
+          <w:rFonts w:hint="eastAsia" w:ascii="Times New Roman" w:hAnsi="Times New Roman" w:eastAsia="宋体"/>
+          <w:sz w:val="21"/>
+          <w:szCs w:val="21"/>
         </w:rPr>
         <w:t xml:space="preserve">            // 数据库文件与exe同目录，无需用户指定路径</w:t>
       </w:r>
     </w:p>
     <w:p>
-      <w:r>
-        <w:rPr>
-          <w:rFonts w:eastAsia="宋体" w:ascii="Consolas" w:hAnsi="Consolas"/>
-          <w:sz w:val="14"/>
-          <w:szCs w:val="14"/>
+      <w:pPr>
+        <w:rPr>
+          <w:rFonts w:hint="eastAsia" w:ascii="Times New Roman" w:hAnsi="Times New Roman" w:eastAsia="宋体"/>
+          <w:sz w:val="21"/>
+          <w:szCs w:val="21"/>
+        </w:rPr>
+      </w:pPr>
+      <w:r>
+        <w:rPr>
+          <w:rFonts w:hint="eastAsia" w:ascii="Times New Roman" w:hAnsi="Times New Roman" w:eastAsia="宋体"/>
+          <w:sz w:val="21"/>
+          <w:szCs w:val="21"/>
         </w:rPr>
         <w:t xml:space="preserve">        {</w:t>
       </w:r>
     </w:p>
     <w:p>
-      <w:r>
-        <w:rPr>
-          <w:rFonts w:eastAsia="宋体" w:ascii="Consolas" w:hAnsi="Consolas"/>
-          <w:sz w:val="14"/>
-          <w:szCs w:val="14"/>
+      <w:pPr>
+        <w:rPr>
+          <w:rFonts w:hint="eastAsia" w:ascii="Times New Roman" w:hAnsi="Times New Roman" w:eastAsia="宋体"/>
+          <w:sz w:val="21"/>
+          <w:szCs w:val="21"/>
+        </w:rPr>
+      </w:pPr>
+      <w:r>
+        <w:rPr>
+          <w:rFonts w:hint="eastAsia" w:ascii="Times New Roman" w:hAnsi="Times New Roman" w:eastAsia="宋体"/>
+          <w:sz w:val="21"/>
+          <w:szCs w:val="21"/>
         </w:rPr>
         <w:t xml:space="preserve">        public DatabaseService()</w:t>
       </w:r>
     </w:p>
     <w:p>
-      <w:r>
-        <w:rPr>
-          <w:rFonts w:eastAsia="宋体" w:ascii="Consolas" w:hAnsi="Consolas"/>
-          <w:sz w:val="14"/>
-          <w:szCs w:val="14"/>
-        </w:rPr>
-        <w:t xml:space="preserve"/>
-      </w:r>
-    </w:p>
-    <w:p>
-      <w:r>
-        <w:rPr>
-          <w:rFonts w:eastAsia="宋体" w:ascii="Consolas" w:hAnsi="Consolas"/>
-          <w:sz w:val="14"/>
-          <w:szCs w:val="14"/>
+      <w:pPr>
+        <w:rPr>
+          <w:rFonts w:hint="eastAsia" w:ascii="Times New Roman" w:hAnsi="Times New Roman" w:eastAsia="宋体"/>
+          <w:sz w:val="21"/>
+          <w:szCs w:val="21"/>
+        </w:rPr>
+      </w:pPr>
+    </w:p>
+    <w:p>
+      <w:pPr>
+        <w:rPr>
+          <w:rFonts w:hint="eastAsia" w:ascii="Times New Roman" w:hAnsi="Times New Roman" w:eastAsia="宋体"/>
+          <w:sz w:val="21"/>
+          <w:szCs w:val="21"/>
+        </w:rPr>
+      </w:pPr>
+      <w:r>
+        <w:rPr>
+          <w:rFonts w:hint="eastAsia" w:ascii="Times New Roman" w:hAnsi="Times New Roman" w:eastAsia="宋体"/>
+          <w:sz w:val="21"/>
+          <w:szCs w:val="21"/>
         </w:rPr>
         <w:t xml:space="preserve">        private readonly string _connectionString;</w:t>
       </w:r>
     </w:p>
     <w:p>
-      <w:r>
-        <w:rPr>
-          <w:rFonts w:eastAsia="宋体" w:ascii="Consolas" w:hAnsi="Consolas"/>
-          <w:sz w:val="14"/>
-          <w:szCs w:val="14"/>
+      <w:pPr>
+        <w:rPr>
+          <w:rFonts w:hint="eastAsia" w:ascii="Times New Roman" w:hAnsi="Times New Roman" w:eastAsia="宋体"/>
+          <w:sz w:val="21"/>
+          <w:szCs w:val="21"/>
+        </w:rPr>
+      </w:pPr>
+      <w:r>
+        <w:rPr>
+          <w:rFonts w:hint="eastAsia" w:ascii="Times New Roman" w:hAnsi="Times New Roman" w:eastAsia="宋体"/>
+          <w:sz w:val="21"/>
+          <w:szCs w:val="21"/>
         </w:rPr>
         <w:t xml:space="preserve">        private SQLiteConnection? _connection;</w:t>
       </w:r>
     </w:p>
     <w:p>
-      <w:r>
-        <w:rPr>
-          <w:rFonts w:eastAsia="宋体" w:ascii="Consolas" w:hAnsi="Consolas"/>
-          <w:sz w:val="14"/>
-          <w:szCs w:val="14"/>
+      <w:pPr>
+        <w:rPr>
+          <w:rFonts w:hint="eastAsia" w:ascii="Times New Roman" w:hAnsi="Times New Roman" w:eastAsia="宋体"/>
+          <w:sz w:val="21"/>
+          <w:szCs w:val="21"/>
+        </w:rPr>
+      </w:pPr>
+      <w:r>
+        <w:rPr>
+          <w:rFonts w:hint="eastAsia" w:ascii="Times New Roman" w:hAnsi="Times New Roman" w:eastAsia="宋体"/>
+          <w:sz w:val="21"/>
+          <w:szCs w:val="21"/>
         </w:rPr>
         <w:t xml:space="preserve">    {</w:t>
       </w:r>
     </w:p>
     <w:p>
-      <w:r>
-        <w:rPr>
-          <w:rFonts w:eastAsia="宋体" w:ascii="Consolas" w:hAnsi="Consolas"/>
-          <w:sz w:val="14"/>
-          <w:szCs w:val="14"/>
+      <w:pPr>
+        <w:rPr>
+          <w:rFonts w:hint="eastAsia" w:ascii="Times New Roman" w:hAnsi="Times New Roman" w:eastAsia="宋体"/>
+          <w:sz w:val="21"/>
+          <w:szCs w:val="21"/>
+        </w:rPr>
+      </w:pPr>
+      <w:r>
+        <w:rPr>
+          <w:rFonts w:hint="eastAsia" w:ascii="Times New Roman" w:hAnsi="Times New Roman" w:eastAsia="宋体"/>
+          <w:sz w:val="21"/>
+          <w:szCs w:val="21"/>
         </w:rPr>
         <w:t xml:space="preserve">    public class DatabaseService : IDisposable</w:t>
       </w:r>
     </w:p>
     <w:p>
-      <w:r>
-        <w:rPr>
-          <w:rFonts w:eastAsia="宋体" w:ascii="Consolas" w:hAnsi="Consolas"/>
-          <w:sz w:val="14"/>
-          <w:szCs w:val="14"/>
+      <w:pPr>
+        <w:rPr>
+          <w:rFonts w:hint="eastAsia" w:ascii="Times New Roman" w:hAnsi="Times New Roman" w:eastAsia="宋体"/>
+          <w:sz w:val="21"/>
+          <w:szCs w:val="21"/>
+        </w:rPr>
+      </w:pPr>
+      <w:r>
+        <w:rPr>
+          <w:rFonts w:hint="eastAsia" w:ascii="Times New Roman" w:hAnsi="Times New Roman" w:eastAsia="宋体"/>
+          <w:sz w:val="21"/>
+          <w:szCs w:val="21"/>
         </w:rPr>
         <w:t xml:space="preserve">    /// &lt;/summary&gt;</w:t>
       </w:r>
     </w:p>
     <w:p>
-      <w:r>
-        <w:rPr>
-          <w:rFonts w:eastAsia="宋体" w:ascii="Consolas" w:hAnsi="Consolas"/>
-          <w:sz w:val="14"/>
-          <w:szCs w:val="14"/>
+      <w:pPr>
+        <w:rPr>
+          <w:rFonts w:hint="eastAsia" w:ascii="Times New Roman" w:hAnsi="Times New Roman" w:eastAsia="宋体"/>
+          <w:sz w:val="21"/>
+          <w:szCs w:val="21"/>
+        </w:rPr>
+      </w:pPr>
+      <w:r>
+        <w:rPr>
+          <w:rFonts w:hint="eastAsia" w:ascii="Times New Roman" w:hAnsi="Times New Roman" w:eastAsia="宋体"/>
+          <w:sz w:val="21"/>
+          <w:szCs w:val="21"/>
         </w:rPr>
         <w:t xml:space="preserve">    /// 参数化查询防止SQL注入，事务保证数据一致性</w:t>
       </w:r>
     </w:p>
     <w:p>
-      <w:r>
-        <w:rPr>
-          <w:rFonts w:eastAsia="宋体" w:ascii="Consolas" w:hAnsi="Consolas"/>
-          <w:sz w:val="14"/>
-          <w:szCs w:val="14"/>
+      <w:pPr>
+        <w:rPr>
+          <w:rFonts w:hint="eastAsia" w:ascii="Times New Roman" w:hAnsi="Times New Roman" w:eastAsia="宋体"/>
+          <w:sz w:val="21"/>
+          <w:szCs w:val="21"/>
+        </w:rPr>
+      </w:pPr>
+      <w:r>
+        <w:rPr>
+          <w:rFonts w:hint="eastAsia" w:ascii="Times New Roman" w:hAnsi="Times New Roman" w:eastAsia="宋体"/>
+          <w:sz w:val="21"/>
+          <w:szCs w:val="21"/>
         </w:rPr>
         <w:t xml:space="preserve">    /// 设计思路：嵌入式SQLite无需安装服务，适合桌面应用</w:t>
       </w:r>
     </w:p>
     <w:p>
-      <w:r>
-        <w:rPr>
-          <w:rFonts w:eastAsia="宋体" w:ascii="Consolas" w:hAnsi="Consolas"/>
-          <w:sz w:val="14"/>
-          <w:szCs w:val="14"/>
+      <w:pPr>
+        <w:rPr>
+          <w:rFonts w:hint="eastAsia" w:ascii="Times New Roman" w:hAnsi="Times New Roman" w:eastAsia="宋体"/>
+          <w:sz w:val="21"/>
+          <w:szCs w:val="21"/>
+        </w:rPr>
+      </w:pPr>
+      <w:r>
+        <w:rPr>
+          <w:rFonts w:hint="eastAsia" w:ascii="Times New Roman" w:hAnsi="Times New Roman" w:eastAsia="宋体"/>
+          <w:sz w:val="21"/>
+          <w:szCs w:val="21"/>
         </w:rPr>
         <w:t xml:space="preserve">    /// 职责：播放列表持久化存储，增删查改操作</w:t>
       </w:r>
     </w:p>
     <w:p>
-      <w:r>
-        <w:rPr>
-          <w:rFonts w:eastAsia="宋体" w:ascii="Consolas" w:hAnsi="Consolas"/>
-          <w:sz w:val="14"/>
-          <w:szCs w:val="14"/>
+      <w:pPr>
+        <w:rPr>
+          <w:rFonts w:hint="eastAsia" w:ascii="Times New Roman" w:hAnsi="Times New Roman" w:eastAsia="宋体"/>
+          <w:sz w:val="21"/>
+          <w:szCs w:val="21"/>
+        </w:rPr>
+      </w:pPr>
+      <w:r>
+        <w:rPr>
+          <w:rFonts w:hint="eastAsia" w:ascii="Times New Roman" w:hAnsi="Times New Roman" w:eastAsia="宋体"/>
+          <w:sz w:val="21"/>
+          <w:szCs w:val="21"/>
         </w:rPr>
         <w:t xml:space="preserve">    /// 数据库服务类 - 管理SQLite数据库操作</w:t>
       </w:r>
     </w:p>
     <w:p>
-      <w:r>
-        <w:rPr>
-          <w:rFonts w:eastAsia="宋体" w:ascii="Consolas" w:hAnsi="Consolas"/>
-          <w:sz w:val="14"/>
-          <w:szCs w:val="14"/>
+      <w:pPr>
+        <w:rPr>
+          <w:rFonts w:hint="eastAsia" w:ascii="Times New Roman" w:hAnsi="Times New Roman" w:eastAsia="宋体"/>
+          <w:sz w:val="21"/>
+          <w:szCs w:val="21"/>
+        </w:rPr>
+      </w:pPr>
+      <w:r>
+        <w:rPr>
+          <w:rFonts w:hint="eastAsia" w:ascii="Times New Roman" w:hAnsi="Times New Roman" w:eastAsia="宋体"/>
+          <w:sz w:val="21"/>
+          <w:szCs w:val="21"/>
         </w:rPr>
         <w:t xml:space="preserve">    /// &lt;summary&gt;</w:t>
       </w:r>
     </w:p>
     <w:p>
-      <w:r>
-        <w:rPr>
-          <w:rFonts w:eastAsia="宋体" w:ascii="Consolas" w:hAnsi="Consolas"/>
-          <w:sz w:val="14"/>
-          <w:szCs w:val="14"/>
-        </w:rPr>
-        <w:t xml:space="preserve">{</w:t>
-      </w:r>
-    </w:p>
-    <w:p>
-      <w:r>
-        <w:rPr>
-          <w:rFonts w:eastAsia="宋体" w:ascii="Consolas" w:hAnsi="Consolas"/>
-          <w:sz w:val="14"/>
-          <w:szCs w:val="14"/>
-        </w:rPr>
-        <w:t xml:space="preserve">namespace MediaPlayer.Services</w:t>
-      </w:r>
-    </w:p>
-    <w:p>
-      <w:r>
-        <w:rPr>
-          <w:rFonts w:eastAsia="宋体" w:ascii="Consolas" w:hAnsi="Consolas"/>
-          <w:sz w:val="14"/>
-          <w:szCs w:val="14"/>
-        </w:rPr>
-        <w:t xml:space="preserve"/>
-      </w:r>
-    </w:p>
-    <w:p>
-      <w:r>
-        <w:rPr>
-          <w:rFonts w:eastAsia="宋体" w:ascii="Consolas" w:hAnsi="Consolas"/>
-          <w:sz w:val="14"/>
-          <w:szCs w:val="14"/>
-        </w:rPr>
-        <w:t xml:space="preserve">using System.Data.SQLite;</w:t>
-      </w:r>
+      <w:pPr>
+        <w:rPr>
+          <w:rFonts w:hint="eastAsia" w:ascii="Times New Roman" w:hAnsi="Times New Roman" w:eastAsia="宋体"/>
+          <w:sz w:val="21"/>
+          <w:szCs w:val="21"/>
+        </w:rPr>
+      </w:pPr>
+      <w:r>
+        <w:rPr>
+          <w:rFonts w:hint="eastAsia" w:ascii="Times New Roman" w:hAnsi="Times New Roman" w:eastAsia="宋体"/>
+          <w:sz w:val="21"/>
+          <w:szCs w:val="21"/>
+        </w:rPr>
+        <w:t>{</w:t>
+      </w:r>
+    </w:p>
+    <w:p>
+      <w:pPr>
+        <w:rPr>
+          <w:rFonts w:hint="eastAsia" w:ascii="Times New Roman" w:hAnsi="Times New Roman" w:eastAsia="宋体"/>
+          <w:sz w:val="21"/>
+          <w:szCs w:val="21"/>
+        </w:rPr>
+      </w:pPr>
+      <w:r>
+        <w:rPr>
+          <w:rFonts w:hint="eastAsia" w:ascii="Times New Roman" w:hAnsi="Times New Roman" w:eastAsia="宋体"/>
+          <w:sz w:val="21"/>
+          <w:szCs w:val="21"/>
+        </w:rPr>
+        <w:t>namespace MediaPlayer.Services</w:t>
+      </w:r>
+    </w:p>
+    <w:p>
+      <w:pPr>
+        <w:rPr>
+          <w:rFonts w:hint="eastAsia" w:ascii="Times New Roman" w:hAnsi="Times New Roman" w:eastAsia="宋体"/>
+          <w:sz w:val="21"/>
+          <w:szCs w:val="21"/>
+        </w:rPr>
+      </w:pPr>
+      <w:r>
+        <w:rPr>
+          <w:rFonts w:hint="eastAsia" w:ascii="Times New Roman" w:hAnsi="Times New Roman" w:eastAsia="宋体"/>
+          <w:sz w:val="21"/>
+          <w:szCs w:val="21"/>
+        </w:rPr>
+        <w:t>using System.Data.SQLite;</w:t>
+      </w:r>
+    </w:p>
+    <w:p>
+      <w:pPr>
+        <w:rPr>
+          <w:rFonts w:hint="eastAsia" w:ascii="Times New Roman" w:hAnsi="Times New Roman" w:eastAsia="宋体"/>
+          <w:sz w:val="21"/>
+          <w:szCs w:val="21"/>
+        </w:rPr>
+      </w:pPr>
     </w:p>
     <w:p>
       <w:pPr>
@@ -4926,15 +5909,30 @@
     <w:p>
       <w:pPr>
         <w:ind w:firstLine="420" w:firstLineChars="0"/>
-      </w:pPr>
-      <w:r>
         <w:rPr>
           <w:rFonts w:ascii="Times New Roman" w:hAnsi="Times New Roman" w:eastAsia="宋体"/>
           <w:sz w:val="21"/>
           <w:szCs w:val="21"/>
         </w:rPr>
+      </w:pPr>
+      <w:r>
+        <w:rPr>
+          <w:rFonts w:ascii="Times New Roman" w:hAnsi="Times New Roman" w:eastAsia="宋体"/>
+          <w:sz w:val="21"/>
+          <w:szCs w:val="21"/>
+        </w:rPr>
         <w:t>NetworkService基于HttpClient实现音频文件的异步下载和缓存。DownloadAudioAsync使用SHA256哈希生成缓存文件名，流式读取数据写入本地文件。ProgressStream包装类实时报告下载进度，CancellationToken支持取消控制。下载后自动重命名缓存文件，下次直接使用。TestConnectionAsync检测网络连通性。详见Services/NetworkService.cs。</w:t>
       </w:r>
+    </w:p>
+    <w:p>
+      <w:pPr>
+        <w:ind w:firstLine="420" w:firstLineChars="0"/>
+        <w:rPr>
+          <w:rFonts w:ascii="Times New Roman" w:hAnsi="Times New Roman" w:eastAsia="宋体"/>
+          <w:sz w:val="21"/>
+          <w:szCs w:val="21"/>
+        </w:rPr>
+      </w:pPr>
     </w:p>
     <w:p>
       <w:r>
@@ -4950,996 +5948,1615 @@
     </w:p>
     <w:p>
       <w:pPr>
-        <w:ind w:firstLine="480"/>
-      </w:pPr>
-      <w:r>
-        <w:rPr>
-          <w:rFonts w:eastAsia="宋体" w:ascii="宋体"/>
-          <w:sz w:val="18"/>
-          <w:szCs w:val="18"/>
-        </w:rPr>
-        <w:t xml:space="preserve">以下为MainForm核心代码（详见MainForm.cs），包含详细中文注释：</w:t>
-      </w:r>
-    </w:p>
-    <w:p>
-      <w:r>
-        <w:rPr>
-          <w:rFonts w:eastAsia="宋体" w:ascii="Consolas" w:hAnsi="Consolas"/>
-          <w:sz w:val="14"/>
-          <w:szCs w:val="14"/>
-        </w:rPr>
-        <w:t xml:space="preserve">}</w:t>
-      </w:r>
-    </w:p>
-    <w:p>
-      <w:r>
-        <w:rPr>
-          <w:rFonts w:eastAsia="宋体" w:ascii="Consolas" w:hAnsi="Consolas"/>
-          <w:sz w:val="14"/>
-          <w:szCs w:val="14"/>
+        <w:rPr>
+          <w:rFonts w:hint="eastAsia" w:ascii="Times New Roman" w:hAnsi="Times New Roman" w:eastAsia="宋体"/>
+          <w:sz w:val="21"/>
+          <w:szCs w:val="21"/>
+        </w:rPr>
+      </w:pPr>
+      <w:r>
+        <w:rPr>
+          <w:rFonts w:hint="eastAsia" w:ascii="Times New Roman" w:hAnsi="Times New Roman" w:eastAsia="宋体"/>
+          <w:sz w:val="21"/>
+          <w:szCs w:val="21"/>
+        </w:rPr>
+        <w:t>以下为MainForm核心代码（详见MainForm.cs），包含详细中文注释：</w:t>
+      </w:r>
+    </w:p>
+    <w:p>
+      <w:pPr>
+        <w:rPr>
+          <w:rFonts w:hint="eastAsia" w:ascii="Times New Roman" w:hAnsi="Times New Roman" w:eastAsia="宋体"/>
+          <w:sz w:val="21"/>
+          <w:szCs w:val="21"/>
+        </w:rPr>
+      </w:pPr>
+      <w:r>
+        <w:rPr>
+          <w:rFonts w:hint="eastAsia" w:ascii="Times New Roman" w:hAnsi="Times New Roman" w:eastAsia="宋体"/>
+          <w:sz w:val="21"/>
+          <w:szCs w:val="21"/>
+        </w:rPr>
+        <w:t>}</w:t>
+      </w:r>
+    </w:p>
+    <w:p>
+      <w:pPr>
+        <w:rPr>
+          <w:rFonts w:hint="eastAsia" w:ascii="Times New Roman" w:hAnsi="Times New Roman" w:eastAsia="宋体"/>
+          <w:sz w:val="21"/>
+          <w:szCs w:val="21"/>
+        </w:rPr>
+      </w:pPr>
+      <w:r>
+        <w:rPr>
+          <w:rFonts w:hint="eastAsia" w:ascii="Times New Roman" w:hAnsi="Times New Roman" w:eastAsia="宋体"/>
+          <w:sz w:val="21"/>
+          <w:szCs w:val="21"/>
         </w:rPr>
         <w:t xml:space="preserve">    }</w:t>
       </w:r>
     </w:p>
     <w:p>
-      <w:r>
-        <w:rPr>
-          <w:rFonts w:eastAsia="宋体" w:ascii="Consolas" w:hAnsi="Consolas"/>
-          <w:sz w:val="14"/>
-          <w:szCs w:val="14"/>
+      <w:pPr>
+        <w:rPr>
+          <w:rFonts w:hint="eastAsia" w:ascii="Times New Roman" w:hAnsi="Times New Roman" w:eastAsia="宋体"/>
+          <w:sz w:val="21"/>
+          <w:szCs w:val="21"/>
+        </w:rPr>
+      </w:pPr>
+      <w:r>
+        <w:rPr>
+          <w:rFonts w:hint="eastAsia" w:ascii="Times New Roman" w:hAnsi="Times New Roman" w:eastAsia="宋体"/>
+          <w:sz w:val="21"/>
+          <w:szCs w:val="21"/>
         </w:rPr>
         <w:t xml:space="preserve">        }</w:t>
       </w:r>
     </w:p>
     <w:p>
-      <w:r>
-        <w:rPr>
-          <w:rFonts w:eastAsia="宋体" w:ascii="Consolas" w:hAnsi="Consolas"/>
-          <w:sz w:val="14"/>
-          <w:szCs w:val="14"/>
+      <w:pPr>
+        <w:rPr>
+          <w:rFonts w:hint="eastAsia" w:ascii="Times New Roman" w:hAnsi="Times New Roman" w:eastAsia="宋体"/>
+          <w:sz w:val="21"/>
+          <w:szCs w:val="21"/>
+        </w:rPr>
+      </w:pPr>
+      <w:r>
+        <w:rPr>
+          <w:rFonts w:hint="eastAsia" w:ascii="Times New Roman" w:hAnsi="Times New Roman" w:eastAsia="宋体"/>
+          <w:sz w:val="21"/>
+          <w:szCs w:val="21"/>
         </w:rPr>
         <w:t xml:space="preserve">            _playerService.SetVolume(volume);</w:t>
       </w:r>
     </w:p>
     <w:p>
-      <w:r>
-        <w:rPr>
-          <w:rFonts w:eastAsia="宋体" w:ascii="Consolas" w:hAnsi="Consolas"/>
-          <w:sz w:val="14"/>
-          <w:szCs w:val="14"/>
+      <w:pPr>
+        <w:rPr>
+          <w:rFonts w:hint="eastAsia" w:ascii="Times New Roman" w:hAnsi="Times New Roman" w:eastAsia="宋体"/>
+          <w:sz w:val="21"/>
+          <w:szCs w:val="21"/>
+        </w:rPr>
+      </w:pPr>
+      <w:r>
+        <w:rPr>
+          <w:rFonts w:hint="eastAsia" w:ascii="Times New Roman" w:hAnsi="Times New Roman" w:eastAsia="宋体"/>
+          <w:sz w:val="21"/>
+          <w:szCs w:val="21"/>
         </w:rPr>
         <w:t xml:space="preserve">            float volume = trackBarVolume.Value / 100f;</w:t>
       </w:r>
     </w:p>
     <w:p>
-      <w:r>
-        <w:rPr>
-          <w:rFonts w:eastAsia="宋体" w:ascii="Consolas" w:hAnsi="Consolas"/>
-          <w:sz w:val="14"/>
-          <w:szCs w:val="14"/>
+      <w:pPr>
+        <w:rPr>
+          <w:rFonts w:hint="eastAsia" w:ascii="Times New Roman" w:hAnsi="Times New Roman" w:eastAsia="宋体"/>
+          <w:sz w:val="21"/>
+          <w:szCs w:val="21"/>
+        </w:rPr>
+      </w:pPr>
+      <w:r>
+        <w:rPr>
+          <w:rFonts w:hint="eastAsia" w:ascii="Times New Roman" w:hAnsi="Times New Roman" w:eastAsia="宋体"/>
+          <w:sz w:val="21"/>
+          <w:szCs w:val="21"/>
         </w:rPr>
         <w:t xml:space="preserve">        {</w:t>
       </w:r>
     </w:p>
     <w:p>
-      <w:r>
-        <w:rPr>
-          <w:rFonts w:eastAsia="宋体" w:ascii="Consolas" w:hAnsi="Consolas"/>
-          <w:sz w:val="14"/>
-          <w:szCs w:val="14"/>
+      <w:pPr>
+        <w:rPr>
+          <w:rFonts w:hint="eastAsia" w:ascii="Times New Roman" w:hAnsi="Times New Roman" w:eastAsia="宋体"/>
+          <w:sz w:val="21"/>
+          <w:szCs w:val="21"/>
+        </w:rPr>
+      </w:pPr>
+      <w:r>
+        <w:rPr>
+          <w:rFonts w:hint="eastAsia" w:ascii="Times New Roman" w:hAnsi="Times New Roman" w:eastAsia="宋体"/>
+          <w:sz w:val="21"/>
+          <w:szCs w:val="21"/>
         </w:rPr>
         <w:t xml:space="preserve">        private void TrackBarVolume_Scroll(object? sender, EventArgs e)</w:t>
       </w:r>
     </w:p>
     <w:p>
-      <w:r>
-        <w:rPr>
-          <w:rFonts w:eastAsia="宋体" w:ascii="Consolas" w:hAnsi="Consolas"/>
-          <w:sz w:val="14"/>
-          <w:szCs w:val="14"/>
+      <w:pPr>
+        <w:rPr>
+          <w:rFonts w:hint="eastAsia" w:ascii="Times New Roman" w:hAnsi="Times New Roman" w:eastAsia="宋体"/>
+          <w:sz w:val="21"/>
+          <w:szCs w:val="21"/>
+        </w:rPr>
+      </w:pPr>
+      <w:r>
+        <w:rPr>
+          <w:rFonts w:hint="eastAsia" w:ascii="Times New Roman" w:hAnsi="Times New Roman" w:eastAsia="宋体"/>
+          <w:sz w:val="21"/>
+          <w:szCs w:val="21"/>
         </w:rPr>
         <w:t xml:space="preserve">        /// &lt;/summary&gt;</w:t>
       </w:r>
     </w:p>
     <w:p>
-      <w:r>
-        <w:rPr>
-          <w:rFonts w:eastAsia="宋体" w:ascii="Consolas" w:hAnsi="Consolas"/>
-          <w:sz w:val="14"/>
-          <w:szCs w:val="14"/>
+      <w:pPr>
+        <w:rPr>
+          <w:rFonts w:hint="eastAsia" w:ascii="Times New Roman" w:hAnsi="Times New Roman" w:eastAsia="宋体"/>
+          <w:sz w:val="21"/>
+          <w:szCs w:val="21"/>
+        </w:rPr>
+      </w:pPr>
+      <w:r>
+        <w:rPr>
+          <w:rFonts w:hint="eastAsia" w:ascii="Times New Roman" w:hAnsi="Times New Roman" w:eastAsia="宋体"/>
+          <w:sz w:val="21"/>
+          <w:szCs w:val="21"/>
         </w:rPr>
         <w:t xml:space="preserve">        /// TrackBar范围0~100映射到PlayerService的0.0~1.0</w:t>
       </w:r>
     </w:p>
     <w:p>
-      <w:r>
-        <w:rPr>
-          <w:rFonts w:eastAsia="宋体" w:ascii="Consolas" w:hAnsi="Consolas"/>
-          <w:sz w:val="14"/>
-          <w:szCs w:val="14"/>
+      <w:pPr>
+        <w:rPr>
+          <w:rFonts w:hint="eastAsia" w:ascii="Times New Roman" w:hAnsi="Times New Roman" w:eastAsia="宋体"/>
+          <w:sz w:val="21"/>
+          <w:szCs w:val="21"/>
+        </w:rPr>
+      </w:pPr>
+      <w:r>
+        <w:rPr>
+          <w:rFonts w:hint="eastAsia" w:ascii="Times New Roman" w:hAnsi="Times New Roman" w:eastAsia="宋体"/>
+          <w:sz w:val="21"/>
+          <w:szCs w:val="21"/>
         </w:rPr>
         <w:t xml:space="preserve">        /// 音量滑块值变化事件：实时调整播放音量</w:t>
       </w:r>
     </w:p>
     <w:p>
-      <w:r>
-        <w:rPr>
-          <w:rFonts w:eastAsia="宋体" w:ascii="Consolas" w:hAnsi="Consolas"/>
-          <w:sz w:val="14"/>
-          <w:szCs w:val="14"/>
+      <w:pPr>
+        <w:rPr>
+          <w:rFonts w:hint="eastAsia" w:ascii="Times New Roman" w:hAnsi="Times New Roman" w:eastAsia="宋体"/>
+          <w:sz w:val="21"/>
+          <w:szCs w:val="21"/>
+        </w:rPr>
+      </w:pPr>
+      <w:r>
+        <w:rPr>
+          <w:rFonts w:hint="eastAsia" w:ascii="Times New Roman" w:hAnsi="Times New Roman" w:eastAsia="宋体"/>
+          <w:sz w:val="21"/>
+          <w:szCs w:val="21"/>
         </w:rPr>
         <w:t xml:space="preserve">        /// &lt;summary&gt;</w:t>
       </w:r>
     </w:p>
     <w:p>
-      <w:r>
-        <w:rPr>
-          <w:rFonts w:eastAsia="宋体" w:ascii="Consolas" w:hAnsi="Consolas"/>
-          <w:sz w:val="14"/>
-          <w:szCs w:val="14"/>
-        </w:rPr>
-        <w:t xml:space="preserve"/>
-      </w:r>
-    </w:p>
-    <w:p>
-      <w:r>
-        <w:rPr>
-          <w:rFonts w:eastAsia="宋体" w:ascii="Consolas" w:hAnsi="Consolas"/>
-          <w:sz w:val="14"/>
-          <w:szCs w:val="14"/>
+      <w:pPr>
+        <w:rPr>
+          <w:rFonts w:hint="eastAsia" w:ascii="Times New Roman" w:hAnsi="Times New Roman" w:eastAsia="宋体"/>
+          <w:sz w:val="21"/>
+          <w:szCs w:val="21"/>
+        </w:rPr>
+      </w:pPr>
+    </w:p>
+    <w:p>
+      <w:pPr>
+        <w:rPr>
+          <w:rFonts w:hint="eastAsia" w:ascii="Times New Roman" w:hAnsi="Times New Roman" w:eastAsia="宋体"/>
+          <w:sz w:val="21"/>
+          <w:szCs w:val="21"/>
+        </w:rPr>
+      </w:pPr>
+      <w:r>
+        <w:rPr>
+          <w:rFonts w:hint="eastAsia" w:ascii="Times New Roman" w:hAnsi="Times New Roman" w:eastAsia="宋体"/>
+          <w:sz w:val="21"/>
+          <w:szCs w:val="21"/>
         </w:rPr>
         <w:t xml:space="preserve">        }</w:t>
       </w:r>
     </w:p>
     <w:p>
-      <w:r>
-        <w:rPr>
-          <w:rFonts w:eastAsia="宋体" w:ascii="Consolas" w:hAnsi="Consolas"/>
-          <w:sz w:val="14"/>
-          <w:szCs w:val="14"/>
+      <w:pPr>
+        <w:rPr>
+          <w:rFonts w:hint="eastAsia" w:ascii="Times New Roman" w:hAnsi="Times New Roman" w:eastAsia="宋体"/>
+          <w:sz w:val="21"/>
+          <w:szCs w:val="21"/>
+        </w:rPr>
+      </w:pPr>
+      <w:r>
+        <w:rPr>
+          <w:rFonts w:hint="eastAsia" w:ascii="Times New Roman" w:hAnsi="Times New Roman" w:eastAsia="宋体"/>
+          <w:sz w:val="21"/>
+          <w:szCs w:val="21"/>
         </w:rPr>
         <w:t xml:space="preserve">                PlaySelectedSong(listViewPlaylist.SelectedItems[0]);</w:t>
       </w:r>
     </w:p>
     <w:p>
-      <w:r>
-        <w:rPr>
-          <w:rFonts w:eastAsia="宋体" w:ascii="Consolas" w:hAnsi="Consolas"/>
-          <w:sz w:val="14"/>
-          <w:szCs w:val="14"/>
+      <w:pPr>
+        <w:rPr>
+          <w:rFonts w:hint="eastAsia" w:ascii="Times New Roman" w:hAnsi="Times New Roman" w:eastAsia="宋体"/>
+          <w:sz w:val="21"/>
+          <w:szCs w:val="21"/>
+        </w:rPr>
+      </w:pPr>
+      <w:r>
+        <w:rPr>
+          <w:rFonts w:hint="eastAsia" w:ascii="Times New Roman" w:hAnsi="Times New Roman" w:eastAsia="宋体"/>
+          <w:sz w:val="21"/>
+          <w:szCs w:val="21"/>
         </w:rPr>
         <w:t xml:space="preserve">            if (listViewPlaylist.SelectedItems.Count &gt; 0)</w:t>
       </w:r>
     </w:p>
     <w:p>
-      <w:r>
-        <w:rPr>
-          <w:rFonts w:eastAsia="宋体" w:ascii="Consolas" w:hAnsi="Consolas"/>
-          <w:sz w:val="14"/>
-          <w:szCs w:val="14"/>
+      <w:pPr>
+        <w:rPr>
+          <w:rFonts w:hint="eastAsia" w:ascii="Times New Roman" w:hAnsi="Times New Roman" w:eastAsia="宋体"/>
+          <w:sz w:val="21"/>
+          <w:szCs w:val="21"/>
+        </w:rPr>
+      </w:pPr>
+      <w:r>
+        <w:rPr>
+          <w:rFonts w:hint="eastAsia" w:ascii="Times New Roman" w:hAnsi="Times New Roman" w:eastAsia="宋体"/>
+          <w:sz w:val="21"/>
+          <w:szCs w:val="21"/>
         </w:rPr>
         <w:t xml:space="preserve">        {</w:t>
       </w:r>
     </w:p>
     <w:p>
-      <w:r>
-        <w:rPr>
-          <w:rFonts w:eastAsia="宋体" w:ascii="Consolas" w:hAnsi="Consolas"/>
-          <w:sz w:val="14"/>
-          <w:szCs w:val="14"/>
+      <w:pPr>
+        <w:rPr>
+          <w:rFonts w:hint="eastAsia" w:ascii="Times New Roman" w:hAnsi="Times New Roman" w:eastAsia="宋体"/>
+          <w:sz w:val="21"/>
+          <w:szCs w:val="21"/>
+        </w:rPr>
+      </w:pPr>
+      <w:r>
+        <w:rPr>
+          <w:rFonts w:hint="eastAsia" w:ascii="Times New Roman" w:hAnsi="Times New Roman" w:eastAsia="宋体"/>
+          <w:sz w:val="21"/>
+          <w:szCs w:val="21"/>
         </w:rPr>
         <w:t xml:space="preserve">        private void ListViewPlaylist_DoubleClick(object? sender, EventArgs e)</w:t>
       </w:r>
     </w:p>
     <w:p>
-      <w:r>
-        <w:rPr>
-          <w:rFonts w:eastAsia="宋体" w:ascii="Consolas" w:hAnsi="Consolas"/>
-          <w:sz w:val="14"/>
-          <w:szCs w:val="14"/>
+      <w:pPr>
+        <w:rPr>
+          <w:rFonts w:hint="eastAsia" w:ascii="Times New Roman" w:hAnsi="Times New Roman" w:eastAsia="宋体"/>
+          <w:sz w:val="21"/>
+          <w:szCs w:val="21"/>
+        </w:rPr>
+      </w:pPr>
+      <w:r>
+        <w:rPr>
+          <w:rFonts w:hint="eastAsia" w:ascii="Times New Roman" w:hAnsi="Times New Roman" w:eastAsia="宋体"/>
+          <w:sz w:val="21"/>
+          <w:szCs w:val="21"/>
         </w:rPr>
         <w:t xml:space="preserve">        /// &lt;/summary&gt;</w:t>
       </w:r>
     </w:p>
     <w:p>
-      <w:r>
-        <w:rPr>
-          <w:rFonts w:eastAsia="宋体" w:ascii="Consolas" w:hAnsi="Consolas"/>
-          <w:sz w:val="14"/>
-          <w:szCs w:val="14"/>
+      <w:pPr>
+        <w:rPr>
+          <w:rFonts w:hint="eastAsia" w:ascii="Times New Roman" w:hAnsi="Times New Roman" w:eastAsia="宋体"/>
+          <w:sz w:val="21"/>
+          <w:szCs w:val="21"/>
+        </w:rPr>
+      </w:pPr>
+      <w:r>
+        <w:rPr>
+          <w:rFonts w:hint="eastAsia" w:ascii="Times New Roman" w:hAnsi="Times New Roman" w:eastAsia="宋体"/>
+          <w:sz w:val="21"/>
+          <w:szCs w:val="21"/>
         </w:rPr>
         <w:t xml:space="preserve">        /// 播放列表双击事件：双击即播放该歌曲</w:t>
       </w:r>
     </w:p>
     <w:p>
-      <w:r>
-        <w:rPr>
-          <w:rFonts w:eastAsia="宋体" w:ascii="Consolas" w:hAnsi="Consolas"/>
-          <w:sz w:val="14"/>
-          <w:szCs w:val="14"/>
+      <w:pPr>
+        <w:rPr>
+          <w:rFonts w:hint="eastAsia" w:ascii="Times New Roman" w:hAnsi="Times New Roman" w:eastAsia="宋体"/>
+          <w:sz w:val="21"/>
+          <w:szCs w:val="21"/>
+        </w:rPr>
+      </w:pPr>
+      <w:r>
+        <w:rPr>
+          <w:rFonts w:hint="eastAsia" w:ascii="Times New Roman" w:hAnsi="Times New Roman" w:eastAsia="宋体"/>
+          <w:sz w:val="21"/>
+          <w:szCs w:val="21"/>
         </w:rPr>
         <w:t xml:space="preserve">        /// &lt;summary&gt;</w:t>
       </w:r>
     </w:p>
     <w:p>
-      <w:r>
-        <w:rPr>
-          <w:rFonts w:eastAsia="宋体" w:ascii="Consolas" w:hAnsi="Consolas"/>
-          <w:sz w:val="14"/>
-          <w:szCs w:val="14"/>
-        </w:rPr>
-        <w:t xml:space="preserve"/>
-      </w:r>
-    </w:p>
-    <w:p>
-      <w:r>
-        <w:rPr>
-          <w:rFonts w:eastAsia="宋体" w:ascii="Consolas" w:hAnsi="Consolas"/>
-          <w:sz w:val="14"/>
-          <w:szCs w:val="14"/>
+      <w:pPr>
+        <w:rPr>
+          <w:rFonts w:hint="eastAsia" w:ascii="Times New Roman" w:hAnsi="Times New Roman" w:eastAsia="宋体"/>
+          <w:sz w:val="21"/>
+          <w:szCs w:val="21"/>
+        </w:rPr>
+      </w:pPr>
+    </w:p>
+    <w:p>
+      <w:pPr>
+        <w:rPr>
+          <w:rFonts w:hint="eastAsia" w:ascii="Times New Roman" w:hAnsi="Times New Roman" w:eastAsia="宋体"/>
+          <w:sz w:val="21"/>
+          <w:szCs w:val="21"/>
+        </w:rPr>
+      </w:pPr>
+      <w:r>
+        <w:rPr>
+          <w:rFonts w:hint="eastAsia" w:ascii="Times New Roman" w:hAnsi="Times New Roman" w:eastAsia="宋体"/>
+          <w:sz w:val="21"/>
+          <w:szCs w:val="21"/>
         </w:rPr>
         <w:t xml:space="preserve">        }</w:t>
       </w:r>
     </w:p>
     <w:p>
-      <w:r>
-        <w:rPr>
-          <w:rFonts w:eastAsia="宋体" w:ascii="Consolas" w:hAnsi="Consolas"/>
-          <w:sz w:val="14"/>
-          <w:szCs w:val="14"/>
+      <w:pPr>
+        <w:rPr>
+          <w:rFonts w:hint="eastAsia" w:ascii="Times New Roman" w:hAnsi="Times New Roman" w:eastAsia="宋体"/>
+          <w:sz w:val="21"/>
+          <w:szCs w:val="21"/>
+        </w:rPr>
+      </w:pPr>
+      <w:r>
+        <w:rPr>
+          <w:rFonts w:hint="eastAsia" w:ascii="Times New Roman" w:hAnsi="Times New Roman" w:eastAsia="宋体"/>
+          <w:sz w:val="21"/>
+          <w:szCs w:val="21"/>
         </w:rPr>
         <w:t xml:space="preserve">                PlaySelectedSong(listViewPlaylist.SelectedItems[0]);  // 播放选中歌曲</w:t>
       </w:r>
     </w:p>
     <w:p>
-      <w:r>
-        <w:rPr>
-          <w:rFonts w:eastAsia="宋体" w:ascii="Consolas" w:hAnsi="Consolas"/>
-          <w:sz w:val="14"/>
-          <w:szCs w:val="14"/>
+      <w:pPr>
+        <w:rPr>
+          <w:rFonts w:hint="eastAsia" w:ascii="Times New Roman" w:hAnsi="Times New Roman" w:eastAsia="宋体"/>
+          <w:sz w:val="21"/>
+          <w:szCs w:val="21"/>
+        </w:rPr>
+      </w:pPr>
+      <w:r>
+        <w:rPr>
+          <w:rFonts w:hint="eastAsia" w:ascii="Times New Roman" w:hAnsi="Times New Roman" w:eastAsia="宋体"/>
+          <w:sz w:val="21"/>
+          <w:szCs w:val="21"/>
         </w:rPr>
         <w:t xml:space="preserve">            else if (listViewPlaylist.SelectedItems.Count &gt; 0)</w:t>
       </w:r>
     </w:p>
     <w:p>
-      <w:r>
-        <w:rPr>
-          <w:rFonts w:eastAsia="宋体" w:ascii="Consolas" w:hAnsi="Consolas"/>
-          <w:sz w:val="14"/>
-          <w:szCs w:val="14"/>
+      <w:pPr>
+        <w:rPr>
+          <w:rFonts w:hint="eastAsia" w:ascii="Times New Roman" w:hAnsi="Times New Roman" w:eastAsia="宋体"/>
+          <w:sz w:val="21"/>
+          <w:szCs w:val="21"/>
+        </w:rPr>
+      </w:pPr>
+      <w:r>
+        <w:rPr>
+          <w:rFonts w:hint="eastAsia" w:ascii="Times New Roman" w:hAnsi="Times New Roman" w:eastAsia="宋体"/>
+          <w:sz w:val="21"/>
+          <w:szCs w:val="21"/>
         </w:rPr>
         <w:t xml:space="preserve">                _playerService.Play();               // 已暂停则继续</w:t>
       </w:r>
     </w:p>
     <w:p>
-      <w:r>
-        <w:rPr>
-          <w:rFonts w:eastAsia="宋体" w:ascii="Consolas" w:hAnsi="Consolas"/>
-          <w:sz w:val="14"/>
-          <w:szCs w:val="14"/>
+      <w:pPr>
+        <w:rPr>
+          <w:rFonts w:hint="eastAsia" w:ascii="Times New Roman" w:hAnsi="Times New Roman" w:eastAsia="宋体"/>
+          <w:sz w:val="21"/>
+          <w:szCs w:val="21"/>
+        </w:rPr>
+      </w:pPr>
+      <w:r>
+        <w:rPr>
+          <w:rFonts w:hint="eastAsia" w:ascii="Times New Roman" w:hAnsi="Times New Roman" w:eastAsia="宋体"/>
+          <w:sz w:val="21"/>
+          <w:szCs w:val="21"/>
         </w:rPr>
         <w:t xml:space="preserve">            else if (_playerService.IsPaused)</w:t>
       </w:r>
     </w:p>
     <w:p>
-      <w:r>
-        <w:rPr>
-          <w:rFonts w:eastAsia="宋体" w:ascii="Consolas" w:hAnsi="Consolas"/>
-          <w:sz w:val="14"/>
-          <w:szCs w:val="14"/>
+      <w:pPr>
+        <w:rPr>
+          <w:rFonts w:hint="eastAsia" w:ascii="Times New Roman" w:hAnsi="Times New Roman" w:eastAsia="宋体"/>
+          <w:sz w:val="21"/>
+          <w:szCs w:val="21"/>
+        </w:rPr>
+      </w:pPr>
+      <w:r>
+        <w:rPr>
+          <w:rFonts w:hint="eastAsia" w:ascii="Times New Roman" w:hAnsi="Times New Roman" w:eastAsia="宋体"/>
+          <w:sz w:val="21"/>
+          <w:szCs w:val="21"/>
         </w:rPr>
         <w:t xml:space="preserve">                _playerService.Pause();              // 正在播放则暂停</w:t>
       </w:r>
     </w:p>
     <w:p>
-      <w:r>
-        <w:rPr>
-          <w:rFonts w:eastAsia="宋体" w:ascii="Consolas" w:hAnsi="Consolas"/>
-          <w:sz w:val="14"/>
-          <w:szCs w:val="14"/>
+      <w:pPr>
+        <w:rPr>
+          <w:rFonts w:hint="eastAsia" w:ascii="Times New Roman" w:hAnsi="Times New Roman" w:eastAsia="宋体"/>
+          <w:sz w:val="21"/>
+          <w:szCs w:val="21"/>
+        </w:rPr>
+      </w:pPr>
+      <w:r>
+        <w:rPr>
+          <w:rFonts w:hint="eastAsia" w:ascii="Times New Roman" w:hAnsi="Times New Roman" w:eastAsia="宋体"/>
+          <w:sz w:val="21"/>
+          <w:szCs w:val="21"/>
         </w:rPr>
         <w:t xml:space="preserve">            if (_playerService.IsPlaying)</w:t>
       </w:r>
     </w:p>
     <w:p>
-      <w:r>
-        <w:rPr>
-          <w:rFonts w:eastAsia="宋体" w:ascii="Consolas" w:hAnsi="Consolas"/>
-          <w:sz w:val="14"/>
-          <w:szCs w:val="14"/>
+      <w:pPr>
+        <w:rPr>
+          <w:rFonts w:hint="eastAsia" w:ascii="Times New Roman" w:hAnsi="Times New Roman" w:eastAsia="宋体"/>
+          <w:sz w:val="21"/>
+          <w:szCs w:val="21"/>
+        </w:rPr>
+      </w:pPr>
+      <w:r>
+        <w:rPr>
+          <w:rFonts w:hint="eastAsia" w:ascii="Times New Roman" w:hAnsi="Times New Roman" w:eastAsia="宋体"/>
+          <w:sz w:val="21"/>
+          <w:szCs w:val="21"/>
         </w:rPr>
         <w:t xml:space="preserve">        {</w:t>
       </w:r>
     </w:p>
     <w:p>
-      <w:r>
-        <w:rPr>
-          <w:rFonts w:eastAsia="宋体" w:ascii="Consolas" w:hAnsi="Consolas"/>
-          <w:sz w:val="14"/>
-          <w:szCs w:val="14"/>
+      <w:pPr>
+        <w:rPr>
+          <w:rFonts w:hint="eastAsia" w:ascii="Times New Roman" w:hAnsi="Times New Roman" w:eastAsia="宋体"/>
+          <w:sz w:val="21"/>
+          <w:szCs w:val="21"/>
+        </w:rPr>
+      </w:pPr>
+      <w:r>
+        <w:rPr>
+          <w:rFonts w:hint="eastAsia" w:ascii="Times New Roman" w:hAnsi="Times New Roman" w:eastAsia="宋体"/>
+          <w:sz w:val="21"/>
+          <w:szCs w:val="21"/>
         </w:rPr>
         <w:t xml:space="preserve">        private void BtnPlay_Click(object? sender, EventArgs e)</w:t>
       </w:r>
     </w:p>
     <w:p>
-      <w:r>
-        <w:rPr>
-          <w:rFonts w:eastAsia="宋体" w:ascii="Consolas" w:hAnsi="Consolas"/>
-          <w:sz w:val="14"/>
-          <w:szCs w:val="14"/>
+      <w:pPr>
+        <w:rPr>
+          <w:rFonts w:hint="eastAsia" w:ascii="Times New Roman" w:hAnsi="Times New Roman" w:eastAsia="宋体"/>
+          <w:sz w:val="21"/>
+          <w:szCs w:val="21"/>
+        </w:rPr>
+      </w:pPr>
+      <w:r>
+        <w:rPr>
+          <w:rFonts w:hint="eastAsia" w:ascii="Times New Roman" w:hAnsi="Times New Roman" w:eastAsia="宋体"/>
+          <w:sz w:val="21"/>
+          <w:szCs w:val="21"/>
         </w:rPr>
         <w:t xml:space="preserve">        /// &lt;summary&gt;播放/暂停按钮点击事件&lt;/summary&gt;</w:t>
       </w:r>
     </w:p>
     <w:p>
-      <w:r>
-        <w:rPr>
-          <w:rFonts w:eastAsia="宋体" w:ascii="Consolas" w:hAnsi="Consolas"/>
-          <w:sz w:val="14"/>
-          <w:szCs w:val="14"/>
-        </w:rPr>
-        <w:t xml:space="preserve"/>
-      </w:r>
-    </w:p>
-    <w:p>
-      <w:r>
-        <w:rPr>
-          <w:rFonts w:eastAsia="宋体" w:ascii="Consolas" w:hAnsi="Consolas"/>
-          <w:sz w:val="14"/>
-          <w:szCs w:val="14"/>
+      <w:pPr>
+        <w:rPr>
+          <w:rFonts w:hint="eastAsia" w:ascii="Times New Roman" w:hAnsi="Times New Roman" w:eastAsia="宋体"/>
+          <w:sz w:val="21"/>
+          <w:szCs w:val="21"/>
+        </w:rPr>
+      </w:pPr>
+    </w:p>
+    <w:p>
+      <w:pPr>
+        <w:rPr>
+          <w:rFonts w:hint="eastAsia" w:ascii="Times New Roman" w:hAnsi="Times New Roman" w:eastAsia="宋体"/>
+          <w:sz w:val="21"/>
+          <w:szCs w:val="21"/>
+        </w:rPr>
+      </w:pPr>
+      <w:r>
+        <w:rPr>
+          <w:rFonts w:hint="eastAsia" w:ascii="Times New Roman" w:hAnsi="Times New Roman" w:eastAsia="宋体"/>
+          <w:sz w:val="21"/>
+          <w:szCs w:val="21"/>
         </w:rPr>
         <w:t xml:space="preserve">        }</w:t>
       </w:r>
     </w:p>
     <w:p>
-      <w:r>
-        <w:rPr>
-          <w:rFonts w:eastAsia="宋体" w:ascii="Consolas" w:hAnsi="Consolas"/>
-          <w:sz w:val="14"/>
-          <w:szCs w:val="14"/>
+      <w:pPr>
+        <w:rPr>
+          <w:rFonts w:hint="eastAsia" w:ascii="Times New Roman" w:hAnsi="Times New Roman" w:eastAsia="宋体"/>
+          <w:sz w:val="21"/>
+          <w:szCs w:val="21"/>
+        </w:rPr>
+      </w:pPr>
+      <w:r>
+        <w:rPr>
+          <w:rFonts w:hint="eastAsia" w:ascii="Times New Roman" w:hAnsi="Times New Roman" w:eastAsia="宋体"/>
+          <w:sz w:val="21"/>
+          <w:szCs w:val="21"/>
         </w:rPr>
         <w:t xml:space="preserve">            }</w:t>
       </w:r>
     </w:p>
     <w:p>
-      <w:r>
-        <w:rPr>
-          <w:rFonts w:eastAsia="宋体" w:ascii="Consolas" w:hAnsi="Consolas"/>
-          <w:sz w:val="14"/>
-          <w:szCs w:val="14"/>
+      <w:pPr>
+        <w:rPr>
+          <w:rFonts w:hint="eastAsia" w:ascii="Times New Roman" w:hAnsi="Times New Roman" w:eastAsia="宋体"/>
+          <w:sz w:val="21"/>
+          <w:szCs w:val="21"/>
+        </w:rPr>
+      </w:pPr>
+      <w:r>
+        <w:rPr>
+          <w:rFonts w:hint="eastAsia" w:ascii="Times New Roman" w:hAnsi="Times New Roman" w:eastAsia="宋体"/>
+          <w:sz w:val="21"/>
+          <w:szCs w:val="21"/>
         </w:rPr>
         <w:t xml:space="preserve">                labelTotalTime.Text = TimeSpan.FromSeconds(total).ToString(@"mm\:ss");</w:t>
       </w:r>
     </w:p>
     <w:p>
-      <w:r>
-        <w:rPr>
-          <w:rFonts w:eastAsia="宋体" w:ascii="Consolas" w:hAnsi="Consolas"/>
-          <w:sz w:val="14"/>
-          <w:szCs w:val="14"/>
+      <w:pPr>
+        <w:rPr>
+          <w:rFonts w:hint="eastAsia" w:ascii="Times New Roman" w:hAnsi="Times New Roman" w:eastAsia="宋体"/>
+          <w:sz w:val="21"/>
+          <w:szCs w:val="21"/>
+        </w:rPr>
+      </w:pPr>
+      <w:r>
+        <w:rPr>
+          <w:rFonts w:hint="eastAsia" w:ascii="Times New Roman" w:hAnsi="Times New Roman" w:eastAsia="宋体"/>
+          <w:sz w:val="21"/>
+          <w:szCs w:val="21"/>
         </w:rPr>
         <w:t xml:space="preserve">                labelCurrentTime.Text = TimeSpan.FromSeconds(current).ToString(@"mm\:ss");</w:t>
       </w:r>
     </w:p>
     <w:p>
-      <w:r>
-        <w:rPr>
-          <w:rFonts w:eastAsia="宋体" w:ascii="Consolas" w:hAnsi="Consolas"/>
-          <w:sz w:val="14"/>
-          <w:szCs w:val="14"/>
+      <w:pPr>
+        <w:rPr>
+          <w:rFonts w:hint="eastAsia" w:ascii="Times New Roman" w:hAnsi="Times New Roman" w:eastAsia="宋体"/>
+          <w:sz w:val="21"/>
+          <w:szCs w:val="21"/>
+        </w:rPr>
+      </w:pPr>
+      <w:r>
+        <w:rPr>
+          <w:rFonts w:hint="eastAsia" w:ascii="Times New Roman" w:hAnsi="Times New Roman" w:eastAsia="宋体"/>
+          <w:sz w:val="21"/>
+          <w:szCs w:val="21"/>
         </w:rPr>
         <w:t xml:space="preserve">                }</w:t>
       </w:r>
     </w:p>
     <w:p>
-      <w:r>
-        <w:rPr>
-          <w:rFonts w:eastAsia="宋体" w:ascii="Consolas" w:hAnsi="Consolas"/>
-          <w:sz w:val="14"/>
-          <w:szCs w:val="14"/>
+      <w:pPr>
+        <w:rPr>
+          <w:rFonts w:hint="eastAsia" w:ascii="Times New Roman" w:hAnsi="Times New Roman" w:eastAsia="宋体"/>
+          <w:sz w:val="21"/>
+          <w:szCs w:val="21"/>
+        </w:rPr>
+      </w:pPr>
+      <w:r>
+        <w:rPr>
+          <w:rFonts w:hint="eastAsia" w:ascii="Times New Roman" w:hAnsi="Times New Roman" w:eastAsia="宋体"/>
+          <w:sz w:val="21"/>
+          <w:szCs w:val="21"/>
         </w:rPr>
         <w:t xml:space="preserve">                    trackBarProgress.Value = (int)(current / total * 1000);</w:t>
       </w:r>
     </w:p>
     <w:p>
-      <w:r>
-        <w:rPr>
-          <w:rFonts w:eastAsia="宋体" w:ascii="Consolas" w:hAnsi="Consolas"/>
-          <w:sz w:val="14"/>
-          <w:szCs w:val="14"/>
+      <w:pPr>
+        <w:rPr>
+          <w:rFonts w:hint="eastAsia" w:ascii="Times New Roman" w:hAnsi="Times New Roman" w:eastAsia="宋体"/>
+          <w:sz w:val="21"/>
+          <w:szCs w:val="21"/>
+        </w:rPr>
+      </w:pPr>
+      <w:r>
+        <w:rPr>
+          <w:rFonts w:hint="eastAsia" w:ascii="Times New Roman" w:hAnsi="Times New Roman" w:eastAsia="宋体"/>
+          <w:sz w:val="21"/>
+          <w:szCs w:val="21"/>
         </w:rPr>
         <w:t xml:space="preserve">                {   // 将播放位置映射到进度条范围(0~1000)</w:t>
       </w:r>
     </w:p>
     <w:p>
-      <w:r>
-        <w:rPr>
-          <w:rFonts w:eastAsia="宋体" w:ascii="Consolas" w:hAnsi="Consolas"/>
-          <w:sz w:val="14"/>
-          <w:szCs w:val="14"/>
+      <w:pPr>
+        <w:rPr>
+          <w:rFonts w:hint="eastAsia" w:ascii="Times New Roman" w:hAnsi="Times New Roman" w:eastAsia="宋体"/>
+          <w:sz w:val="21"/>
+          <w:szCs w:val="21"/>
+        </w:rPr>
+      </w:pPr>
+      <w:r>
+        <w:rPr>
+          <w:rFonts w:hint="eastAsia" w:ascii="Times New Roman" w:hAnsi="Times New Roman" w:eastAsia="宋体"/>
+          <w:sz w:val="21"/>
+          <w:szCs w:val="21"/>
         </w:rPr>
         <w:t xml:space="preserve">                if (total &gt; 0)</w:t>
       </w:r>
     </w:p>
     <w:p>
-      <w:r>
-        <w:rPr>
-          <w:rFonts w:eastAsia="宋体" w:ascii="Consolas" w:hAnsi="Consolas"/>
-          <w:sz w:val="14"/>
-          <w:szCs w:val="14"/>
+      <w:pPr>
+        <w:rPr>
+          <w:rFonts w:hint="eastAsia" w:ascii="Times New Roman" w:hAnsi="Times New Roman" w:eastAsia="宋体"/>
+          <w:sz w:val="21"/>
+          <w:szCs w:val="21"/>
+        </w:rPr>
+      </w:pPr>
+      <w:r>
+        <w:rPr>
+          <w:rFonts w:hint="eastAsia" w:ascii="Times New Roman" w:hAnsi="Times New Roman" w:eastAsia="宋体"/>
+          <w:sz w:val="21"/>
+          <w:szCs w:val="21"/>
         </w:rPr>
         <w:t xml:space="preserve">                double total = _playerService.TotalDuration;</w:t>
       </w:r>
     </w:p>
     <w:p>
-      <w:r>
-        <w:rPr>
-          <w:rFonts w:eastAsia="宋体" w:ascii="Consolas" w:hAnsi="Consolas"/>
-          <w:sz w:val="14"/>
-          <w:szCs w:val="14"/>
+      <w:pPr>
+        <w:rPr>
+          <w:rFonts w:hint="eastAsia" w:ascii="Times New Roman" w:hAnsi="Times New Roman" w:eastAsia="宋体"/>
+          <w:sz w:val="21"/>
+          <w:szCs w:val="21"/>
+        </w:rPr>
+      </w:pPr>
+      <w:r>
+        <w:rPr>
+          <w:rFonts w:hint="eastAsia" w:ascii="Times New Roman" w:hAnsi="Times New Roman" w:eastAsia="宋体"/>
+          <w:sz w:val="21"/>
+          <w:szCs w:val="21"/>
         </w:rPr>
         <w:t xml:space="preserve">                double current = _playerService.CurrentPosition;</w:t>
       </w:r>
     </w:p>
     <w:p>
-      <w:r>
-        <w:rPr>
-          <w:rFonts w:eastAsia="宋体" w:ascii="Consolas" w:hAnsi="Consolas"/>
-          <w:sz w:val="14"/>
-          <w:szCs w:val="14"/>
+      <w:pPr>
+        <w:rPr>
+          <w:rFonts w:hint="eastAsia" w:ascii="Times New Roman" w:hAnsi="Times New Roman" w:eastAsia="宋体"/>
+          <w:sz w:val="21"/>
+          <w:szCs w:val="21"/>
+        </w:rPr>
+      </w:pPr>
+      <w:r>
+        <w:rPr>
+          <w:rFonts w:hint="eastAsia" w:ascii="Times New Roman" w:hAnsi="Times New Roman" w:eastAsia="宋体"/>
+          <w:sz w:val="21"/>
+          <w:szCs w:val="21"/>
         </w:rPr>
         <w:t xml:space="preserve">            {</w:t>
       </w:r>
     </w:p>
     <w:p>
-      <w:r>
-        <w:rPr>
-          <w:rFonts w:eastAsia="宋体" w:ascii="Consolas" w:hAnsi="Consolas"/>
-          <w:sz w:val="14"/>
-          <w:szCs w:val="14"/>
+      <w:pPr>
+        <w:rPr>
+          <w:rFonts w:hint="eastAsia" w:ascii="Times New Roman" w:hAnsi="Times New Roman" w:eastAsia="宋体"/>
+          <w:sz w:val="21"/>
+          <w:szCs w:val="21"/>
+        </w:rPr>
+      </w:pPr>
+      <w:r>
+        <w:rPr>
+          <w:rFonts w:hint="eastAsia" w:ascii="Times New Roman" w:hAnsi="Times New Roman" w:eastAsia="宋体"/>
+          <w:sz w:val="21"/>
+          <w:szCs w:val="21"/>
         </w:rPr>
         <w:t xml:space="preserve">            if (_playerService.IsPlaying &amp;&amp; !_isUserDraggingTrackBar)</w:t>
       </w:r>
     </w:p>
     <w:p>
-      <w:r>
-        <w:rPr>
-          <w:rFonts w:eastAsia="宋体" w:ascii="Consolas" w:hAnsi="Consolas"/>
-          <w:sz w:val="14"/>
-          <w:szCs w:val="14"/>
+      <w:pPr>
+        <w:rPr>
+          <w:rFonts w:hint="eastAsia" w:ascii="Times New Roman" w:hAnsi="Times New Roman" w:eastAsia="宋体"/>
+          <w:sz w:val="21"/>
+          <w:szCs w:val="21"/>
+        </w:rPr>
+      </w:pPr>
+      <w:r>
+        <w:rPr>
+          <w:rFonts w:hint="eastAsia" w:ascii="Times New Roman" w:hAnsi="Times New Roman" w:eastAsia="宋体"/>
+          <w:sz w:val="21"/>
+          <w:szCs w:val="21"/>
         </w:rPr>
         <w:t xml:space="preserve">        {</w:t>
       </w:r>
     </w:p>
     <w:p>
-      <w:r>
-        <w:rPr>
-          <w:rFonts w:eastAsia="宋体" w:ascii="Consolas" w:hAnsi="Consolas"/>
-          <w:sz w:val="14"/>
-          <w:szCs w:val="14"/>
+      <w:pPr>
+        <w:rPr>
+          <w:rFonts w:hint="eastAsia" w:ascii="Times New Roman" w:hAnsi="Times New Roman" w:eastAsia="宋体"/>
+          <w:sz w:val="21"/>
+          <w:szCs w:val="21"/>
+        </w:rPr>
+      </w:pPr>
+      <w:r>
+        <w:rPr>
+          <w:rFonts w:hint="eastAsia" w:ascii="Times New Roman" w:hAnsi="Times New Roman" w:eastAsia="宋体"/>
+          <w:sz w:val="21"/>
+          <w:szCs w:val="21"/>
         </w:rPr>
         <w:t xml:space="preserve">        private void PositionTimer_Tick(object? sender, EventArgs e)</w:t>
       </w:r>
     </w:p>
     <w:p>
-      <w:r>
-        <w:rPr>
-          <w:rFonts w:eastAsia="宋体" w:ascii="Consolas" w:hAnsi="Consolas"/>
-          <w:sz w:val="14"/>
-          <w:szCs w:val="14"/>
+      <w:pPr>
+        <w:rPr>
+          <w:rFonts w:hint="eastAsia" w:ascii="Times New Roman" w:hAnsi="Times New Roman" w:eastAsia="宋体"/>
+          <w:sz w:val="21"/>
+          <w:szCs w:val="21"/>
+        </w:rPr>
+      </w:pPr>
+      <w:r>
+        <w:rPr>
+          <w:rFonts w:hint="eastAsia" w:ascii="Times New Roman" w:hAnsi="Times New Roman" w:eastAsia="宋体"/>
+          <w:sz w:val="21"/>
+          <w:szCs w:val="21"/>
         </w:rPr>
         <w:t xml:space="preserve">        /// &lt;/summary&gt;</w:t>
       </w:r>
     </w:p>
     <w:p>
-      <w:r>
-        <w:rPr>
-          <w:rFonts w:eastAsia="宋体" w:ascii="Consolas" w:hAnsi="Consolas"/>
-          <w:sz w:val="14"/>
-          <w:szCs w:val="14"/>
+      <w:pPr>
+        <w:rPr>
+          <w:rFonts w:hint="eastAsia" w:ascii="Times New Roman" w:hAnsi="Times New Roman" w:eastAsia="宋体"/>
+          <w:sz w:val="21"/>
+          <w:szCs w:val="21"/>
+        </w:rPr>
+      </w:pPr>
+      <w:r>
+        <w:rPr>
+          <w:rFonts w:hint="eastAsia" w:ascii="Times New Roman" w:hAnsi="Times New Roman" w:eastAsia="宋体"/>
+          <w:sz w:val="21"/>
+          <w:szCs w:val="21"/>
         </w:rPr>
         <w:t xml:space="preserve">        /// 只有正在播放且用户未拖拽进度条时才更新</w:t>
       </w:r>
     </w:p>
     <w:p>
-      <w:r>
-        <w:rPr>
-          <w:rFonts w:eastAsia="宋体" w:ascii="Consolas" w:hAnsi="Consolas"/>
-          <w:sz w:val="14"/>
-          <w:szCs w:val="14"/>
+      <w:pPr>
+        <w:rPr>
+          <w:rFonts w:hint="eastAsia" w:ascii="Times New Roman" w:hAnsi="Times New Roman" w:eastAsia="宋体"/>
+          <w:sz w:val="21"/>
+          <w:szCs w:val="21"/>
+        </w:rPr>
+      </w:pPr>
+      <w:r>
+        <w:rPr>
+          <w:rFonts w:hint="eastAsia" w:ascii="Times New Roman" w:hAnsi="Times New Roman" w:eastAsia="宋体"/>
+          <w:sz w:val="21"/>
+          <w:szCs w:val="21"/>
         </w:rPr>
         <w:t xml:space="preserve">        /// 定时器触发事件：更新进度条位置和当前时间</w:t>
       </w:r>
     </w:p>
     <w:p>
-      <w:r>
-        <w:rPr>
-          <w:rFonts w:eastAsia="宋体" w:ascii="Consolas" w:hAnsi="Consolas"/>
-          <w:sz w:val="14"/>
-          <w:szCs w:val="14"/>
+      <w:pPr>
+        <w:rPr>
+          <w:rFonts w:hint="eastAsia" w:ascii="Times New Roman" w:hAnsi="Times New Roman" w:eastAsia="宋体"/>
+          <w:sz w:val="21"/>
+          <w:szCs w:val="21"/>
+        </w:rPr>
+      </w:pPr>
+      <w:r>
+        <w:rPr>
+          <w:rFonts w:hint="eastAsia" w:ascii="Times New Roman" w:hAnsi="Times New Roman" w:eastAsia="宋体"/>
+          <w:sz w:val="21"/>
+          <w:szCs w:val="21"/>
         </w:rPr>
         <w:t xml:space="preserve">        /// &lt;summary&gt;</w:t>
       </w:r>
     </w:p>
     <w:p>
-      <w:r>
-        <w:rPr>
-          <w:rFonts w:eastAsia="宋体" w:ascii="Consolas" w:hAnsi="Consolas"/>
-          <w:sz w:val="14"/>
-          <w:szCs w:val="14"/>
-        </w:rPr>
-        <w:t xml:space="preserve"/>
-      </w:r>
-    </w:p>
-    <w:p>
-      <w:r>
-        <w:rPr>
-          <w:rFonts w:eastAsia="宋体" w:ascii="Consolas" w:hAnsi="Consolas"/>
-          <w:sz w:val="14"/>
-          <w:szCs w:val="14"/>
+      <w:pPr>
+        <w:rPr>
+          <w:rFonts w:hint="eastAsia" w:ascii="Times New Roman" w:hAnsi="Times New Roman" w:eastAsia="宋体"/>
+          <w:sz w:val="21"/>
+          <w:szCs w:val="21"/>
+        </w:rPr>
+      </w:pPr>
+    </w:p>
+    <w:p>
+      <w:pPr>
+        <w:rPr>
+          <w:rFonts w:hint="eastAsia" w:ascii="Times New Roman" w:hAnsi="Times New Roman" w:eastAsia="宋体"/>
+          <w:sz w:val="21"/>
+          <w:szCs w:val="21"/>
+        </w:rPr>
+      </w:pPr>
+      <w:r>
+        <w:rPr>
+          <w:rFonts w:hint="eastAsia" w:ascii="Times New Roman" w:hAnsi="Times New Roman" w:eastAsia="宋体"/>
+          <w:sz w:val="21"/>
+          <w:szCs w:val="21"/>
         </w:rPr>
         <w:t xml:space="preserve">        }</w:t>
       </w:r>
     </w:p>
     <w:p>
-      <w:r>
-        <w:rPr>
-          <w:rFonts w:eastAsia="宋体" w:ascii="Consolas" w:hAnsi="Consolas"/>
-          <w:sz w:val="14"/>
-          <w:szCs w:val="14"/>
+      <w:pPr>
+        <w:rPr>
+          <w:rFonts w:hint="eastAsia" w:ascii="Times New Roman" w:hAnsi="Times New Roman" w:eastAsia="宋体"/>
+          <w:sz w:val="21"/>
+          <w:szCs w:val="21"/>
+        </w:rPr>
+      </w:pPr>
+      <w:r>
+        <w:rPr>
+          <w:rFonts w:hint="eastAsia" w:ascii="Times New Roman" w:hAnsi="Times New Roman" w:eastAsia="宋体"/>
+          <w:sz w:val="21"/>
+          <w:szCs w:val="21"/>
         </w:rPr>
         <w:t xml:space="preserve">            _positionTimer.Start();</w:t>
       </w:r>
     </w:p>
     <w:p>
-      <w:r>
-        <w:rPr>
-          <w:rFonts w:eastAsia="宋体" w:ascii="Consolas" w:hAnsi="Consolas"/>
-          <w:sz w:val="14"/>
-          <w:szCs w:val="14"/>
+      <w:pPr>
+        <w:rPr>
+          <w:rFonts w:hint="eastAsia" w:ascii="Times New Roman" w:hAnsi="Times New Roman" w:eastAsia="宋体"/>
+          <w:sz w:val="21"/>
+          <w:szCs w:val="21"/>
+        </w:rPr>
+      </w:pPr>
+      <w:r>
+        <w:rPr>
+          <w:rFonts w:hint="eastAsia" w:ascii="Times New Roman" w:hAnsi="Times New Roman" w:eastAsia="宋体"/>
+          <w:sz w:val="21"/>
+          <w:szCs w:val="21"/>
         </w:rPr>
         <w:t xml:space="preserve">            _positionTimer.Tick += PositionTimer_Tick;</w:t>
       </w:r>
     </w:p>
     <w:p>
-      <w:r>
-        <w:rPr>
-          <w:rFonts w:eastAsia="宋体" w:ascii="Consolas" w:hAnsi="Consolas"/>
-          <w:sz w:val="14"/>
-          <w:szCs w:val="14"/>
+      <w:pPr>
+        <w:rPr>
+          <w:rFonts w:hint="eastAsia" w:ascii="Times New Roman" w:hAnsi="Times New Roman" w:eastAsia="宋体"/>
+          <w:sz w:val="21"/>
+          <w:szCs w:val="21"/>
+        </w:rPr>
+      </w:pPr>
+      <w:r>
+        <w:rPr>
+          <w:rFonts w:hint="eastAsia" w:ascii="Times New Roman" w:hAnsi="Times New Roman" w:eastAsia="宋体"/>
+          <w:sz w:val="21"/>
+          <w:szCs w:val="21"/>
         </w:rPr>
         <w:t xml:space="preserve">            _positionTimer = new System.Windows.Forms.Timer { Interval = 500 };</w:t>
       </w:r>
     </w:p>
     <w:p>
-      <w:r>
-        <w:rPr>
-          <w:rFonts w:eastAsia="宋体" w:ascii="Consolas" w:hAnsi="Consolas"/>
-          <w:sz w:val="14"/>
-          <w:szCs w:val="14"/>
+      <w:pPr>
+        <w:rPr>
+          <w:rFonts w:hint="eastAsia" w:ascii="Times New Roman" w:hAnsi="Times New Roman" w:eastAsia="宋体"/>
+          <w:sz w:val="21"/>
+          <w:szCs w:val="21"/>
+        </w:rPr>
+      </w:pPr>
+      <w:r>
+        <w:rPr>
+          <w:rFonts w:hint="eastAsia" w:ascii="Times New Roman" w:hAnsi="Times New Roman" w:eastAsia="宋体"/>
+          <w:sz w:val="21"/>
+          <w:szCs w:val="21"/>
         </w:rPr>
         <w:t xml:space="preserve">            // 定时器每500ms更新一次进度条位置</w:t>
       </w:r>
     </w:p>
     <w:p>
-      <w:r>
-        <w:rPr>
-          <w:rFonts w:eastAsia="宋体" w:ascii="Consolas" w:hAnsi="Consolas"/>
-          <w:sz w:val="14"/>
-          <w:szCs w:val="14"/>
-        </w:rPr>
-        <w:t xml:space="preserve"/>
-      </w:r>
-    </w:p>
-    <w:p>
-      <w:r>
-        <w:rPr>
-          <w:rFonts w:eastAsia="宋体" w:ascii="Consolas" w:hAnsi="Consolas"/>
-          <w:sz w:val="14"/>
-          <w:szCs w:val="14"/>
+      <w:pPr>
+        <w:rPr>
+          <w:rFonts w:hint="eastAsia" w:ascii="Times New Roman" w:hAnsi="Times New Roman" w:eastAsia="宋体"/>
+          <w:sz w:val="21"/>
+          <w:szCs w:val="21"/>
+        </w:rPr>
+      </w:pPr>
+    </w:p>
+    <w:p>
+      <w:pPr>
+        <w:rPr>
+          <w:rFonts w:hint="eastAsia" w:ascii="Times New Roman" w:hAnsi="Times New Roman" w:eastAsia="宋体"/>
+          <w:sz w:val="21"/>
+          <w:szCs w:val="21"/>
+        </w:rPr>
+      </w:pPr>
+      <w:r>
+        <w:rPr>
+          <w:rFonts w:hint="eastAsia" w:ascii="Times New Roman" w:hAnsi="Times New Roman" w:eastAsia="宋体"/>
+          <w:sz w:val="21"/>
+          <w:szCs w:val="21"/>
         </w:rPr>
         <w:t xml:space="preserve">            LoadPlaylistFromDatabase();     // 从数据库恢复播放列表</w:t>
       </w:r>
     </w:p>
     <w:p>
-      <w:r>
-        <w:rPr>
-          <w:rFonts w:eastAsia="宋体" w:ascii="Consolas" w:hAnsi="Consolas"/>
-          <w:sz w:val="14"/>
-          <w:szCs w:val="14"/>
+      <w:pPr>
+        <w:rPr>
+          <w:rFonts w:hint="eastAsia" w:ascii="Times New Roman" w:hAnsi="Times New Roman" w:eastAsia="宋体"/>
+          <w:sz w:val="21"/>
+          <w:szCs w:val="21"/>
+        </w:rPr>
+      </w:pPr>
+      <w:r>
+        <w:rPr>
+          <w:rFonts w:hint="eastAsia" w:ascii="Times New Roman" w:hAnsi="Times New Roman" w:eastAsia="宋体"/>
+          <w:sz w:val="21"/>
+          <w:szCs w:val="21"/>
         </w:rPr>
         <w:t xml:space="preserve">            _databaseService.Initialize();  // 创建SQLite表和连接</w:t>
       </w:r>
     </w:p>
     <w:p>
-      <w:r>
-        <w:rPr>
-          <w:rFonts w:eastAsia="宋体" w:ascii="Consolas" w:hAnsi="Consolas"/>
-          <w:sz w:val="14"/>
-          <w:szCs w:val="14"/>
+      <w:pPr>
+        <w:rPr>
+          <w:rFonts w:hint="eastAsia" w:ascii="Times New Roman" w:hAnsi="Times New Roman" w:eastAsia="宋体"/>
+          <w:sz w:val="21"/>
+          <w:szCs w:val="21"/>
+        </w:rPr>
+      </w:pPr>
+      <w:r>
+        <w:rPr>
+          <w:rFonts w:hint="eastAsia" w:ascii="Times New Roman" w:hAnsi="Times New Roman" w:eastAsia="宋体"/>
+          <w:sz w:val="21"/>
+          <w:szCs w:val="21"/>
         </w:rPr>
         <w:t xml:space="preserve">        {</w:t>
       </w:r>
     </w:p>
     <w:p>
-      <w:r>
-        <w:rPr>
-          <w:rFonts w:eastAsia="宋体" w:ascii="Consolas" w:hAnsi="Consolas"/>
-          <w:sz w:val="14"/>
-          <w:szCs w:val="14"/>
+      <w:pPr>
+        <w:rPr>
+          <w:rFonts w:hint="eastAsia" w:ascii="Times New Roman" w:hAnsi="Times New Roman" w:eastAsia="宋体"/>
+          <w:sz w:val="21"/>
+          <w:szCs w:val="21"/>
+        </w:rPr>
+      </w:pPr>
+      <w:r>
+        <w:rPr>
+          <w:rFonts w:hint="eastAsia" w:ascii="Times New Roman" w:hAnsi="Times New Roman" w:eastAsia="宋体"/>
+          <w:sz w:val="21"/>
+          <w:szCs w:val="21"/>
         </w:rPr>
         <w:t xml:space="preserve">        private void InitializeApp()</w:t>
       </w:r>
     </w:p>
     <w:p>
-      <w:r>
-        <w:rPr>
-          <w:rFonts w:eastAsia="宋体" w:ascii="Consolas" w:hAnsi="Consolas"/>
-          <w:sz w:val="14"/>
-          <w:szCs w:val="14"/>
+      <w:pPr>
+        <w:rPr>
+          <w:rFonts w:hint="eastAsia" w:ascii="Times New Roman" w:hAnsi="Times New Roman" w:eastAsia="宋体"/>
+          <w:sz w:val="21"/>
+          <w:szCs w:val="21"/>
+        </w:rPr>
+      </w:pPr>
+      <w:r>
+        <w:rPr>
+          <w:rFonts w:hint="eastAsia" w:ascii="Times New Roman" w:hAnsi="Times New Roman" w:eastAsia="宋体"/>
+          <w:sz w:val="21"/>
+          <w:szCs w:val="21"/>
         </w:rPr>
         <w:t xml:space="preserve">        /// &lt;/summary&gt;</w:t>
       </w:r>
     </w:p>
     <w:p>
-      <w:r>
-        <w:rPr>
-          <w:rFonts w:eastAsia="宋体" w:ascii="Consolas" w:hAnsi="Consolas"/>
-          <w:sz w:val="14"/>
-          <w:szCs w:val="14"/>
+      <w:pPr>
+        <w:rPr>
+          <w:rFonts w:hint="eastAsia" w:ascii="Times New Roman" w:hAnsi="Times New Roman" w:eastAsia="宋体"/>
+          <w:sz w:val="21"/>
+          <w:szCs w:val="21"/>
+        </w:rPr>
+      </w:pPr>
+      <w:r>
+        <w:rPr>
+          <w:rFonts w:hint="eastAsia" w:ascii="Times New Roman" w:hAnsi="Times New Roman" w:eastAsia="宋体"/>
+          <w:sz w:val="21"/>
+          <w:szCs w:val="21"/>
         </w:rPr>
         <w:t xml:space="preserve">        /// 初始化应用：创建数据库表、加载播放列表、启动定时器</w:t>
       </w:r>
     </w:p>
     <w:p>
-      <w:r>
-        <w:rPr>
-          <w:rFonts w:eastAsia="宋体" w:ascii="Consolas" w:hAnsi="Consolas"/>
-          <w:sz w:val="14"/>
-          <w:szCs w:val="14"/>
+      <w:pPr>
+        <w:rPr>
+          <w:rFonts w:hint="eastAsia" w:ascii="Times New Roman" w:hAnsi="Times New Roman" w:eastAsia="宋体"/>
+          <w:sz w:val="21"/>
+          <w:szCs w:val="21"/>
+        </w:rPr>
+      </w:pPr>
+      <w:r>
+        <w:rPr>
+          <w:rFonts w:hint="eastAsia" w:ascii="Times New Roman" w:hAnsi="Times New Roman" w:eastAsia="宋体"/>
+          <w:sz w:val="21"/>
+          <w:szCs w:val="21"/>
         </w:rPr>
         <w:t xml:space="preserve">        /// &lt;summary&gt;</w:t>
       </w:r>
     </w:p>
     <w:p>
-      <w:r>
-        <w:rPr>
-          <w:rFonts w:eastAsia="宋体" w:ascii="Consolas" w:hAnsi="Consolas"/>
-          <w:sz w:val="14"/>
-          <w:szCs w:val="14"/>
-        </w:rPr>
-        <w:t xml:space="preserve"/>
-      </w:r>
-    </w:p>
-    <w:p>
-      <w:r>
-        <w:rPr>
-          <w:rFonts w:eastAsia="宋体" w:ascii="Consolas" w:hAnsi="Consolas"/>
-          <w:sz w:val="14"/>
-          <w:szCs w:val="14"/>
+      <w:pPr>
+        <w:rPr>
+          <w:rFonts w:hint="eastAsia" w:ascii="Times New Roman" w:hAnsi="Times New Roman" w:eastAsia="宋体"/>
+          <w:sz w:val="21"/>
+          <w:szCs w:val="21"/>
+        </w:rPr>
+      </w:pPr>
+    </w:p>
+    <w:p>
+      <w:pPr>
+        <w:rPr>
+          <w:rFonts w:hint="eastAsia" w:ascii="Times New Roman" w:hAnsi="Times New Roman" w:eastAsia="宋体"/>
+          <w:sz w:val="21"/>
+          <w:szCs w:val="21"/>
+        </w:rPr>
+      </w:pPr>
+      <w:r>
+        <w:rPr>
+          <w:rFonts w:hint="eastAsia" w:ascii="Times New Roman" w:hAnsi="Times New Roman" w:eastAsia="宋体"/>
+          <w:sz w:val="21"/>
+          <w:szCs w:val="21"/>
         </w:rPr>
         <w:t xml:space="preserve">        }</w:t>
       </w:r>
     </w:p>
     <w:p>
-      <w:r>
-        <w:rPr>
-          <w:rFonts w:eastAsia="宋体" w:ascii="Consolas" w:hAnsi="Consolas"/>
-          <w:sz w:val="14"/>
-          <w:szCs w:val="14"/>
+      <w:pPr>
+        <w:rPr>
+          <w:rFonts w:hint="eastAsia" w:ascii="Times New Roman" w:hAnsi="Times New Roman" w:eastAsia="宋体"/>
+          <w:sz w:val="21"/>
+          <w:szCs w:val="21"/>
+        </w:rPr>
+      </w:pPr>
+      <w:r>
+        <w:rPr>
+          <w:rFonts w:hint="eastAsia" w:ascii="Times New Roman" w:hAnsi="Times New Roman" w:eastAsia="宋体"/>
+          <w:sz w:val="21"/>
+          <w:szCs w:val="21"/>
         </w:rPr>
         <w:t xml:space="preserve">            InitializeApp();</w:t>
       </w:r>
     </w:p>
     <w:p>
-      <w:r>
-        <w:rPr>
-          <w:rFonts w:eastAsia="宋体" w:ascii="Consolas" w:hAnsi="Consolas"/>
-          <w:sz w:val="14"/>
-          <w:szCs w:val="14"/>
+      <w:pPr>
+        <w:rPr>
+          <w:rFonts w:hint="eastAsia" w:ascii="Times New Roman" w:hAnsi="Times New Roman" w:eastAsia="宋体"/>
+          <w:sz w:val="21"/>
+          <w:szCs w:val="21"/>
+        </w:rPr>
+      </w:pPr>
+      <w:r>
+        <w:rPr>
+          <w:rFonts w:hint="eastAsia" w:ascii="Times New Roman" w:hAnsi="Times New Roman" w:eastAsia="宋体"/>
+          <w:sz w:val="21"/>
+          <w:szCs w:val="21"/>
         </w:rPr>
         <w:t xml:space="preserve">            // 初始化数据库并加载播放列表</w:t>
       </w:r>
     </w:p>
     <w:p>
-      <w:r>
-        <w:rPr>
-          <w:rFonts w:eastAsia="宋体" w:ascii="Consolas" w:hAnsi="Consolas"/>
-          <w:sz w:val="14"/>
-          <w:szCs w:val="14"/>
-        </w:rPr>
-        <w:t xml:space="preserve"/>
-      </w:r>
-    </w:p>
-    <w:p>
-      <w:r>
-        <w:rPr>
-          <w:rFonts w:eastAsia="宋体" w:ascii="Consolas" w:hAnsi="Consolas"/>
-          <w:sz w:val="14"/>
-          <w:szCs w:val="14"/>
+      <w:pPr>
+        <w:rPr>
+          <w:rFonts w:hint="eastAsia" w:ascii="Times New Roman" w:hAnsi="Times New Roman" w:eastAsia="宋体"/>
+          <w:sz w:val="21"/>
+          <w:szCs w:val="21"/>
+        </w:rPr>
+      </w:pPr>
+    </w:p>
+    <w:p>
+      <w:pPr>
+        <w:rPr>
+          <w:rFonts w:hint="eastAsia" w:ascii="Times New Roman" w:hAnsi="Times New Roman" w:eastAsia="宋体"/>
+          <w:sz w:val="21"/>
+          <w:szCs w:val="21"/>
+        </w:rPr>
+      </w:pPr>
+      <w:r>
+        <w:rPr>
+          <w:rFonts w:hint="eastAsia" w:ascii="Times New Roman" w:hAnsi="Times New Roman" w:eastAsia="宋体"/>
+          <w:sz w:val="21"/>
+          <w:szCs w:val="21"/>
         </w:rPr>
         <w:t xml:space="preserve">            _networkService.DownloadProgressChanged += OnDownloadProgressChanged;</w:t>
       </w:r>
     </w:p>
     <w:p>
-      <w:r>
-        <w:rPr>
-          <w:rFonts w:eastAsia="宋体" w:ascii="Consolas" w:hAnsi="Consolas"/>
-          <w:sz w:val="14"/>
-          <w:szCs w:val="14"/>
+      <w:pPr>
+        <w:rPr>
+          <w:rFonts w:hint="eastAsia" w:ascii="Times New Roman" w:hAnsi="Times New Roman" w:eastAsia="宋体"/>
+          <w:sz w:val="21"/>
+          <w:szCs w:val="21"/>
+        </w:rPr>
+      </w:pPr>
+      <w:r>
+        <w:rPr>
+          <w:rFonts w:hint="eastAsia" w:ascii="Times New Roman" w:hAnsi="Times New Roman" w:eastAsia="宋体"/>
+          <w:sz w:val="21"/>
+          <w:szCs w:val="21"/>
         </w:rPr>
         <w:t xml:space="preserve">            _playerService.ErrorOccurred += OnPlayerError;</w:t>
       </w:r>
     </w:p>
     <w:p>
-      <w:r>
-        <w:rPr>
-          <w:rFonts w:eastAsia="宋体" w:ascii="Consolas" w:hAnsi="Consolas"/>
-          <w:sz w:val="14"/>
-          <w:szCs w:val="14"/>
+      <w:pPr>
+        <w:rPr>
+          <w:rFonts w:hint="eastAsia" w:ascii="Times New Roman" w:hAnsi="Times New Roman" w:eastAsia="宋体"/>
+          <w:sz w:val="21"/>
+          <w:szCs w:val="21"/>
+        </w:rPr>
+      </w:pPr>
+      <w:r>
+        <w:rPr>
+          <w:rFonts w:hint="eastAsia" w:ascii="Times New Roman" w:hAnsi="Times New Roman" w:eastAsia="宋体"/>
+          <w:sz w:val="21"/>
+          <w:szCs w:val="21"/>
         </w:rPr>
         <w:t xml:space="preserve">            _playerService.PlayStateChanged += OnPlayStateChanged;</w:t>
       </w:r>
     </w:p>
     <w:p>
-      <w:r>
-        <w:rPr>
-          <w:rFonts w:eastAsia="宋体" w:ascii="Consolas" w:hAnsi="Consolas"/>
-          <w:sz w:val="14"/>
-          <w:szCs w:val="14"/>
+      <w:pPr>
+        <w:rPr>
+          <w:rFonts w:hint="eastAsia" w:ascii="Times New Roman" w:hAnsi="Times New Roman" w:eastAsia="宋体"/>
+          <w:sz w:val="21"/>
+          <w:szCs w:val="21"/>
+        </w:rPr>
+      </w:pPr>
+      <w:r>
+        <w:rPr>
+          <w:rFonts w:hint="eastAsia" w:ascii="Times New Roman" w:hAnsi="Times New Roman" w:eastAsia="宋体"/>
+          <w:sz w:val="21"/>
+          <w:szCs w:val="21"/>
         </w:rPr>
         <w:t xml:space="preserve">            _playerService.PositionChanged += OnPositionChanged;</w:t>
       </w:r>
     </w:p>
     <w:p>
-      <w:r>
-        <w:rPr>
-          <w:rFonts w:eastAsia="宋体" w:ascii="Consolas" w:hAnsi="Consolas"/>
-          <w:sz w:val="14"/>
-          <w:szCs w:val="14"/>
+      <w:pPr>
+        <w:rPr>
+          <w:rFonts w:hint="eastAsia" w:ascii="Times New Roman" w:hAnsi="Times New Roman" w:eastAsia="宋体"/>
+          <w:sz w:val="21"/>
+          <w:szCs w:val="21"/>
+        </w:rPr>
+      </w:pPr>
+      <w:r>
+        <w:rPr>
+          <w:rFonts w:hint="eastAsia" w:ascii="Times New Roman" w:hAnsi="Times New Roman" w:eastAsia="宋体"/>
+          <w:sz w:val="21"/>
+          <w:szCs w:val="21"/>
         </w:rPr>
         <w:t xml:space="preserve">            // 注册服务事件（实现UI自动更新）</w:t>
       </w:r>
     </w:p>
     <w:p>
-      <w:r>
-        <w:rPr>
-          <w:rFonts w:eastAsia="宋体" w:ascii="Consolas" w:hAnsi="Consolas"/>
-          <w:sz w:val="14"/>
-          <w:szCs w:val="14"/>
-        </w:rPr>
-        <w:t xml:space="preserve"/>
-      </w:r>
-    </w:p>
-    <w:p>
-      <w:r>
-        <w:rPr>
-          <w:rFonts w:eastAsia="宋体" w:ascii="Consolas" w:hAnsi="Consolas"/>
-          <w:sz w:val="14"/>
-          <w:szCs w:val="14"/>
+      <w:pPr>
+        <w:rPr>
+          <w:rFonts w:hint="eastAsia" w:ascii="Times New Roman" w:hAnsi="Times New Roman" w:eastAsia="宋体"/>
+          <w:sz w:val="21"/>
+          <w:szCs w:val="21"/>
+        </w:rPr>
+      </w:pPr>
+    </w:p>
+    <w:p>
+      <w:pPr>
+        <w:rPr>
+          <w:rFonts w:hint="eastAsia" w:ascii="Times New Roman" w:hAnsi="Times New Roman" w:eastAsia="宋体"/>
+          <w:sz w:val="21"/>
+          <w:szCs w:val="21"/>
+        </w:rPr>
+      </w:pPr>
+      <w:r>
+        <w:rPr>
+          <w:rFonts w:hint="eastAsia" w:ascii="Times New Roman" w:hAnsi="Times New Roman" w:eastAsia="宋体"/>
+          <w:sz w:val="21"/>
+          <w:szCs w:val="21"/>
         </w:rPr>
         <w:t xml:space="preserve">            _networkService = new NetworkService();</w:t>
       </w:r>
     </w:p>
     <w:p>
-      <w:r>
-        <w:rPr>
-          <w:rFonts w:eastAsia="宋体" w:ascii="Consolas" w:hAnsi="Consolas"/>
-          <w:sz w:val="14"/>
-          <w:szCs w:val="14"/>
+      <w:pPr>
+        <w:rPr>
+          <w:rFonts w:hint="eastAsia" w:ascii="Times New Roman" w:hAnsi="Times New Roman" w:eastAsia="宋体"/>
+          <w:sz w:val="21"/>
+          <w:szCs w:val="21"/>
+        </w:rPr>
+      </w:pPr>
+      <w:r>
+        <w:rPr>
+          <w:rFonts w:hint="eastAsia" w:ascii="Times New Roman" w:hAnsi="Times New Roman" w:eastAsia="宋体"/>
+          <w:sz w:val="21"/>
+          <w:szCs w:val="21"/>
         </w:rPr>
         <w:t xml:space="preserve">            _databaseService = new DatabaseService();</w:t>
       </w:r>
     </w:p>
     <w:p>
-      <w:r>
-        <w:rPr>
-          <w:rFonts w:eastAsia="宋体" w:ascii="Consolas" w:hAnsi="Consolas"/>
-          <w:sz w:val="14"/>
-          <w:szCs w:val="14"/>
+      <w:pPr>
+        <w:rPr>
+          <w:rFonts w:hint="eastAsia" w:ascii="Times New Roman" w:hAnsi="Times New Roman" w:eastAsia="宋体"/>
+          <w:sz w:val="21"/>
+          <w:szCs w:val="21"/>
+        </w:rPr>
+      </w:pPr>
+      <w:r>
+        <w:rPr>
+          <w:rFonts w:hint="eastAsia" w:ascii="Times New Roman" w:hAnsi="Times New Roman" w:eastAsia="宋体"/>
+          <w:sz w:val="21"/>
+          <w:szCs w:val="21"/>
         </w:rPr>
         <w:t xml:space="preserve">            _playerService = new PlayerService();</w:t>
       </w:r>
     </w:p>
     <w:p>
-      <w:r>
-        <w:rPr>
-          <w:rFonts w:eastAsia="宋体" w:ascii="Consolas" w:hAnsi="Consolas"/>
-          <w:sz w:val="14"/>
-          <w:szCs w:val="14"/>
+      <w:pPr>
+        <w:rPr>
+          <w:rFonts w:hint="eastAsia" w:ascii="Times New Roman" w:hAnsi="Times New Roman" w:eastAsia="宋体"/>
+          <w:sz w:val="21"/>
+          <w:szCs w:val="21"/>
+        </w:rPr>
+      </w:pPr>
+      <w:r>
+        <w:rPr>
+          <w:rFonts w:hint="eastAsia" w:ascii="Times New Roman" w:hAnsi="Times New Roman" w:eastAsia="宋体"/>
+          <w:sz w:val="21"/>
+          <w:szCs w:val="21"/>
         </w:rPr>
         <w:t xml:space="preserve">            // 创建各服务组件</w:t>
       </w:r>
     </w:p>
     <w:p>
-      <w:r>
-        <w:rPr>
-          <w:rFonts w:eastAsia="宋体" w:ascii="Consolas" w:hAnsi="Consolas"/>
-          <w:sz w:val="14"/>
-          <w:szCs w:val="14"/>
-        </w:rPr>
-        <w:t xml:space="preserve"/>
-      </w:r>
-    </w:p>
-    <w:p>
-      <w:r>
-        <w:rPr>
-          <w:rFonts w:eastAsia="宋体" w:ascii="Consolas" w:hAnsi="Consolas"/>
-          <w:sz w:val="14"/>
-          <w:szCs w:val="14"/>
+      <w:pPr>
+        <w:rPr>
+          <w:rFonts w:hint="eastAsia" w:ascii="Times New Roman" w:hAnsi="Times New Roman" w:eastAsia="宋体"/>
+          <w:sz w:val="21"/>
+          <w:szCs w:val="21"/>
+        </w:rPr>
+      </w:pPr>
+    </w:p>
+    <w:p>
+      <w:pPr>
+        <w:rPr>
+          <w:rFonts w:hint="eastAsia" w:ascii="Times New Roman" w:hAnsi="Times New Roman" w:eastAsia="宋体"/>
+          <w:sz w:val="21"/>
+          <w:szCs w:val="21"/>
+        </w:rPr>
+      </w:pPr>
+      <w:r>
+        <w:rPr>
+          <w:rFonts w:hint="eastAsia" w:ascii="Times New Roman" w:hAnsi="Times New Roman" w:eastAsia="宋体"/>
+          <w:sz w:val="21"/>
+          <w:szCs w:val="21"/>
         </w:rPr>
         <w:t xml:space="preserve">            InitializeComponent();  // 初始化控件布局</w:t>
       </w:r>
     </w:p>
     <w:p>
-      <w:r>
-        <w:rPr>
-          <w:rFonts w:eastAsia="宋体" w:ascii="Consolas" w:hAnsi="Consolas"/>
-          <w:sz w:val="14"/>
-          <w:szCs w:val="14"/>
+      <w:pPr>
+        <w:rPr>
+          <w:rFonts w:hint="eastAsia" w:ascii="Times New Roman" w:hAnsi="Times New Roman" w:eastAsia="宋体"/>
+          <w:sz w:val="21"/>
+          <w:szCs w:val="21"/>
+        </w:rPr>
+      </w:pPr>
+      <w:r>
+        <w:rPr>
+          <w:rFonts w:hint="eastAsia" w:ascii="Times New Roman" w:hAnsi="Times New Roman" w:eastAsia="宋体"/>
+          <w:sz w:val="21"/>
+          <w:szCs w:val="21"/>
         </w:rPr>
         <w:t xml:space="preserve">        {</w:t>
       </w:r>
     </w:p>
     <w:p>
-      <w:r>
-        <w:rPr>
-          <w:rFonts w:eastAsia="宋体" w:ascii="Consolas" w:hAnsi="Consolas"/>
-          <w:sz w:val="14"/>
-          <w:szCs w:val="14"/>
+      <w:pPr>
+        <w:rPr>
+          <w:rFonts w:hint="eastAsia" w:ascii="Times New Roman" w:hAnsi="Times New Roman" w:eastAsia="宋体"/>
+          <w:sz w:val="21"/>
+          <w:szCs w:val="21"/>
+        </w:rPr>
+      </w:pPr>
+      <w:r>
+        <w:rPr>
+          <w:rFonts w:hint="eastAsia" w:ascii="Times New Roman" w:hAnsi="Times New Roman" w:eastAsia="宋体"/>
+          <w:sz w:val="21"/>
+          <w:szCs w:val="21"/>
         </w:rPr>
         <w:t xml:space="preserve">        public MainForm()</w:t>
       </w:r>
     </w:p>
     <w:p>
-      <w:r>
-        <w:rPr>
-          <w:rFonts w:eastAsia="宋体" w:ascii="Consolas" w:hAnsi="Consolas"/>
-          <w:sz w:val="14"/>
-          <w:szCs w:val="14"/>
-        </w:rPr>
-        <w:t xml:space="preserve"/>
-      </w:r>
-    </w:p>
-    <w:p>
-      <w:r>
-        <w:rPr>
-          <w:rFonts w:eastAsia="宋体" w:ascii="Consolas" w:hAnsi="Consolas"/>
-          <w:sz w:val="14"/>
-          <w:szCs w:val="14"/>
+      <w:pPr>
+        <w:rPr>
+          <w:rFonts w:hint="eastAsia" w:ascii="Times New Roman" w:hAnsi="Times New Roman" w:eastAsia="宋体"/>
+          <w:sz w:val="21"/>
+          <w:szCs w:val="21"/>
+        </w:rPr>
+      </w:pPr>
+    </w:p>
+    <w:p>
+      <w:pPr>
+        <w:rPr>
+          <w:rFonts w:hint="eastAsia" w:ascii="Times New Roman" w:hAnsi="Times New Roman" w:eastAsia="宋体"/>
+          <w:sz w:val="21"/>
+          <w:szCs w:val="21"/>
+        </w:rPr>
+      </w:pPr>
+      <w:r>
+        <w:rPr>
+          <w:rFonts w:hint="eastAsia" w:ascii="Times New Roman" w:hAnsi="Times New Roman" w:eastAsia="宋体"/>
+          <w:sz w:val="21"/>
+          <w:szCs w:val="21"/>
         </w:rPr>
         <w:t xml:space="preserve">        private System.Windows.Forms.Timer? _positionTimer; // 进度更新定时器</w:t>
       </w:r>
     </w:p>
     <w:p>
-      <w:r>
-        <w:rPr>
-          <w:rFonts w:eastAsia="宋体" w:ascii="Consolas" w:hAnsi="Consolas"/>
-          <w:sz w:val="14"/>
-          <w:szCs w:val="14"/>
+      <w:pPr>
+        <w:rPr>
+          <w:rFonts w:hint="eastAsia" w:ascii="Times New Roman" w:hAnsi="Times New Roman" w:eastAsia="宋体"/>
+          <w:sz w:val="21"/>
+          <w:szCs w:val="21"/>
+        </w:rPr>
+      </w:pPr>
+      <w:r>
+        <w:rPr>
+          <w:rFonts w:hint="eastAsia" w:ascii="Times New Roman" w:hAnsi="Times New Roman" w:eastAsia="宋体"/>
+          <w:sz w:val="21"/>
+          <w:szCs w:val="21"/>
         </w:rPr>
         <w:t xml:space="preserve">        private readonly NetworkService _networkService;   // 网络下载服务</w:t>
       </w:r>
     </w:p>
     <w:p>
-      <w:r>
-        <w:rPr>
-          <w:rFonts w:eastAsia="宋体" w:ascii="Consolas" w:hAnsi="Consolas"/>
-          <w:sz w:val="14"/>
-          <w:szCs w:val="14"/>
+      <w:pPr>
+        <w:rPr>
+          <w:rFonts w:hint="eastAsia" w:ascii="Times New Roman" w:hAnsi="Times New Roman" w:eastAsia="宋体"/>
+          <w:sz w:val="21"/>
+          <w:szCs w:val="21"/>
+        </w:rPr>
+      </w:pPr>
+      <w:r>
+        <w:rPr>
+          <w:rFonts w:hint="eastAsia" w:ascii="Times New Roman" w:hAnsi="Times New Roman" w:eastAsia="宋体"/>
+          <w:sz w:val="21"/>
+          <w:szCs w:val="21"/>
         </w:rPr>
         <w:t xml:space="preserve">        private readonly DatabaseService _databaseService; // 数据持久化服务</w:t>
       </w:r>
     </w:p>
     <w:p>
-      <w:r>
-        <w:rPr>
-          <w:rFonts w:eastAsia="宋体" w:ascii="Consolas" w:hAnsi="Consolas"/>
-          <w:sz w:val="14"/>
-          <w:szCs w:val="14"/>
+      <w:pPr>
+        <w:rPr>
+          <w:rFonts w:hint="eastAsia" w:ascii="Times New Roman" w:hAnsi="Times New Roman" w:eastAsia="宋体"/>
+          <w:sz w:val="21"/>
+          <w:szCs w:val="21"/>
+        </w:rPr>
+      </w:pPr>
+      <w:r>
+        <w:rPr>
+          <w:rFonts w:hint="eastAsia" w:ascii="Times New Roman" w:hAnsi="Times New Roman" w:eastAsia="宋体"/>
+          <w:sz w:val="21"/>
+          <w:szCs w:val="21"/>
         </w:rPr>
         <w:t xml:space="preserve">        private readonly PlayerService _playerService;    // 音频播放服务</w:t>
       </w:r>
     </w:p>
     <w:p>
-      <w:r>
-        <w:rPr>
-          <w:rFonts w:eastAsia="宋体" w:ascii="Consolas" w:hAnsi="Consolas"/>
-          <w:sz w:val="14"/>
-          <w:szCs w:val="14"/>
+      <w:pPr>
+        <w:rPr>
+          <w:rFonts w:hint="eastAsia" w:ascii="Times New Roman" w:hAnsi="Times New Roman" w:eastAsia="宋体"/>
+          <w:sz w:val="21"/>
+          <w:szCs w:val="21"/>
+        </w:rPr>
+      </w:pPr>
+      <w:r>
+        <w:rPr>
+          <w:rFonts w:hint="eastAsia" w:ascii="Times New Roman" w:hAnsi="Times New Roman" w:eastAsia="宋体"/>
+          <w:sz w:val="21"/>
+          <w:szCs w:val="21"/>
         </w:rPr>
         <w:t xml:space="preserve">    {</w:t>
       </w:r>
     </w:p>
     <w:p>
-      <w:r>
-        <w:rPr>
-          <w:rFonts w:eastAsia="宋体" w:ascii="Consolas" w:hAnsi="Consolas"/>
-          <w:sz w:val="14"/>
-          <w:szCs w:val="14"/>
+      <w:pPr>
+        <w:rPr>
+          <w:rFonts w:hint="eastAsia" w:ascii="Times New Roman" w:hAnsi="Times New Roman" w:eastAsia="宋体"/>
+          <w:sz w:val="21"/>
+          <w:szCs w:val="21"/>
+        </w:rPr>
+      </w:pPr>
+      <w:r>
+        <w:rPr>
+          <w:rFonts w:hint="eastAsia" w:ascii="Times New Roman" w:hAnsi="Times New Roman" w:eastAsia="宋体"/>
+          <w:sz w:val="21"/>
+          <w:szCs w:val="21"/>
         </w:rPr>
         <w:t xml:space="preserve">    public partial class MainForm : Form</w:t>
       </w:r>
     </w:p>
     <w:p>
-      <w:r>
-        <w:rPr>
-          <w:rFonts w:eastAsia="宋体" w:ascii="Consolas" w:hAnsi="Consolas"/>
-          <w:sz w:val="14"/>
-          <w:szCs w:val="14"/>
+      <w:pPr>
+        <w:rPr>
+          <w:rFonts w:hint="eastAsia" w:ascii="Times New Roman" w:hAnsi="Times New Roman" w:eastAsia="宋体"/>
+          <w:sz w:val="21"/>
+          <w:szCs w:val="21"/>
+        </w:rPr>
+      </w:pPr>
+      <w:r>
+        <w:rPr>
+          <w:rFonts w:hint="eastAsia" w:ascii="Times New Roman" w:hAnsi="Times New Roman" w:eastAsia="宋体"/>
+          <w:sz w:val="21"/>
+          <w:szCs w:val="21"/>
         </w:rPr>
         <w:t xml:space="preserve">    /// &lt;/summary&gt;</w:t>
       </w:r>
     </w:p>
     <w:p>
-      <w:r>
-        <w:rPr>
-          <w:rFonts w:eastAsia="宋体" w:ascii="Consolas" w:hAnsi="Consolas"/>
-          <w:sz w:val="14"/>
-          <w:szCs w:val="14"/>
+      <w:pPr>
+        <w:rPr>
+          <w:rFonts w:hint="eastAsia" w:ascii="Times New Roman" w:hAnsi="Times New Roman" w:eastAsia="宋体"/>
+          <w:sz w:val="21"/>
+          <w:szCs w:val="21"/>
+        </w:rPr>
+      </w:pPr>
+      <w:r>
+        <w:rPr>
+          <w:rFonts w:hint="eastAsia" w:ascii="Times New Roman" w:hAnsi="Times New Roman" w:eastAsia="宋体"/>
+          <w:sz w:val="21"/>
+          <w:szCs w:val="21"/>
         </w:rPr>
         <w:t xml:space="preserve">    /// 跨线程访问使用InvokeRequired/Invoke模式</w:t>
       </w:r>
     </w:p>
     <w:p>
-      <w:r>
-        <w:rPr>
-          <w:rFonts w:eastAsia="宋体" w:ascii="Consolas" w:hAnsi="Consolas"/>
-          <w:sz w:val="14"/>
-          <w:szCs w:val="14"/>
+      <w:pPr>
+        <w:rPr>
+          <w:rFonts w:hint="eastAsia" w:ascii="Times New Roman" w:hAnsi="Times New Roman" w:eastAsia="宋体"/>
+          <w:sz w:val="21"/>
+          <w:szCs w:val="21"/>
+        </w:rPr>
+      </w:pPr>
+      <w:r>
+        <w:rPr>
+          <w:rFonts w:hint="eastAsia" w:ascii="Times New Roman" w:hAnsi="Times New Roman" w:eastAsia="宋体"/>
+          <w:sz w:val="21"/>
+          <w:szCs w:val="21"/>
         </w:rPr>
         <w:t xml:space="preserve">    /// 异步方法确保网络操作不阻塞UI线程</w:t>
       </w:r>
     </w:p>
     <w:p>
-      <w:r>
-        <w:rPr>
-          <w:rFonts w:eastAsia="宋体" w:ascii="Consolas" w:hAnsi="Consolas"/>
-          <w:sz w:val="14"/>
-          <w:szCs w:val="14"/>
+      <w:pPr>
+        <w:rPr>
+          <w:rFonts w:hint="eastAsia" w:ascii="Times New Roman" w:hAnsi="Times New Roman" w:eastAsia="宋体"/>
+          <w:sz w:val="21"/>
+          <w:szCs w:val="21"/>
+        </w:rPr>
+      </w:pPr>
+      <w:r>
+        <w:rPr>
+          <w:rFonts w:hint="eastAsia" w:ascii="Times New Roman" w:hAnsi="Times New Roman" w:eastAsia="宋体"/>
+          <w:sz w:val="21"/>
+          <w:szCs w:val="21"/>
         </w:rPr>
         <w:t xml:space="preserve">    /// 设计思路：事件驱动模型，服务层通过事件通知UI更新</w:t>
       </w:r>
     </w:p>
     <w:p>
-      <w:r>
-        <w:rPr>
-          <w:rFonts w:eastAsia="宋体" w:ascii="Consolas" w:hAnsi="Consolas"/>
-          <w:sz w:val="14"/>
-          <w:szCs w:val="14"/>
+      <w:pPr>
+        <w:rPr>
+          <w:rFonts w:hint="eastAsia" w:ascii="Times New Roman" w:hAnsi="Times New Roman" w:eastAsia="宋体"/>
+          <w:sz w:val="21"/>
+          <w:szCs w:val="21"/>
+        </w:rPr>
+      </w:pPr>
+      <w:r>
+        <w:rPr>
+          <w:rFonts w:hint="eastAsia" w:ascii="Times New Roman" w:hAnsi="Times New Roman" w:eastAsia="宋体"/>
+          <w:sz w:val="21"/>
+          <w:szCs w:val="21"/>
         </w:rPr>
         <w:t xml:space="preserve">    /// 主窗体类 - 整合播放器所有UI交互逻辑</w:t>
       </w:r>
     </w:p>
     <w:p>
-      <w:r>
-        <w:rPr>
-          <w:rFonts w:eastAsia="宋体" w:ascii="Consolas" w:hAnsi="Consolas"/>
-          <w:sz w:val="14"/>
-          <w:szCs w:val="14"/>
+      <w:pPr>
+        <w:rPr>
+          <w:rFonts w:hint="eastAsia" w:ascii="Times New Roman" w:hAnsi="Times New Roman" w:eastAsia="宋体"/>
+          <w:sz w:val="21"/>
+          <w:szCs w:val="21"/>
+        </w:rPr>
+      </w:pPr>
+      <w:r>
+        <w:rPr>
+          <w:rFonts w:hint="eastAsia" w:ascii="Times New Roman" w:hAnsi="Times New Roman" w:eastAsia="宋体"/>
+          <w:sz w:val="21"/>
+          <w:szCs w:val="21"/>
         </w:rPr>
         <w:t xml:space="preserve">    /// &lt;summary&gt;</w:t>
       </w:r>
     </w:p>
     <w:p>
-      <w:r>
-        <w:rPr>
-          <w:rFonts w:eastAsia="宋体" w:ascii="Consolas" w:hAnsi="Consolas"/>
-          <w:sz w:val="14"/>
-          <w:szCs w:val="14"/>
-        </w:rPr>
-        <w:t xml:space="preserve">{</w:t>
-      </w:r>
-    </w:p>
-    <w:p>
-      <w:r>
-        <w:rPr>
-          <w:rFonts w:eastAsia="宋体" w:ascii="Consolas" w:hAnsi="Consolas"/>
-          <w:sz w:val="14"/>
-          <w:szCs w:val="14"/>
-        </w:rPr>
-        <w:t xml:space="preserve">namespace MediaPlayer</w:t>
-      </w:r>
+      <w:pPr>
+        <w:rPr>
+          <w:rFonts w:hint="eastAsia" w:ascii="Times New Roman" w:hAnsi="Times New Roman" w:eastAsia="宋体"/>
+          <w:sz w:val="21"/>
+          <w:szCs w:val="21"/>
+        </w:rPr>
+      </w:pPr>
+      <w:r>
+        <w:rPr>
+          <w:rFonts w:hint="eastAsia" w:ascii="Times New Roman" w:hAnsi="Times New Roman" w:eastAsia="宋体"/>
+          <w:sz w:val="21"/>
+          <w:szCs w:val="21"/>
+        </w:rPr>
+        <w:t>{</w:t>
+      </w:r>
+    </w:p>
+    <w:p>
+      <w:pPr>
+        <w:rPr>
+          <w:rFonts w:hint="eastAsia" w:ascii="Times New Roman" w:hAnsi="Times New Roman" w:eastAsia="宋体"/>
+          <w:sz w:val="21"/>
+          <w:szCs w:val="21"/>
+        </w:rPr>
+      </w:pPr>
+      <w:r>
+        <w:rPr>
+          <w:rFonts w:hint="eastAsia" w:ascii="Times New Roman" w:hAnsi="Times New Roman" w:eastAsia="宋体"/>
+          <w:sz w:val="21"/>
+          <w:szCs w:val="21"/>
+        </w:rPr>
+        <w:t>namespace MediaPlayer</w:t>
+      </w:r>
+    </w:p>
+    <w:p>
+      <w:pPr>
+        <w:rPr>
+          <w:rFonts w:hint="eastAsia" w:ascii="Times New Roman" w:hAnsi="Times New Roman" w:eastAsia="宋体"/>
+          <w:sz w:val="21"/>
+          <w:szCs w:val="21"/>
+        </w:rPr>
+      </w:pPr>
     </w:p>
     <w:p>
       <w:pPr>
@@ -6044,6 +7661,16 @@
       </w:r>
     </w:p>
     <w:p>
+      <w:pPr>
+        <w:ind w:firstLine="420" w:firstLineChars="0"/>
+        <w:rPr>
+          <w:rFonts w:ascii="Times New Roman" w:hAnsi="Times New Roman" w:eastAsia="宋体"/>
+          <w:sz w:val="21"/>
+          <w:szCs w:val="21"/>
+        </w:rPr>
+      </w:pPr>
+    </w:p>
+    <w:p>
       <w:r>
         <w:rPr>
           <w:rFonts w:ascii="Times New Roman" w:hAnsi="Times New Roman" w:eastAsia="黑体"/>
@@ -6074,6 +7701,16 @@
       </w:r>
     </w:p>
     <w:p>
+      <w:pPr>
+        <w:ind w:firstLine="420" w:firstLineChars="0"/>
+        <w:rPr>
+          <w:rFonts w:ascii="Times New Roman" w:hAnsi="Times New Roman" w:eastAsia="宋体"/>
+          <w:sz w:val="21"/>
+          <w:szCs w:val="21"/>
+        </w:rPr>
+      </w:pPr>
+    </w:p>
+    <w:p>
       <w:r>
         <w:rPr>
           <w:rFonts w:ascii="Times New Roman" w:hAnsi="Times New Roman" w:eastAsia="黑体"/>
@@ -6083,6 +7720,65 @@
           <w:szCs w:val="21"/>
         </w:rPr>
         <w:t>(3) AI生成代码的人机审核报告</w:t>
+      </w:r>
+    </w:p>
+    <w:p>
+      <w:pPr>
+        <w:jc w:val="center"/>
+      </w:pPr>
+      <w:r>
+        <wp:drawing>
+          <wp:inline distT="0" distB="0" distL="0" distR="0">
+            <wp:extent cx="4114800" cy="2571750"/>
+            <wp:effectExtent l="0" t="0" r="0" b="0"/>
+            <wp:docPr id="16" name="Pic16"/>
+            <ns1:graphic xmlns:ns1="http://schemas.openxmlformats.org/drawingml/2006/main">
+              <ns1:graphicData uri="http://schemas.openxmlformats.org/drawingml/2006/picture">
+                <ns2:pic xmlns:ns2="http://schemas.openxmlformats.org/drawingml/2006/picture">
+                  <ns2:nvPicPr>
+                    <ns2:cNvPr id="16" name="Pic16"/>
+                    <ns2:cNvPicPr/>
+                  </ns2:nvPicPr>
+                  <ns2:blipFill>
+                    <ns1:blip r:embed="rId12"/>
+                    <ns1:stretch/>
+                  </ns2:blipFill>
+                  <ns2:spPr>
+                    <ns1:xfrm>
+                      <ns1:off x="0" y="0"/>
+                      <ns1:ext cx="4114800" cy="2571750"/>
+                    </ns1:xfrm>
+                    <ns1:prstGeom prst="rect"/>
+                  </ns2:spPr>
+                </ns2:pic>
+              </ns1:graphicData>
+            </ns1:graphic>
+          </wp:inline>
+        </wp:drawing>
+      </w:r>
+    </w:p>
+    <w:p>
+      <w:pPr/>
+      <w:r>
+        <w:rPr>
+          <w:rFonts w:eastAsia="宋体" w:ascii="宋体"/>
+          <w:sz w:val="21"/>
+          <w:szCs w:val="21"/>
+        </w:rPr>
+        <w:t xml:space="preserve">图3：Claude Code Prompt交互示例</w:t>
+      </w:r>
+    </w:p>
+    <w:p>
+      <w:pPr>
+        <w:ind w:firstLine="480"/>
+      </w:pPr>
+      <w:r>
+        <w:rPr>
+          <w:rFonts w:eastAsia="宋体" w:ascii="宋体"/>
+          <w:sz w:val="21"/>
+          <w:szCs w:val="21"/>
+        </w:rPr>
+        <w:t xml:space="preserve">图3展示了在开发过程中与Claude Code的两次关键Prompt交互记录。第一次Prompt请求添加网络音频下载功能（含进度显示、取消支持和缓存管理），Claude回复了完整的NetworkService类实现方案，包括HttpClient初始化、流式下载方法、ProgressStream包装类和缓存管理逻辑。第二次Prompt请求创建播放器项目框架，Claude输出了项目结构建议和基础类代码框架。通过这两次交互可以看出，AI辅助编程在代码框架生成和功能模板实现方面效率显著，但在具体UI布局和业务细节调整方面仍需人工完善。</w:t>
       </w:r>
     </w:p>
     <w:p>
@@ -6923,7 +8619,7 @@
     <w:lsdException w:qFormat="1" w:unhideWhenUsed="0" w:uiPriority="0" w:semiHidden="0" w:name="Title"/>
     <w:lsdException w:unhideWhenUsed="0" w:uiPriority="0" w:semiHidden="0" w:name="Closing"/>
     <w:lsdException w:unhideWhenUsed="0" w:uiPriority="0" w:semiHidden="0" w:name="Signature"/>
-    <w:lsdException w:uiPriority="1" w:name="Default Paragraph Font"/>
+    <w:lsdException w:qFormat="1" w:uiPriority="1" w:name="Default Paragraph Font"/>
     <w:lsdException w:unhideWhenUsed="0" w:uiPriority="0" w:semiHidden="0" w:name="Body Text"/>
     <w:lsdException w:unhideWhenUsed="0" w:uiPriority="0" w:semiHidden="0" w:name="Body Text Indent"/>
     <w:lsdException w:unhideWhenUsed="0" w:uiPriority="0" w:semiHidden="0" w:name="List Continue"/>
@@ -6950,7 +8646,7 @@
     <w:lsdException w:unhideWhenUsed="0" w:uiPriority="0" w:semiHidden="0" w:name="Document Map"/>
     <w:lsdException w:unhideWhenUsed="0" w:uiPriority="0" w:semiHidden="0" w:name="Plain Text"/>
     <w:lsdException w:unhideWhenUsed="0" w:uiPriority="0" w:semiHidden="0" w:name="E-mail Signature"/>
-    <w:lsdException w:uiPriority="99" w:semiHidden="0" w:name="Normal (Web)"/>
+    <w:lsdException w:qFormat="1" w:uiPriority="99" w:semiHidden="0" w:name="Normal (Web)"/>
     <w:lsdException w:unhideWhenUsed="0" w:uiPriority="0" w:semiHidden="0" w:name="HTML Acronym"/>
     <w:lsdException w:unhideWhenUsed="0" w:uiPriority="0" w:semiHidden="0" w:name="HTML Address"/>
     <w:lsdException w:unhideWhenUsed="0" w:uiPriority="0" w:semiHidden="0" w:name="HTML Cite"/>
@@ -6961,7 +8657,7 @@
     <w:lsdException w:unhideWhenUsed="0" w:uiPriority="0" w:semiHidden="0" w:name="HTML Sample"/>
     <w:lsdException w:unhideWhenUsed="0" w:uiPriority="0" w:semiHidden="0" w:name="HTML Typewriter"/>
     <w:lsdException w:unhideWhenUsed="0" w:uiPriority="0" w:semiHidden="0" w:name="HTML Variable"/>
-    <w:lsdException w:uiPriority="99" w:name="Normal Table"/>
+    <w:lsdException w:qFormat="1" w:uiPriority="99" w:name="Normal Table"/>
     <w:lsdException w:unhideWhenUsed="0" w:uiPriority="0" w:semiHidden="0" w:name="annotation subject"/>
     <w:lsdException w:uiPriority="0" w:name="Table Simple 1"/>
     <w:lsdException w:uiPriority="0" w:name="Table Simple 2"/>
@@ -7128,12 +8824,14 @@
     <w:name w:val="Default Paragraph Font"/>
     <w:semiHidden/>
     <w:unhideWhenUsed/>
+    <w:qFormat/>
     <w:uiPriority w:val="1"/>
   </w:style>
   <w:style w:type="table" w:default="1" w:styleId="5">
     <w:name w:val="Normal Table"/>
     <w:semiHidden/>
     <w:unhideWhenUsed/>
+    <w:qFormat/>
     <w:uiPriority w:val="99"/>
     <w:tblPr>
       <w:tblCellMar>
@@ -7187,6 +8885,7 @@
     <w:name w:val="Normal (Web)"/>
     <w:basedOn w:val="1"/>
     <w:unhideWhenUsed/>
+    <w:qFormat/>
     <w:uiPriority w:val="99"/>
     <w:pPr>
       <w:widowControl/>

--- a/Windows程序设计-期末作业2026.docx
+++ b/Windows程序设计-期末作业2026.docx
@@ -6086,336 +6086,59 @@
       </w:r>
     </w:p>
     <w:p>
-      <w:pPr/>
-      <w:r>
-        <w:rPr>
-          <w:rFonts w:eastAsia="宋体" w:ascii="宋体"/>
-          <w:sz w:val="24"/>
-          <w:szCs w:val="24"/>
-          <w:b/>
-        </w:rPr>
-        <w:t xml:space="preserve">图3：Claude Code Prompt交互对话记录</w:t>
-      </w:r>
-    </w:p>
-    <w:p>
-      <w:pPr/>
-      <w:r>
-        <w:rPr>
-          <w:rFonts w:eastAsia="Consolas" w:ascii="Consolas"/>
-          <w:sz w:val="16"/>
-          <w:szCs w:val="16"/>
-        </w:rPr>
-        <w:t xml:space="preserve">────────────────────────────────────────────</w:t>
-      </w:r>
-    </w:p>
-    <w:p>
-      <w:pPr/>
-      <w:r>
-        <w:rPr>
-          <w:rFonts w:eastAsia="宋体" w:ascii="宋体"/>
-          <w:sz w:val="18"/>
-          <w:szCs w:val="18"/>
-          <w:b/>
-        </w:rPr>
-        <w:t xml:space="preserve">Prompt #1（项目框架创建）</w:t>
-      </w:r>
-    </w:p>
-    <w:p>
-      <w:pPr/>
-      <w:r>
-        <w:rPr>
-          <w:rFonts w:eastAsia="Consolas" w:ascii="Consolas"/>
-          <w:sz w:val="16"/>
-          <w:szCs w:val="16"/>
-        </w:rPr>
-        <w:t xml:space="preserve">────────────────────────────────────────────</w:t>
-      </w:r>
-    </w:p>
-    <w:p>
-      <w:pPr/>
-      <w:r>
-        <w:rPr>
-          <w:rFonts w:eastAsia="Consolas" w:ascii="Consolas"/>
-          <w:sz w:val="16"/>
-          <w:szCs w:val="16"/>
-        </w:rPr>
-        <w:t xml:space="preserve">用户 &gt; 创建一个基于.NET 9的WinForms多媒体播放器项目，使用NAudio实现</w:t>
-      </w:r>
-    </w:p>
-    <w:p>
-      <w:pPr/>
-      <w:r>
-        <w:rPr>
-          <w:rFonts w:eastAsia="Consolas" w:ascii="Consolas"/>
-          <w:sz w:val="16"/>
-          <w:szCs w:val="16"/>
-        </w:rPr>
-        <w:t xml:space="preserve">       音频播放，SQLite管理播放列表，支持本地和网络播放。</w:t>
-      </w:r>
-    </w:p>
-    <w:p>
-      <w:pPr/>
-      <w:r>
-        <w:rPr>
-          <w:rFonts w:eastAsia="Consolas" w:ascii="Consolas"/>
-          <w:sz w:val="12"/>
-          <w:szCs w:val="12"/>
-        </w:rPr>
-        <w:t xml:space="preserve"/>
-      </w:r>
-    </w:p>
-    <w:p>
-      <w:pPr/>
-      <w:r>
-        <w:rPr>
-          <w:rFonts w:eastAsia="Consolas" w:ascii="Consolas"/>
-          <w:sz w:val="16"/>
-          <w:szCs w:val="16"/>
-        </w:rPr>
-        <w:t xml:space="preserve">Claude &gt; 已创建项目框架：MediaPlayer/ ├ Program.cs ├ MainForm.cs</w:t>
-      </w:r>
-    </w:p>
-    <w:p>
-      <w:pPr/>
-      <w:r>
-        <w:rPr>
-          <w:rFonts w:eastAsia="Consolas" w:ascii="Consolas"/>
-          <w:sz w:val="16"/>
-          <w:szCs w:val="16"/>
-        </w:rPr>
-        <w:t xml:space="preserve">  ├ Models/Song.cs ├ Services/PlayerService.cs（NAudio播放封装）</w:t>
-      </w:r>
-    </w:p>
-    <w:p>
-      <w:pPr/>
-      <w:r>
-        <w:rPr>
-          <w:rFonts w:eastAsia="Consolas" w:ascii="Consolas"/>
-          <w:sz w:val="16"/>
-          <w:szCs w:val="16"/>
-        </w:rPr>
-        <w:t xml:space="preserve">  ├ Services/DatabaseService.cs（SQLite持久化）├ Services/NetworkService.cs</w:t>
-      </w:r>
-    </w:p>
-    <w:p>
-      <w:pPr/>
-      <w:r>
-        <w:rPr>
-          <w:rFonts w:eastAsia="Consolas" w:ascii="Consolas"/>
-          <w:sz w:val="16"/>
-          <w:szCs w:val="16"/>
-        </w:rPr>
-        <w:t xml:space="preserve">  设计思路：分层架构，服务层通过事件机制与UI解耦</w:t>
-      </w:r>
-    </w:p>
-    <w:p>
-      <w:pPr/>
-      <w:r>
-        <w:rPr>
-          <w:rFonts w:eastAsia="Consolas" w:ascii="Consolas"/>
-          <w:sz w:val="16"/>
-          <w:szCs w:val="16"/>
-        </w:rPr>
-        <w:t xml:space="preserve">  PlayerService使用IWavePlayer抽象输出设备，WaveStream基类支持多态</w:t>
-      </w:r>
-    </w:p>
-    <w:p>
-      <w:pPr/>
-      <w:r>
-        <w:rPr>
-          <w:rFonts w:eastAsia="Consolas" w:ascii="Consolas"/>
-          <w:sz w:val="12"/>
-          <w:szCs w:val="12"/>
-        </w:rPr>
-        <w:t xml:space="preserve"/>
-      </w:r>
-    </w:p>
-    <w:p>
-      <w:pPr/>
-      <w:r>
-        <w:rPr>
-          <w:rFonts w:eastAsia="Consolas" w:ascii="Consolas"/>
-          <w:sz w:val="16"/>
-          <w:szCs w:val="16"/>
-        </w:rPr>
-        <w:t xml:space="preserve">────────────────────────────────────────────</w:t>
-      </w:r>
-    </w:p>
-    <w:p>
-      <w:pPr/>
-      <w:r>
-        <w:rPr>
-          <w:rFonts w:eastAsia="宋体" w:ascii="宋体"/>
-          <w:sz w:val="18"/>
-          <w:szCs w:val="18"/>
-          <w:b/>
-        </w:rPr>
-        <w:t xml:space="preserve">Prompt #2（网络下载功能）</w:t>
-      </w:r>
-    </w:p>
-    <w:p>
-      <w:pPr/>
-      <w:r>
-        <w:rPr>
-          <w:rFonts w:eastAsia="Consolas" w:ascii="Consolas"/>
-          <w:sz w:val="16"/>
-          <w:szCs w:val="16"/>
-        </w:rPr>
-        <w:t xml:space="preserve">────────────────────────────────────────────</w:t>
-      </w:r>
-    </w:p>
-    <w:p>
-      <w:pPr/>
-      <w:r>
-        <w:rPr>
-          <w:rFonts w:eastAsia="Consolas" w:ascii="Consolas"/>
-          <w:sz w:val="16"/>
-          <w:szCs w:val="16"/>
-        </w:rPr>
-        <w:t xml:space="preserve">用户 &gt; 为播放器添加网络音频下载功能，使用HttpClient异步下载，</w:t>
-      </w:r>
-    </w:p>
-    <w:p>
-      <w:pPr/>
-      <w:r>
-        <w:rPr>
-          <w:rFonts w:eastAsia="Consolas" w:ascii="Consolas"/>
-          <w:sz w:val="16"/>
-          <w:szCs w:val="16"/>
-        </w:rPr>
-        <w:t xml:space="preserve">       显示进度，支持取消，缓存到本地。</w:t>
-      </w:r>
-    </w:p>
-    <w:p>
-      <w:pPr/>
-      <w:r>
-        <w:rPr>
-          <w:rFonts w:eastAsia="Consolas" w:ascii="Consolas"/>
-          <w:sz w:val="12"/>
-          <w:szCs w:val="12"/>
-        </w:rPr>
-        <w:t xml:space="preserve"/>
-      </w:r>
-    </w:p>
-    <w:p>
-      <w:pPr/>
-      <w:r>
-        <w:rPr>
-          <w:rFonts w:eastAsia="Consolas" w:ascii="Consolas"/>
-          <w:sz w:val="16"/>
-          <w:szCs w:val="16"/>
-        </w:rPr>
-        <w:t xml:space="preserve">Claude &gt; 实现NetworkService类：</w:t>
-      </w:r>
-    </w:p>
-    <w:p>
-      <w:pPr/>
-      <w:r>
-        <w:rPr>
-          <w:rFonts w:eastAsia="Consolas" w:ascii="Consolas"/>
-          <w:sz w:val="16"/>
-          <w:szCs w:val="16"/>
-        </w:rPr>
-        <w:t xml:space="preserve">  1. DownloadAudioAsync — 流式下载（ResponseHeadersRead模式）</w:t>
-      </w:r>
-    </w:p>
-    <w:p>
-      <w:pPr/>
-      <w:r>
-        <w:rPr>
-          <w:rFonts w:eastAsia="Consolas" w:ascii="Consolas"/>
-          <w:sz w:val="16"/>
-          <w:szCs w:val="16"/>
-        </w:rPr>
-        <w:t xml:space="preserve">  2. ProgressStream包装流 — 实时报告下载进度</w:t>
-      </w:r>
-    </w:p>
-    <w:p>
-      <w:pPr/>
-      <w:r>
-        <w:rPr>
-          <w:rFonts w:eastAsia="Consolas" w:ascii="Consolas"/>
-          <w:sz w:val="16"/>
-          <w:szCs w:val="16"/>
-        </w:rPr>
-        <w:t xml:space="preserve">  3. CancellationToken — 取消下载控制</w:t>
-      </w:r>
-    </w:p>
-    <w:p>
-      <w:pPr/>
-      <w:r>
-        <w:rPr>
-          <w:rFonts w:eastAsia="Consolas" w:ascii="Consolas"/>
-          <w:sz w:val="16"/>
-          <w:szCs w:val="16"/>
-        </w:rPr>
-        <w:t xml:space="preserve">  4. SHA256哈希缓存 — 避免重复下载</w:t>
-      </w:r>
-    </w:p>
-    <w:p>
-      <w:pPr/>
-      <w:r>
-        <w:rPr>
-          <w:rFonts w:eastAsia="Consolas" w:ascii="Consolas"/>
-          <w:sz w:val="12"/>
-          <w:szCs w:val="12"/>
-        </w:rPr>
-        <w:t xml:space="preserve"/>
-      </w:r>
-    </w:p>
-    <w:p>
-      <w:pPr/>
-      <w:r>
-        <w:rPr>
-          <w:rFonts w:eastAsia="Consolas" w:ascii="Consolas"/>
-          <w:sz w:val="16"/>
-          <w:szCs w:val="16"/>
-        </w:rPr>
-        <w:t xml:space="preserve">分析：两次Prompt均得到较高质量回复。第一次Claude生成完整项目结构</w:t>
-      </w:r>
-    </w:p>
-    <w:p>
-      <w:pPr/>
-      <w:r>
-        <w:rPr>
-          <w:rFonts w:eastAsia="Consolas" w:ascii="Consolas"/>
-          <w:sz w:val="16"/>
-          <w:szCs w:val="16"/>
-        </w:rPr>
-        <w:t xml:space="preserve">和基础类代码，约完成70%框架工作；第二次生成NetworkService可直接使用。</w:t>
-      </w:r>
-    </w:p>
-    <w:p>
-      <w:pPr/>
-      <w:r>
-        <w:rPr>
-          <w:rFonts w:eastAsia="Consolas" w:ascii="Consolas"/>
-          <w:sz w:val="16"/>
-          <w:szCs w:val="16"/>
-        </w:rPr>
-        <w:t xml:space="preserve">需手动完善的：UI布局细节、暗色主题样式、InputDialog辅助类。</w:t>
-      </w:r>
-    </w:p>
-    <w:p>
-      <w:pPr/>
-      <w:r>
-        <w:rPr>
-          <w:rFonts w:eastAsia="Consolas" w:ascii="Consolas"/>
-          <w:sz w:val="16"/>
-          <w:szCs w:val="16"/>
-        </w:rPr>
-        <w:t xml:space="preserve">────────────────────────────────────────────</w:t>
-      </w:r>
-    </w:p>
-    <w:p>
-      <w:pPr/>
-      <w:r>
-        <w:rPr>
-          <w:rFonts w:eastAsia="宋体" w:ascii="宋体"/>
-          <w:sz w:val="21"/>
-          <w:szCs w:val="21"/>
-        </w:rPr>
-        <w:t xml:space="preserve">图3展示了与Claude Code的两次Prompt交互记录。Prompt #1创建项目框架，Claude生成了完整的分层架构和基础服务类；Prompt #2实现网络下载功能，Claude提供了可直接使用的NetworkService实现代码。通过AI辅助编程，显著减少了重复性代码编写时间，使开发者能专注于架构设计和业务逻辑优化。</w:t>
+      <w:pPr>
+        <w:jc w:val="center"/>
+      </w:pPr>
+      <w:r>
+        <w:drawing>
+          <wp:inline xmlns:a="http://schemas.openxmlformats.org/drawingml/2006/main" xmlns:pic="http://schemas.openxmlformats.org/drawingml/2006/picture">
+            <wp:extent cx="4572000" cy="2743200"/>
+            <wp:docPr id="13" name="Picture 13"/>
+            <wp:cNvGraphicFramePr>
+              <a:graphicFrameLocks noChangeAspect="1"/>
+            </wp:cNvGraphicFramePr>
+            <a:graphic>
+              <a:graphicData uri="http://schemas.openxmlformats.org/drawingml/2006/picture">
+                <pic:pic>
+                  <pic:nvPicPr>
+                    <pic:cNvPr id="0" name="prompt_screenshot.png"/>
+                    <pic:cNvPicPr/>
+                  </pic:nvPicPr>
+                  <pic:blipFill>
+                    <a:blip r:embed="rId12"/>
+                    <a:stretch>
+                      <a:fillRect/>
+                    </a:stretch>
+                  </pic:blipFill>
+                  <pic:spPr>
+                    <a:xfrm>
+                      <a:off x="0" y="0"/>
+                      <a:ext cx="4572000" cy="2743200"/>
+                    </a:xfrm>
+                    <a:prstGeom prst="rect"/>
+                  </pic:spPr>
+                </pic:pic>
+              </a:graphicData>
+            </a:graphic>
+          </wp:inline>
+        </w:drawing>
+      </w:r>
+    </w:p>
+    <w:p>
+      <w:pPr>
+        <w:jc w:val="center"/>
+      </w:pPr>
+      <w:r>
+        <w:t>图3：Claude Code Prompt交互截图</w:t>
+      </w:r>
+    </w:p>
+    <w:p>
+      <w:pPr>
+        <w:ind w:firstLine="720"/>
+        <w:jc w:val="left"/>
+      </w:pPr>
+      <w:r>
+        <w:t>图3展示了在开发过程中与Claude Code的两次关键Prompt交互截图。第一次Prompt请求创建播放器项目框架，Claude生成了完整的分层架构代码，包括PlayerService、DatabaseService等核心服务类；第二次Prompt请求添加网络下载功能，Claude提供了完整的NetworkService实现。通过AI辅助编程，大幅提升了代码框架生成效率。</w:t>
       </w:r>
     </w:p>
     <w:p>

--- a/Windows程序设计-期末作业2026.docx
+++ b/Windows程序设计-期末作业2026.docx
@@ -6092,7 +6092,7 @@
       <w:r>
         <w:drawing>
           <wp:inline xmlns:a="http://schemas.openxmlformats.org/drawingml/2006/main" xmlns:pic="http://schemas.openxmlformats.org/drawingml/2006/picture">
-            <wp:extent cx="4572000" cy="2743200"/>
+            <wp:extent cx="4572000" cy="2406316"/>
             <wp:docPr id="13" name="Picture 13"/>
             <wp:cNvGraphicFramePr>
               <a:graphicFrameLocks noChangeAspect="1"/>
@@ -6113,7 +6113,7 @@
                   <pic:spPr>
                     <a:xfrm>
                       <a:off x="0" y="0"/>
-                      <a:ext cx="4572000" cy="2743200"/>
+                      <a:ext cx="4572000" cy="2406316"/>
                     </a:xfrm>
                     <a:prstGeom prst="rect"/>
                   </pic:spPr>
@@ -6134,11 +6134,10 @@
     </w:p>
     <w:p>
       <w:pPr>
-        <w:ind w:firstLine="720"/>
-        <w:jc w:val="left"/>
-      </w:pPr>
-      <w:r>
-        <w:t>图3展示了在开发过程中与Claude Code的两次关键Prompt交互截图。第一次Prompt请求创建播放器项目框架，Claude生成了完整的分层架构代码，包括PlayerService、DatabaseService等核心服务类；第二次Prompt请求添加网络下载功能，Claude提供了完整的NetworkService实现。通过AI辅助编程，大幅提升了代码框架生成效率。</w:t>
+        <w:ind w:firstLine="576"/>
+      </w:pPr>
+      <w:r>
+        <w:t>图3展示了与Claude Code的两次关键Prompt交互截图。第一次Prompt请求创建项目框架，Claude生成了完整的分层架构代码；第二次Prompt请求添加网络下载功能，Claude提供了完整的NetworkService实现方案。</w:t>
       </w:r>
     </w:p>
     <w:p>
